--- a/output/India_Profile_DRAFT.docx
+++ b/output/India_Profile_DRAFT.docx
@@ -4,12 +4,7 @@
   <w:body>
     <w:p>
       <w:pPr>
-        <w:spacing w:after="1200"/>
-      </w:pPr>
-    </w:p>
-    <w:p>
-      <w:pPr>
-        <w:spacing w:after="40"/>
+        <w:spacing w:before="800" w:after="40"/>
       </w:pPr>
       <w:r>
         <w:rPr>
@@ -22,25 +17,620 @@
     </w:p>
     <w:p>
       <w:pPr>
-        <w:spacing w:after="600"/>
+        <w:spacing w:after="560"/>
       </w:pPr>
       <w:r>
         <w:rPr>
           <w:b/>
           <w:color w:val="D91F2C"/>
-          <w:sz w:val="72"/>
+          <w:sz w:val="80"/>
         </w:rPr>
         <w:t>India</w:t>
       </w:r>
     </w:p>
     <w:p>
+      <w:r>
+        <w:drawing>
+          <wp:inline xmlns:a="http://schemas.openxmlformats.org/drawingml/2006/main" xmlns:pic="http://schemas.openxmlformats.org/drawingml/2006/picture">
+            <wp:extent cx="5976000" cy="2689200"/>
+            <wp:docPr id="1" name="Picture 1"/>
+            <wp:cNvGraphicFramePr>
+              <a:graphicFrameLocks noChangeAspect="1"/>
+            </wp:cNvGraphicFramePr>
+            <a:graphic>
+              <a:graphicData uri="http://schemas.openxmlformats.org/drawingml/2006/picture">
+                <pic:pic>
+                  <pic:nvPicPr>
+                    <pic:cNvPr id="0" name="India_cover_map.png"/>
+                    <pic:cNvPicPr/>
+                  </pic:nvPicPr>
+                  <pic:blipFill>
+                    <a:blip r:embed="rId10"/>
+                    <a:stretch>
+                      <a:fillRect/>
+                    </a:stretch>
+                  </pic:blipFill>
+                  <pic:spPr>
+                    <a:xfrm>
+                      <a:off x="0" y="0"/>
+                      <a:ext cx="5976000" cy="2689200"/>
+                    </a:xfrm>
+                    <a:prstGeom prst="rect"/>
+                  </pic:spPr>
+                </pic:pic>
+              </a:graphicData>
+            </a:graphic>
+          </wp:inline>
+        </w:drawing>
+      </w:r>
+    </w:p>
+    <w:p>
+      <w:pPr>
+        <w:spacing w:before="480"/>
+      </w:pPr>
       <w:r>
         <w:rPr>
           <w:i/>
           <w:color w:val="6E6E6E"/>
           <w:sz w:val="20"/>
         </w:rPr>
-        <w:t>Draft prepared 2026-09-24. Public-source sections were researched and independently fact-checked before this draft was written; the CSI Assessment section requires completion from Cedars-Sinai's internal data.</w:t>
+        <w:t>Draft prepared 2026-09-24. Superscript numbers refer to the numbered sources in the companion document, India_Profile_DRAFT_SOURCES.docx. The CSI Assessment section requires completion from Cedars-Sinai's internal data.</w:t>
+      </w:r>
+    </w:p>
+    <w:p>
+      <w:pPr>
+        <w:spacing w:before="1200"/>
+        <w:jc w:val="right"/>
+      </w:pPr>
+      <w:r>
+        <w:rPr>
+          <w:b/>
+          <w:color w:val="6E6E6E"/>
+          <w:sz w:val="22"/>
+        </w:rPr>
+        <w:t>Cedars-Sinai  |  INTERNATIONAL</w:t>
+      </w:r>
+    </w:p>
+    <w:p>
+      <w:r>
+        <w:br w:type="page"/>
+      </w:r>
+    </w:p>
+    <w:p>
+      <w:pPr>
+        <w:spacing w:after="280"/>
+      </w:pPr>
+      <w:r>
+        <w:rPr>
+          <w:color w:val="D91F2C"/>
+          <w:sz w:val="40"/>
+        </w:rPr>
+        <w:t>Table of Contents</w:t>
+      </w:r>
+    </w:p>
+    <w:p>
+      <w:pPr>
+        <w:tabs>
+          <w:tab w:pos="9411" w:val="right" w:leader="dot"/>
+        </w:tabs>
+        <w:spacing w:after="120" w:before="160"/>
+        <w:ind w:left="0"/>
+      </w:pPr>
+      <w:hyperlink w:anchor="_sec1">
+        <w:r>
+          <w:rPr>
+            <w:b/>
+          </w:rPr>
+          <w:t xml:space="preserve">Country Overview</w:t>
+        </w:r>
+      </w:hyperlink>
+      <w:r>
+        <w:tab/>
+      </w:r>
+      <w:r>
+        <w:fldChar w:fldCharType="begin"/>
+      </w:r>
+      <w:r>
+        <w:instrText xml:space="preserve"> PAGEREF _sec1 \h </w:instrText>
+      </w:r>
+      <w:r>
+        <w:fldChar w:fldCharType="separate"/>
+      </w:r>
+      <w:r>
+        <w:t/>
+      </w:r>
+      <w:r>
+        <w:fldChar w:fldCharType="end"/>
+      </w:r>
+    </w:p>
+    <w:p>
+      <w:pPr>
+        <w:tabs>
+          <w:tab w:pos="9411" w:val="right" w:leader="dot"/>
+        </w:tabs>
+        <w:spacing w:after="80" w:before="0"/>
+        <w:ind w:left="340"/>
+      </w:pPr>
+      <w:hyperlink w:anchor="_sec2">
+        <w:r>
+          <w:rPr>
+            <w:i/>
+          </w:rPr>
+          <w:t xml:space="preserve">Population and Demographics</w:t>
+        </w:r>
+      </w:hyperlink>
+      <w:r>
+        <w:tab/>
+      </w:r>
+      <w:r>
+        <w:fldChar w:fldCharType="begin"/>
+      </w:r>
+      <w:r>
+        <w:instrText xml:space="preserve"> PAGEREF _sec2 \h </w:instrText>
+      </w:r>
+      <w:r>
+        <w:fldChar w:fldCharType="separate"/>
+      </w:r>
+      <w:r>
+        <w:t/>
+      </w:r>
+      <w:r>
+        <w:fldChar w:fldCharType="end"/>
+      </w:r>
+    </w:p>
+    <w:p>
+      <w:pPr>
+        <w:tabs>
+          <w:tab w:pos="9411" w:val="right" w:leader="dot"/>
+        </w:tabs>
+        <w:spacing w:after="80" w:before="0"/>
+        <w:ind w:left="340"/>
+      </w:pPr>
+      <w:hyperlink w:anchor="_sec3">
+        <w:r>
+          <w:rPr>
+            <w:i/>
+          </w:rPr>
+          <w:t xml:space="preserve">Government</w:t>
+        </w:r>
+      </w:hyperlink>
+      <w:r>
+        <w:tab/>
+      </w:r>
+      <w:r>
+        <w:fldChar w:fldCharType="begin"/>
+      </w:r>
+      <w:r>
+        <w:instrText xml:space="preserve"> PAGEREF _sec3 \h </w:instrText>
+      </w:r>
+      <w:r>
+        <w:fldChar w:fldCharType="separate"/>
+      </w:r>
+      <w:r>
+        <w:t/>
+      </w:r>
+      <w:r>
+        <w:fldChar w:fldCharType="end"/>
+      </w:r>
+    </w:p>
+    <w:p>
+      <w:pPr>
+        <w:tabs>
+          <w:tab w:pos="9411" w:val="right" w:leader="dot"/>
+        </w:tabs>
+        <w:spacing w:after="80" w:before="0"/>
+        <w:ind w:left="340"/>
+      </w:pPr>
+      <w:hyperlink w:anchor="_sec4">
+        <w:r>
+          <w:rPr>
+            <w:i/>
+          </w:rPr>
+          <w:t xml:space="preserve">Economy</w:t>
+        </w:r>
+      </w:hyperlink>
+      <w:r>
+        <w:tab/>
+      </w:r>
+      <w:r>
+        <w:fldChar w:fldCharType="begin"/>
+      </w:r>
+      <w:r>
+        <w:instrText xml:space="preserve"> PAGEREF _sec4 \h </w:instrText>
+      </w:r>
+      <w:r>
+        <w:fldChar w:fldCharType="separate"/>
+      </w:r>
+      <w:r>
+        <w:t/>
+      </w:r>
+      <w:r>
+        <w:fldChar w:fldCharType="end"/>
+      </w:r>
+    </w:p>
+    <w:p>
+      <w:pPr>
+        <w:tabs>
+          <w:tab w:pos="9411" w:val="right" w:leader="dot"/>
+        </w:tabs>
+        <w:spacing w:after="80" w:before="0"/>
+        <w:ind w:left="340"/>
+      </w:pPr>
+      <w:hyperlink w:anchor="_sec5">
+        <w:r>
+          <w:rPr>
+            <w:i/>
+          </w:rPr>
+          <w:t xml:space="preserve">Disease Prevalence</w:t>
+        </w:r>
+      </w:hyperlink>
+      <w:r>
+        <w:tab/>
+      </w:r>
+      <w:r>
+        <w:fldChar w:fldCharType="begin"/>
+      </w:r>
+      <w:r>
+        <w:instrText xml:space="preserve"> PAGEREF _sec5 \h </w:instrText>
+      </w:r>
+      <w:r>
+        <w:fldChar w:fldCharType="separate"/>
+      </w:r>
+      <w:r>
+        <w:t/>
+      </w:r>
+      <w:r>
+        <w:fldChar w:fldCharType="end"/>
+      </w:r>
+    </w:p>
+    <w:p>
+      <w:pPr>
+        <w:tabs>
+          <w:tab w:pos="9411" w:val="right" w:leader="dot"/>
+        </w:tabs>
+        <w:spacing w:after="120" w:before="160"/>
+        <w:ind w:left="0"/>
+      </w:pPr>
+      <w:hyperlink w:anchor="_sec6">
+        <w:r>
+          <w:rPr>
+            <w:b/>
+          </w:rPr>
+          <w:t xml:space="preserve">India Health System</w:t>
+        </w:r>
+      </w:hyperlink>
+      <w:r>
+        <w:tab/>
+      </w:r>
+      <w:r>
+        <w:fldChar w:fldCharType="begin"/>
+      </w:r>
+      <w:r>
+        <w:instrText xml:space="preserve"> PAGEREF _sec6 \h </w:instrText>
+      </w:r>
+      <w:r>
+        <w:fldChar w:fldCharType="separate"/>
+      </w:r>
+      <w:r>
+        <w:t/>
+      </w:r>
+      <w:r>
+        <w:fldChar w:fldCharType="end"/>
+      </w:r>
+    </w:p>
+    <w:p>
+      <w:pPr>
+        <w:tabs>
+          <w:tab w:pos="9411" w:val="right" w:leader="dot"/>
+        </w:tabs>
+        <w:spacing w:after="80" w:before="0"/>
+        <w:ind w:left="340"/>
+      </w:pPr>
+      <w:hyperlink w:anchor="_sec7">
+        <w:r>
+          <w:rPr>
+            <w:i/>
+          </w:rPr>
+          <w:t xml:space="preserve">Public Healthcare System</w:t>
+        </w:r>
+      </w:hyperlink>
+      <w:r>
+        <w:tab/>
+      </w:r>
+      <w:r>
+        <w:fldChar w:fldCharType="begin"/>
+      </w:r>
+      <w:r>
+        <w:instrText xml:space="preserve"> PAGEREF _sec7 \h </w:instrText>
+      </w:r>
+      <w:r>
+        <w:fldChar w:fldCharType="separate"/>
+      </w:r>
+      <w:r>
+        <w:t/>
+      </w:r>
+      <w:r>
+        <w:fldChar w:fldCharType="end"/>
+      </w:r>
+    </w:p>
+    <w:p>
+      <w:pPr>
+        <w:tabs>
+          <w:tab w:pos="9411" w:val="right" w:leader="dot"/>
+        </w:tabs>
+        <w:spacing w:after="80" w:before="0"/>
+        <w:ind w:left="340"/>
+      </w:pPr>
+      <w:hyperlink w:anchor="_sec8">
+        <w:r>
+          <w:rPr>
+            <w:i/>
+          </w:rPr>
+          <w:t xml:space="preserve">Private Healthcare System</w:t>
+        </w:r>
+      </w:hyperlink>
+      <w:r>
+        <w:tab/>
+      </w:r>
+      <w:r>
+        <w:fldChar w:fldCharType="begin"/>
+      </w:r>
+      <w:r>
+        <w:instrText xml:space="preserve"> PAGEREF _sec8 \h </w:instrText>
+      </w:r>
+      <w:r>
+        <w:fldChar w:fldCharType="separate"/>
+      </w:r>
+      <w:r>
+        <w:t/>
+      </w:r>
+      <w:r>
+        <w:fldChar w:fldCharType="end"/>
+      </w:r>
+    </w:p>
+    <w:p>
+      <w:pPr>
+        <w:tabs>
+          <w:tab w:pos="9411" w:val="right" w:leader="dot"/>
+        </w:tabs>
+        <w:spacing w:after="80" w:before="0"/>
+        <w:ind w:left="340"/>
+      </w:pPr>
+      <w:hyperlink w:anchor="_sec9">
+        <w:r>
+          <w:rPr>
+            <w:i/>
+          </w:rPr>
+          <w:t xml:space="preserve">Healthcare Financing</w:t>
+        </w:r>
+      </w:hyperlink>
+      <w:r>
+        <w:tab/>
+      </w:r>
+      <w:r>
+        <w:fldChar w:fldCharType="begin"/>
+      </w:r>
+      <w:r>
+        <w:instrText xml:space="preserve"> PAGEREF _sec9 \h </w:instrText>
+      </w:r>
+      <w:r>
+        <w:fldChar w:fldCharType="separate"/>
+      </w:r>
+      <w:r>
+        <w:t/>
+      </w:r>
+      <w:r>
+        <w:fldChar w:fldCharType="end"/>
+      </w:r>
+    </w:p>
+    <w:p>
+      <w:pPr>
+        <w:tabs>
+          <w:tab w:pos="9411" w:val="right" w:leader="dot"/>
+        </w:tabs>
+        <w:spacing w:after="80" w:before="0"/>
+        <w:ind w:left="340"/>
+      </w:pPr>
+      <w:hyperlink w:anchor="_sec10">
+        <w:r>
+          <w:rPr>
+            <w:i/>
+          </w:rPr>
+          <w:t xml:space="preserve">Workforce</w:t>
+        </w:r>
+      </w:hyperlink>
+      <w:r>
+        <w:tab/>
+      </w:r>
+      <w:r>
+        <w:fldChar w:fldCharType="begin"/>
+      </w:r>
+      <w:r>
+        <w:instrText xml:space="preserve"> PAGEREF _sec10 \h </w:instrText>
+      </w:r>
+      <w:r>
+        <w:fldChar w:fldCharType="separate"/>
+      </w:r>
+      <w:r>
+        <w:t/>
+      </w:r>
+      <w:r>
+        <w:fldChar w:fldCharType="end"/>
+      </w:r>
+    </w:p>
+    <w:p>
+      <w:pPr>
+        <w:tabs>
+          <w:tab w:pos="9411" w:val="right" w:leader="dot"/>
+        </w:tabs>
+        <w:spacing w:after="80" w:before="0"/>
+        <w:ind w:left="340"/>
+      </w:pPr>
+      <w:hyperlink w:anchor="_sec11">
+        <w:r>
+          <w:rPr>
+            <w:i/>
+          </w:rPr>
+          <w:t xml:space="preserve">Education</w:t>
+        </w:r>
+      </w:hyperlink>
+      <w:r>
+        <w:tab/>
+      </w:r>
+      <w:r>
+        <w:fldChar w:fldCharType="begin"/>
+      </w:r>
+      <w:r>
+        <w:instrText xml:space="preserve"> PAGEREF _sec11 \h </w:instrText>
+      </w:r>
+      <w:r>
+        <w:fldChar w:fldCharType="separate"/>
+      </w:r>
+      <w:r>
+        <w:t/>
+      </w:r>
+      <w:r>
+        <w:fldChar w:fldCharType="end"/>
+      </w:r>
+    </w:p>
+    <w:p>
+      <w:pPr>
+        <w:tabs>
+          <w:tab w:pos="9411" w:val="right" w:leader="dot"/>
+        </w:tabs>
+        <w:spacing w:after="80" w:before="0"/>
+        <w:ind w:left="340"/>
+      </w:pPr>
+      <w:hyperlink w:anchor="_sec12">
+        <w:r>
+          <w:rPr>
+            <w:i/>
+          </w:rPr>
+          <w:t xml:space="preserve">Healthcare Outlook</w:t>
+        </w:r>
+      </w:hyperlink>
+      <w:r>
+        <w:tab/>
+      </w:r>
+      <w:r>
+        <w:fldChar w:fldCharType="begin"/>
+      </w:r>
+      <w:r>
+        <w:instrText xml:space="preserve"> PAGEREF _sec12 \h </w:instrText>
+      </w:r>
+      <w:r>
+        <w:fldChar w:fldCharType="separate"/>
+      </w:r>
+      <w:r>
+        <w:t/>
+      </w:r>
+      <w:r>
+        <w:fldChar w:fldCharType="end"/>
+      </w:r>
+    </w:p>
+    <w:p>
+      <w:pPr>
+        <w:tabs>
+          <w:tab w:pos="9411" w:val="right" w:leader="dot"/>
+        </w:tabs>
+        <w:spacing w:after="80" w:before="0"/>
+        <w:ind w:left="340"/>
+      </w:pPr>
+      <w:hyperlink w:anchor="_sec13">
+        <w:r>
+          <w:rPr>
+            <w:i/>
+          </w:rPr>
+          <w:t xml:space="preserve">Competitive Landscape</w:t>
+        </w:r>
+      </w:hyperlink>
+      <w:r>
+        <w:tab/>
+      </w:r>
+      <w:r>
+        <w:fldChar w:fldCharType="begin"/>
+      </w:r>
+      <w:r>
+        <w:instrText xml:space="preserve"> PAGEREF _sec13 \h </w:instrText>
+      </w:r>
+      <w:r>
+        <w:fldChar w:fldCharType="separate"/>
+      </w:r>
+      <w:r>
+        <w:t/>
+      </w:r>
+      <w:r>
+        <w:fldChar w:fldCharType="end"/>
+      </w:r>
+    </w:p>
+    <w:p>
+      <w:pPr>
+        <w:tabs>
+          <w:tab w:pos="9411" w:val="right" w:leader="dot"/>
+        </w:tabs>
+        <w:spacing w:after="120" w:before="160"/>
+        <w:ind w:left="0"/>
+      </w:pPr>
+      <w:hyperlink w:anchor="_sec14">
+        <w:r>
+          <w:rPr>
+            <w:b/>
+          </w:rPr>
+          <w:t xml:space="preserve">Recent Developments</w:t>
+        </w:r>
+      </w:hyperlink>
+      <w:r>
+        <w:tab/>
+      </w:r>
+      <w:r>
+        <w:fldChar w:fldCharType="begin"/>
+      </w:r>
+      <w:r>
+        <w:instrText xml:space="preserve"> PAGEREF _sec14 \h </w:instrText>
+      </w:r>
+      <w:r>
+        <w:fldChar w:fldCharType="separate"/>
+      </w:r>
+      <w:r>
+        <w:t/>
+      </w:r>
+      <w:r>
+        <w:fldChar w:fldCharType="end"/>
+      </w:r>
+    </w:p>
+    <w:p>
+      <w:pPr>
+        <w:tabs>
+          <w:tab w:pos="9411" w:val="right" w:leader="dot"/>
+        </w:tabs>
+        <w:spacing w:after="120" w:before="160"/>
+        <w:ind w:left="0"/>
+      </w:pPr>
+      <w:hyperlink w:anchor="_sec15">
+        <w:r>
+          <w:rPr>
+            <w:b/>
+          </w:rPr>
+          <w:t xml:space="preserve">CSI Assessment</w:t>
+        </w:r>
+      </w:hyperlink>
+      <w:r>
+        <w:tab/>
+      </w:r>
+      <w:r>
+        <w:fldChar w:fldCharType="begin"/>
+      </w:r>
+      <w:r>
+        <w:instrText xml:space="preserve"> PAGEREF _sec15 \h </w:instrText>
+      </w:r>
+      <w:r>
+        <w:fldChar w:fldCharType="separate"/>
+      </w:r>
+      <w:r>
+        <w:t/>
+      </w:r>
+      <w:r>
+        <w:fldChar w:fldCharType="end"/>
       </w:r>
     </w:p>
     <w:p>
@@ -52,9 +642,11 @@
       <w:pPr>
         <w:pStyle w:val="Heading1"/>
       </w:pPr>
+      <w:bookmarkStart w:id="1" w:name="_sec1"/>
       <w:r>
         <w:t>Country Overview</w:t>
       </w:r>
+      <w:bookmarkEnd w:id="1"/>
     </w:p>
     <w:p>
       <w:pPr>
@@ -68,9 +660,11 @@
       <w:pPr>
         <w:pStyle w:val="Heading2"/>
       </w:pPr>
+      <w:bookmarkStart w:id="2" w:name="_sec2"/>
       <w:r>
         <w:t>Population and Demographics</w:t>
       </w:r>
+      <w:bookmarkEnd w:id="2"/>
     </w:p>
     <w:tbl>
       <w:tblPr>
@@ -118,6 +712,15 @@
               </w:rPr>
               <w:t>New Delhi</w:t>
             </w:r>
+            <w:hyperlink r:id="rId11">
+              <w:r>
+                <w:rPr>
+                  <w:color w:val="B31822"/>
+                  <w:vertAlign w:val="superscript"/>
+                </w:rPr>
+                <w:t xml:space="preserve">1</w:t>
+              </w:r>
+            </w:hyperlink>
           </w:p>
         </w:tc>
         <w:tc>
@@ -152,6 +755,15 @@
               </w:rPr>
               <w:t>Hindi and English are the official languages of the Union; the Constitution's Eighth Schedule lists 22 scheduled languages</w:t>
             </w:r>
+            <w:hyperlink r:id="rId11">
+              <w:r>
+                <w:rPr>
+                  <w:color w:val="B31822"/>
+                  <w:vertAlign w:val="superscript"/>
+                </w:rPr>
+                <w:t xml:space="preserve">1</w:t>
+              </w:r>
+            </w:hyperlink>
           </w:p>
         </w:tc>
       </w:tr>
@@ -188,6 +800,24 @@
               </w:rPr>
               <w:t>About 1.46 billion (2025 estimate, UN World Population Prospects 2024); the world's most populous country</w:t>
             </w:r>
+            <w:hyperlink r:id="rId12">
+              <w:r>
+                <w:rPr>
+                  <w:color w:val="B31822"/>
+                  <w:vertAlign w:val="superscript"/>
+                </w:rPr>
+                <w:t xml:space="preserve">2,</w:t>
+              </w:r>
+            </w:hyperlink>
+            <w:hyperlink r:id="rId13">
+              <w:r>
+                <w:rPr>
+                  <w:color w:val="B31822"/>
+                  <w:vertAlign w:val="superscript"/>
+                </w:rPr>
+                <w:t xml:space="preserve">3</w:t>
+              </w:r>
+            </w:hyperlink>
           </w:p>
         </w:tc>
         <w:tc>
@@ -222,6 +852,15 @@
               </w:rPr>
               <w:t>3,287,263 sq km</w:t>
             </w:r>
+            <w:hyperlink r:id="rId11">
+              <w:r>
+                <w:rPr>
+                  <w:color w:val="B31822"/>
+                  <w:vertAlign w:val="superscript"/>
+                </w:rPr>
+                <w:t xml:space="preserve">1</w:t>
+              </w:r>
+            </w:hyperlink>
           </w:p>
         </w:tc>
       </w:tr>
@@ -258,6 +897,24 @@
               </w:rPr>
               <w:t>About US$17.2 trillion in current international dollars (2025, World Bank); about US$15.6 trillion in 2024</w:t>
             </w:r>
+            <w:hyperlink r:id="rId14">
+              <w:r>
+                <w:rPr>
+                  <w:color w:val="B31822"/>
+                  <w:vertAlign w:val="superscript"/>
+                </w:rPr>
+                <w:t xml:space="preserve">4,</w:t>
+              </w:r>
+            </w:hyperlink>
+            <w:hyperlink r:id="rId15">
+              <w:r>
+                <w:rPr>
+                  <w:color w:val="B31822"/>
+                  <w:vertAlign w:val="superscript"/>
+                </w:rPr>
+                <w:t xml:space="preserve">5</w:t>
+              </w:r>
+            </w:hyperlink>
           </w:p>
         </w:tc>
         <w:tc>
@@ -292,6 +949,24 @@
               </w:rPr>
               <w:t>About US$11,748 in current international dollars (2025, World Bank); about US$10,719 in 2024</w:t>
             </w:r>
+            <w:hyperlink r:id="rId16">
+              <w:r>
+                <w:rPr>
+                  <w:color w:val="B31822"/>
+                  <w:vertAlign w:val="superscript"/>
+                </w:rPr>
+                <w:t xml:space="preserve">6,</w:t>
+              </w:r>
+            </w:hyperlink>
+            <w:hyperlink r:id="rId15">
+              <w:r>
+                <w:rPr>
+                  <w:color w:val="B31822"/>
+                  <w:vertAlign w:val="superscript"/>
+                </w:rPr>
+                <w:t xml:space="preserve">5</w:t>
+              </w:r>
+            </w:hyperlink>
           </w:p>
         </w:tc>
       </w:tr>
@@ -328,6 +1003,15 @@
               </w:rPr>
               <w:t>Federal parliamentary democratic republic</w:t>
             </w:r>
+            <w:hyperlink r:id="rId11">
+              <w:r>
+                <w:rPr>
+                  <w:color w:val="B31822"/>
+                  <w:vertAlign w:val="superscript"/>
+                </w:rPr>
+                <w:t xml:space="preserve">1</w:t>
+              </w:r>
+            </w:hyperlink>
           </w:p>
         </w:tc>
         <w:tc>
@@ -362,6 +1046,15 @@
               </w:rPr>
               <w:t>President Droupadi Murmu (in office since 25 July 2022)</w:t>
             </w:r>
+            <w:hyperlink r:id="rId17">
+              <w:r>
+                <w:rPr>
+                  <w:color w:val="B31822"/>
+                  <w:vertAlign w:val="superscript"/>
+                </w:rPr>
+                <w:t xml:space="preserve">7</w:t>
+              </w:r>
+            </w:hyperlink>
           </w:p>
         </w:tc>
       </w:tr>
@@ -398,6 +1091,24 @@
               </w:rPr>
               <w:t>Prime Minister Narendra Modi (in office since 2014, third term since June 2024)</w:t>
             </w:r>
+            <w:hyperlink r:id="rId11">
+              <w:r>
+                <w:rPr>
+                  <w:color w:val="B31822"/>
+                  <w:vertAlign w:val="superscript"/>
+                </w:rPr>
+                <w:t xml:space="preserve">1,</w:t>
+              </w:r>
+            </w:hyperlink>
+            <w:hyperlink r:id="rId17">
+              <w:r>
+                <w:rPr>
+                  <w:color w:val="B31822"/>
+                  <w:vertAlign w:val="superscript"/>
+                </w:rPr>
+                <w:t xml:space="preserve">7</w:t>
+              </w:r>
+            </w:hyperlink>
           </w:p>
         </w:tc>
         <w:tc>
@@ -432,6 +1143,15 @@
               </w:rPr>
               <w:t>Indian rupee (INR)</w:t>
             </w:r>
+            <w:hyperlink r:id="rId11">
+              <w:r>
+                <w:rPr>
+                  <w:color w:val="B31822"/>
+                  <w:vertAlign w:val="superscript"/>
+                </w:rPr>
+                <w:t xml:space="preserve">1</w:t>
+              </w:r>
+            </w:hyperlink>
           </w:p>
         </w:tc>
       </w:tr>
@@ -468,6 +1188,24 @@
               </w:rPr>
               <w:t>35.7% of total (2025, World Bank); 35.4% in 2024</w:t>
             </w:r>
+            <w:hyperlink r:id="rId18">
+              <w:r>
+                <w:rPr>
+                  <w:color w:val="B31822"/>
+                  <w:vertAlign w:val="superscript"/>
+                </w:rPr>
+                <w:t xml:space="preserve">8,</w:t>
+              </w:r>
+            </w:hyperlink>
+            <w:hyperlink r:id="rId15">
+              <w:r>
+                <w:rPr>
+                  <w:color w:val="B31822"/>
+                  <w:vertAlign w:val="superscript"/>
+                </w:rPr>
+                <w:t xml:space="preserve">5</w:t>
+              </w:r>
+            </w:hyperlink>
           </w:p>
         </w:tc>
         <w:tc>
@@ -502,6 +1240,33 @@
               </w:rPr>
               <w:t>1.9 births per woman (2024, Sample Registration System Statistical Report 2024, released May 2026)</w:t>
             </w:r>
+            <w:hyperlink r:id="rId19">
+              <w:r>
+                <w:rPr>
+                  <w:color w:val="B31822"/>
+                  <w:vertAlign w:val="superscript"/>
+                </w:rPr>
+                <w:t xml:space="preserve">9,</w:t>
+              </w:r>
+            </w:hyperlink>
+            <w:hyperlink r:id="rId20">
+              <w:r>
+                <w:rPr>
+                  <w:color w:val="B31822"/>
+                  <w:vertAlign w:val="superscript"/>
+                </w:rPr>
+                <w:t xml:space="preserve">10,</w:t>
+              </w:r>
+            </w:hyperlink>
+            <w:hyperlink r:id="rId21">
+              <w:r>
+                <w:rPr>
+                  <w:color w:val="B31822"/>
+                  <w:vertAlign w:val="superscript"/>
+                </w:rPr>
+                <w:t xml:space="preserve">11</w:t>
+              </w:r>
+            </w:hyperlink>
           </w:p>
         </w:tc>
       </w:tr>
@@ -538,6 +1303,15 @@
               </w:rPr>
               <w:t>24 per 1,000 live births (2024, Sample Registration System), down from 30 in 2019</w:t>
             </w:r>
+            <w:hyperlink r:id="rId20">
+              <w:r>
+                <w:rPr>
+                  <w:color w:val="B31822"/>
+                  <w:vertAlign w:val="superscript"/>
+                </w:rPr>
+                <w:t xml:space="preserve">10</w:t>
+              </w:r>
+            </w:hyperlink>
           </w:p>
         </w:tc>
         <w:tc>
@@ -572,6 +1346,24 @@
               </w:rPr>
               <w:t>10.5% (2022), projected to reach 20.8% by 2050 (UNFPA India Ageing Report 2023)</w:t>
             </w:r>
+            <w:hyperlink r:id="rId22">
+              <w:r>
+                <w:rPr>
+                  <w:color w:val="B31822"/>
+                  <w:vertAlign w:val="superscript"/>
+                </w:rPr>
+                <w:t xml:space="preserve">12,</w:t>
+              </w:r>
+            </w:hyperlink>
+            <w:hyperlink r:id="rId23">
+              <w:r>
+                <w:rPr>
+                  <w:color w:val="B31822"/>
+                  <w:vertAlign w:val="superscript"/>
+                </w:rPr>
+                <w:t xml:space="preserve">13</w:t>
+              </w:r>
+            </w:hyperlink>
           </w:p>
         </w:tc>
       </w:tr>
@@ -583,101 +1375,596 @@
     </w:p>
     <w:p>
       <w:r>
-        <w:t>India is in the middle of a fast and uneven demographic transition. The UN estimates the population at about 1.46 billion in 2025 and projects a peak of roughly 1.7 billion in the early 2060s. Fertility has already dropped below replacement. The Registrar General's Sample Registration System Statistical Report 2024, released in May 2026, puts the national total fertility rate at 1.9 for 2024, and every state except six in the north (Bihar, Uttar Pradesh, Madhya Pradesh, Rajasthan, Chhattisgarh and Jharkhand) is now below the replacement level of 2.1. The regional spread is wide, from 2.9 in Bihar to 1.2 in Delhi, with Kerala, Tamil Nadu and West Bengal at 1.3.</w:t>
-      </w:r>
+        <w:t>India is in the middle of a fast and uneven demographic transition. The UN estimates the population at about 1.46 billion in 2025 and projects a peak of roughly 1.7 billion in the early 2060s.</w:t>
+      </w:r>
+      <w:hyperlink r:id="rId12">
+        <w:r>
+          <w:rPr>
+            <w:color w:val="B31822"/>
+            <w:vertAlign w:val="superscript"/>
+          </w:rPr>
+          <w:t xml:space="preserve">2,</w:t>
+        </w:r>
+      </w:hyperlink>
+      <w:hyperlink r:id="rId13">
+        <w:r>
+          <w:rPr>
+            <w:color w:val="B31822"/>
+            <w:vertAlign w:val="superscript"/>
+          </w:rPr>
+          <w:t xml:space="preserve">3</w:t>
+        </w:r>
+      </w:hyperlink>
+      <w:r>
+        <w:t xml:space="preserve"> Fertility has already dropped below replacement.</w:t>
+      </w:r>
+      <w:hyperlink r:id="rId19">
+        <w:r>
+          <w:rPr>
+            <w:color w:val="B31822"/>
+            <w:vertAlign w:val="superscript"/>
+          </w:rPr>
+          <w:t xml:space="preserve">9,</w:t>
+        </w:r>
+      </w:hyperlink>
+      <w:hyperlink r:id="rId20">
+        <w:r>
+          <w:rPr>
+            <w:color w:val="B31822"/>
+            <w:vertAlign w:val="superscript"/>
+          </w:rPr>
+          <w:t xml:space="preserve">10</w:t>
+        </w:r>
+      </w:hyperlink>
+      <w:r>
+        <w:t xml:space="preserve"> The Registrar General's Sample Registration System Statistical Report 2024, released in May 2026, puts the national total fertility rate at 1.9 for 2024, and every state except six in the north (Bihar, Uttar Pradesh, Madhya Pradesh, Rajasthan, Chhattisgarh and Jharkhand) is now below the replacement level of 2.1.</w:t>
+      </w:r>
+      <w:hyperlink r:id="rId19">
+        <w:r>
+          <w:rPr>
+            <w:color w:val="B31822"/>
+            <w:vertAlign w:val="superscript"/>
+          </w:rPr>
+          <w:t xml:space="preserve">9,</w:t>
+        </w:r>
+      </w:hyperlink>
+      <w:hyperlink r:id="rId20">
+        <w:r>
+          <w:rPr>
+            <w:color w:val="B31822"/>
+            <w:vertAlign w:val="superscript"/>
+          </w:rPr>
+          <w:t xml:space="preserve">10,</w:t>
+        </w:r>
+      </w:hyperlink>
+      <w:hyperlink r:id="rId21">
+        <w:r>
+          <w:rPr>
+            <w:color w:val="B31822"/>
+            <w:vertAlign w:val="superscript"/>
+          </w:rPr>
+          <w:t xml:space="preserve">11</w:t>
+        </w:r>
+      </w:hyperlink>
+      <w:r>
+        <w:t xml:space="preserve"> The regional spread is wide, from 2.9 in Bihar to 1.2 in Delhi, with Kerala, Tamil Nadu and West Bengal at 1.3.</w:t>
+      </w:r>
+      <w:hyperlink r:id="rId19">
+        <w:r>
+          <w:rPr>
+            <w:color w:val="B31822"/>
+            <w:vertAlign w:val="superscript"/>
+          </w:rPr>
+          <w:t xml:space="preserve">9,</w:t>
+        </w:r>
+      </w:hyperlink>
+      <w:hyperlink r:id="rId21">
+        <w:r>
+          <w:rPr>
+            <w:color w:val="B31822"/>
+            <w:vertAlign w:val="superscript"/>
+          </w:rPr>
+          <w:t xml:space="preserve">11</w:t>
+        </w:r>
+      </w:hyperlink>
     </w:p>
     <w:p>
       <w:r>
-        <w:t>That gap effectively gives India two demographic profiles. Southern and western states such as Kerala and Tamil Nadu are ageing quickly, and UNFPA expects their share of people aged 60 and over to pass 20 percent by 2036. The high-fertility northern states remain comparatively young and still carry heavy maternal and child health needs, even as national infant mortality has fallen to 24 per 1,000 live births in 2024 from 30 in 2019. Nationally, UNFPA projects the 60-plus share to roughly double from 10.5 percent in 2022 to 20.8 percent by 2050. Urbanisation is still moderate at about 36 percent in 2025 (World Bank), but tertiary and quaternary care is concentrated in the metros, and patients travel long distances to reach it.</w:t>
-      </w:r>
+        <w:t>That gap effectively gives India two demographic profiles. Southern and western states such as Kerala and Tamil Nadu are ageing quickly, and UNFPA expects their share of people aged 60 and over to pass 20 percent by 2036.</w:t>
+      </w:r>
+      <w:hyperlink r:id="rId23">
+        <w:r>
+          <w:rPr>
+            <w:color w:val="B31822"/>
+            <w:vertAlign w:val="superscript"/>
+          </w:rPr>
+          <w:t xml:space="preserve">13</w:t>
+        </w:r>
+      </w:hyperlink>
+      <w:r>
+        <w:t xml:space="preserve"> The high-fertility northern states remain comparatively young and still carry heavy maternal and child health needs, even as national infant mortality has fallen to 24 per 1,000 live births in 2024 from 30 in 2019.</w:t>
+      </w:r>
+      <w:hyperlink r:id="rId20">
+        <w:r>
+          <w:rPr>
+            <w:color w:val="B31822"/>
+            <w:vertAlign w:val="superscript"/>
+          </w:rPr>
+          <w:t xml:space="preserve">10</w:t>
+        </w:r>
+      </w:hyperlink>
+      <w:r>
+        <w:t xml:space="preserve"> Nationally, UNFPA projects the 60-plus share to roughly double from 10.5 percent in 2022 to 20.8 percent by 2050.</w:t>
+      </w:r>
+      <w:hyperlink r:id="rId22">
+        <w:r>
+          <w:rPr>
+            <w:color w:val="B31822"/>
+            <w:vertAlign w:val="superscript"/>
+          </w:rPr>
+          <w:t xml:space="preserve">12,</w:t>
+        </w:r>
+      </w:hyperlink>
+      <w:hyperlink r:id="rId23">
+        <w:r>
+          <w:rPr>
+            <w:color w:val="B31822"/>
+            <w:vertAlign w:val="superscript"/>
+          </w:rPr>
+          <w:t xml:space="preserve">13</w:t>
+        </w:r>
+      </w:hyperlink>
+      <w:r>
+        <w:t xml:space="preserve"> Urbanisation is still moderate at about 36 percent in 2025 (World Bank), but tertiary and quaternary care is concentrated in the metros, and patients travel long distances to reach it.</w:t>
+      </w:r>
+      <w:hyperlink r:id="rId18">
+        <w:r>
+          <w:rPr>
+            <w:color w:val="B31822"/>
+            <w:vertAlign w:val="superscript"/>
+          </w:rPr>
+          <w:t xml:space="preserve">8,</w:t>
+        </w:r>
+      </w:hyperlink>
+      <w:hyperlink r:id="rId15">
+        <w:r>
+          <w:rPr>
+            <w:color w:val="B31822"/>
+            <w:vertAlign w:val="superscript"/>
+          </w:rPr>
+          <w:t xml:space="preserve">5</w:t>
+        </w:r>
+      </w:hyperlink>
     </w:p>
     <w:p>
       <w:r>
-        <w:t>Denominators are also about to change. The Census of 2027, the first since 2011, began house-listing in April 2026 and will enumerate the population in February 2027 against a reference date of 1 March 2027. Until then, most per-capita health indicators rest on projections. For a foreign academic medical center, the ageing, NCD-heavy south and west (Mumbai, Bengaluru, Chennai, Hyderabad, Kochi) and the National Capital Region are the most natural markets for high-acuity collaboration, while the younger northern states are better suited to public-health and capacity-building work.</w:t>
-      </w:r>
-    </w:p>
-    <w:p>
-      <w:pPr>
-        <w:spacing w:before="0" w:after="240"/>
-      </w:pPr>
-      <w:r>
-        <w:rPr>
-          <w:i/>
-          <w:color w:val="6E6E6E"/>
-          <w:sz w:val="17"/>
-        </w:rPr>
-        <w:t>Sources: Business Standard, India's population estimated to hit 1.46 billion in 2025 says UN (June 2025), https://www.business-standard.com/markets/capital-market-news/india-s-population-estimated-to-hit-1-46-billion-in-2025-says-un-125061001170_1.html; UNFPA, India Population 2025 data, https://www.unfpa.org/data/world-population/IN; The Wire, All states except six in North India are below replacement fertility levels (SRS Statistical Report 2024, May 2026), https://m.thewire.in/article/health/all-the-states-except-six-in-north-india-are-below-replacement-fertility-levels-govt-report-suggests; The Policy Edge, India's fertility falls below replacement level in SRS 2024 demographic report (23 May 2026), https://www.policyedge.in/p/indias-fertility-falls-below-replacement-level-in-srs-2024-demographic-report; Business Standard, Amid delimitation row, SRS bulletin reveals population imbalance in India (May 2026), https://www.business-standard.com/india-news/amid-delimitation-row-srs-bulletin-reveals-population-imbalance-in-india-126052400346_1.html; UNFPA India, India ageing, elderly to make up 20% of population by 2050, https://india.unfpa.org/en/news/india-ageing-elderly-make-20-population-2050-unfpa-report; Factly, India Ageing Report 2023 highlights challenges of demographic shift, https://factly.in/data-india-ageing-report-2023-highlights-challenges-of-demographic-shift/; World Bank, Urban population (% of total population), India, https://data.worldbank.org/indicator/SP.URB.TOTL.IN.ZS?locations=IN; World Bank, GDP, PPP (current international $), India, https://data.worldbank.org/indicator/NY.GDP.MKTP.PP.CD?locations=IN; World Bank, GDP per capita, PPP (current international $), India, https://data.worldbank.org/indicator/NY.GDP.PCAP.PP.CD?locations=IN; World Bank Indicators API, India GDP PPP, GDP per capita PPP and urban population series (updated 13 July 2026), https://api.worldbank.org/v2/country/IND/indicator/NY.GDP.MKTP.PP.CD?format=json; Wikipedia, India (area, languages, government), https://en.wikipedia.org/wiki/India; Wikipedia, Presidency of Droupadi Murmu, https://en.wikipedia.org/wiki/Presidency_of_Droupadi_Murmu; Press Information Bureau, Registrar General press conference on Census 2027, https://www.pib.gov.in/PressReleasePage.aspx?lang=1&amp;PRID=2246847&amp;reg=3; Wikipedia, 2027 census of India, https://en.wikipedia.org/wiki/2027_census_of_India</w:t>
+        <w:t>Denominators are also about to change. The Census of 2027, the first since 2011, began house-listing in April 2026 and will enumerate the population in February 2027 against a reference date of 1 March 2027.</w:t>
+      </w:r>
+      <w:hyperlink r:id="rId24">
+        <w:r>
+          <w:rPr>
+            <w:color w:val="B31822"/>
+            <w:vertAlign w:val="superscript"/>
+          </w:rPr>
+          <w:t xml:space="preserve">14,</w:t>
+        </w:r>
+      </w:hyperlink>
+      <w:hyperlink r:id="rId25">
+        <w:r>
+          <w:rPr>
+            <w:color w:val="B31822"/>
+            <w:vertAlign w:val="superscript"/>
+          </w:rPr>
+          <w:t xml:space="preserve">15</w:t>
+        </w:r>
+      </w:hyperlink>
+      <w:r>
+        <w:t xml:space="preserve"> Until then, most per-capita health indicators rest on projections. For a foreign academic medical center, the ageing, NCD-heavy south and west (Mumbai, Bengaluru, Chennai, Hyderabad, Kochi) and the National Capital Region are the most natural markets for high-acuity collaboration, while the younger northern states are better suited to public-health and capacity-building work.</w:t>
       </w:r>
     </w:p>
     <w:p>
       <w:pPr>
         <w:pStyle w:val="Heading2"/>
       </w:pPr>
+      <w:bookmarkStart w:id="3" w:name="_sec3"/>
       <w:r>
         <w:t>Government</w:t>
       </w:r>
+      <w:bookmarkEnd w:id="3"/>
     </w:p>
     <w:p>
       <w:r>
-        <w:t>India is a federal parliamentary republic. The President is the constitutional head of state, and executive power sits with the Prime Minister and the Union Council of Ministers, who answer to Parliament. Narendra Modi has been Prime Minister since 2014 and began a third term in June 2024, and Droupadi Murmu has been President since July 2022. For health, the key feature is the constitutional division of powers. Entry 6 of the State List in the Seventh Schedule, 'public health and sanitation; hospitals and dispensaries', makes health care delivery a state responsibility. Education, including medical education, sits on the Concurrent List, where Union law prevails when the two conflict. In practice, the Union shapes the system through money and regulation. It funds and designs flagship schemes such as the National Health Mission and Ayushman Bharat PM-JAY, it regulates medical education through the National Medical Commission, and it steers state priorities through Finance Commission grants. The Fifteenth Finance Commission, for example, earmarked about Rs 70,051 crore in health grants through local governments for FY2021-22 to FY2025-26. States still decide whether and how to take part. Odisha and Delhi joined PM-JAY only in 2025, and West Bengal signed on in June 2026, which completed nationwide rollout. Several states also run their own insurance schemes alongside it. For a foreign partner, this means the relevant counterparty is often a state government rather than New Delhi. Cleveland Clinic's June 2026 MediCity memorandum, for instance, was signed with the Government of Maharashtra. Regulation, land allocation, scheme empanelment and public-hospital collaboration all vary state by state, so market entry needs to be planned at state level.</w:t>
-      </w:r>
-    </w:p>
-    <w:p>
-      <w:pPr>
-        <w:spacing w:before="0" w:after="240"/>
-      </w:pPr>
-      <w:r>
-        <w:rPr>
-          <w:i/>
-          <w:color w:val="6E6E6E"/>
-          <w:sz w:val="17"/>
-        </w:rPr>
-        <w:t>Sources: Wikipedia, Seventh Schedule to the Constitution of India, https://en.wikipedia.org/wiki/Seventh_Schedule_to_the_Constitution_of_India; Prepp, Public health and sanitation; hospitals and dispensaries is in the State List, https://prepp.in/question/public-health-and-sanitation-hospitals-and-dispen-645ddd980ea67d595b114597; National Health Systems Resource Centre, Fifteenth Finance Commission health grant guidelines, https://nhsrcindia.org/sites/default/files/2021-09/FCXV%20Technical%20and%20Operational%20GLs%20to%20States%20dated%2031082021.pdf; Akashvani News, Odisha becomes 34th State/UT to implement Ayushman Bharat PM-JAY (January 2025), https://www.newsonair.gov.in/odisha-becomes-34th-state-ut-to-implement-ayushman-bharat-pm-jay; Deccan Herald, Delhi govt inks MoU with Centre to roll out Ayushman Bharat scheme (April 2025), https://www.deccanherald.com/amp/story/india%2Fdelhi%2Fdelhi-govt-inks-mou-with-centre-to-roll-out-ayushman-bharat-scheme-3479728; Press Information Bureau, West Bengal becomes 36th State/UT to implement Ayushman Bharat PM-JAY (June 2026), https://www.pib.gov.in/PressReleasePage.aspx?PRID=2270375&amp;reg=3&amp;lang=2; Free Press Journal, Maharashtra signs MoU with Cleveland Clinic and Brookfield for Navi Mumbai International MediCity (11 June 2026), https://www.freepressjournal.in/mumbai/maharashtra-signs-mou-with-cleveland-clinic-and-brookfield-for-navi-mumbai-international-medicity-indias-first-global-scale-healthcare-hub; Wikipedia, Presidency of Droupadi Murmu, https://en.wikipedia.org/wiki/Presidency_of_Droupadi_Murmu</w:t>
+        <w:t>India is a federal parliamentary republic.</w:t>
+      </w:r>
+      <w:hyperlink r:id="rId11">
+        <w:r>
+          <w:rPr>
+            <w:color w:val="B31822"/>
+            <w:vertAlign w:val="superscript"/>
+          </w:rPr>
+          <w:t xml:space="preserve">1</w:t>
+        </w:r>
+      </w:hyperlink>
+      <w:r>
+        <w:t xml:space="preserve"> The President is the constitutional head of state, and executive power sits with the Prime Minister and the Union Council of Ministers, who answer to Parliament.</w:t>
+      </w:r>
+      <w:hyperlink r:id="rId11">
+        <w:r>
+          <w:rPr>
+            <w:color w:val="B31822"/>
+            <w:vertAlign w:val="superscript"/>
+          </w:rPr>
+          <w:t xml:space="preserve">1</w:t>
+        </w:r>
+      </w:hyperlink>
+      <w:r>
+        <w:t xml:space="preserve"> Narendra Modi has been Prime Minister since 2014 and began a third term in June 2024, and Droupadi Murmu has been President since July 2022.</w:t>
+      </w:r>
+      <w:hyperlink r:id="rId17">
+        <w:r>
+          <w:rPr>
+            <w:color w:val="B31822"/>
+            <w:vertAlign w:val="superscript"/>
+          </w:rPr>
+          <w:t xml:space="preserve">7,</w:t>
+        </w:r>
+      </w:hyperlink>
+      <w:hyperlink r:id="rId11">
+        <w:r>
+          <w:rPr>
+            <w:color w:val="B31822"/>
+            <w:vertAlign w:val="superscript"/>
+          </w:rPr>
+          <w:t xml:space="preserve">1</w:t>
+        </w:r>
+      </w:hyperlink>
+      <w:r>
+        <w:t xml:space="preserve"> For health, the key feature is the constitutional division of powers. Entry 6 of the State List in the Seventh Schedule, 'public health and sanitation; hospitals and dispensaries', makes health care delivery a state responsibility.</w:t>
+      </w:r>
+      <w:hyperlink r:id="rId26">
+        <w:r>
+          <w:rPr>
+            <w:color w:val="B31822"/>
+            <w:vertAlign w:val="superscript"/>
+          </w:rPr>
+          <w:t xml:space="preserve">16,</w:t>
+        </w:r>
+      </w:hyperlink>
+      <w:hyperlink r:id="rId27">
+        <w:r>
+          <w:rPr>
+            <w:color w:val="B31822"/>
+            <w:vertAlign w:val="superscript"/>
+          </w:rPr>
+          <w:t xml:space="preserve">17</w:t>
+        </w:r>
+      </w:hyperlink>
+      <w:r>
+        <w:t xml:space="preserve"> Education, including medical education, sits on the Concurrent List, where Union law prevails when the two conflict.</w:t>
+      </w:r>
+      <w:hyperlink r:id="rId26">
+        <w:r>
+          <w:rPr>
+            <w:color w:val="B31822"/>
+            <w:vertAlign w:val="superscript"/>
+          </w:rPr>
+          <w:t xml:space="preserve">16</w:t>
+        </w:r>
+      </w:hyperlink>
+      <w:r>
+        <w:t xml:space="preserve"> In practice, the Union shapes the system through money and regulation. It funds and designs flagship schemes such as the National Health Mission and Ayushman Bharat PM-JAY, it regulates medical education through the National Medical Commission, and it steers state priorities through Finance Commission grants.</w:t>
+      </w:r>
+      <w:hyperlink r:id="rId28">
+        <w:r>
+          <w:rPr>
+            <w:color w:val="B31822"/>
+            <w:vertAlign w:val="superscript"/>
+          </w:rPr>
+          <w:t xml:space="preserve">18</w:t>
+        </w:r>
+      </w:hyperlink>
+      <w:r>
+        <w:t xml:space="preserve"> The Fifteenth Finance Commission, for example, earmarked about Rs 70,051 crore in health grants through local governments for FY2021-22 to FY2025-26.</w:t>
+      </w:r>
+      <w:hyperlink r:id="rId28">
+        <w:r>
+          <w:rPr>
+            <w:color w:val="B31822"/>
+            <w:vertAlign w:val="superscript"/>
+          </w:rPr>
+          <w:t xml:space="preserve">18</w:t>
+        </w:r>
+      </w:hyperlink>
+      <w:r>
+        <w:t xml:space="preserve"> States still decide whether and how to take part. Odisha and Delhi joined PM-JAY only in 2025, and West Bengal signed on in June 2026, which completed nationwide rollout.</w:t>
+      </w:r>
+      <w:hyperlink r:id="rId29">
+        <w:r>
+          <w:rPr>
+            <w:color w:val="B31822"/>
+            <w:vertAlign w:val="superscript"/>
+          </w:rPr>
+          <w:t xml:space="preserve">19,</w:t>
+        </w:r>
+      </w:hyperlink>
+      <w:hyperlink r:id="rId30">
+        <w:r>
+          <w:rPr>
+            <w:color w:val="B31822"/>
+            <w:vertAlign w:val="superscript"/>
+          </w:rPr>
+          <w:t xml:space="preserve">20,</w:t>
+        </w:r>
+      </w:hyperlink>
+      <w:hyperlink r:id="rId31">
+        <w:r>
+          <w:rPr>
+            <w:color w:val="B31822"/>
+            <w:vertAlign w:val="superscript"/>
+          </w:rPr>
+          <w:t xml:space="preserve">21</w:t>
+        </w:r>
+      </w:hyperlink>
+      <w:r>
+        <w:t xml:space="preserve"> Several states also run their own insurance schemes alongside it. For a foreign partner, this means the relevant counterparty is often a state government rather than New Delhi. Cleveland Clinic's June 2026 MediCity memorandum, for instance, was signed with the Government of Maharashtra.</w:t>
+      </w:r>
+      <w:hyperlink r:id="rId32">
+        <w:r>
+          <w:rPr>
+            <w:color w:val="B31822"/>
+            <w:vertAlign w:val="superscript"/>
+          </w:rPr>
+          <w:t xml:space="preserve">22</w:t>
+        </w:r>
+      </w:hyperlink>
+      <w:r>
+        <w:t xml:space="preserve"> Regulation, land allocation, scheme empanelment and public-hospital collaboration all vary state by state, so market entry needs to be planned at state level.</w:t>
       </w:r>
     </w:p>
     <w:p>
       <w:pPr>
         <w:pStyle w:val="Heading2"/>
       </w:pPr>
+      <w:bookmarkStart w:id="4" w:name="_sec4"/>
       <w:r>
         <w:t>Economy</w:t>
       </w:r>
+      <w:bookmarkEnd w:id="4"/>
     </w:p>
     <w:p>
       <w:r>
-        <w:t>India is the fastest-growing large economy. Provisional estimates from the National Statistics Office, released on 5 June 2026, put real GDP growth for FY2025-26 at 7.7 percent, up from 7.1 percent in FY2024-25, with growth of 7.8 percent in the January to March quarter. Nominal GDP for the year is estimated at about Rs 346 lakh crore. Momentum carried into the new fiscal year: estimates released on 31 August 2026 show real growth of 7.8 percent in April to June 2026. These figures use a new national accounts series with base year 2022-23, introduced on 27 February 2026 to replace the 2011-12 base, so growth rates are not strictly comparable with older publications. In purchasing-power terms the World Bank puts 2025 GDP at about US$17.2 trillion, or about US$11,748 per person. India is therefore a very large but still lower-middle-income market, where a relatively small affluent and insured segment drives demand for premium care.</w:t>
+        <w:t>India is the fastest-growing large economy. Provisional estimates from the National Statistics Office, released on 5 June 2026, put real GDP growth for FY2025-26 at 7.7 percent, up from 7.1 percent in FY2024-25, with growth of 7.8 percent in the January to March quarter.</w:t>
+      </w:r>
+      <w:hyperlink r:id="rId33">
+        <w:r>
+          <w:rPr>
+            <w:color w:val="B31822"/>
+            <w:vertAlign w:val="superscript"/>
+          </w:rPr>
+          <w:t xml:space="preserve">23</w:t>
+        </w:r>
+      </w:hyperlink>
+      <w:r>
+        <w:t xml:space="preserve"> Nominal GDP for the year is estimated at about Rs 346 lakh crore.</w:t>
+      </w:r>
+      <w:hyperlink r:id="rId33">
+        <w:r>
+          <w:rPr>
+            <w:color w:val="B31822"/>
+            <w:vertAlign w:val="superscript"/>
+          </w:rPr>
+          <w:t xml:space="preserve">23</w:t>
+        </w:r>
+      </w:hyperlink>
+      <w:r>
+        <w:t xml:space="preserve"> Momentum carried into the new fiscal year: estimates released on 31 August 2026 show real growth of 7.8 percent in April to June 2026.</w:t>
+      </w:r>
+      <w:hyperlink r:id="rId34">
+        <w:r>
+          <w:rPr>
+            <w:color w:val="B31822"/>
+            <w:vertAlign w:val="superscript"/>
+          </w:rPr>
+          <w:t xml:space="preserve">24</w:t>
+        </w:r>
+      </w:hyperlink>
+      <w:r>
+        <w:t xml:space="preserve"> These figures use a new national accounts series with base year 2022-23, introduced on 27 February 2026 to replace the 2011-12 base, so growth rates are not strictly comparable with older publications.</w:t>
+      </w:r>
+      <w:hyperlink r:id="rId33">
+        <w:r>
+          <w:rPr>
+            <w:color w:val="B31822"/>
+            <w:vertAlign w:val="superscript"/>
+          </w:rPr>
+          <w:t xml:space="preserve">23,</w:t>
+        </w:r>
+      </w:hyperlink>
+      <w:hyperlink r:id="rId35">
+        <w:r>
+          <w:rPr>
+            <w:color w:val="B31822"/>
+            <w:vertAlign w:val="superscript"/>
+          </w:rPr>
+          <w:t xml:space="preserve">25</w:t>
+        </w:r>
+      </w:hyperlink>
+      <w:r>
+        <w:t xml:space="preserve"> In purchasing-power terms the World Bank puts 2025 GDP at about US$17.2 trillion, or about US$11,748 per person.</w:t>
+      </w:r>
+      <w:hyperlink r:id="rId14">
+        <w:r>
+          <w:rPr>
+            <w:color w:val="B31822"/>
+            <w:vertAlign w:val="superscript"/>
+          </w:rPr>
+          <w:t xml:space="preserve">4,</w:t>
+        </w:r>
+      </w:hyperlink>
+      <w:hyperlink r:id="rId16">
+        <w:r>
+          <w:rPr>
+            <w:color w:val="B31822"/>
+            <w:vertAlign w:val="superscript"/>
+          </w:rPr>
+          <w:t xml:space="preserve">6</w:t>
+        </w:r>
+      </w:hyperlink>
+      <w:r>
+        <w:t xml:space="preserve"> India is therefore a very large but still lower-middle-income market, where a relatively small affluent and insured segment drives demand for premium care.</w:t>
       </w:r>
     </w:p>
     <w:p>
       <w:r>
-        <w:t>The economy is increasingly exposed to US trade policy, and the tariff regime facing Indian exporters has changed several times in a year. Washington raised tariffs on most Indian goods to 50 percent from 27 August 2025 over India's purchases of Russian oil. After President Trump announced a trade understanding on 2 February 2026, a joint statement on 6 February set out a framework for an interim agreement with an 18 percent reciprocal rate, and the 25 percent Russian-oil penalty was removed. On 20 February 2026 the US Supreme Court struck down the emergency-powers (IEEPA) tariffs on which those rates rested. After a temporary 10 percent global tariff, most Indian goods have faced a 10 percent Section 301 duty since 24 July 2026. Generic pharmaceuticals remain tied to a US Section 232 investigation, and on 18 September 2026 President Trump signed the Lindsey O. Graham Sanctioning Russia and Iran Act, which lets him impose, but does not trigger, tariffs of up to 100 percent on the largest buyers of Russian energy, with India and China the most exposed. This matters for health because pharmaceuticals are a major export: Pharmexcil data show record exports of US$31.1 billion in FY2025-26, of which the United States took about US$9.5 billion, roughly 30 percent, down nearly 10 percent on the year before.</w:t>
-      </w:r>
+        <w:t>The economy is increasingly exposed to US trade policy, and the tariff regime facing Indian exporters has changed several times in a year. Washington raised tariffs on most Indian goods to 50 percent from 27 August 2025 over India's purchases of Russian oil.</w:t>
+      </w:r>
+      <w:hyperlink r:id="rId36">
+        <w:r>
+          <w:rPr>
+            <w:color w:val="B31822"/>
+            <w:vertAlign w:val="superscript"/>
+          </w:rPr>
+          <w:t xml:space="preserve">26</w:t>
+        </w:r>
+      </w:hyperlink>
+      <w:r>
+        <w:t xml:space="preserve"> After President Trump announced a trade understanding on 2 February 2026, a joint statement on 6 February set out a framework for an interim agreement with an 18 percent reciprocal rate, and the 25 percent Russian-oil penalty was removed.</w:t>
+      </w:r>
+      <w:hyperlink r:id="rId37">
+        <w:r>
+          <w:rPr>
+            <w:color w:val="B31822"/>
+            <w:vertAlign w:val="superscript"/>
+          </w:rPr>
+          <w:t xml:space="preserve">27,</w:t>
+        </w:r>
+      </w:hyperlink>
+      <w:hyperlink r:id="rId38">
+        <w:r>
+          <w:rPr>
+            <w:color w:val="B31822"/>
+            <w:vertAlign w:val="superscript"/>
+          </w:rPr>
+          <w:t xml:space="preserve">28</w:t>
+        </w:r>
+      </w:hyperlink>
+      <w:r>
+        <w:t xml:space="preserve"> On 20 February 2026 the US Supreme Court struck down the emergency-powers (IEEPA) tariffs on which those rates rested.</w:t>
+      </w:r>
+      <w:hyperlink r:id="rId39">
+        <w:r>
+          <w:rPr>
+            <w:color w:val="B31822"/>
+            <w:vertAlign w:val="superscript"/>
+          </w:rPr>
+          <w:t xml:space="preserve">29,</w:t>
+        </w:r>
+      </w:hyperlink>
+      <w:hyperlink r:id="rId40">
+        <w:r>
+          <w:rPr>
+            <w:color w:val="B31822"/>
+            <w:vertAlign w:val="superscript"/>
+          </w:rPr>
+          <w:t xml:space="preserve">30</w:t>
+        </w:r>
+      </w:hyperlink>
+      <w:r>
+        <w:t xml:space="preserve"> After a temporary 10 percent global tariff, most Indian goods have faced a 10 percent Section 301 duty since 24 July 2026.</w:t>
+      </w:r>
+      <w:hyperlink r:id="rId39">
+        <w:r>
+          <w:rPr>
+            <w:color w:val="B31822"/>
+            <w:vertAlign w:val="superscript"/>
+          </w:rPr>
+          <w:t xml:space="preserve">29,</w:t>
+        </w:r>
+      </w:hyperlink>
+      <w:hyperlink r:id="rId40">
+        <w:r>
+          <w:rPr>
+            <w:color w:val="B31822"/>
+            <w:vertAlign w:val="superscript"/>
+          </w:rPr>
+          <w:t xml:space="preserve">30</w:t>
+        </w:r>
+      </w:hyperlink>
+      <w:r>
+        <w:t xml:space="preserve"> Generic pharmaceuticals remain tied to a US Section 232 investigation, and on 18 September 2026 President Trump signed the Lindsey O. Graham Sanctioning Russia and Iran Act, which lets him impose, but does not trigger, tariffs of up to 100 percent on the largest buyers of Russian energy, with India and China the most exposed.</w:t>
+      </w:r>
+      <w:hyperlink r:id="rId41">
+        <w:r>
+          <w:rPr>
+            <w:color w:val="B31822"/>
+            <w:vertAlign w:val="superscript"/>
+          </w:rPr>
+          <w:t xml:space="preserve">31,</w:t>
+        </w:r>
+      </w:hyperlink>
+      <w:hyperlink r:id="rId42">
+        <w:r>
+          <w:rPr>
+            <w:color w:val="B31822"/>
+            <w:vertAlign w:val="superscript"/>
+          </w:rPr>
+          <w:t xml:space="preserve">32,</w:t>
+        </w:r>
+      </w:hyperlink>
+      <w:hyperlink r:id="rId43">
+        <w:r>
+          <w:rPr>
+            <w:color w:val="B31822"/>
+            <w:vertAlign w:val="superscript"/>
+          </w:rPr>
+          <w:t xml:space="preserve">33</w:t>
+        </w:r>
+      </w:hyperlink>
+      <w:r>
+        <w:t xml:space="preserve"> This matters for health because pharmaceuticals are a major export: Pharmexcil data show record exports of US$31.1 billion in FY2025-26, of which the United States took about US$9.5 billion, roughly 30 percent, down nearly 10 percent on the year before.</w:t>
+      </w:r>
+      <w:hyperlink r:id="rId44">
+        <w:r>
+          <w:rPr>
+            <w:color w:val="B31822"/>
+            <w:vertAlign w:val="superscript"/>
+          </w:rPr>
+          <w:t xml:space="preserve">34</w:t>
+        </w:r>
+      </w:hyperlink>
     </w:p>
     <w:p>
       <w:r>
         <w:t>On the fiscal side, the Union Budget 2026-27 gave the Health Ministry Rs 1,06,530 crore, nearly 10 percent above the previous year's revised estimate, and announced support for five regional medical hubs built with states and private investors.</w:t>
       </w:r>
-    </w:p>
-    <w:p>
-      <w:pPr>
-        <w:spacing w:before="0" w:after="240"/>
-      </w:pPr>
-      <w:r>
-        <w:rPr>
-          <w:i/>
-          <w:color w:val="6E6E6E"/>
-          <w:sz w:val="17"/>
-        </w:rPr>
-        <w:t>Sources: Ministry of Statistics and Programme Implementation, Press Note on Provisional Estimates of GDP for 2025-26 (June 2026), https://www.mospi.gov.in/uploads/latestReleases/latest_release_1780655857536_5ac01869-ca4a-422d-b7a7-57b81da60932_Press_Note_on_GDP_Estimates_for_Q4_2025-26_and_PE_FY_2025-26_F.pdf; Ministry of Statistics and Programme Implementation, Press Note on GDP Estimates for Q1 2026-27 (31 August 2026), https://www.mospi.gov.in/uploads/latestReleases/latest_release_1788172583113_d65a77cf-240e-4491-82ee-59f78618fa41_Press_Note_on_GDP_Estimates_for_Q1_2026-27.pdf; Ministry of Statistics and Programme Implementation, Press Note on New Series of GDP Estimates with Base Year 2022-23 (27 February 2026), https://www.mospi.gov.in/uploads/latestReleases/latest_release_1772189865181_f040336d-bc57-4aed-b80f-586d9ccb279e_Press_Note_on_New_Series_of_GDP_Estimates_with_Base_Year_2022-23_27022026.pdf; World Bank, GDP, PPP (current international $), India, https://data.worldbank.org/indicator/NY.GDP.MKTP.PP.CD?locations=IN; World Bank, GDP per capita, PPP (current international $), India, https://data.worldbank.org/indicator/NY.GDP.PCAP.PP.CD?locations=IN; Al Jazeera, US raises India tariffs to 50 percent over Russian oil purchases (27 August 2025), https://www.aljazeera.com/news/2025/8/27/us-imposes-50-percent-tariff-on-india-over-russian-oil-purchases; The White House, United States-India Joint Statement (6 February 2026), https://www.whitehouse.gov/briefings-statements/2026/02/united-states-india-joint-statement/; News On AIR, White House confirms temporary 10 per cent tariff for India after US Supreme Court ruling (21 February 2026), https://www.newsonair.gov.in/white-house-says-india-to-face-temporary-10-per-cent-tariff-after-new-us-order; Morgan Lewis, US administration rebuilds global tariff program under Section 301 (27 July 2026), https://www.morganlewis.com/pubs/2026/07/us-administration-rebuilds-global-tariff-program-under-section-301; India Law Offices, US Pharma Tariffs 2026: Impact on Indian Exporters, https://www.indialaw.in/blog/us-pharma-tariffs-2026-exporters/; Al Jazeera, US tariffs against Russian oil buyers pass: what it means for China, India (17 September 2026), https://www.aljazeera.com/features/2026/9/17/us-tariffs-against-russian-oil-buyers-pass-what-it-means-for-china; Baker McKenzie, US President signs Russia and Iran sanctions bill with new tariff powers (21 September 2026), https://sanctionsnews.bakermckenzie.com/us-president-signs-russia-and-iran-sanctions-bill-with-new-tariff-powers/; Business Standard, Drug exports to US fall 10% in FY26 as EU and Africa drive growth (May 2026), https://www.business-standard.com/industry/news/drug-exports-to-us-fall-10-in-fy26-as-eu-and-africa-drive-growth-126050100811_1.html; Press Information Bureau, Union Budget 2026-27: Rs 1,06,530.42 crore allocated to Ministry of Health and Family Welfare, https://www.pib.gov.in/PressReleasePage.aspx?PRID=2221616&amp;reg=48&amp;lang=2; Business Standard, Budget 2026: Govt to set up 5 medical tourism hubs, train 150K caregivers, https://www.business-standard.com/budget/news/govt-to-support-five-regional-medical-tourism-hubs-126020100321_1.html</w:t>
-      </w:r>
+      <w:hyperlink r:id="rId45">
+        <w:r>
+          <w:rPr>
+            <w:color w:val="B31822"/>
+            <w:vertAlign w:val="superscript"/>
+          </w:rPr>
+          <w:t xml:space="preserve">35,</w:t>
+        </w:r>
+      </w:hyperlink>
+      <w:hyperlink r:id="rId46">
+        <w:r>
+          <w:rPr>
+            <w:color w:val="B31822"/>
+            <w:vertAlign w:val="superscript"/>
+          </w:rPr>
+          <w:t xml:space="preserve">36</w:t>
+        </w:r>
+      </w:hyperlink>
     </w:p>
     <w:p>
       <w:pPr>
         <w:pStyle w:val="Heading2"/>
       </w:pPr>
+      <w:bookmarkStart w:id="5" w:name="_sec5"/>
       <w:r>
         <w:t>Disease Prevalence</w:t>
       </w:r>
+      <w:bookmarkEnd w:id="5"/>
     </w:p>
     <w:tbl>
       <w:tblPr>
@@ -725,6 +2012,15 @@
               </w:rPr>
               <w:t>66% (2019, WHO)</w:t>
             </w:r>
+            <w:hyperlink r:id="rId47">
+              <w:r>
+                <w:rPr>
+                  <w:color w:val="B31822"/>
+                  <w:vertAlign w:val="superscript"/>
+                </w:rPr>
+                <w:t xml:space="preserve">37</w:t>
+              </w:r>
+            </w:hyperlink>
           </w:p>
         </w:tc>
         <w:tc>
@@ -759,6 +2055,15 @@
               </w:rPr>
               <w:t>23.6% (2021, WHO Global Health Observatory); 23.7% in 2019</w:t>
             </w:r>
+            <w:hyperlink r:id="rId48">
+              <w:r>
+                <w:rPr>
+                  <w:color w:val="B31822"/>
+                  <w:vertAlign w:val="superscript"/>
+                </w:rPr>
+                <w:t xml:space="preserve">38</w:t>
+              </w:r>
+            </w:hyperlink>
           </w:p>
         </w:tc>
       </w:tr>
@@ -795,6 +2100,15 @@
               </w:rPr>
               <w:t>38.8% (2024, Medical Certification of Cause of Death report; certified deaths were 23.1% of all registered deaths)</w:t>
             </w:r>
+            <w:hyperlink r:id="rId49">
+              <w:r>
+                <w:rPr>
+                  <w:color w:val="B31822"/>
+                  <w:vertAlign w:val="superscript"/>
+                </w:rPr>
+                <w:t xml:space="preserve">39</w:t>
+              </w:r>
+            </w:hyperlink>
           </w:p>
         </w:tc>
         <w:tc>
@@ -829,6 +2143,15 @@
               </w:rPr>
               <w:t>About 101 million people with diabetes (11.4%) and 136 million with prediabetes (15.3%) (ICMR-INDIAB, fieldwork 2008 to 2020, published 2023)</w:t>
             </w:r>
+            <w:hyperlink r:id="rId50">
+              <w:r>
+                <w:rPr>
+                  <w:color w:val="B31822"/>
+                  <w:vertAlign w:val="superscript"/>
+                </w:rPr>
+                <w:t xml:space="preserve">40</w:t>
+              </w:r>
+            </w:hyperlink>
           </w:p>
         </w:tc>
       </w:tr>
@@ -865,6 +2188,15 @@
               </w:rPr>
               <w:t>24.0% of men and 21.3% of women (NFHS-5, 2019 to 2021)</w:t>
             </w:r>
+            <w:hyperlink r:id="rId51">
+              <w:r>
+                <w:rPr>
+                  <w:color w:val="B31822"/>
+                  <w:vertAlign w:val="superscript"/>
+                </w:rPr>
+                <w:t xml:space="preserve">41</w:t>
+              </w:r>
+            </w:hyperlink>
           </w:p>
         </w:tc>
         <w:tc>
@@ -899,6 +2231,15 @@
               </w:rPr>
               <w:t>57% (NFHS-5, 2019 to 2021)</w:t>
             </w:r>
+            <w:hyperlink r:id="rId52">
+              <w:r>
+                <w:rPr>
+                  <w:color w:val="B31822"/>
+                  <w:vertAlign w:val="superscript"/>
+                </w:rPr>
+                <w:t xml:space="preserve">42</w:t>
+              </w:r>
+            </w:hyperlink>
           </w:p>
         </w:tc>
       </w:tr>
@@ -935,6 +2276,15 @@
               </w:rPr>
               <w:t>About 1.53 million estimated (2024, ICMR National Cancer Registry Programme)</w:t>
             </w:r>
+            <w:hyperlink r:id="rId53">
+              <w:r>
+                <w:rPr>
+                  <w:color w:val="B31822"/>
+                  <w:vertAlign w:val="superscript"/>
+                </w:rPr>
+                <w:t xml:space="preserve">43</w:t>
+              </w:r>
+            </w:hyperlink>
           </w:p>
         </w:tc>
         <w:tc>
@@ -969,6 +2319,24 @@
               </w:rPr>
               <w:t>About 25% of global TB cases; incidence 187 per 100,000 (2024, WHO Global TB Report 2025)</w:t>
             </w:r>
+            <w:hyperlink r:id="rId54">
+              <w:r>
+                <w:rPr>
+                  <w:color w:val="B31822"/>
+                  <w:vertAlign w:val="superscript"/>
+                </w:rPr>
+                <w:t xml:space="preserve">44,</w:t>
+              </w:r>
+            </w:hyperlink>
+            <w:hyperlink r:id="rId55">
+              <w:r>
+                <w:rPr>
+                  <w:color w:val="B31822"/>
+                  <w:vertAlign w:val="superscript"/>
+                </w:rPr>
+                <w:t xml:space="preserve">45</w:t>
+              </w:r>
+            </w:hyperlink>
           </w:p>
         </w:tc>
       </w:tr>
@@ -1005,23 +2373,37 @@
               </w:rPr>
               <w:t>About 2.1 million (2021, State of Global Air 2024)</w:t>
             </w:r>
+            <w:hyperlink r:id="rId56">
+              <w:r>
+                <w:rPr>
+                  <w:color w:val="B31822"/>
+                  <w:vertAlign w:val="superscript"/>
+                </w:rPr>
+                <w:t xml:space="preserve">46,</w:t>
+              </w:r>
+            </w:hyperlink>
+            <w:hyperlink r:id="rId57">
+              <w:r>
+                <w:rPr>
+                  <w:color w:val="B31822"/>
+                  <w:vertAlign w:val="superscript"/>
+                </w:rPr>
+                <w:t xml:space="preserve">47</w:t>
+              </w:r>
+            </w:hyperlink>
           </w:p>
         </w:tc>
         <w:tc>
           <w:tcPr>
             <w:tcW w:type="dxa" w:w="2436"/>
           </w:tcPr>
-          <w:p>
-            <w:r/>
-          </w:p>
+          <w:p/>
         </w:tc>
         <w:tc>
           <w:tcPr>
             <w:tcW w:type="dxa" w:w="2436"/>
           </w:tcPr>
-          <w:p>
-            <w:r/>
-          </w:p>
+          <w:p/>
         </w:tc>
       </w:tr>
     </w:tbl>
@@ -1032,39 +2414,205 @@
     </w:p>
     <w:p>
       <w:r>
-        <w:t>Non-communicable diseases now dominate India's disease burden, but communicable, maternal and nutritional conditions have not gone away. The ICMR, PHFI and IHME State-Level Disease Burden Initiative found that the NCD share of deaths rose from 37.9 percent in 1990 to 61.8 percent in 2016, and WHO estimates it at 66 percent in 2019. According to WHO's Global Health Observatory, a 30-year-old Indian had a 23.6 percent chance in 2021 of dying before 70 from cardiovascular disease, cancer, diabetes or chronic respiratory disease, roughly one in four and among the higher rates in Asia. According to IHME's Global Burden of Disease work, ischaemic heart disease is the leading cause of death, followed by stroke and COPD. The official Medical Certification of Cause of Death report attributes 38.8 percent of certified deaths in 2024 to circulatory disease, but only 23.1 percent of registered deaths were medically certified, which shows how thin the vital-statistics base remains.</w:t>
-      </w:r>
+        <w:t>Non-communicable diseases now dominate India's disease burden, but communicable, maternal and nutritional conditions have not gone away.</w:t>
+      </w:r>
+      <w:hyperlink r:id="rId58">
+        <w:r>
+          <w:rPr>
+            <w:color w:val="B31822"/>
+            <w:vertAlign w:val="superscript"/>
+          </w:rPr>
+          <w:t xml:space="preserve">48</w:t>
+        </w:r>
+      </w:hyperlink>
+      <w:r>
+        <w:t xml:space="preserve"> The ICMR, PHFI and IHME State-Level Disease Burden Initiative found that the NCD share of deaths rose from 37.9 percent in 1990 to 61.8 percent in 2016, and WHO estimates it at 66 percent in 2019.</w:t>
+      </w:r>
+      <w:hyperlink r:id="rId59">
+        <w:r>
+          <w:rPr>
+            <w:color w:val="B31822"/>
+            <w:vertAlign w:val="superscript"/>
+          </w:rPr>
+          <w:t xml:space="preserve">49,</w:t>
+        </w:r>
+      </w:hyperlink>
+      <w:hyperlink r:id="rId47">
+        <w:r>
+          <w:rPr>
+            <w:color w:val="B31822"/>
+            <w:vertAlign w:val="superscript"/>
+          </w:rPr>
+          <w:t xml:space="preserve">37</w:t>
+        </w:r>
+      </w:hyperlink>
+      <w:r>
+        <w:t xml:space="preserve"> According to WHO's Global Health Observatory, a 30-year-old Indian had a 23.6 percent chance in 2021 of dying before 70 from cardiovascular disease, cancer, diabetes or chronic respiratory disease, roughly one in four and among the higher rates in Asia.</w:t>
+      </w:r>
+      <w:hyperlink r:id="rId48">
+        <w:r>
+          <w:rPr>
+            <w:color w:val="B31822"/>
+            <w:vertAlign w:val="superscript"/>
+          </w:rPr>
+          <w:t xml:space="preserve">38</w:t>
+        </w:r>
+      </w:hyperlink>
+      <w:r>
+        <w:t xml:space="preserve"> According to IHME's Global Burden of Disease work, ischaemic heart disease is the leading cause of death, followed by stroke and COPD.</w:t>
+      </w:r>
+      <w:hyperlink r:id="rId60">
+        <w:r>
+          <w:rPr>
+            <w:color w:val="B31822"/>
+            <w:vertAlign w:val="superscript"/>
+          </w:rPr>
+          <w:t xml:space="preserve">50</w:t>
+        </w:r>
+      </w:hyperlink>
+      <w:r>
+        <w:t xml:space="preserve"> The official Medical Certification of Cause of Death report attributes 38.8 percent of certified deaths in 2024 to circulatory disease, but only 23.1 percent of registered deaths were medically certified, which shows how thin the vital-statistics base remains.</w:t>
+      </w:r>
+      <w:hyperlink r:id="rId49">
+        <w:r>
+          <w:rPr>
+            <w:color w:val="B31822"/>
+            <w:vertAlign w:val="superscript"/>
+          </w:rPr>
+          <w:t xml:space="preserve">39</w:t>
+        </w:r>
+      </w:hyperlink>
     </w:p>
     <w:p>
       <w:r>
-        <w:t>Metabolic risk is very high. ICMR-INDIAB estimates 101 million people with diabetes and another 136 million with prediabetes. GBD analyses rank air pollution, high blood pressure, dietary risks, high fasting plasma glucose and tobacco as leading risk factors, and the State of Global Air 2024 report attributes about 2.1 million Indian deaths in 2021 to air pollution. ICMR projects cancer cases to keep rising, led by oral and lung cancer in men and breast and cervical cancer in women.</w:t>
-      </w:r>
+        <w:t>Metabolic risk is very high. ICMR-INDIAB estimates 101 million people with diabetes and another 136 million with prediabetes.</w:t>
+      </w:r>
+      <w:hyperlink r:id="rId50">
+        <w:r>
+          <w:rPr>
+            <w:color w:val="B31822"/>
+            <w:vertAlign w:val="superscript"/>
+          </w:rPr>
+          <w:t xml:space="preserve">40</w:t>
+        </w:r>
+      </w:hyperlink>
+      <w:r>
+        <w:t xml:space="preserve"> GBD analyses rank air pollution, high blood pressure, dietary risks, high fasting plasma glucose and tobacco as leading risk factors, and the State of Global Air 2024 report attributes about 2.1 million Indian deaths in 2021 to air pollution.</w:t>
+      </w:r>
+      <w:hyperlink r:id="rId61">
+        <w:r>
+          <w:rPr>
+            <w:color w:val="B31822"/>
+            <w:vertAlign w:val="superscript"/>
+          </w:rPr>
+          <w:t xml:space="preserve">51,</w:t>
+        </w:r>
+      </w:hyperlink>
+      <w:hyperlink r:id="rId62">
+        <w:r>
+          <w:rPr>
+            <w:color w:val="B31822"/>
+            <w:vertAlign w:val="superscript"/>
+          </w:rPr>
+          <w:t xml:space="preserve">52,</w:t>
+        </w:r>
+      </w:hyperlink>
+      <w:hyperlink r:id="rId56">
+        <w:r>
+          <w:rPr>
+            <w:color w:val="B31822"/>
+            <w:vertAlign w:val="superscript"/>
+          </w:rPr>
+          <w:t xml:space="preserve">46,</w:t>
+        </w:r>
+      </w:hyperlink>
+      <w:hyperlink r:id="rId57">
+        <w:r>
+          <w:rPr>
+            <w:color w:val="B31822"/>
+            <w:vertAlign w:val="superscript"/>
+          </w:rPr>
+          <w:t xml:space="preserve">47</w:t>
+        </w:r>
+      </w:hyperlink>
+      <w:r>
+        <w:t xml:space="preserve"> ICMR projects cancer cases to keep rising, led by oral and lung cancer in men and breast and cervical cancer in women.</w:t>
+      </w:r>
+      <w:hyperlink r:id="rId63">
+        <w:r>
+          <w:rPr>
+            <w:color w:val="B31822"/>
+            <w:vertAlign w:val="superscript"/>
+          </w:rPr>
+          <w:t xml:space="preserve">53,</w:t>
+        </w:r>
+      </w:hyperlink>
+      <w:hyperlink r:id="rId53">
+        <w:r>
+          <w:rPr>
+            <w:color w:val="B31822"/>
+            <w:vertAlign w:val="superscript"/>
+          </w:rPr>
+          <w:t xml:space="preserve">43</w:t>
+        </w:r>
+      </w:hyperlink>
     </w:p>
     <w:p>
       <w:r>
-        <w:t>Alongside this NCD burden, India still accounted for about a quarter of the world's TB cases in 2024, although WHO credits it with a 21 percent fall in incidence since 2015, and 57 percent of women aged 15 to 49 are anaemic. The government's response has been population-level NCD screening through its 75/25 initiative. For a foreign academic partner, the demand is clearest in cardiology, oncology, metabolic and transplant medicine, and pulmonary and environmental health research.</w:t>
-      </w:r>
-    </w:p>
-    <w:p>
-      <w:pPr>
-        <w:spacing w:before="0" w:after="240"/>
-      </w:pPr>
-      <w:r>
-        <w:rPr>
-          <w:i/>
-          <w:color w:val="6E6E6E"/>
-          <w:sz w:val="17"/>
-        </w:rPr>
-        <w:t>Sources: The Federal, Noncommunicable diseases caused 66% deaths in India in 2019: WHO, https://thefederal.com/health/noncommunicable-diseases-caused-66-deaths-in-india-in-2019-who; World Health Organization, Global Health Observatory indicator NCDMORT3070 (probability of dying from the four main NCDs between ages 30 and 70), India, https://ghoapi.azureedge.net/api/NCDMORT3070; ICMR, PHFI and IHME, India: Health of the Nation's States, State-Level Disease Burden Initiative (2017), https://www.healthdata.org/research-analysis/library/india-health-nations-states; ICMR, India State-Level Disease Burden Initiative press release (14 November 2017), https://www.icmr.gov.in/icmrobject/custom_data/1702896954_indiastate-leveldiseaseburdeninitiative_pressrelease_sldbi_14nov17.pdf; Think Global Health, India's Call for Action on Noncommunicable Diseases, https://www.thinkglobalhealth.org/article/indias-call-action-noncommunicable-diseases; The South First, In 2024, 1 in every 3 medically certified heart attack deaths occurred in Tamil Nadu (MCCD 2024 data), https://thesouthfirst.com/tamilnadu/in-2024-1-in-every-3-medically-certified-heart-attack-deaths-occurred-in-tamil-nadu/; The Lancet Diabetes and Endocrinology, Metabolic non-communicable disease health report of India: ICMR-INDIAB-17 (2023), https://www.thelancet.com/journals/landia/article/PIIS2213-8587(23)00119-5/fulltext; The Lancet, GBD 2021 Risk Factors Collaborators, Global burden and strength of evidence for 88 risk factors (2024), https://www.thelancet.com/journals/lancet/article/PIIS0140-6736(24)00933-4/fulltext; Scientific Reports, Analyzing stroke burden and risk factors in India using GBD data (2024), https://www.nature.com/articles/s41598-024-72551-4; Health Effects Institute, State of Global Air Report 2024, https://www.stateofglobalair.org/resources/archived/state-global-air-report-2024; Clean Air Fund, 1 in 8 deaths now attributed to air pollution globally, https://www.cleanairfund.org/news-item/hei-global-air-pollution-report/; medRxiv, Prevalence of Hypertension among Indian Adults (NFHS-5), https://www.medrxiv.org/content/10.1101/2025.09.17.25335963v1.full; ThePrint, Anaemia, obesity on the rise in India as NFHS-5 reveals falling nutritional indicators, https://theprint.in/health/anaemia-obesity-on-the-rise-in-india-as-nfhs-5-reveals-falling-nutritional-indicators/771169/; Rising Kashmir, India sees over 15 lakh new cancer cases in 2024: Health Ministry, https://risingkashmir.com/india-sees-over-15-lakh-new-cancer-cases-in-2024-health-ministry/; Business Standard, 874,000 cancer deaths in India in 2024: ICMR analysis (JAMA), https://www.business-standard.com/health/cancer-cases-india-icmr-2024-study-jama-oral-breast-lung-cervical-125082600642_1.html; DD News, India records 21% decline in TB incidence, nearly double global rate: WHO Report, https://ddnews.gov.in/en/india-records-21-decline-in-tb-incidence-nearly-double-global-rate-who-report/; Business Standard, India tops global TB burden in 2024 despite lower incidence: WHO report, https://www.business-standard.com/health/india-tops-global-tb-burden-2024-who-report-125111300014_1.html; Press Information Bureau, Update on 75/25 Initiative, https://www.pib.gov.in/PressReleasePage.aspx?PRID=2110390</w:t>
+        <w:t>Alongside this NCD burden, India still accounted for about a quarter of the world's TB cases in 2024, although WHO credits it with a 21 percent fall in incidence since 2015, and 57 percent of women aged 15 to 49 are anaemic.</w:t>
+      </w:r>
+      <w:hyperlink r:id="rId54">
+        <w:r>
+          <w:rPr>
+            <w:color w:val="B31822"/>
+            <w:vertAlign w:val="superscript"/>
+          </w:rPr>
+          <w:t xml:space="preserve">44,</w:t>
+        </w:r>
+      </w:hyperlink>
+      <w:hyperlink r:id="rId55">
+        <w:r>
+          <w:rPr>
+            <w:color w:val="B31822"/>
+            <w:vertAlign w:val="superscript"/>
+          </w:rPr>
+          <w:t xml:space="preserve">45,</w:t>
+        </w:r>
+      </w:hyperlink>
+      <w:hyperlink r:id="rId52">
+        <w:r>
+          <w:rPr>
+            <w:color w:val="B31822"/>
+            <w:vertAlign w:val="superscript"/>
+          </w:rPr>
+          <w:t xml:space="preserve">42</w:t>
+        </w:r>
+      </w:hyperlink>
+      <w:r>
+        <w:t xml:space="preserve"> The government's response has been population-level NCD screening through its 75/25 initiative.</w:t>
+      </w:r>
+      <w:hyperlink r:id="rId64">
+        <w:r>
+          <w:rPr>
+            <w:color w:val="B31822"/>
+            <w:vertAlign w:val="superscript"/>
+          </w:rPr>
+          <w:t xml:space="preserve">54</w:t>
+        </w:r>
+      </w:hyperlink>
+      <w:r>
+        <w:t xml:space="preserve"> For a foreign academic partner, the demand is clearest in cardiology, oncology, metabolic and transplant medicine, and pulmonary and environmental health research.</w:t>
       </w:r>
     </w:p>
     <w:p>
       <w:pPr>
         <w:pStyle w:val="Heading1"/>
       </w:pPr>
+      <w:bookmarkStart w:id="6" w:name="_sec6"/>
       <w:r>
         <w:t>India Health System</w:t>
       </w:r>
+      <w:bookmarkEnd w:id="6"/>
     </w:p>
     <w:p>
       <w:pPr>
@@ -1078,81 +2626,421 @@
       <w:pPr>
         <w:pStyle w:val="Heading2"/>
       </w:pPr>
+      <w:bookmarkStart w:id="7" w:name="_sec7"/>
       <w:r>
         <w:t>Public Healthcare System</w:t>
       </w:r>
+      <w:bookmarkEnd w:id="7"/>
     </w:p>
     <w:p>
       <w:r>
-        <w:t>India's public system is built in tiers. At the base are sub-health centres, primary health centres and urban primary health centres, many of which have been upgraded into Ayushman Arogya Mandirs (formerly Health and Wellness Centres). Above them are community health centres, district hospitals, state medical college hospitals, and national institutes such as the AIIMS network, PGIMER Chandigarh and Tata Memorial Centre. By 30 November 2025 the Health Ministry reported 1,81,873 operational Ayushman Arogya Mandirs offering an expanded package of 12 services, including NCD screening and teleconsultation.</w:t>
-      </w:r>
+        <w:t>India's public system is built in tiers. At the base are sub-health centres, primary health centres and urban primary health centres, many of which have been upgraded into Ayushman Arogya Mandirs (formerly Health and Wellness Centres).</w:t>
+      </w:r>
+      <w:hyperlink r:id="rId65">
+        <w:r>
+          <w:rPr>
+            <w:color w:val="B31822"/>
+            <w:vertAlign w:val="superscript"/>
+          </w:rPr>
+          <w:t xml:space="preserve">55,</w:t>
+        </w:r>
+      </w:hyperlink>
+      <w:hyperlink r:id="rId66">
+        <w:r>
+          <w:rPr>
+            <w:color w:val="B31822"/>
+            <w:vertAlign w:val="superscript"/>
+          </w:rPr>
+          <w:t xml:space="preserve">56</w:t>
+        </w:r>
+      </w:hyperlink>
+      <w:r>
+        <w:t xml:space="preserve"> Above them are community health centres, district hospitals, state medical college hospitals, and national institutes such as the AIIMS network, PGIMER Chandigarh and Tata Memorial Centre.</w:t>
+      </w:r>
+      <w:hyperlink r:id="rId65">
+        <w:r>
+          <w:rPr>
+            <w:color w:val="B31822"/>
+            <w:vertAlign w:val="superscript"/>
+          </w:rPr>
+          <w:t xml:space="preserve">55,</w:t>
+        </w:r>
+      </w:hyperlink>
+      <w:hyperlink r:id="rId67">
+        <w:r>
+          <w:rPr>
+            <w:color w:val="B31822"/>
+            <w:vertAlign w:val="superscript"/>
+          </w:rPr>
+          <w:t xml:space="preserve">57</w:t>
+        </w:r>
+      </w:hyperlink>
+      <w:r>
+        <w:t xml:space="preserve"> By 30 November 2025 the Health Ministry reported 1,81,873 operational Ayushman Arogya Mandirs offering an expanded package of 12 services, including NCD screening and teleconsultation.</w:t>
+      </w:r>
+      <w:hyperlink r:id="rId65">
+        <w:r>
+          <w:rPr>
+            <w:color w:val="B31822"/>
+            <w:vertAlign w:val="superscript"/>
+          </w:rPr>
+          <w:t xml:space="preserve">55</w:t>
+        </w:r>
+      </w:hyperlink>
     </w:p>
     <w:p>
       <w:r>
-        <w:t>The main financing and operating vehicle is the National Health Mission, which receives Rs 39,390 crore in the 2026-27 Union budget, supplemented by Rs 4,770 crore for the PM-Ayushman Bharat Health Infrastructure Mission. The demand-side counterpart is Ayushman Bharat PM-JAY, a tax-funded scheme that pays for up to Rs 5 lakh of hospital care per family per year across 1,961 procedures, delivered through more than 38,000 public and private empanelled hospitals. Coverage was extended in September 2024 to everyone aged 70 and over, regardless of income. By its eighth anniversary in September 2026, PM-JAY had funded 13.25 crore hospital admissions worth Rs 2.03 lakh crore, and 48.5 crore Ayushman cards had been issued.</w:t>
-      </w:r>
+        <w:t>The main financing and operating vehicle is the National Health Mission, which receives Rs 39,390 crore in the 2026-27 Union budget, supplemented by Rs 4,770 crore for the PM-Ayushman Bharat Health Infrastructure Mission.</w:t>
+      </w:r>
+      <w:hyperlink r:id="rId45">
+        <w:r>
+          <w:rPr>
+            <w:color w:val="B31822"/>
+            <w:vertAlign w:val="superscript"/>
+          </w:rPr>
+          <w:t xml:space="preserve">35</w:t>
+        </w:r>
+      </w:hyperlink>
+      <w:r>
+        <w:t xml:space="preserve"> The demand-side counterpart is Ayushman Bharat PM-JAY, a tax-funded scheme that pays for up to Rs 5 lakh of hospital care per family per year across 1,961 procedures, delivered through more than 38,000 public and private empanelled hospitals.</w:t>
+      </w:r>
+      <w:hyperlink r:id="rId68">
+        <w:r>
+          <w:rPr>
+            <w:color w:val="B31822"/>
+            <w:vertAlign w:val="superscript"/>
+          </w:rPr>
+          <w:t xml:space="preserve">58,</w:t>
+        </w:r>
+      </w:hyperlink>
+      <w:hyperlink r:id="rId69">
+        <w:r>
+          <w:rPr>
+            <w:color w:val="B31822"/>
+            <w:vertAlign w:val="superscript"/>
+          </w:rPr>
+          <w:t xml:space="preserve">59</w:t>
+        </w:r>
+      </w:hyperlink>
+      <w:r>
+        <w:t xml:space="preserve"> Coverage was extended in September 2024 to everyone aged 70 and over, regardless of income.</w:t>
+      </w:r>
+      <w:hyperlink r:id="rId69">
+        <w:r>
+          <w:rPr>
+            <w:color w:val="B31822"/>
+            <w:vertAlign w:val="superscript"/>
+          </w:rPr>
+          <w:t xml:space="preserve">59</w:t>
+        </w:r>
+      </w:hyperlink>
+      <w:r>
+        <w:t xml:space="preserve"> By its eighth anniversary in September 2026, PM-JAY had funded 13.25 crore hospital admissions worth Rs 2.03 lakh crore, and 48.5 crore Ayushman cards had been issued.</w:t>
+      </w:r>
+      <w:hyperlink r:id="rId68">
+        <w:r>
+          <w:rPr>
+            <w:color w:val="B31822"/>
+            <w:vertAlign w:val="superscript"/>
+          </w:rPr>
+          <w:t xml:space="preserve">58,</w:t>
+        </w:r>
+      </w:hyperlink>
+      <w:hyperlink r:id="rId69">
+        <w:r>
+          <w:rPr>
+            <w:color w:val="B31822"/>
+            <w:vertAlign w:val="superscript"/>
+          </w:rPr>
+          <w:t xml:space="preserve">59</w:t>
+        </w:r>
+      </w:hyperlink>
     </w:p>
     <w:p>
       <w:r>
-        <w:t>The public system's main weakness is capacity. The Health Ministry counted 8,18,661 beds in public facilities from primary health centres up to medical colleges as of 31 March 2023, which works out to fewer than 0.6 beds per 1,000 people, against the National Health Policy 2017 norm of 2 per 1,000. That count leaves out some other government hospitals, but on any measure public bed supply is well under one per 1,000 people, and far thinner in Bihar and Uttar Pradesh. Public care is much cheaper, though. The NSO's 2025 survey found average out-of-pocket spending of Rs 6,631 per hospitalisation, excluding childbirth, in public hospitals, against Rs 50,508 in private hospitals and Rs 34,064 across all facilities. For a foreign academic center, the public apex institutions are the natural partners for research, training and protocol work, while PM-JAY's tariffs set the price floor that private partners compete against.</w:t>
-      </w:r>
-    </w:p>
-    <w:p>
-      <w:pPr>
-        <w:spacing w:before="0" w:after="240"/>
-      </w:pPr>
-      <w:r>
-        <w:rPr>
-          <w:i/>
-          <w:color w:val="6E6E6E"/>
-          <w:sz w:val="17"/>
-        </w:rPr>
-        <w:t>Sources: Press Information Bureau, Ministry of Health and Family Welfare Initiatives and Achievements 2025, https://www.pib.gov.in/PressReleasePage.aspx?PRID=2210432&amp;reg=3&amp;lang=1; Press Information Bureau, Update on Ayushman Arogya Mandir, https://www.pib.gov.in/PressReleasePage.aspx?PRID=2151239&amp;reg=48&amp;lang=2; Press Information Bureau, Union Budget 2026-27 health allocation, https://www.pib.gov.in/PressReleasePage.aspx?PRID=2221616&amp;reg=48&amp;lang=2; ANI, JP Nadda marks 8 years of Ayushman Bharat PM-JAY (23 September 2026), https://www.aninews.in/news/national/politics/sankalp-for-seva8217-jp-nadda-marks-8-years-of-ayushman-bharat-pm-jay-highlights-coverage-of-over-60-crore-people20260923095824/; Morung Express, India's AB PM-JAY marks 8th anniversary, funds 13.25 crore admissions, https://morungexpress.com/indias-ab-pm-jay-marks-8th-anniversary-funds-1325-crore-admissions; Press Information Bureau, Status of Expenditure on Healthcare Infrastructure (Rajya Sabha reply on public hospital beds), https://www.pib.gov.in/PressReleasePage.aspx?PRID=2080071&amp;reg=48&amp;lang=2; The South First, India has only 0.79 beds per 1,000 population in government hospitals (December 2024), https://thesouthfirst.com/health/india-has-only-0-79-beds-per-1000-population-in-government-hospitals-short-by-2-4-million-hospital-beds/; Ministry of Statistics and Programme Implementation, Press Note on Survey on Household Social Consumption: Health (NSS 80th round, 2025), https://www.mospi.gov.in/uploads/release_calendar/1776681150721_PRESS_NOTE_HEALTH_REVISED.pdf; Vajiram and Ravi, NSO Health Survey Findings, https://vajiramandravi.com/current-affairs/nso-health-survey-findings/</w:t>
+        <w:t>The public system's main weakness is capacity. The Health Ministry counted 8,18,661 beds in public facilities from primary health centres up to medical colleges as of 31 March 2023, which works out to fewer than 0.6 beds per 1,000 people, against the National Health Policy 2017 norm of 2 per 1,000.</w:t>
+      </w:r>
+      <w:hyperlink r:id="rId67">
+        <w:r>
+          <w:rPr>
+            <w:color w:val="B31822"/>
+            <w:vertAlign w:val="superscript"/>
+          </w:rPr>
+          <w:t xml:space="preserve">57</w:t>
+        </w:r>
+      </w:hyperlink>
+      <w:r>
+        <w:t xml:space="preserve"> That count leaves out some other government hospitals, but on any measure public bed supply is well under one per 1,000 people, and far thinner in Bihar and Uttar Pradesh.</w:t>
+      </w:r>
+      <w:hyperlink r:id="rId67">
+        <w:r>
+          <w:rPr>
+            <w:color w:val="B31822"/>
+            <w:vertAlign w:val="superscript"/>
+          </w:rPr>
+          <w:t xml:space="preserve">57,</w:t>
+        </w:r>
+      </w:hyperlink>
+      <w:hyperlink r:id="rId70">
+        <w:r>
+          <w:rPr>
+            <w:color w:val="B31822"/>
+            <w:vertAlign w:val="superscript"/>
+          </w:rPr>
+          <w:t xml:space="preserve">60</w:t>
+        </w:r>
+      </w:hyperlink>
+      <w:r>
+        <w:t xml:space="preserve"> Public care is much cheaper, though. The NSO's 2025 survey found average out-of-pocket spending of Rs 6,631 per hospitalisation, excluding childbirth, in public hospitals, against Rs 50,508 in private hospitals and Rs 34,064 across all facilities.</w:t>
+      </w:r>
+      <w:hyperlink r:id="rId71">
+        <w:r>
+          <w:rPr>
+            <w:color w:val="B31822"/>
+            <w:vertAlign w:val="superscript"/>
+          </w:rPr>
+          <w:t xml:space="preserve">61,</w:t>
+        </w:r>
+      </w:hyperlink>
+      <w:hyperlink r:id="rId72">
+        <w:r>
+          <w:rPr>
+            <w:color w:val="B31822"/>
+            <w:vertAlign w:val="superscript"/>
+          </w:rPr>
+          <w:t xml:space="preserve">62</w:t>
+        </w:r>
+      </w:hyperlink>
+      <w:r>
+        <w:t xml:space="preserve"> For a foreign academic center, the public apex institutions are the natural partners for research, training and protocol work, while PM-JAY's tariffs set the price floor that private partners compete against.</w:t>
       </w:r>
     </w:p>
     <w:p>
       <w:pPr>
         <w:pStyle w:val="Heading2"/>
       </w:pPr>
+      <w:bookmarkStart w:id="8" w:name="_sec8"/>
       <w:r>
         <w:t>Private Healthcare System</w:t>
       </w:r>
+      <w:bookmarkEnd w:id="8"/>
     </w:p>
     <w:p>
       <w:r>
-        <w:t>Private providers deliver most of India's specialist and hospital care, and they are consolidating fast. The NSO's 2025 household health survey found that treating the same illness costs five to ten times more in a private hospital than in a government one. The average out-of-pocket bill for a hospital stay, excluding childbirth, was Rs 50,508 in private hospitals against Rs 6,631 in public ones, and the median was Rs 24,000 against Rs 1,100.</w:t>
-      </w:r>
+        <w:t>Private providers deliver most of India's specialist and hospital care, and they are consolidating fast. The NSO's 2025 household health survey found that treating the same illness costs five to ten times more in a private hospital than in a government one.</w:t>
+      </w:r>
+      <w:hyperlink r:id="rId73">
+        <w:r>
+          <w:rPr>
+            <w:color w:val="B31822"/>
+            <w:vertAlign w:val="superscript"/>
+          </w:rPr>
+          <w:t xml:space="preserve">63</w:t>
+        </w:r>
+      </w:hyperlink>
+      <w:r>
+        <w:t xml:space="preserve"> The average out-of-pocket bill for a hospital stay, excluding childbirth, was Rs 50,508 in private hospitals against Rs 6,631 in public ones, and the median was Rs 24,000 against Rs 1,100.</w:t>
+      </w:r>
+      <w:hyperlink r:id="rId71">
+        <w:r>
+          <w:rPr>
+            <w:color w:val="B31822"/>
+            <w:vertAlign w:val="superscript"/>
+          </w:rPr>
+          <w:t xml:space="preserve">61</w:t>
+        </w:r>
+      </w:hyperlink>
     </w:p>
     <w:p>
       <w:r>
-        <w:t>The corporate chains are growing through acquisition and greenfield projects. Manipal Hospitals reported 49 hospitals and 13,037 licensed beds as of 31 March 2026, up from 33 hospitals and 9,520 beds two years earlier after it bought AMRI, Medica and Sahyadri. It listed on the stock exchanges on 5 August 2026 after a Rs 9,275 crore IPO that was subscribed nearly five times. Apollo Hospitals reports 10,970 beds in 78 hospitals in India and overseas as of March 2026, a total that counts owned and managed hospitals as well as day-surgery and cradle units. The merger of Aster DM Healthcare with Blackstone-backed Quality Care India took effect in July 2026 and created Aster DM Quality Care, with 39 hospitals in 28 cities and more than 10,600 beds under the Aster, CARE, Evercare and KIMSHEALTH brands. Max Healthcare had 4,966 operational beds at 31 March 2026 and aims for 10,000 by FY2030, and Medanta had about 3,665 installed beds across six hospitals after adding 623 in FY2025-26. Malaysia's IHH Healthcare has controlled Fortis since 2018 with about 31.17 percent. Its long-delayed mandatory open offer closed in November 2025 with only 1,778 shares tendered, so the stake is essentially unchanged. Narayana Health entered the UK in October 2025 by buying Practice Plus Group's hospitals.</w:t>
-      </w:r>
+        <w:t>The corporate chains are growing through acquisition and greenfield projects. Manipal Hospitals reported 49 hospitals and 13,037 licensed beds as of 31 March 2026, up from 33 hospitals and 9,520 beds two years earlier after it bought AMRI, Medica and Sahyadri.</w:t>
+      </w:r>
+      <w:hyperlink r:id="rId74">
+        <w:r>
+          <w:rPr>
+            <w:color w:val="B31822"/>
+            <w:vertAlign w:val="superscript"/>
+          </w:rPr>
+          <w:t xml:space="preserve">64</w:t>
+        </w:r>
+      </w:hyperlink>
+      <w:r>
+        <w:t xml:space="preserve"> It listed on the stock exchanges on 5 August 2026 after a Rs 9,275 crore IPO that was subscribed nearly five times.</w:t>
+      </w:r>
+      <w:hyperlink r:id="rId75">
+        <w:r>
+          <w:rPr>
+            <w:color w:val="B31822"/>
+            <w:vertAlign w:val="superscript"/>
+          </w:rPr>
+          <w:t xml:space="preserve">65</w:t>
+        </w:r>
+      </w:hyperlink>
+      <w:r>
+        <w:t xml:space="preserve"> Apollo Hospitals reports 10,970 beds in 78 hospitals in India and overseas as of March 2026, a total that counts owned and managed hospitals as well as day-surgery and cradle units.</w:t>
+      </w:r>
+      <w:hyperlink r:id="rId76">
+        <w:r>
+          <w:rPr>
+            <w:color w:val="B31822"/>
+            <w:vertAlign w:val="superscript"/>
+          </w:rPr>
+          <w:t xml:space="preserve">66,</w:t>
+        </w:r>
+      </w:hyperlink>
+      <w:hyperlink r:id="rId77">
+        <w:r>
+          <w:rPr>
+            <w:color w:val="B31822"/>
+            <w:vertAlign w:val="superscript"/>
+          </w:rPr>
+          <w:t xml:space="preserve">67</w:t>
+        </w:r>
+      </w:hyperlink>
+      <w:r>
+        <w:t xml:space="preserve"> The merger of Aster DM Healthcare with Blackstone-backed Quality Care India took effect in July 2026 and created Aster DM Quality Care, with 39 hospitals in 28 cities and more than 10,600 beds under the Aster, CARE, Evercare and KIMSHEALTH brands.</w:t>
+      </w:r>
+      <w:hyperlink r:id="rId78">
+        <w:r>
+          <w:rPr>
+            <w:color w:val="B31822"/>
+            <w:vertAlign w:val="superscript"/>
+          </w:rPr>
+          <w:t xml:space="preserve">68,</w:t>
+        </w:r>
+      </w:hyperlink>
+      <w:hyperlink r:id="rId79">
+        <w:r>
+          <w:rPr>
+            <w:color w:val="B31822"/>
+            <w:vertAlign w:val="superscript"/>
+          </w:rPr>
+          <w:t xml:space="preserve">69</w:t>
+        </w:r>
+      </w:hyperlink>
+      <w:r>
+        <w:t xml:space="preserve"> Max Healthcare had 4,966 operational beds at 31 March 2026 and aims for 10,000 by FY2030, and Medanta had about 3,665 installed beds across six hospitals after adding 623 in FY2025-26.</w:t>
+      </w:r>
+      <w:hyperlink r:id="rId80">
+        <w:r>
+          <w:rPr>
+            <w:color w:val="B31822"/>
+            <w:vertAlign w:val="superscript"/>
+          </w:rPr>
+          <w:t xml:space="preserve">70,</w:t>
+        </w:r>
+      </w:hyperlink>
+      <w:hyperlink r:id="rId81">
+        <w:r>
+          <w:rPr>
+            <w:color w:val="B31822"/>
+            <w:vertAlign w:val="superscript"/>
+          </w:rPr>
+          <w:t xml:space="preserve">71,</w:t>
+        </w:r>
+      </w:hyperlink>
+      <w:hyperlink r:id="rId82">
+        <w:r>
+          <w:rPr>
+            <w:color w:val="B31822"/>
+            <w:vertAlign w:val="superscript"/>
+          </w:rPr>
+          <w:t xml:space="preserve">72</w:t>
+        </w:r>
+      </w:hyperlink>
+      <w:r>
+        <w:t xml:space="preserve"> Malaysia's IHH Healthcare has controlled Fortis since 2018 with about 31.17 percent.</w:t>
+      </w:r>
+      <w:hyperlink r:id="rId83">
+        <w:r>
+          <w:rPr>
+            <w:color w:val="B31822"/>
+            <w:vertAlign w:val="superscript"/>
+          </w:rPr>
+          <w:t xml:space="preserve">73</w:t>
+        </w:r>
+      </w:hyperlink>
+      <w:r>
+        <w:t xml:space="preserve"> Its long-delayed mandatory open offer closed in November 2025 with only 1,778 shares tendered, so the stake is essentially unchanged.</w:t>
+      </w:r>
+      <w:hyperlink r:id="rId83">
+        <w:r>
+          <w:rPr>
+            <w:color w:val="B31822"/>
+            <w:vertAlign w:val="superscript"/>
+          </w:rPr>
+          <w:t xml:space="preserve">73</w:t>
+        </w:r>
+      </w:hyperlink>
+      <w:r>
+        <w:t xml:space="preserve"> Narayana Health entered the UK in October 2025 by buying Practice Plus Group's hospitals.</w:t>
+      </w:r>
+      <w:hyperlink r:id="rId84">
+        <w:r>
+          <w:rPr>
+            <w:color w:val="B31822"/>
+            <w:vertAlign w:val="superscript"/>
+          </w:rPr>
+          <w:t xml:space="preserve">74</w:t>
+        </w:r>
+      </w:hyperlink>
     </w:p>
     <w:p>
       <w:r>
-        <w:t>An EY-Parthenon review of FY2025-26, published in July 2026, found revenue and EBITDA growth above 15 percent at leading operators, occupancy mostly between 60 and 75 percent, and large pipelines: about 3,400 new beds at Apollo between FY2027 and FY2030, about 2,700 at Medanta over three to four years, about 1,800 at Fortis and roughly 4,445 at Aster DM Quality Care. Global private equity (Blackstone, KKR) is an active consolidator. For a foreign academic medical center, these chains are the most likely commercial counterparties for affiliations, second-opinion services and clinical program development, and each is actively looking for differentiation in high-acuity specialties.</w:t>
-      </w:r>
-    </w:p>
-    <w:p>
-      <w:pPr>
-        <w:spacing w:before="0" w:after="240"/>
-      </w:pPr>
-      <w:r>
-        <w:rPr>
-          <w:i/>
-          <w:color w:val="6E6E6E"/>
-          <w:sz w:val="17"/>
-        </w:rPr>
-        <w:t>Sources: Down To Earth, Private hospitals cost up to 10 times more than government facilities for same illnesses: NSO survey, https://www.downtoearth.org.in/health/private-hospitals-cost-up-to-10-times-more-than-government-facilities-for-same-illnesses-nso-survey-finds; Ministry of Statistics and Programme Implementation, Press Note on Survey on Household Social Consumption: Health (NSS 80th round, 2025), https://www.mospi.gov.in/uploads/release_calendar/1776681150721_PRESS_NOTE_HEALTH_REVISED.pdf; Groww, Manipal Health Enterprises IPO details, https://groww.in/ipo/manipal-health-enterprises-ipo; Business Standard, Manipal Health lists at 11% premium (5 August 2026), https://www.business-standard.com/markets/news/manipal-health-share-price-lists-at-11-premium-beats-gmp-expectations-126080500123_1.html; Apollo Hospitals, Q4 FY26 results release, https://www.apollohospitals.com/sites/default/files/2026-05/ahel-q4fy26-resullts-release.pdf; BW Healthcare World, Apollo Hospitals Q4 FY26 profit rises 36% to Rs 529 crore, https://www.bwhealthcareworld.com/article/apollo-hospitals-q4-fy26-profit-rises-36-to-rs-529-crore-revenue-up-18-607774; Aster DM Healthcare newsroom, Aster and Blackstone-backed Quality Care have merged, https://www.asterdmhealthcare.in/newsroom/detail/aster-and-blackstone-backed-quality-care-have-merged-establish-one-of-top-3-hospital-chains-india; HealthCare Middle East and Africa, Aster DM Quality Care begins operations post-merger with over 10,600 beds (3 July 2026), https://www.healthcaremea.com/2026/07/03/aster-dm-quality-care-begins-operations-post-merger-with-over-10600-beds/; Indian Pharma Post, Medanta delivers record FY26 performance, https://www.indianpharmapost.com/hospitals/lite/medanta-delivers-record-fy26-performance-as-revenue-surges-profit-jumps-with-expansion-20233; Business Standard, Max Healthcare Institute Q4FY26 network PAT rises 3% to Rs 387 crore, https://www.business-standard.com/companies/quarterly-results/max-healthcare-institute-q4fy26-network-pat-rises-3-to-387-crore-126052101481_1.html; InvestyWise, Max Healthcare reports strong Q4 and FY26 financial growth, https://www.investywise.com/max-healthcare-reports-strong-q4-and-fy26-financial-growth/; Whalesbook, Max Healthcare FY26 revenue and bed plans, https://www.whalesbook.com/corporate-news/English/healthcarebiotech/Max-Healthcare-FY26-Revenue-at-indian-rupee10538-crore-eyes-10000-beds-by-FY30/6a73792c10bce1fd203ff7d1; InvestyWise, IHH completes Fortis open offer (November 2025), https://www.investywise.com/fortis-healthcare-results-of-open-offers/; Narayana Health, Narayana Health acquires UK-based Practice Plus Group Hospitals (31 October 2025), https://www.narayanahealth.org/news-media/narayana-health-expands-its-global-footprint-with-acquisition-of-UK-based-practice-plus-group-Hospitals; EY India, India healthcare sector records strong FY26 growth: EY-Parthenon report (July 2026), https://www.ey.com/en_in/newsroom/2026/07/india-healthcare-sector-records-strong-fy-26-growth-expansion-and-capacity-build-out-drive-momentum; Business Standard, India's hospital chains grow bigger even as expansion squeezes margins: EY (July 2026), https://www.business-standard.com/health/india-s-hospital-chains-grow-bigger-even-as-expansion-squeezes-margins-ey-126072300813_1.html</w:t>
+        <w:t>An EY-Parthenon review of FY2025-26, published in July 2026, found revenue and EBITDA growth above 15 percent at leading operators, occupancy mostly between 60 and 75 percent, and large pipelines: about 3,400 new beds at Apollo between FY2027 and FY2030, about 2,700 at Medanta over three to four years, about 1,800 at Fortis and roughly 4,445 at Aster DM Quality Care.</w:t>
+      </w:r>
+      <w:hyperlink r:id="rId85">
+        <w:r>
+          <w:rPr>
+            <w:color w:val="B31822"/>
+            <w:vertAlign w:val="superscript"/>
+          </w:rPr>
+          <w:t xml:space="preserve">75,</w:t>
+        </w:r>
+      </w:hyperlink>
+      <w:hyperlink r:id="rId86">
+        <w:r>
+          <w:rPr>
+            <w:color w:val="B31822"/>
+            <w:vertAlign w:val="superscript"/>
+          </w:rPr>
+          <w:t xml:space="preserve">76</w:t>
+        </w:r>
+      </w:hyperlink>
+      <w:r>
+        <w:t xml:space="preserve"> Global private equity (Blackstone, KKR) is an active consolidator.</w:t>
+      </w:r>
+      <w:hyperlink r:id="rId78">
+        <w:r>
+          <w:rPr>
+            <w:color w:val="B31822"/>
+            <w:vertAlign w:val="superscript"/>
+          </w:rPr>
+          <w:t xml:space="preserve">68,</w:t>
+        </w:r>
+      </w:hyperlink>
+      <w:hyperlink r:id="rId87">
+        <w:r>
+          <w:rPr>
+            <w:color w:val="B31822"/>
+            <w:vertAlign w:val="superscript"/>
+          </w:rPr>
+          <w:t xml:space="preserve">77</w:t>
+        </w:r>
+      </w:hyperlink>
+      <w:r>
+        <w:t xml:space="preserve"> For a foreign academic medical center, these chains are the most likely commercial counterparties for affiliations, second-opinion services and clinical program development, and each is actively looking for differentiation in high-acuity specialties.</w:t>
       </w:r>
     </w:p>
     <w:p>
       <w:pPr>
         <w:pStyle w:val="Heading2"/>
       </w:pPr>
+      <w:bookmarkStart w:id="9" w:name="_sec9"/>
       <w:r>
         <w:t>Healthcare Financing</w:t>
       </w:r>
+      <w:bookmarkEnd w:id="9"/>
     </w:p>
     <w:tbl>
       <w:tblPr>
@@ -1200,6 +3088,15 @@
               </w:rPr>
               <w:t>3.37% on the new 2022-23 base GDP series; 3.28% on the old 2011-12 series (2022-23, National Health Accounts)</w:t>
             </w:r>
+            <w:hyperlink r:id="rId88">
+              <w:r>
+                <w:rPr>
+                  <w:color w:val="B31822"/>
+                  <w:vertAlign w:val="superscript"/>
+                </w:rPr>
+                <w:t xml:space="preserve">78</w:t>
+              </w:r>
+            </w:hyperlink>
           </w:p>
         </w:tc>
         <w:tc>
@@ -1234,6 +3131,24 @@
               </w:rPr>
               <w:t>Rs 6,373 (2022-23, National Health Accounts)</w:t>
             </w:r>
+            <w:hyperlink r:id="rId88">
+              <w:r>
+                <w:rPr>
+                  <w:color w:val="B31822"/>
+                  <w:vertAlign w:val="superscript"/>
+                </w:rPr>
+                <w:t xml:space="preserve">78,</w:t>
+              </w:r>
+            </w:hyperlink>
+            <w:hyperlink r:id="rId89">
+              <w:r>
+                <w:rPr>
+                  <w:color w:val="B31822"/>
+                  <w:vertAlign w:val="superscript"/>
+                </w:rPr>
+                <w:t xml:space="preserve">79</w:t>
+              </w:r>
+            </w:hyperlink>
           </w:p>
         </w:tc>
       </w:tr>
@@ -1270,6 +3185,33 @@
               </w:rPr>
               <w:t>1.48% on the new 2022-23 base GDP series; 1.43% on the old series (2022-23)</w:t>
             </w:r>
+            <w:hyperlink r:id="rId88">
+              <w:r>
+                <w:rPr>
+                  <w:color w:val="B31822"/>
+                  <w:vertAlign w:val="superscript"/>
+                </w:rPr>
+                <w:t xml:space="preserve">78,</w:t>
+              </w:r>
+            </w:hyperlink>
+            <w:hyperlink r:id="rId90">
+              <w:r>
+                <w:rPr>
+                  <w:color w:val="B31822"/>
+                  <w:vertAlign w:val="superscript"/>
+                </w:rPr>
+                <w:t xml:space="preserve">80,</w:t>
+              </w:r>
+            </w:hyperlink>
+            <w:hyperlink r:id="rId91">
+              <w:r>
+                <w:rPr>
+                  <w:color w:val="B31822"/>
+                  <w:vertAlign w:val="superscript"/>
+                </w:rPr>
+                <w:t xml:space="preserve">81</w:t>
+              </w:r>
+            </w:hyperlink>
           </w:p>
         </w:tc>
         <w:tc>
@@ -1304,6 +3246,15 @@
               </w:rPr>
               <w:t>43.7% (2022-23), up from 28.6% in 2013-14</w:t>
             </w:r>
+            <w:hyperlink r:id="rId90">
+              <w:r>
+                <w:rPr>
+                  <w:color w:val="B31822"/>
+                  <w:vertAlign w:val="superscript"/>
+                </w:rPr>
+                <w:t xml:space="preserve">80</w:t>
+              </w:r>
+            </w:hyperlink>
           </w:p>
         </w:tc>
       </w:tr>
@@ -1340,6 +3291,24 @@
               </w:rPr>
               <w:t>43.4% (2022-23), up from 39.4% in 2021-22 and down from 64.2% in 2013-14</w:t>
             </w:r>
+            <w:hyperlink r:id="rId90">
+              <w:r>
+                <w:rPr>
+                  <w:color w:val="B31822"/>
+                  <w:vertAlign w:val="superscript"/>
+                </w:rPr>
+                <w:t xml:space="preserve">80,</w:t>
+              </w:r>
+            </w:hyperlink>
+            <w:hyperlink r:id="rId89">
+              <w:r>
+                <w:rPr>
+                  <w:color w:val="B31822"/>
+                  <w:vertAlign w:val="superscript"/>
+                </w:rPr>
+                <w:t xml:space="preserve">79</w:t>
+              </w:r>
+            </w:hyperlink>
           </w:p>
         </w:tc>
         <w:tc>
@@ -1374,6 +3343,15 @@
               </w:rPr>
               <w:t>Rs 2,786 (2022-23)</w:t>
             </w:r>
+            <w:hyperlink r:id="rId90">
+              <w:r>
+                <w:rPr>
+                  <w:color w:val="B31822"/>
+                  <w:vertAlign w:val="superscript"/>
+                </w:rPr>
+                <w:t xml:space="preserve">80</w:t>
+              </w:r>
+            </w:hyperlink>
           </w:p>
         </w:tc>
       </w:tr>
@@ -1410,6 +3388,15 @@
               </w:rPr>
               <w:t>Rs 1,06,530.42 crore (Budget Estimate 2026-27)</w:t>
             </w:r>
+            <w:hyperlink r:id="rId45">
+              <w:r>
+                <w:rPr>
+                  <w:color w:val="B31822"/>
+                  <w:vertAlign w:val="superscript"/>
+                </w:rPr>
+                <w:t xml:space="preserve">35</w:t>
+              </w:r>
+            </w:hyperlink>
           </w:p>
         </w:tc>
         <w:tc>
@@ -1444,6 +3431,15 @@
               </w:rPr>
               <w:t>Rs 9,500 crore (Budget Estimate 2026-27)</w:t>
             </w:r>
+            <w:hyperlink r:id="rId45">
+              <w:r>
+                <w:rPr>
+                  <w:color w:val="B31822"/>
+                  <w:vertAlign w:val="superscript"/>
+                </w:rPr>
+                <w:t xml:space="preserve">35</w:t>
+              </w:r>
+            </w:hyperlink>
           </w:p>
         </w:tc>
       </w:tr>
@@ -1480,6 +3476,24 @@
               </w:rPr>
               <w:t>Rs 34,064 overall; Rs 6,631 in public hospitals; Rs 50,508 in private hospitals (2025, NSS 80th round)</w:t>
             </w:r>
+            <w:hyperlink r:id="rId71">
+              <w:r>
+                <w:rPr>
+                  <w:color w:val="B31822"/>
+                  <w:vertAlign w:val="superscript"/>
+                </w:rPr>
+                <w:t xml:space="preserve">61,</w:t>
+              </w:r>
+            </w:hyperlink>
+            <w:hyperlink r:id="rId72">
+              <w:r>
+                <w:rPr>
+                  <w:color w:val="B31822"/>
+                  <w:vertAlign w:val="superscript"/>
+                </w:rPr>
+                <w:t xml:space="preserve">62</w:t>
+              </w:r>
+            </w:hyperlink>
           </w:p>
         </w:tc>
         <w:tc>
@@ -1514,6 +3528,15 @@
               </w:rPr>
               <w:t>Government health spending of 2.5% of GDP by 2025 (National Health Policy 2017; also recommended by the Fifteenth Finance Commission)</w:t>
             </w:r>
+            <w:hyperlink r:id="rId92">
+              <w:r>
+                <w:rPr>
+                  <w:color w:val="B31822"/>
+                  <w:vertAlign w:val="superscript"/>
+                </w:rPr>
+                <w:t xml:space="preserve">82</w:t>
+              </w:r>
+            </w:hyperlink>
           </w:p>
         </w:tc>
       </w:tr>
@@ -1525,29 +3548,204 @@
     </w:p>
     <w:p>
       <w:r>
-        <w:t>India spends little on health relative to its income, and households still pay a large share directly. The tenth round of National Health Accounts, covering 2022-23 and released in May 2026, puts total health expenditure at 3.37 percent of GDP on the new GDP series, or Rs 6,373 per person. Government spending reached 1.48 percent of GDP on the same series. On the old 2011-12 series the two ratios are 3.28 and 1.43 percent. Either way, government spending is far short of the 2.5 percent target set by the National Health Policy 2017 for 2025. Over the decade the trend has been positive: the government share of total spending rose from 28.6 percent in 2013-14 to 43.7 percent, and the out-of-pocket share fell from 64.2 percent to 43.4 percent. In 2022-23, however, the trend reversed. The previous NHA round had shown a COVID-era peak for 2021-22, with a 48 percent government share and out-of-pocket spending of only 39.4 percent. When emergency pandemic spending ended, households again picked up a larger part of the bill. Insurance is spreading. The NSO's 2025 survey found health insurance coverage of 47.4 percent in rural areas and 44.3 percent in urban areas, up from 14.1 and 19.1 percent in 2017-18. Coverage is mainly through PM-JAY and state schemes, and it has not yet brought down out-of-pocket spending, which still averages Rs 34,064 per hospitalisation excluding childbirth, and Rs 50,508 in private hospitals. Union health spending continues to rise, with the 2026-27 budget up nearly 10 percent over the previous year's revised estimate. For a foreign partner, the financing picture points to a two-tier market. A price-sensitive mass market is anchored by PM-JAY rates, and a smaller cash-paying and privately insured segment, together with inbound international patients, sustains premium tertiary care.</w:t>
-      </w:r>
-    </w:p>
-    <w:p>
-      <w:pPr>
-        <w:spacing w:before="0" w:after="240"/>
-      </w:pPr>
-      <w:r>
-        <w:rPr>
-          <w:i/>
-          <w:color w:val="6E6E6E"/>
-          <w:sz w:val="17"/>
-        </w:rPr>
-        <w:t>Sources: National Health Systems Resource Centre, National Health Accounts Estimates for India 2022-23, https://nhsrcindia.org/sites/default/files/2026-05/NHA%202022-23%20Report.pdf; Press Information Bureau, Union Health Ministry releases the National Health Accounts Estimates for India 2022-23, https://www.pib.gov.in/PressReleasePage.aspx?PRID=2265816&amp;lang=1&amp;reg=3; ThePrint, As govt cut health spends post-Covid, Indians paid more out-of-pocket in 2022-23, https://theprint.in/health/as-govt-cut-health-spends-post-covid-indians-paid-more-out-of-pocket-in-2022-23-reversing-10-yr-trend/2943692/; Social News XYZ, Govt health expenditure rises to 1.43 pc of GDP in FY23: Ministry (27 May 2026), https://www.socialnews.xyz/2026/05/27/govt-health-expenditure-rises-to-1-43-pc-of-gdp-in-fy23-ministry; Down To Earth, India's health expenditure reaches 3.83% of GDP in 2021-22 (NHA 2021-22), https://www.downtoearth.org.in/health/indias-per-capita-health-expense-jumped-82-in-last-decade-national-health-accounts-estimates; Press Information Bureau, Union Budget 2026-27 health allocation, https://www.pib.gov.in/PressReleasePage.aspx?PRID=2221616&amp;reg=48&amp;lang=2; Ministry of Statistics and Programme Implementation, Press Note on Survey on Household Social Consumption: Health (2025), https://www.mospi.gov.in/uploads/release_calendar/1776681150721_PRESS_NOTE_HEALTH_REVISED.pdf; Vajiram and Ravi, NSO Health Survey Findings: expanding health insurance, uneven results, https://vajiramandravi.com/current-affairs/nso-health-survey-findings/; Vajiram and Ravi, 15th Finance Commission recommendations, https://vajiramandravi.com/upsc-exam/15th-finance-commission/</w:t>
+        <w:t>India spends little on health relative to its income, and households still pay a large share directly. The tenth round of National Health Accounts, covering 2022-23 and released in May 2026, puts total health expenditure at 3.37 percent of GDP on the new GDP series, or Rs 6,373 per person.</w:t>
+      </w:r>
+      <w:hyperlink r:id="rId88">
+        <w:r>
+          <w:rPr>
+            <w:color w:val="B31822"/>
+            <w:vertAlign w:val="superscript"/>
+          </w:rPr>
+          <w:t xml:space="preserve">78,</w:t>
+        </w:r>
+      </w:hyperlink>
+      <w:hyperlink r:id="rId90">
+        <w:r>
+          <w:rPr>
+            <w:color w:val="B31822"/>
+            <w:vertAlign w:val="superscript"/>
+          </w:rPr>
+          <w:t xml:space="preserve">80,</w:t>
+        </w:r>
+      </w:hyperlink>
+      <w:hyperlink r:id="rId89">
+        <w:r>
+          <w:rPr>
+            <w:color w:val="B31822"/>
+            <w:vertAlign w:val="superscript"/>
+          </w:rPr>
+          <w:t xml:space="preserve">79</w:t>
+        </w:r>
+      </w:hyperlink>
+      <w:r>
+        <w:t xml:space="preserve"> Government spending reached 1.48 percent of GDP on the same series.</w:t>
+      </w:r>
+      <w:hyperlink r:id="rId88">
+        <w:r>
+          <w:rPr>
+            <w:color w:val="B31822"/>
+            <w:vertAlign w:val="superscript"/>
+          </w:rPr>
+          <w:t xml:space="preserve">78</w:t>
+        </w:r>
+      </w:hyperlink>
+      <w:r>
+        <w:t xml:space="preserve"> On the old 2011-12 series the two ratios are 3.28 and 1.43 percent.</w:t>
+      </w:r>
+      <w:hyperlink r:id="rId88">
+        <w:r>
+          <w:rPr>
+            <w:color w:val="B31822"/>
+            <w:vertAlign w:val="superscript"/>
+          </w:rPr>
+          <w:t xml:space="preserve">78,</w:t>
+        </w:r>
+      </w:hyperlink>
+      <w:hyperlink r:id="rId91">
+        <w:r>
+          <w:rPr>
+            <w:color w:val="B31822"/>
+            <w:vertAlign w:val="superscript"/>
+          </w:rPr>
+          <w:t xml:space="preserve">81</w:t>
+        </w:r>
+      </w:hyperlink>
+      <w:r>
+        <w:t xml:space="preserve"> Either way, government spending is far short of the 2.5 percent target set by the National Health Policy 2017 for 2025.</w:t>
+      </w:r>
+      <w:hyperlink r:id="rId92">
+        <w:r>
+          <w:rPr>
+            <w:color w:val="B31822"/>
+            <w:vertAlign w:val="superscript"/>
+          </w:rPr>
+          <w:t xml:space="preserve">82</w:t>
+        </w:r>
+      </w:hyperlink>
+      <w:r>
+        <w:t xml:space="preserve"> Over the decade the trend has been positive: the government share of total spending rose from 28.6 percent in 2013-14 to 43.7 percent, and the out-of-pocket share fell from 64.2 percent to 43.4 percent.</w:t>
+      </w:r>
+      <w:hyperlink r:id="rId90">
+        <w:r>
+          <w:rPr>
+            <w:color w:val="B31822"/>
+            <w:vertAlign w:val="superscript"/>
+          </w:rPr>
+          <w:t xml:space="preserve">80</w:t>
+        </w:r>
+      </w:hyperlink>
+      <w:r>
+        <w:t xml:space="preserve"> In 2022-23, however, the trend reversed.</w:t>
+      </w:r>
+      <w:hyperlink r:id="rId89">
+        <w:r>
+          <w:rPr>
+            <w:color w:val="B31822"/>
+            <w:vertAlign w:val="superscript"/>
+          </w:rPr>
+          <w:t xml:space="preserve">79</w:t>
+        </w:r>
+      </w:hyperlink>
+      <w:r>
+        <w:t xml:space="preserve"> The previous NHA round had shown a COVID-era peak for 2021-22, with a 48 percent government share and out-of-pocket spending of only 39.4 percent.</w:t>
+      </w:r>
+      <w:hyperlink r:id="rId93">
+        <w:r>
+          <w:rPr>
+            <w:color w:val="B31822"/>
+            <w:vertAlign w:val="superscript"/>
+          </w:rPr>
+          <w:t xml:space="preserve">83,</w:t>
+        </w:r>
+      </w:hyperlink>
+      <w:hyperlink r:id="rId90">
+        <w:r>
+          <w:rPr>
+            <w:color w:val="B31822"/>
+            <w:vertAlign w:val="superscript"/>
+          </w:rPr>
+          <w:t xml:space="preserve">80</w:t>
+        </w:r>
+      </w:hyperlink>
+      <w:r>
+        <w:t xml:space="preserve"> When emergency pandemic spending ended, households again picked up a larger part of the bill.</w:t>
+      </w:r>
+      <w:hyperlink r:id="rId89">
+        <w:r>
+          <w:rPr>
+            <w:color w:val="B31822"/>
+            <w:vertAlign w:val="superscript"/>
+          </w:rPr>
+          <w:t xml:space="preserve">79</w:t>
+        </w:r>
+      </w:hyperlink>
+      <w:r>
+        <w:t xml:space="preserve"> Insurance is spreading. The NSO's 2025 survey found health insurance coverage of 47.4 percent in rural areas and 44.3 percent in urban areas, up from 14.1 and 19.1 percent in 2017-18.</w:t>
+      </w:r>
+      <w:hyperlink r:id="rId71">
+        <w:r>
+          <w:rPr>
+            <w:color w:val="B31822"/>
+            <w:vertAlign w:val="superscript"/>
+          </w:rPr>
+          <w:t xml:space="preserve">61,</w:t>
+        </w:r>
+      </w:hyperlink>
+      <w:hyperlink r:id="rId72">
+        <w:r>
+          <w:rPr>
+            <w:color w:val="B31822"/>
+            <w:vertAlign w:val="superscript"/>
+          </w:rPr>
+          <w:t xml:space="preserve">62</w:t>
+        </w:r>
+      </w:hyperlink>
+      <w:r>
+        <w:t xml:space="preserve"> Coverage is mainly through PM-JAY and state schemes, and it has not yet brought down out-of-pocket spending, which still averages Rs 34,064 per hospitalisation excluding childbirth, and Rs 50,508 in private hospitals.</w:t>
+      </w:r>
+      <w:hyperlink r:id="rId71">
+        <w:r>
+          <w:rPr>
+            <w:color w:val="B31822"/>
+            <w:vertAlign w:val="superscript"/>
+          </w:rPr>
+          <w:t xml:space="preserve">61,</w:t>
+        </w:r>
+      </w:hyperlink>
+      <w:hyperlink r:id="rId72">
+        <w:r>
+          <w:rPr>
+            <w:color w:val="B31822"/>
+            <w:vertAlign w:val="superscript"/>
+          </w:rPr>
+          <w:t xml:space="preserve">62</w:t>
+        </w:r>
+      </w:hyperlink>
+      <w:r>
+        <w:t xml:space="preserve"> Union health spending continues to rise, with the 2026-27 budget up nearly 10 percent over the previous year's revised estimate.</w:t>
+      </w:r>
+      <w:hyperlink r:id="rId45">
+        <w:r>
+          <w:rPr>
+            <w:color w:val="B31822"/>
+            <w:vertAlign w:val="superscript"/>
+          </w:rPr>
+          <w:t xml:space="preserve">35</w:t>
+        </w:r>
+      </w:hyperlink>
+      <w:r>
+        <w:t xml:space="preserve"> For a foreign partner, the financing picture points to a two-tier market. A price-sensitive mass market is anchored by PM-JAY rates, and a smaller cash-paying and privately insured segment, together with inbound international patients, sustains premium tertiary care.</w:t>
       </w:r>
     </w:p>
     <w:p>
       <w:pPr>
         <w:pStyle w:val="Heading2"/>
       </w:pPr>
+      <w:bookmarkStart w:id="10" w:name="_sec10"/>
       <w:r>
         <w:t>Workforce</w:t>
       </w:r>
+      <w:bookmarkEnd w:id="10"/>
     </w:p>
     <w:tbl>
       <w:tblPr>
@@ -1595,6 +3793,24 @@
               </w:rPr>
               <w:t>13,88,185, about 1.39 million (December 2025, Health Ministry reply to the Rajya Sabha)</w:t>
             </w:r>
+            <w:hyperlink r:id="rId94">
+              <w:r>
+                <w:rPr>
+                  <w:color w:val="B31822"/>
+                  <w:vertAlign w:val="superscript"/>
+                </w:rPr>
+                <w:t xml:space="preserve">84,</w:t>
+              </w:r>
+            </w:hyperlink>
+            <w:hyperlink r:id="rId95">
+              <w:r>
+                <w:rPr>
+                  <w:color w:val="B31822"/>
+                  <w:vertAlign w:val="superscript"/>
+                </w:rPr>
+                <w:t xml:space="preserve">85</w:t>
+              </w:r>
+            </w:hyperlink>
           </w:p>
         </w:tc>
         <w:tc>
@@ -1629,6 +3845,24 @@
               </w:rPr>
               <w:t>7,51,768, about 7.52 lakh (December 2025)</w:t>
             </w:r>
+            <w:hyperlink r:id="rId94">
+              <w:r>
+                <w:rPr>
+                  <w:color w:val="B31822"/>
+                  <w:vertAlign w:val="superscript"/>
+                </w:rPr>
+                <w:t xml:space="preserve">84,</w:t>
+              </w:r>
+            </w:hyperlink>
+            <w:hyperlink r:id="rId96">
+              <w:r>
+                <w:rPr>
+                  <w:color w:val="B31822"/>
+                  <w:vertAlign w:val="superscript"/>
+                </w:rPr>
+                <w:t xml:space="preserve">86</w:t>
+              </w:r>
+            </w:hyperlink>
           </w:p>
         </w:tc>
       </w:tr>
@@ -1665,6 +3899,24 @@
               </w:rPr>
               <w:t>1:811 (December 2025; counts allopathic and AYUSH practitioners and assumes 80% of registrants are active)</w:t>
             </w:r>
+            <w:hyperlink r:id="rId94">
+              <w:r>
+                <w:rPr>
+                  <w:color w:val="B31822"/>
+                  <w:vertAlign w:val="superscript"/>
+                </w:rPr>
+                <w:t xml:space="preserve">84,</w:t>
+              </w:r>
+            </w:hyperlink>
+            <w:hyperlink r:id="rId95">
+              <w:r>
+                <w:rPr>
+                  <w:color w:val="B31822"/>
+                  <w:vertAlign w:val="superscript"/>
+                </w:rPr>
+                <w:t xml:space="preserve">85</w:t>
+              </w:r>
+            </w:hyperlink>
           </w:p>
         </w:tc>
         <w:tc>
@@ -1699,6 +3951,24 @@
               </w:rPr>
               <w:t>Roughly 0.95 (2025, calculated from 13.88 lakh registered doctors and the UN 2025 population estimate; the active figure is lower)</w:t>
             </w:r>
+            <w:hyperlink r:id="rId94">
+              <w:r>
+                <w:rPr>
+                  <w:color w:val="B31822"/>
+                  <w:vertAlign w:val="superscript"/>
+                </w:rPr>
+                <w:t xml:space="preserve">84,</w:t>
+              </w:r>
+            </w:hyperlink>
+            <w:hyperlink r:id="rId12">
+              <w:r>
+                <w:rPr>
+                  <w:color w:val="B31822"/>
+                  <w:vertAlign w:val="superscript"/>
+                </w:rPr>
+                <w:t xml:space="preserve">2</w:t>
+              </w:r>
+            </w:hyperlink>
           </w:p>
         </w:tc>
       </w:tr>
@@ -1735,6 +4005,24 @@
               </w:rPr>
               <w:t>46.02 lakh, or 2.60 per 1,000 people (31 December 2025); only 14.24 lakh enrolled in the national Nurses Registration and Tracking System (2026)</w:t>
             </w:r>
+            <w:hyperlink r:id="rId97">
+              <w:r>
+                <w:rPr>
+                  <w:color w:val="B31822"/>
+                  <w:vertAlign w:val="superscript"/>
+                </w:rPr>
+                <w:t xml:space="preserve">87,</w:t>
+              </w:r>
+            </w:hyperlink>
+            <w:hyperlink r:id="rId98">
+              <w:r>
+                <w:rPr>
+                  <w:color w:val="B31822"/>
+                  <w:vertAlign w:val="superscript"/>
+                </w:rPr>
+                <w:t xml:space="preserve">88</w:t>
+              </w:r>
+            </w:hyperlink>
           </w:p>
         </w:tc>
         <w:tc>
@@ -1769,6 +4057,15 @@
               </w:rPr>
               <w:t>8,18,661 beds from primary health centres to medical colleges, fewer than 0.6 per 1,000 people (31 March 2023, Health Dynamics of India 2022-23), against a National Health Policy 2017 norm of 2 per 1,000</w:t>
             </w:r>
+            <w:hyperlink r:id="rId67">
+              <w:r>
+                <w:rPr>
+                  <w:color w:val="B31822"/>
+                  <w:vertAlign w:val="superscript"/>
+                </w:rPr>
+                <w:t xml:space="preserve">57</w:t>
+              </w:r>
+            </w:hyperlink>
           </w:p>
         </w:tc>
       </w:tr>
@@ -1805,6 +4102,15 @@
               </w:rPr>
               <w:t>44.5 doctors, nurses and midwives per 10,000 people (4.45 per 1,000), set in the 2016 Global Strategy on Human Resources for Health</w:t>
             </w:r>
+            <w:hyperlink r:id="rId99">
+              <w:r>
+                <w:rPr>
+                  <w:color w:val="B31822"/>
+                  <w:vertAlign w:val="superscript"/>
+                </w:rPr>
+                <w:t xml:space="preserve">89</w:t>
+              </w:r>
+            </w:hyperlink>
           </w:p>
         </w:tc>
         <w:tc>
@@ -1839,6 +4145,33 @@
               </w:rPr>
               <w:t>Roughly 4 practising doctors, 9.2 nurses and just over 4 hospital beds per 1,000 people (OECD averages, Health at a Glance 2025)</w:t>
             </w:r>
+            <w:hyperlink r:id="rId100">
+              <w:r>
+                <w:rPr>
+                  <w:color w:val="B31822"/>
+                  <w:vertAlign w:val="superscript"/>
+                </w:rPr>
+                <w:t xml:space="preserve">90,</w:t>
+              </w:r>
+            </w:hyperlink>
+            <w:hyperlink r:id="rId101">
+              <w:r>
+                <w:rPr>
+                  <w:color w:val="B31822"/>
+                  <w:vertAlign w:val="superscript"/>
+                </w:rPr>
+                <w:t xml:space="preserve">91,</w:t>
+              </w:r>
+            </w:hyperlink>
+            <w:hyperlink r:id="rId102">
+              <w:r>
+                <w:rPr>
+                  <w:color w:val="B31822"/>
+                  <w:vertAlign w:val="superscript"/>
+                </w:rPr>
+                <w:t xml:space="preserve">92</w:t>
+              </w:r>
+            </w:hyperlink>
           </w:p>
         </w:tc>
       </w:tr>
@@ -1850,101 +4183,605 @@
     </w:p>
     <w:p>
       <w:r>
-        <w:t>India's health workforce is growing but remains thin and unevenly distributed. The Health Ministry told Parliament in December 2025 that 13.88 lakh allopathic doctors were registered. That is fewer than one registered doctor per 1,000 people, and fewer still are actually practising. The government's headline ratio of one doctor per 811 people is reached only by adding 7.5 lakh AYUSH (traditional medicine) practitioners and assuming 80 percent of all registrants are active. On nursing, a July 2026 reply to the Rajya Sabha reported 46.02 lakh registered nursing personnel as of December 2025, or 2.60 per 1,000. Of these, 34.88 lakh were registered nurses and midwives and 10.59 lakh were auxiliary nurse midwives. Only 14.24 lakh are enrolled in the national Nurses Registration and Tracking System, so the number actually working in India, rather than inactive or abroad, is uncertain. Even on generous counts, India's combined density of doctors, nurses and midwives is below WHO's threshold of 4.45 per 1,000 and a fraction of OECD averages of roughly 4 doctors and 9 nurses per 1,000. Beds are a similar constraint: the 8.19 lakh beds in public facilities counted in March 2023 amount to fewer than 0.6 per 1,000 people. Shortages are worst in the populous northern states, while specialists cluster in metro private hospitals. The Union Budget 2026-27 targets the allied-health gap with a plan to add 1 lakh allied health professionals over five years across ten disciplines, including radiology, anaesthesia and operating-theatre technology, and to train 1.5 lakh caregivers. For a foreign academic partner, workforce development is one of the clearest openings, including nursing excellence programs, sub-specialty fellowships, allied-health training and hospital leadership education.</w:t>
-      </w:r>
-    </w:p>
-    <w:p>
-      <w:pPr>
-        <w:spacing w:before="0" w:after="240"/>
-      </w:pPr>
-      <w:r>
-        <w:rPr>
-          <w:i/>
-          <w:color w:val="6E6E6E"/>
-          <w:sz w:val="17"/>
-        </w:rPr>
-        <w:t>Sources: Deccan Herald, Doctor-population ratio 1:811 in India: Union Health Minister J P Nadda (2 December 2025), https://www.deccanherald.com/amp/story/india%2Fdoctor-population-ratio-1811-in-india-union-health-minister-j-p-nadda-3817146; DD News, 13.86 lakh registered allopathic doctors, 7.51 lakh practitioners in AYUSH system: Centre, https://ddnews.gov.in/en/13-86-lakh-registered-allopathic-doctors-7-51-lakh-practitioners-in-ayush-system-centre/; Digital Health News, India has one doctor for every 811 people, government tells Parliament, https://www.digitalhealthnews.com/india-has-only-one-doctor-per-811-people-government-data-shows; The South First, South India leads India's nursing workforce as national ratio remains below WHO benchmark (July 2026), https://thesouthfirst.com/health/south-india-leads-indias-nursing-workforce-as-national-ratio-remains-below-who-benchmark/; Chennai Online, NRTS implementation uneven across India (August 2026), https://www.chennaionline.com/life/nrts-implementation-uneven-across-india/; Press Information Bureau, Status of Expenditure on Healthcare Infrastructure (Rajya Sabha reply on public hospital beds), https://www.pib.gov.in/PressReleasePage.aspx?PRID=2080071&amp;reg=48&amp;lang=2; World Health Organization, Global strategy on human resources for health: Workforce 2030, https://www.observatoriorh.org/sites/default/files/webfiles/fulltext/2019/global_strategy_workforce2030_who.pdf; OECD, Health at a Glance 2025: Doctors, https://www.oecd.org/en/publications/health-at-a-glance-2025_8f9e3f98-en/full-report/doctors-overall-number-and-distribution_beb60151.html; OECD, Health at a Glance 2025: Nurses, https://www.oecd.org/en/publications/health-at-a-glance-2025_8f9e3f98-en/full-report/nurses_00c2bcb9.html; OECD, Health at a Glance 2025: Hospital beds and occupancy, https://www.oecd.org/en/publications/2025/11/health-at-a-glance-2025_a894f72e/full-report/hospital-beds-and-occupancy_152d839e.html; Business Standard, Budget 2026: Govt to set up 5 medical tourism hubs, train 150K caregivers, https://www.business-standard.com/budget/news/govt-to-support-five-regional-medical-tourism-hubs-126020100321_1.html; NewKerala, Budget 2026: 1 Lakh Allied Health Pros, Medical Tourism Hubs, https://www.newkerala.com/news/a/budget-2026-govt-upgrade-allied-health-institutions-train-103.htm</w:t>
+        <w:t>India's health workforce is growing but remains thin and unevenly distributed. The Health Ministry told Parliament in December 2025 that 13.88 lakh allopathic doctors were registered.</w:t>
+      </w:r>
+      <w:hyperlink r:id="rId94">
+        <w:r>
+          <w:rPr>
+            <w:color w:val="B31822"/>
+            <w:vertAlign w:val="superscript"/>
+          </w:rPr>
+          <w:t xml:space="preserve">84,</w:t>
+        </w:r>
+      </w:hyperlink>
+      <w:hyperlink r:id="rId95">
+        <w:r>
+          <w:rPr>
+            <w:color w:val="B31822"/>
+            <w:vertAlign w:val="superscript"/>
+          </w:rPr>
+          <w:t xml:space="preserve">85</w:t>
+        </w:r>
+      </w:hyperlink>
+      <w:r>
+        <w:t xml:space="preserve"> That is fewer than one registered doctor per 1,000 people, and fewer still are actually practising.</w:t>
+      </w:r>
+      <w:hyperlink r:id="rId94">
+        <w:r>
+          <w:rPr>
+            <w:color w:val="B31822"/>
+            <w:vertAlign w:val="superscript"/>
+          </w:rPr>
+          <w:t xml:space="preserve">84</w:t>
+        </w:r>
+      </w:hyperlink>
+      <w:r>
+        <w:t xml:space="preserve"> The government's headline ratio of one doctor per 811 people is reached only by adding 7.5 lakh AYUSH (traditional medicine) practitioners and assuming 80 percent of all registrants are active.</w:t>
+      </w:r>
+      <w:hyperlink r:id="rId94">
+        <w:r>
+          <w:rPr>
+            <w:color w:val="B31822"/>
+            <w:vertAlign w:val="superscript"/>
+          </w:rPr>
+          <w:t xml:space="preserve">84,</w:t>
+        </w:r>
+      </w:hyperlink>
+      <w:hyperlink r:id="rId95">
+        <w:r>
+          <w:rPr>
+            <w:color w:val="B31822"/>
+            <w:vertAlign w:val="superscript"/>
+          </w:rPr>
+          <w:t xml:space="preserve">85</w:t>
+        </w:r>
+      </w:hyperlink>
+      <w:r>
+        <w:t xml:space="preserve"> On nursing, a July 2026 reply to the Rajya Sabha reported 46.02 lakh registered nursing personnel as of December 2025, or 2.60 per 1,000.</w:t>
+      </w:r>
+      <w:hyperlink r:id="rId97">
+        <w:r>
+          <w:rPr>
+            <w:color w:val="B31822"/>
+            <w:vertAlign w:val="superscript"/>
+          </w:rPr>
+          <w:t xml:space="preserve">87</w:t>
+        </w:r>
+      </w:hyperlink>
+      <w:r>
+        <w:t xml:space="preserve"> Of these, 34.88 lakh were registered nurses and midwives and 10.59 lakh were auxiliary nurse midwives.</w:t>
+      </w:r>
+      <w:hyperlink r:id="rId97">
+        <w:r>
+          <w:rPr>
+            <w:color w:val="B31822"/>
+            <w:vertAlign w:val="superscript"/>
+          </w:rPr>
+          <w:t xml:space="preserve">87</w:t>
+        </w:r>
+      </w:hyperlink>
+      <w:r>
+        <w:t xml:space="preserve"> Only 14.24 lakh are enrolled in the national Nurses Registration and Tracking System, so the number actually working in India, rather than inactive or abroad, is uncertain.</w:t>
+      </w:r>
+      <w:hyperlink r:id="rId98">
+        <w:r>
+          <w:rPr>
+            <w:color w:val="B31822"/>
+            <w:vertAlign w:val="superscript"/>
+          </w:rPr>
+          <w:t xml:space="preserve">88</w:t>
+        </w:r>
+      </w:hyperlink>
+      <w:r>
+        <w:t xml:space="preserve"> Even on generous counts, India's combined density of doctors, nurses and midwives is below WHO's threshold of 4.45 per 1,000 and a fraction of OECD averages of roughly 4 doctors and 9 nurses per 1,000.</w:t>
+      </w:r>
+      <w:hyperlink r:id="rId97">
+        <w:r>
+          <w:rPr>
+            <w:color w:val="B31822"/>
+            <w:vertAlign w:val="superscript"/>
+          </w:rPr>
+          <w:t xml:space="preserve">87,</w:t>
+        </w:r>
+      </w:hyperlink>
+      <w:hyperlink r:id="rId99">
+        <w:r>
+          <w:rPr>
+            <w:color w:val="B31822"/>
+            <w:vertAlign w:val="superscript"/>
+          </w:rPr>
+          <w:t xml:space="preserve">89,</w:t>
+        </w:r>
+      </w:hyperlink>
+      <w:hyperlink r:id="rId100">
+        <w:r>
+          <w:rPr>
+            <w:color w:val="B31822"/>
+            <w:vertAlign w:val="superscript"/>
+          </w:rPr>
+          <w:t xml:space="preserve">90,</w:t>
+        </w:r>
+      </w:hyperlink>
+      <w:hyperlink r:id="rId101">
+        <w:r>
+          <w:rPr>
+            <w:color w:val="B31822"/>
+            <w:vertAlign w:val="superscript"/>
+          </w:rPr>
+          <w:t xml:space="preserve">91</w:t>
+        </w:r>
+      </w:hyperlink>
+      <w:r>
+        <w:t xml:space="preserve"> Beds are a similar constraint: the 8.19 lakh beds in public facilities counted in March 2023 amount to fewer than 0.6 per 1,000 people.</w:t>
+      </w:r>
+      <w:hyperlink r:id="rId67">
+        <w:r>
+          <w:rPr>
+            <w:color w:val="B31822"/>
+            <w:vertAlign w:val="superscript"/>
+          </w:rPr>
+          <w:t xml:space="preserve">57</w:t>
+        </w:r>
+      </w:hyperlink>
+      <w:r>
+        <w:t xml:space="preserve"> Shortages are worst in the populous northern states, while specialists cluster in metro private hospitals.</w:t>
+      </w:r>
+      <w:hyperlink r:id="rId97">
+        <w:r>
+          <w:rPr>
+            <w:color w:val="B31822"/>
+            <w:vertAlign w:val="superscript"/>
+          </w:rPr>
+          <w:t xml:space="preserve">87</w:t>
+        </w:r>
+      </w:hyperlink>
+      <w:r>
+        <w:t xml:space="preserve"> The Union Budget 2026-27 targets the allied-health gap with a plan to add 1 lakh allied health professionals over five years across ten disciplines, including radiology, anaesthesia and operating-theatre technology, and to train 1.5 lakh caregivers.</w:t>
+      </w:r>
+      <w:hyperlink r:id="rId46">
+        <w:r>
+          <w:rPr>
+            <w:color w:val="B31822"/>
+            <w:vertAlign w:val="superscript"/>
+          </w:rPr>
+          <w:t xml:space="preserve">36,</w:t>
+        </w:r>
+      </w:hyperlink>
+      <w:hyperlink r:id="rId103">
+        <w:r>
+          <w:rPr>
+            <w:color w:val="B31822"/>
+            <w:vertAlign w:val="superscript"/>
+          </w:rPr>
+          <w:t xml:space="preserve">93,</w:t>
+        </w:r>
+      </w:hyperlink>
+      <w:hyperlink r:id="rId45">
+        <w:r>
+          <w:rPr>
+            <w:color w:val="B31822"/>
+            <w:vertAlign w:val="superscript"/>
+          </w:rPr>
+          <w:t xml:space="preserve">35</w:t>
+        </w:r>
+      </w:hyperlink>
+      <w:r>
+        <w:t xml:space="preserve"> For a foreign academic partner, workforce development is one of the clearest openings, including nursing excellence programs, sub-specialty fellowships, allied-health training and hospital leadership education.</w:t>
       </w:r>
     </w:p>
     <w:p>
       <w:pPr>
         <w:pStyle w:val="Heading2"/>
       </w:pPr>
+      <w:bookmarkStart w:id="11" w:name="_sec11"/>
       <w:r>
         <w:t>Education</w:t>
       </w:r>
+      <w:bookmarkEnd w:id="11"/>
     </w:p>
     <w:p>
       <w:r>
-        <w:t>Medical education in India is regulated nationally by the National Medical Commission (NMC), which replaced the Medical Council of India. Admission is through a single competitive exam. Every MBBS place, in government and private colleges alike, is allocated through NEET-UG, run by the National Testing Agency, and the 2026 cycle exposed the weakness of that single point of failure. The first sitting, on 3 May 2026 for about 22 lakh registered candidates, was cancelled on 12 May after a question-paper leak, and the investigation was handed to the Central Bureau of Investigation. It was the second NEET integrity crisis in three years, after a similar controversy in 2024. Nearly 20 lakh candidates sat the re-examination on 21 June 2026. Results were declared on 16 July 2026, and 11.21 lakh candidates qualified, more than 58 percent of them women.</w:t>
-      </w:r>
+        <w:t>Medical education in India is regulated nationally by the National Medical Commission (NMC), which replaced the Medical Council of India. Admission is through a single competitive exam.</w:t>
+      </w:r>
+      <w:hyperlink r:id="rId104">
+        <w:r>
+          <w:rPr>
+            <w:color w:val="B31822"/>
+            <w:vertAlign w:val="superscript"/>
+          </w:rPr>
+          <w:t xml:space="preserve">94</w:t>
+        </w:r>
+      </w:hyperlink>
+      <w:r>
+        <w:t xml:space="preserve"> Every MBBS place, in government and private colleges alike, is allocated through NEET-UG, run by the National Testing Agency, and the 2026 cycle exposed the weakness of that single point of failure.</w:t>
+      </w:r>
+      <w:hyperlink r:id="rId104">
+        <w:r>
+          <w:rPr>
+            <w:color w:val="B31822"/>
+            <w:vertAlign w:val="superscript"/>
+          </w:rPr>
+          <w:t xml:space="preserve">94</w:t>
+        </w:r>
+      </w:hyperlink>
+      <w:r>
+        <w:t xml:space="preserve"> The first sitting, on 3 May 2026 for about 22 lakh registered candidates, was cancelled on 12 May after a question-paper leak, and the investigation was handed to the Central Bureau of Investigation.</w:t>
+      </w:r>
+      <w:hyperlink r:id="rId104">
+        <w:r>
+          <w:rPr>
+            <w:color w:val="B31822"/>
+            <w:vertAlign w:val="superscript"/>
+          </w:rPr>
+          <w:t xml:space="preserve">94,</w:t>
+        </w:r>
+      </w:hyperlink>
+      <w:hyperlink r:id="rId105">
+        <w:r>
+          <w:rPr>
+            <w:color w:val="B31822"/>
+            <w:vertAlign w:val="superscript"/>
+          </w:rPr>
+          <w:t xml:space="preserve">95</w:t>
+        </w:r>
+      </w:hyperlink>
+      <w:r>
+        <w:t xml:space="preserve"> It was the second NEET integrity crisis in three years, after a similar controversy in 2024.</w:t>
+      </w:r>
+      <w:hyperlink r:id="rId104">
+        <w:r>
+          <w:rPr>
+            <w:color w:val="B31822"/>
+            <w:vertAlign w:val="superscript"/>
+          </w:rPr>
+          <w:t xml:space="preserve">94</w:t>
+        </w:r>
+      </w:hyperlink>
+      <w:r>
+        <w:t xml:space="preserve"> Nearly 20 lakh candidates sat the re-examination on 21 June 2026.</w:t>
+      </w:r>
+      <w:hyperlink r:id="rId106">
+        <w:r>
+          <w:rPr>
+            <w:color w:val="B31822"/>
+            <w:vertAlign w:val="superscript"/>
+          </w:rPr>
+          <w:t xml:space="preserve">96,</w:t>
+        </w:r>
+      </w:hyperlink>
+      <w:hyperlink r:id="rId105">
+        <w:r>
+          <w:rPr>
+            <w:color w:val="B31822"/>
+            <w:vertAlign w:val="superscript"/>
+          </w:rPr>
+          <w:t xml:space="preserve">95</w:t>
+        </w:r>
+      </w:hyperlink>
+      <w:r>
+        <w:t xml:space="preserve"> Results were declared on 16 July 2026, and 11.21 lakh candidates qualified, more than 58 percent of them women.</w:t>
+      </w:r>
+      <w:hyperlink r:id="rId106">
+        <w:r>
+          <w:rPr>
+            <w:color w:val="B31822"/>
+            <w:vertAlign w:val="superscript"/>
+          </w:rPr>
+          <w:t xml:space="preserve">96,</w:t>
+        </w:r>
+      </w:hyperlink>
+      <w:hyperlink r:id="rId105">
+        <w:r>
+          <w:rPr>
+            <w:color w:val="B31822"/>
+            <w:vertAlign w:val="superscript"/>
+          </w:rPr>
+          <w:t xml:space="preserve">95</w:t>
+        </w:r>
+      </w:hyperlink>
     </w:p>
     <w:p>
       <w:r>
-        <w:t>Supply has expanded quickly. NMC's updated seat matrix for 2026-27, issued in September 2026, lists 1,40,664 MBBS seats across 839 medical colleges, of which 64,121 are in government colleges. The government had reported 1,28,875 undergraduate seats to Parliament in December 2025, up from 51,348 in 2014. The Prime Minister's August 2024 Independence Day pledge set a target of 75,000 new medical seats over five years.</w:t>
-      </w:r>
+        <w:t>Supply has expanded quickly. NMC's updated seat matrix for 2026-27, issued in September 2026, lists 1,40,664 MBBS seats across 839 medical colleges, of which 64,121 are in government colleges.</w:t>
+      </w:r>
+      <w:hyperlink r:id="rId107">
+        <w:r>
+          <w:rPr>
+            <w:color w:val="B31822"/>
+            <w:vertAlign w:val="superscript"/>
+          </w:rPr>
+          <w:t xml:space="preserve">97</w:t>
+        </w:r>
+      </w:hyperlink>
+      <w:r>
+        <w:t xml:space="preserve"> The government had reported 1,28,875 undergraduate seats to Parliament in December 2025, up from 51,348 in 2014.</w:t>
+      </w:r>
+      <w:hyperlink r:id="rId94">
+        <w:r>
+          <w:rPr>
+            <w:color w:val="B31822"/>
+            <w:vertAlign w:val="superscript"/>
+          </w:rPr>
+          <w:t xml:space="preserve">84,</w:t>
+        </w:r>
+      </w:hyperlink>
+      <w:hyperlink r:id="rId108">
+        <w:r>
+          <w:rPr>
+            <w:color w:val="B31822"/>
+            <w:vertAlign w:val="superscript"/>
+          </w:rPr>
+          <w:t xml:space="preserve">98</w:t>
+        </w:r>
+      </w:hyperlink>
+      <w:r>
+        <w:t xml:space="preserve"> The Prime Minister's August 2024 Independence Day pledge set a target of 75,000 new medical seats over five years.</w:t>
+      </w:r>
+      <w:hyperlink r:id="rId109">
+        <w:r>
+          <w:rPr>
+            <w:color w:val="B31822"/>
+            <w:vertAlign w:val="superscript"/>
+          </w:rPr>
+          <w:t xml:space="preserve">99</w:t>
+        </w:r>
+      </w:hyperlink>
     </w:p>
     <w:p>
       <w:r>
-        <w:t>Postgraduate training is the bottleneck, although it is also growing. The government told Parliament in December 2025 that postgraduate seats had risen from 31,185 in 2014 to 82,059, while an NMC notice for 2025-26 listed a narrower count of about 57,500 MD and MS seats in medical colleges. Diplomate of National Board (DNB) posts, administered separately by the National Board of Examinations in Medical Sciences, add capacity, particularly in private hospitals. The planned National Exit Test (NExT), meant to replace both NEET-PG and the licensing exam for foreign graduates, has been put off. In October 2025 the NMC chair indicated that it would not be implemented for three to four years while mock tests are run. The rapid addition of new colleges, many of them private, has created a pressing need for faculty, simulation-based training and accreditation-quality curricula. Adani Health City's two planned medical colleges, for which Adani has engaged Mayo Clinic as a strategic adviser, and the education pillar of Cleveland Clinic's Navi Mumbai MediCity show that leading US institutions already see graduate medical education and faculty development as a way into India.</w:t>
-      </w:r>
-    </w:p>
-    <w:p>
-      <w:pPr>
-        <w:spacing w:before="0" w:after="240"/>
-      </w:pPr>
-      <w:r>
-        <w:rPr>
-          <w:i/>
-          <w:color w:val="6E6E6E"/>
-          <w:sz w:val="17"/>
-        </w:rPr>
-        <w:t>Sources: National Testing Agency, NTA declares result of NEET (UG) 2026 (16 July 2026), https://cdnbbsr.s3waas.gov.in/s37bc1ec1d9c3426357e69acd5bf320061/uploads/2026/07/20260716477215762.pdf; PW Live, NEET UG 2026 result declared: 11.21 lakh qualify, https://www.pw.live/neet/exams/neet-ug-result-date-2026; Wikipedia, 2026 NEET controversy, https://en.wikipedia.org/wiki/2026_NEET_controversy; Medical Dialogues, 1,40,664 MBBS seats across 839 medical colleges for 2026-27: NMC updates seat matrix, https://medicaldialogues.in/news/education/140664-mbbs-seats-across-839-medical-colleges-for-2026-27-127028-renewed-13636-increased-nmc-updates-seat-matrix-179737; Deccan Herald, Doctor-population ratio 1:811 in India (UG and PG seat totals, 2 December 2025), https://www.deccanherald.com/amp/story/india%2Fdoctor-population-ratio-1811-in-india-union-health-minister-j-p-nadda-3817146; Sakshi Education, MBBS seats cross 1.29 lakh in 2025-26, https://education.sakshi.com/en/neet/education-news/mbbs-seats-cross-129-lakh-india-check-seat-matrix-186935; Careers360, NMC approves 10,650 new MBBS seats, 41 new medical colleges (75,000-seat pledge), https://news.careers360.com/nmc-approves-neet-ug-pg-10650-new-mbbs-seats-41-new-medical-colleges-for-2024-25-counselling-admission/amp; Medical Dialogues, 7619 PG medical seats approved for 2025-26, total 57,503 seats available: NMC seat matrix, https://medicaldialogues.in/news/education/nmc-approved-7619-pg-medical-seats-during-2025-26-check-details-57503-160979; Medical Dialogues, NExT exam deferred for few years till NMC perfects the model (29 October 2025), https://medicaldialogues.in/news/education/no-immediate-plans-for-next-exam-till-nmc-perfects-the-model-157685; Adani Group newsroom, Adani to partner Mayo Clinic to establish affordable world-class healthcare facilities (10 February 2025), https://www.adani.com/newsroom/media-releases/adani-to-partner-mayo-clinic-to-establish-affordable-world-class-healthcare-facilities</w:t>
-      </w:r>
+        <w:t>Postgraduate training is the bottleneck, although it is also growing. The government told Parliament in December 2025 that postgraduate seats had risen from 31,185 in 2014 to 82,059, while an NMC notice for 2025-26 listed a narrower count of about 57,500 MD and MS seats in medical colleges.</w:t>
+      </w:r>
+      <w:hyperlink r:id="rId94">
+        <w:r>
+          <w:rPr>
+            <w:color w:val="B31822"/>
+            <w:vertAlign w:val="superscript"/>
+          </w:rPr>
+          <w:t xml:space="preserve">84,</w:t>
+        </w:r>
+      </w:hyperlink>
+      <w:hyperlink r:id="rId110">
+        <w:r>
+          <w:rPr>
+            <w:color w:val="B31822"/>
+            <w:vertAlign w:val="superscript"/>
+          </w:rPr>
+          <w:t xml:space="preserve">100</w:t>
+        </w:r>
+      </w:hyperlink>
+      <w:r>
+        <w:t xml:space="preserve"> Diplomate of National Board (DNB) posts, administered separately by the National Board of Examinations in Medical Sciences, add capacity, particularly in private hospitals. The planned National Exit Test (NExT), meant to replace both NEET-PG and the licensing exam for foreign graduates, has been put off.</w:t>
+      </w:r>
+      <w:hyperlink r:id="rId111">
+        <w:r>
+          <w:rPr>
+            <w:color w:val="B31822"/>
+            <w:vertAlign w:val="superscript"/>
+          </w:rPr>
+          <w:t xml:space="preserve">101</w:t>
+        </w:r>
+      </w:hyperlink>
+      <w:r>
+        <w:t xml:space="preserve"> In October 2025 the NMC chair indicated that it would not be implemented for three to four years while mock tests are run.</w:t>
+      </w:r>
+      <w:hyperlink r:id="rId111">
+        <w:r>
+          <w:rPr>
+            <w:color w:val="B31822"/>
+            <w:vertAlign w:val="superscript"/>
+          </w:rPr>
+          <w:t xml:space="preserve">101</w:t>
+        </w:r>
+      </w:hyperlink>
+      <w:r>
+        <w:t xml:space="preserve"> The rapid addition of new colleges, many of them private, has created a pressing need for faculty, simulation-based training and accreditation-quality curricula. Adani Health City's two planned medical colleges, for which Adani has engaged Mayo Clinic as a strategic adviser, and the education pillar of Cleveland Clinic's Navi Mumbai MediCity show that leading US institutions already see graduate medical education and faculty development as a way into India.</w:t>
+      </w:r>
+      <w:hyperlink r:id="rId112">
+        <w:r>
+          <w:rPr>
+            <w:color w:val="B31822"/>
+            <w:vertAlign w:val="superscript"/>
+          </w:rPr>
+          <w:t xml:space="preserve">102,</w:t>
+        </w:r>
+      </w:hyperlink>
+      <w:hyperlink r:id="rId32">
+        <w:r>
+          <w:rPr>
+            <w:color w:val="B31822"/>
+            <w:vertAlign w:val="superscript"/>
+          </w:rPr>
+          <w:t xml:space="preserve">22</w:t>
+        </w:r>
+      </w:hyperlink>
     </w:p>
     <w:p>
       <w:pPr>
         <w:pStyle w:val="Heading2"/>
       </w:pPr>
+      <w:bookmarkStart w:id="12" w:name="_sec12"/>
       <w:r>
         <w:t>Healthcare Outlook</w:t>
       </w:r>
+      <w:bookmarkEnd w:id="12"/>
     </w:p>
     <w:p>
       <w:r>
-        <w:t>India's health policy has a clear direction. Primary care is being strengthened through Ayushman Arogya Mandirs, hospital care is financed through a now-national PM-JAY, and a digital layer ties the system together. The Ayushman Bharat Digital Mission had created about 93.95 crore ABHA health IDs and linked more than 105 crore health records by 10 July 2026, with 5.33 lakh facilities and 9.85 lakh professionals registered. This interoperable, consent-based layer could support remote second opinions, tele-tumour boards and cross-border care coordination.</w:t>
+        <w:t>India's health policy has a clear direction. Primary care is being strengthened through Ayushman Arogya Mandirs, hospital care is financed through a now-national PM-JAY, and a digital layer ties the system together. The Ayushman Bharat Digital Mission had created about 93.95 crore ABHA health IDs and linked more than 105 crore health records by 10 July 2026, with 5.33 lakh facilities and 9.85 lakh professionals registered.</w:t>
+      </w:r>
+      <w:hyperlink r:id="rId113">
+        <w:r>
+          <w:rPr>
+            <w:color w:val="B31822"/>
+            <w:vertAlign w:val="superscript"/>
+          </w:rPr>
+          <w:t xml:space="preserve">103,</w:t>
+        </w:r>
+      </w:hyperlink>
+      <w:hyperlink r:id="rId114">
+        <w:r>
+          <w:rPr>
+            <w:color w:val="B31822"/>
+            <w:vertAlign w:val="superscript"/>
+          </w:rPr>
+          <w:t xml:space="preserve">104</w:t>
+        </w:r>
+      </w:hyperlink>
+      <w:r>
+        <w:t xml:space="preserve"> This interoperable, consent-based layer could support remote second opinions, tele-tumour boards and cross-border care coordination.</w:t>
       </w:r>
     </w:p>
     <w:p>
       <w:r>
-        <w:t>The private hospital sector is entering a capital-intensive expansion phase, backed by public markets (Manipal's IPO) and global private equity (Blackstone in Aster DM Quality Care, KKR's pending acquisition of Medicover India). Government is also encouraging integrated 'health cities'. The Union Budget 2026-27 promised five regional medical hubs combining care, education and research, developed with states and private partners. Maharashtra's Navi Mumbai International MediCity, with Cleveland Clinic as anchor under a June 2026 MoU, and Adani's two Health Cities in Ahmedabad and Mumbai, for which Mayo Clinic is a strategic adviser, are the leading examples.</w:t>
-      </w:r>
+        <w:t>The private hospital sector is entering a capital-intensive expansion phase, backed by public markets (Manipal's IPO) and global private equity (Blackstone in Aster DM Quality Care, KKR's pending acquisition of Medicover India).</w:t>
+      </w:r>
+      <w:hyperlink r:id="rId75">
+        <w:r>
+          <w:rPr>
+            <w:color w:val="B31822"/>
+            <w:vertAlign w:val="superscript"/>
+          </w:rPr>
+          <w:t xml:space="preserve">65,</w:t>
+        </w:r>
+      </w:hyperlink>
+      <w:hyperlink r:id="rId78">
+        <w:r>
+          <w:rPr>
+            <w:color w:val="B31822"/>
+            <w:vertAlign w:val="superscript"/>
+          </w:rPr>
+          <w:t xml:space="preserve">68,</w:t>
+        </w:r>
+      </w:hyperlink>
+      <w:hyperlink r:id="rId87">
+        <w:r>
+          <w:rPr>
+            <w:color w:val="B31822"/>
+            <w:vertAlign w:val="superscript"/>
+          </w:rPr>
+          <w:t xml:space="preserve">77</w:t>
+        </w:r>
+      </w:hyperlink>
+      <w:r>
+        <w:t xml:space="preserve"> Government is also encouraging integrated 'health cities'. The Union Budget 2026-27 promised five regional medical hubs combining care, education and research, developed with states and private partners.</w:t>
+      </w:r>
+      <w:hyperlink r:id="rId115">
+        <w:r>
+          <w:rPr>
+            <w:color w:val="B31822"/>
+            <w:vertAlign w:val="superscript"/>
+          </w:rPr>
+          <w:t xml:space="preserve">105</w:t>
+        </w:r>
+      </w:hyperlink>
+      <w:r>
+        <w:t xml:space="preserve"> Maharashtra's Navi Mumbai International MediCity, with Cleveland Clinic as anchor under a June 2026 MoU, and Adani's two Health Cities in Ahmedabad and Mumbai, for which Mayo Clinic is a strategic adviser, are the leading examples.</w:t>
+      </w:r>
+      <w:hyperlink r:id="rId116">
+        <w:r>
+          <w:rPr>
+            <w:color w:val="B31822"/>
+            <w:vertAlign w:val="superscript"/>
+          </w:rPr>
+          <w:t xml:space="preserve">106,</w:t>
+        </w:r>
+      </w:hyperlink>
+      <w:hyperlink r:id="rId112">
+        <w:r>
+          <w:rPr>
+            <w:color w:val="B31822"/>
+            <w:vertAlign w:val="superscript"/>
+          </w:rPr>
+          <w:t xml:space="preserve">102</w:t>
+        </w:r>
+      </w:hyperlink>
     </w:p>
     <w:p>
       <w:r>
-        <w:t>Medical value travel is the main uncertainty. Arrivals for medical purposes were 6.44 lakh in 2024, below 6.59 lakh in 2023 and 6.97 lakh in 2019. Bangladesh, which supplied about 4.8 lakh of the 2024 arrivals, was hit hard by visa restrictions after August 2024, and provisional figures show only about 4.5 lakh medical travellers in January to November 2025. Other risks include tight public budgets (government spending was 1.48 percent of GDP in 2022-23), workforce shortfalls, uneven state capacity, the integrity problems in medical entrance exams shown by the 2026 NEET cancellation, and a US tariff regime that has changed repeatedly and now includes authority for tariffs of up to 100 percent on buyers of Russian oil, which could affect pharmaceutical supply chains. Overall, the outlook favours foreign academic centers that bring capability (training, protocols, quality systems and research) to fast-growing Indian partners, rather than those seeking to operate hospitals directly.</w:t>
-      </w:r>
-    </w:p>
-    <w:p>
-      <w:pPr>
-        <w:spacing w:before="0" w:after="240"/>
-      </w:pPr>
-      <w:r>
-        <w:rPr>
-          <w:i/>
-          <w:color w:val="6E6E6E"/>
-          <w:sz w:val="17"/>
-        </w:rPr>
-        <w:t>Sources: IBEF, Ayushman Bharat Digital Mission crosses 93.95 crore ABHA IDs, https://www.ibef.org/news/ayushman-bharat-digital-mission-crosses-93-95-crore-abha-ids-strengthens-india-s-digital-healthcare-ecosystem; GKToday, Ayushman Bharat Digital Mission crosses 93.95 crore health accounts, https://www.gktoday.in/ayushman-bharat-digital-mission-crosses-93-95-crore-health-accounts/; The Week, Union Budget 2026: key announcements for health sector, https://www.theweek.in/news/health/2026/02/01/union-budget-2026-from-biopharma-shakti-to-medical-tourism-hubs-key-announcements-for-health-sector.html; BW Healthcare World, Maharashtra signs $1.2 billion deal to develop Navi Mumbai MediCity, https://www.bwhealthcareworld.com/article/maharashtra-signs-1-2-billion-deal-to-develop-navi-mumbai-medicity-610344; Adani Group newsroom, Adani to partner Mayo Clinic to establish affordable world-class healthcare facilities (10 February 2025), https://www.adani.com/newsroom/media-releases/adani-to-partner-mayo-clinic-to-establish-affordable-world-class-healthcare-facilities; DD News, Over 6.4 lakh foreign tourists visited India for medical treatment in 2024, https://ddnews.gov.in/en/over-6-4-lakh-foreign-tourists-visited-india-for-medical-treatment-in-2024/; InsightsIAS, Medical tourism in India (2024 source countries, Bureau of Immigration data), https://www.insightsonindia.com/2025/08/08/medical-tourism-in-india/; BusinessToday, India's medical tourism takes a hit as patient arrivals from Bangladesh plunge amid visa restrictions (March 2025), https://www.businesstoday.in/india/story/indias-medical-tourism-takes-a-hit-as-patient-arrivals-from-bangladesh-plunge-amid-visa-restrictions-466418-2025-03-02; Nasdaq (KKR press release), KKR to Acquire Leading Multi-Specialty Healthcare Provider Medicover India (6 August 2026), https://www.nasdaq.com/press-release/kkr-acquire-leading-multi-specialty-healthcare-provider-medicover-india-2026-08-06; Baker McKenzie, US President signs Russia and Iran sanctions bill with new tariff powers (21 September 2026), https://sanctionsnews.bakermckenzie.com/us-president-signs-russia-and-iran-sanctions-bill-with-new-tariff-powers/</w:t>
+        <w:t>Medical value travel is the main uncertainty. Arrivals for medical purposes were 6.44 lakh in 2024, below 6.59 lakh in 2023 and 6.97 lakh in 2019.</w:t>
+      </w:r>
+      <w:hyperlink r:id="rId117">
+        <w:r>
+          <w:rPr>
+            <w:color w:val="B31822"/>
+            <w:vertAlign w:val="superscript"/>
+          </w:rPr>
+          <w:t xml:space="preserve">107</w:t>
+        </w:r>
+      </w:hyperlink>
+      <w:r>
+        <w:t xml:space="preserve"> Bangladesh, which supplied about 4.8 lakh of the 2024 arrivals, was hit hard by visa restrictions after August 2024, and provisional figures show only about 4.5 lakh medical travellers in January to November 2025.</w:t>
+      </w:r>
+      <w:hyperlink r:id="rId118">
+        <w:r>
+          <w:rPr>
+            <w:color w:val="B31822"/>
+            <w:vertAlign w:val="superscript"/>
+          </w:rPr>
+          <w:t xml:space="preserve">108,</w:t>
+        </w:r>
+      </w:hyperlink>
+      <w:hyperlink r:id="rId119">
+        <w:r>
+          <w:rPr>
+            <w:color w:val="B31822"/>
+            <w:vertAlign w:val="superscript"/>
+          </w:rPr>
+          <w:t xml:space="preserve">109,</w:t>
+        </w:r>
+      </w:hyperlink>
+      <w:hyperlink r:id="rId117">
+        <w:r>
+          <w:rPr>
+            <w:color w:val="B31822"/>
+            <w:vertAlign w:val="superscript"/>
+          </w:rPr>
+          <w:t xml:space="preserve">107</w:t>
+        </w:r>
+      </w:hyperlink>
+      <w:r>
+        <w:t xml:space="preserve"> Other risks include tight public budgets (government spending was 1.48 percent of GDP in 2022-23), workforce shortfalls, uneven state capacity, the integrity problems in medical entrance exams shown by the 2026 NEET cancellation, and a US tariff regime that has changed repeatedly and now includes authority for tariffs of up to 100 percent on buyers of Russian oil, which could affect pharmaceutical supply chains.</w:t>
+      </w:r>
+      <w:hyperlink r:id="rId88">
+        <w:r>
+          <w:rPr>
+            <w:color w:val="B31822"/>
+            <w:vertAlign w:val="superscript"/>
+          </w:rPr>
+          <w:t xml:space="preserve">78,</w:t>
+        </w:r>
+      </w:hyperlink>
+      <w:hyperlink r:id="rId104">
+        <w:r>
+          <w:rPr>
+            <w:color w:val="B31822"/>
+            <w:vertAlign w:val="superscript"/>
+          </w:rPr>
+          <w:t xml:space="preserve">94,</w:t>
+        </w:r>
+      </w:hyperlink>
+      <w:hyperlink r:id="rId43">
+        <w:r>
+          <w:rPr>
+            <w:color w:val="B31822"/>
+            <w:vertAlign w:val="superscript"/>
+          </w:rPr>
+          <w:t xml:space="preserve">33</w:t>
+        </w:r>
+      </w:hyperlink>
+      <w:r>
+        <w:t xml:space="preserve"> Overall, the outlook favours foreign academic centers that bring capability (training, protocols, quality systems and research) to fast-growing Indian partners, rather than those seeking to operate hospitals directly.</w:t>
       </w:r>
     </w:p>
     <w:p>
       <w:pPr>
         <w:pStyle w:val="Heading2"/>
       </w:pPr>
+      <w:bookmarkStart w:id="13" w:name="_sec13"/>
       <w:r>
         <w:t>Competitive Landscape</w:t>
       </w:r>
+      <w:bookmarkEnd w:id="13"/>
     </w:p>
     <w:p>
       <w:r>
@@ -1953,74 +4790,588 @@
     </w:p>
     <w:p>
       <w:r>
-        <w:t>Mayo Clinic has the broadest footprint. AIG Hospitals in Hyderabad joined the Mayo Clinic Care Network in October 2019 as its first Indian member. Mayo's 2023 tax filings, as reported in February 2025, still listed India among the network's member locations, but AIG's own Mayo network page has been taken down and Mayo's current member list could not be checked, so present membership is not confirmed. Mayo opened a patient information office in Mumbai in February 2023 to arrange appointments at its US campuses and in London, and the same filings show a Mumbai subsidiary, MC Healthcare Services India. In February 2025 the Adani Group announced that it had engaged Mayo Clinic to give strategic advice on two Adani Health City campuses in Ahmedabad and Mumbai, each with a 1,000-bed hospital and a medical college, funded by an Adani family donation of more than Rs 6,000 crore. Adani describes Mayo's role as advisory, and Mayo has not publicly detailed it. In January 2025 Lilavati Hospital, Mumbai, announced a collaboration with Mayo covering a nursing excellence program, a planned 300-bed cancer institute in Bandra and a hospital project in GIFT City, Gujarat. The first cohort of 120 nurses trained from 17 to 26 March 2025 with Mayo nursing advisers present. The cancer institute and GIFT City projects, however, have been described only by Lilavati's trustees, Mayo did not answer press questions about them, and their current status is unknown.</w:t>
-      </w:r>
+        <w:t>Mayo Clinic has the broadest footprint. AIG Hospitals in Hyderabad joined the Mayo Clinic Care Network in October 2019 as its first Indian member.</w:t>
+      </w:r>
+      <w:hyperlink r:id="rId120">
+        <w:r>
+          <w:rPr>
+            <w:color w:val="B31822"/>
+            <w:vertAlign w:val="superscript"/>
+          </w:rPr>
+          <w:t xml:space="preserve">110,</w:t>
+        </w:r>
+      </w:hyperlink>
+      <w:hyperlink r:id="rId121">
+        <w:r>
+          <w:rPr>
+            <w:color w:val="B31822"/>
+            <w:vertAlign w:val="superscript"/>
+          </w:rPr>
+          <w:t xml:space="preserve">111</w:t>
+        </w:r>
+      </w:hyperlink>
+      <w:r>
+        <w:t xml:space="preserve"> Mayo's 2023 tax filings, as reported in February 2025, still listed India among the network's member locations, but AIG's own Mayo network page has been taken down and Mayo's current member list could not be checked, so present membership is not confirmed.</w:t>
+      </w:r>
+      <w:hyperlink r:id="rId122">
+        <w:r>
+          <w:rPr>
+            <w:color w:val="B31822"/>
+            <w:vertAlign w:val="superscript"/>
+          </w:rPr>
+          <w:t xml:space="preserve">112</w:t>
+        </w:r>
+      </w:hyperlink>
+      <w:r>
+        <w:t xml:space="preserve"> Mayo opened a patient information office in Mumbai in February 2023 to arrange appointments at its US campuses and in London, and the same filings show a Mumbai subsidiary, MC Healthcare Services India.</w:t>
+      </w:r>
+      <w:hyperlink r:id="rId123">
+        <w:r>
+          <w:rPr>
+            <w:color w:val="B31822"/>
+            <w:vertAlign w:val="superscript"/>
+          </w:rPr>
+          <w:t xml:space="preserve">113,</w:t>
+        </w:r>
+      </w:hyperlink>
+      <w:hyperlink r:id="rId122">
+        <w:r>
+          <w:rPr>
+            <w:color w:val="B31822"/>
+            <w:vertAlign w:val="superscript"/>
+          </w:rPr>
+          <w:t xml:space="preserve">112</w:t>
+        </w:r>
+      </w:hyperlink>
+      <w:r>
+        <w:t xml:space="preserve"> In February 2025 the Adani Group announced that it had engaged Mayo Clinic to give strategic advice on two Adani Health City campuses in Ahmedabad and Mumbai, each with a 1,000-bed hospital and a medical college, funded by an Adani family donation of more than Rs 6,000 crore.</w:t>
+      </w:r>
+      <w:hyperlink r:id="rId112">
+        <w:r>
+          <w:rPr>
+            <w:color w:val="B31822"/>
+            <w:vertAlign w:val="superscript"/>
+          </w:rPr>
+          <w:t xml:space="preserve">102,</w:t>
+        </w:r>
+      </w:hyperlink>
+      <w:hyperlink r:id="rId122">
+        <w:r>
+          <w:rPr>
+            <w:color w:val="B31822"/>
+            <w:vertAlign w:val="superscript"/>
+          </w:rPr>
+          <w:t xml:space="preserve">112</w:t>
+        </w:r>
+      </w:hyperlink>
+      <w:r>
+        <w:t xml:space="preserve"> Adani describes Mayo's role as advisory, and Mayo has not publicly detailed it.</w:t>
+      </w:r>
+      <w:hyperlink r:id="rId112">
+        <w:r>
+          <w:rPr>
+            <w:color w:val="B31822"/>
+            <w:vertAlign w:val="superscript"/>
+          </w:rPr>
+          <w:t xml:space="preserve">102</w:t>
+        </w:r>
+      </w:hyperlink>
+      <w:r>
+        <w:t xml:space="preserve"> In January 2025 Lilavati Hospital, Mumbai, announced a collaboration with Mayo covering a nursing excellence program, a planned 300-bed cancer institute in Bandra and a hospital project in GIFT City, Gujarat.</w:t>
+      </w:r>
+      <w:hyperlink r:id="rId124">
+        <w:r>
+          <w:rPr>
+            <w:color w:val="B31822"/>
+            <w:vertAlign w:val="superscript"/>
+          </w:rPr>
+          <w:t xml:space="preserve">114</w:t>
+        </w:r>
+      </w:hyperlink>
+      <w:r>
+        <w:t xml:space="preserve"> The first cohort of 120 nurses trained from 17 to 26 March 2025 with Mayo nursing advisers present.</w:t>
+      </w:r>
+      <w:hyperlink r:id="rId125">
+        <w:r>
+          <w:rPr>
+            <w:color w:val="B31822"/>
+            <w:vertAlign w:val="superscript"/>
+          </w:rPr>
+          <w:t xml:space="preserve">115</w:t>
+        </w:r>
+      </w:hyperlink>
+      <w:r>
+        <w:t xml:space="preserve"> The cancer institute and GIFT City projects, however, have been described only by Lilavati's trustees, Mayo did not answer press questions about them, and their current status is unknown.</w:t>
+      </w:r>
+      <w:hyperlink r:id="rId124">
+        <w:r>
+          <w:rPr>
+            <w:color w:val="B31822"/>
+            <w:vertAlign w:val="superscript"/>
+          </w:rPr>
+          <w:t xml:space="preserve">114,</w:t>
+        </w:r>
+      </w:hyperlink>
+      <w:hyperlink r:id="rId122">
+        <w:r>
+          <w:rPr>
+            <w:color w:val="B31822"/>
+            <w:vertAlign w:val="superscript"/>
+          </w:rPr>
+          <w:t xml:space="preserve">112</w:t>
+        </w:r>
+      </w:hyperlink>
     </w:p>
     <w:p>
       <w:r>
-        <w:t>Cleveland Clinic signed an MoU on 10 June 2026 with the Government of Maharashtra, Brookfield Asset Management and Arodhan Health City to anchor the planned US$1.2 billion, 250-acre Navi Mumbai International MediCity. The signing took place at Cleveland Clinic's headquarters with CEO Tom Mihaljevic, who is quoted in the state's announcement, although Cleveland Clinic has not posted a release of its own and the project is still at MoU stage. Cleveland Clinic also keeps an in-country patient representative for India.</w:t>
-      </w:r>
+        <w:t>Cleveland Clinic signed an MoU on 10 June 2026 with the Government of Maharashtra, Brookfield Asset Management and Arodhan Health City to anchor the planned US$1.2 billion, 250-acre Navi Mumbai International MediCity.</w:t>
+      </w:r>
+      <w:hyperlink r:id="rId32">
+        <w:r>
+          <w:rPr>
+            <w:color w:val="B31822"/>
+            <w:vertAlign w:val="superscript"/>
+          </w:rPr>
+          <w:t xml:space="preserve">22,</w:t>
+        </w:r>
+      </w:hyperlink>
+      <w:hyperlink r:id="rId126">
+        <w:r>
+          <w:rPr>
+            <w:color w:val="B31822"/>
+            <w:vertAlign w:val="superscript"/>
+          </w:rPr>
+          <w:t xml:space="preserve">116</w:t>
+        </w:r>
+      </w:hyperlink>
+      <w:r>
+        <w:t xml:space="preserve"> The signing took place at Cleveland Clinic's headquarters with CEO Tom Mihaljevic, who is quoted in the state's announcement, although Cleveland Clinic has not posted a release of its own and the project is still at MoU stage.</w:t>
+      </w:r>
+      <w:hyperlink r:id="rId32">
+        <w:r>
+          <w:rPr>
+            <w:color w:val="B31822"/>
+            <w:vertAlign w:val="superscript"/>
+          </w:rPr>
+          <w:t xml:space="preserve">22,</w:t>
+        </w:r>
+      </w:hyperlink>
+      <w:hyperlink r:id="rId126">
+        <w:r>
+          <w:rPr>
+            <w:color w:val="B31822"/>
+            <w:vertAlign w:val="superscript"/>
+          </w:rPr>
+          <w:t xml:space="preserve">116</w:t>
+        </w:r>
+      </w:hyperlink>
+      <w:r>
+        <w:t xml:space="preserve"> Cleveland Clinic also keeps an in-country patient representative for India.</w:t>
+      </w:r>
+      <w:hyperlink r:id="rId127">
+        <w:r>
+          <w:rPr>
+            <w:color w:val="B31822"/>
+            <w:vertAlign w:val="superscript"/>
+          </w:rPr>
+          <w:t xml:space="preserve">117</w:t>
+        </w:r>
+      </w:hyperlink>
     </w:p>
     <w:p>
       <w:r>
-        <w:t>Johns Hopkins Medicine International's consulting pages describe a 10-year affiliation with HCL Healthcare that began in February 2014 and covered outpatient and specialty care, training and clinical services. Its term would have run to 2024, and no renewal or current activity could be confirmed. At university level, Johns Hopkins University and IIT Bombay's Koita Centre for Digital Health announced a digital-health research collaboration on 9 February 2023, which funds joint seed grants through the Gupta-Klinsky India Institute.</w:t>
-      </w:r>
+        <w:t>Johns Hopkins Medicine International's consulting pages describe a 10-year affiliation with HCL Healthcare that began in February 2014 and covered outpatient and specialty care, training and clinical services.</w:t>
+      </w:r>
+      <w:hyperlink r:id="rId128">
+        <w:r>
+          <w:rPr>
+            <w:color w:val="B31822"/>
+            <w:vertAlign w:val="superscript"/>
+          </w:rPr>
+          <w:t xml:space="preserve">118,</w:t>
+        </w:r>
+      </w:hyperlink>
+      <w:hyperlink r:id="rId129">
+        <w:r>
+          <w:rPr>
+            <w:color w:val="B31822"/>
+            <w:vertAlign w:val="superscript"/>
+          </w:rPr>
+          <w:t xml:space="preserve">119</w:t>
+        </w:r>
+      </w:hyperlink>
+      <w:r>
+        <w:t xml:space="preserve"> Its term would have run to 2024, and no renewal or current activity could be confirmed.</w:t>
+      </w:r>
+      <w:hyperlink r:id="rId128">
+        <w:r>
+          <w:rPr>
+            <w:color w:val="B31822"/>
+            <w:vertAlign w:val="superscript"/>
+          </w:rPr>
+          <w:t xml:space="preserve">118</w:t>
+        </w:r>
+      </w:hyperlink>
+      <w:r>
+        <w:t xml:space="preserve"> At university level, Johns Hopkins University and IIT Bombay's Koita Centre for Digital Health announced a digital-health research collaboration on 9 February 2023, which funds joint seed grants through the Gupta-Klinsky India Institute.</w:t>
+      </w:r>
+      <w:hyperlink r:id="rId130">
+        <w:r>
+          <w:rPr>
+            <w:color w:val="B31822"/>
+            <w:vertAlign w:val="superscript"/>
+          </w:rPr>
+          <w:t xml:space="preserve">120</w:t>
+        </w:r>
+      </w:hyperlink>
     </w:p>
     <w:p>
       <w:r>
-        <w:t>Memorial Sloan Kettering launched MSKCC India on 2 August 2021 with the telemedicine company iCliniq, offering remote opinions coordinated from a hub in Chennai. By September 2026 iCliniq had permanently removed its MSK India pages and no current MSK statement about the service could be found, so the program may have ended and its status is unknown.</w:t>
-      </w:r>
+        <w:t>Memorial Sloan Kettering launched MSKCC India on 2 August 2021 with the telemedicine company iCliniq, offering remote opinions coordinated from a hub in Chennai.</w:t>
+      </w:r>
+      <w:hyperlink r:id="rId131">
+        <w:r>
+          <w:rPr>
+            <w:color w:val="B31822"/>
+            <w:vertAlign w:val="superscript"/>
+          </w:rPr>
+          <w:t xml:space="preserve">121</w:t>
+        </w:r>
+      </w:hyperlink>
+      <w:r>
+        <w:t xml:space="preserve"> By September 2026 iCliniq had permanently removed its MSK India pages and no current MSK statement about the service could be found, so the program may have ended and its status is unknown.</w:t>
+      </w:r>
+      <w:hyperlink r:id="rId132">
+        <w:r>
+          <w:rPr>
+            <w:color w:val="B31822"/>
+            <w:vertAlign w:val="superscript"/>
+          </w:rPr>
+          <w:t xml:space="preserve">122</w:t>
+        </w:r>
+      </w:hyperlink>
     </w:p>
     <w:p>
       <w:r>
-        <w:t>MD Anderson signed a sister-institution agreement with Tata Memorial Hospital, Mumbai, on 6 October 2003. MD Anderson's own site currently lists Tata Memorial Hospital as a partner in its ECHO palliative-care program for Africa and India, which is funded through its Sister Institution Network Fund, so the two still work together, although the terms of the original agreement were not found.</w:t>
-      </w:r>
+        <w:t>MD Anderson signed a sister-institution agreement with Tata Memorial Hospital, Mumbai, on 6 October 2003.</w:t>
+      </w:r>
+      <w:hyperlink r:id="rId133">
+        <w:r>
+          <w:rPr>
+            <w:color w:val="B31822"/>
+            <w:vertAlign w:val="superscript"/>
+          </w:rPr>
+          <w:t xml:space="preserve">123</w:t>
+        </w:r>
+      </w:hyperlink>
+      <w:r>
+        <w:t xml:space="preserve"> MD Anderson's own site currently lists Tata Memorial Hospital as a partner in its ECHO palliative-care program for Africa and India, which is funded through its Sister Institution Network Fund, so the two still work together, although the terms of the original agreement were not found.</w:t>
+      </w:r>
+      <w:hyperlink r:id="rId134">
+        <w:r>
+          <w:rPr>
+            <w:color w:val="B31822"/>
+            <w:vertAlign w:val="superscript"/>
+          </w:rPr>
+          <w:t xml:space="preserve">124</w:t>
+        </w:r>
+      </w:hyperlink>
     </w:p>
     <w:p>
       <w:r>
-        <w:t>UCLA's India links are department-level. Its OB/GYN department launched a resident exchange with Narendra Modi Medical College, Ahmedabad, in 2024, began joint academic seminars in summer 2025, and has completed the first phase of a postpartum-haemorrhage quality project with AIIMS New Delhi. These are grant-funded projects, not UCLA Health system affiliations.</w:t>
-      </w:r>
+        <w:t>UCLA's India links are department-level.</w:t>
+      </w:r>
+      <w:hyperlink r:id="rId135">
+        <w:r>
+          <w:rPr>
+            <w:color w:val="B31822"/>
+            <w:vertAlign w:val="superscript"/>
+          </w:rPr>
+          <w:t xml:space="preserve">125</w:t>
+        </w:r>
+      </w:hyperlink>
+      <w:r>
+        <w:t xml:space="preserve"> Its OB/GYN department launched a resident exchange with Narendra Modi Medical College, Ahmedabad, in 2024, began joint academic seminars in summer 2025, and has completed the first phase of a postpartum-haemorrhage quality project with AIIMS New Delhi.</w:t>
+      </w:r>
+      <w:hyperlink r:id="rId135">
+        <w:r>
+          <w:rPr>
+            <w:color w:val="B31822"/>
+            <w:vertAlign w:val="superscript"/>
+          </w:rPr>
+          <w:t xml:space="preserve">125</w:t>
+        </w:r>
+      </w:hyperlink>
+      <w:r>
+        <w:t xml:space="preserve"> These are grant-funded projects, not UCLA Health system affiliations.</w:t>
+      </w:r>
+      <w:hyperlink r:id="rId135">
+        <w:r>
+          <w:rPr>
+            <w:color w:val="B31822"/>
+            <w:vertAlign w:val="superscript"/>
+          </w:rPr>
+          <w:t xml:space="preserve">125</w:t>
+        </w:r>
+      </w:hyperlink>
     </w:p>
     <w:p>
       <w:r>
-        <w:t>The closest peer model for a CSI affiliation is Mount Sinai Health System's agreement with Ramaiah Memorial Hospital, Bengaluru. Mount Sinai announced it on 12 July 2024 as an exclusive long-term collaboration, and Deccan Herald reported a 10-year term that began on 1 July 2024. It covers support for centres of excellence in oncology, cardiology, neurosciences and urology-nephrology, work on quality and technology, and periodic joint review of Ramaiah's complex cases. Ramaiah's website still presents the partnership, though no progress report on specific programs was found.</w:t>
-      </w:r>
+        <w:t>The closest peer model for a CSI affiliation is Mount Sinai Health System's agreement with Ramaiah Memorial Hospital, Bengaluru.</w:t>
+      </w:r>
+      <w:hyperlink r:id="rId136">
+        <w:r>
+          <w:rPr>
+            <w:color w:val="B31822"/>
+            <w:vertAlign w:val="superscript"/>
+          </w:rPr>
+          <w:t xml:space="preserve">126,</w:t>
+        </w:r>
+      </w:hyperlink>
+      <w:hyperlink r:id="rId137">
+        <w:r>
+          <w:rPr>
+            <w:color w:val="B31822"/>
+            <w:vertAlign w:val="superscript"/>
+          </w:rPr>
+          <w:t xml:space="preserve">127</w:t>
+        </w:r>
+      </w:hyperlink>
+      <w:r>
+        <w:t xml:space="preserve"> Mount Sinai announced it on 12 July 2024 as an exclusive long-term collaboration, and Deccan Herald reported a 10-year term that began on 1 July 2024.</w:t>
+      </w:r>
+      <w:hyperlink r:id="rId136">
+        <w:r>
+          <w:rPr>
+            <w:color w:val="B31822"/>
+            <w:vertAlign w:val="superscript"/>
+          </w:rPr>
+          <w:t xml:space="preserve">126,</w:t>
+        </w:r>
+      </w:hyperlink>
+      <w:hyperlink r:id="rId137">
+        <w:r>
+          <w:rPr>
+            <w:color w:val="B31822"/>
+            <w:vertAlign w:val="superscript"/>
+          </w:rPr>
+          <w:t xml:space="preserve">127,</w:t>
+        </w:r>
+      </w:hyperlink>
+      <w:hyperlink r:id="rId138">
+        <w:r>
+          <w:rPr>
+            <w:color w:val="B31822"/>
+            <w:vertAlign w:val="superscript"/>
+          </w:rPr>
+          <w:t xml:space="preserve">128</w:t>
+        </w:r>
+      </w:hyperlink>
+      <w:r>
+        <w:t xml:space="preserve"> It covers support for centres of excellence in oncology, cardiology, neurosciences and urology-nephrology, work on quality and technology, and periodic joint review of Ramaiah's complex cases.</w:t>
+      </w:r>
+      <w:hyperlink r:id="rId136">
+        <w:r>
+          <w:rPr>
+            <w:color w:val="B31822"/>
+            <w:vertAlign w:val="superscript"/>
+          </w:rPr>
+          <w:t xml:space="preserve">126,</w:t>
+        </w:r>
+      </w:hyperlink>
+      <w:hyperlink r:id="rId138">
+        <w:r>
+          <w:rPr>
+            <w:color w:val="B31822"/>
+            <w:vertAlign w:val="superscript"/>
+          </w:rPr>
+          <w:t xml:space="preserve">128</w:t>
+        </w:r>
+      </w:hyperlink>
+      <w:r>
+        <w:t xml:space="preserve"> Ramaiah's website still presents the partnership, though no progress report on specific programs was found.</w:t>
+      </w:r>
+      <w:hyperlink r:id="rId139">
+        <w:r>
+          <w:rPr>
+            <w:color w:val="B31822"/>
+            <w:vertAlign w:val="superscript"/>
+          </w:rPr>
+          <w:t xml:space="preserve">129</w:t>
+        </w:r>
+      </w:hyperlink>
     </w:p>
     <w:p>
       <w:r>
-        <w:t>Other US links are historical or dormant. NewYork-Presbyterian emergency-medicine volunteers ran disaster-preparedness training and drills in Ahmedabad in November 2007 and in Mumbai in October and November 2008, and no current program was found. UPMC signed a telemedicine second-opinion agreement with Bangalore's TeleChikitsa Ventures in February 2014, its second India agreement after helping Citizens Hospital, Hyderabad, build a clinical pathology laboratory. UPMC International's current pages list only Croatia, Ireland and Italy, and no current India activity was found. Partners Harvard Medical International, part of what is now Mass General Brigham, worked with Wockhardt Hospitals from about 2001 and helped its Mumbai and Bangalore hospitals gain JCI accreditation in 2005 and 2008. No India hospital partnership was found on the international pages of Houston Methodist, Northwestern Medicine or Mass General Brigham.</w:t>
-      </w:r>
+        <w:t>Other US links are historical or dormant. NewYork-Presbyterian emergency-medicine volunteers ran disaster-preparedness training and drills in Ahmedabad in November 2007 and in Mumbai in October and November 2008, and no current program was found.</w:t>
+      </w:r>
+      <w:hyperlink r:id="rId140">
+        <w:r>
+          <w:rPr>
+            <w:color w:val="B31822"/>
+            <w:vertAlign w:val="superscript"/>
+          </w:rPr>
+          <w:t xml:space="preserve">130</w:t>
+        </w:r>
+      </w:hyperlink>
+      <w:r>
+        <w:t xml:space="preserve"> UPMC signed a telemedicine second-opinion agreement with Bangalore's TeleChikitsa Ventures in February 2014, its second India agreement after helping Citizens Hospital, Hyderabad, build a clinical pathology laboratory.</w:t>
+      </w:r>
+      <w:hyperlink r:id="rId141">
+        <w:r>
+          <w:rPr>
+            <w:color w:val="B31822"/>
+            <w:vertAlign w:val="superscript"/>
+          </w:rPr>
+          <w:t xml:space="preserve">131</w:t>
+        </w:r>
+      </w:hyperlink>
+      <w:r>
+        <w:t xml:space="preserve"> UPMC International's current pages list only Croatia, Ireland and Italy, and no current India activity was found.</w:t>
+      </w:r>
+      <w:hyperlink r:id="rId142">
+        <w:r>
+          <w:rPr>
+            <w:color w:val="B31822"/>
+            <w:vertAlign w:val="superscript"/>
+          </w:rPr>
+          <w:t xml:space="preserve">132</w:t>
+        </w:r>
+      </w:hyperlink>
+      <w:r>
+        <w:t xml:space="preserve"> Partners Harvard Medical International, part of what is now Mass General Brigham, worked with Wockhardt Hospitals from about 2001 and helped its Mumbai and Bangalore hospitals gain JCI accreditation in 2005 and 2008.</w:t>
+      </w:r>
+      <w:hyperlink r:id="rId143">
+        <w:r>
+          <w:rPr>
+            <w:color w:val="B31822"/>
+            <w:vertAlign w:val="superscript"/>
+          </w:rPr>
+          <w:t xml:space="preserve">133,</w:t>
+        </w:r>
+      </w:hyperlink>
+      <w:hyperlink r:id="rId144">
+        <w:r>
+          <w:rPr>
+            <w:color w:val="B31822"/>
+            <w:vertAlign w:val="superscript"/>
+          </w:rPr>
+          <w:t xml:space="preserve">134</w:t>
+        </w:r>
+      </w:hyperlink>
+      <w:r>
+        <w:t xml:space="preserve"> No India hospital partnership was found on the international pages of Houston Methodist, Northwestern Medicine or Mass General Brigham.</w:t>
+      </w:r>
+      <w:hyperlink r:id="rId145">
+        <w:r>
+          <w:rPr>
+            <w:color w:val="B31822"/>
+            <w:vertAlign w:val="superscript"/>
+          </w:rPr>
+          <w:t xml:space="preserve">135,</w:t>
+        </w:r>
+      </w:hyperlink>
+      <w:hyperlink r:id="rId146">
+        <w:r>
+          <w:rPr>
+            <w:color w:val="B31822"/>
+            <w:vertAlign w:val="superscript"/>
+          </w:rPr>
+          <w:t xml:space="preserve">136,</w:t>
+        </w:r>
+      </w:hyperlink>
+      <w:hyperlink r:id="rId147">
+        <w:r>
+          <w:rPr>
+            <w:color w:val="B31822"/>
+            <w:vertAlign w:val="superscript"/>
+          </w:rPr>
+          <w:t xml:space="preserve">137</w:t>
+        </w:r>
+      </w:hyperlink>
     </w:p>
     <w:p>
       <w:r>
         <w:t>Among non-US players, Malaysia's IHH controls Fortis, Blackstone backs Aster DM Quality Care, Sweden's Medicover is selling its Indian hospitals to KKR, and King's College London and Guy's and St Thomas' formed a Health Partners Academy with P. D. Hinduja Hospital in April 2024.</w:t>
       </w:r>
+      <w:hyperlink r:id="rId83">
+        <w:r>
+          <w:rPr>
+            <w:color w:val="B31822"/>
+            <w:vertAlign w:val="superscript"/>
+          </w:rPr>
+          <w:t xml:space="preserve">73,</w:t>
+        </w:r>
+      </w:hyperlink>
+      <w:hyperlink r:id="rId78">
+        <w:r>
+          <w:rPr>
+            <w:color w:val="B31822"/>
+            <w:vertAlign w:val="superscript"/>
+          </w:rPr>
+          <w:t xml:space="preserve">68,</w:t>
+        </w:r>
+      </w:hyperlink>
+      <w:hyperlink r:id="rId148">
+        <w:r>
+          <w:rPr>
+            <w:color w:val="B31822"/>
+            <w:vertAlign w:val="superscript"/>
+          </w:rPr>
+          <w:t xml:space="preserve">138,</w:t>
+        </w:r>
+      </w:hyperlink>
+      <w:hyperlink r:id="rId149">
+        <w:r>
+          <w:rPr>
+            <w:color w:val="B31822"/>
+            <w:vertAlign w:val="superscript"/>
+          </w:rPr>
+          <w:t xml:space="preserve">139,</w:t>
+        </w:r>
+      </w:hyperlink>
+      <w:hyperlink r:id="rId150">
+        <w:r>
+          <w:rPr>
+            <w:color w:val="B31822"/>
+            <w:vertAlign w:val="superscript"/>
+          </w:rPr>
+          <w:t xml:space="preserve">140</w:t>
+        </w:r>
+      </w:hyperlink>
     </w:p>
     <w:p>
       <w:r>
         <w:t>India is also a competitor for patients. Medical-purpose arrivals were 6.44 lakh in 2024, led by Bangladesh (about 4.8 lakh), Iraq, Somalia, Oman and Uzbekistan, and Indian chains market lower-cost complex care to the same Gulf, African and Central Asian patients that US centers pursue.</w:t>
       </w:r>
-    </w:p>
-    <w:p>
-      <w:pPr>
-        <w:spacing w:before="0" w:after="240"/>
-      </w:pPr>
-      <w:r>
-        <w:rPr>
-          <w:i/>
-          <w:color w:val="6E6E6E"/>
-          <w:sz w:val="17"/>
-        </w:rPr>
-        <w:t>Sources: Mayo Clinic via Newswise, AIG Hospitals in India joins Mayo Clinic Care Network (24 October 2019), https://www.newswise.com/articles/aig-hospitals-in-india-joins-mayo-clinic-care-network; Mayo Clinic News Network, AIG Hospitals in India joins Mayo Clinic Care Network (October 2019), https://newsnetwork.mayoclinic.org/discussion/aig-hospitals-in-india-joins-mayo-clinic-care-network/; Post Bulletin, Billionaire to partner with Mayo Clinic on India hospitals (February 2025), https://www.postbulletin.com/business/billionaire-to-partner-with-mayo-clinic-on-india-hospitals; Mayo Clinic via Newswise, Mayo Clinic opens patient information office in India (6 February 2023), https://www.newswise.com/articles/mayo-clinic-opens-patient-information-office-in-india; Adani Group newsroom, Adani to partner Mayo Clinic to establish affordable world-class healthcare facilities (10 February 2025), https://www.adani.com/newsroom/media-releases/adani-to-partner-mayo-clinic-to-establish-affordable-world-class-healthcare-facilities; Medical Buyer (PTI), Lilavati Hospital, Mayo Clinic to establish 300-bed cancer institute in Mumbai (January 2025), https://medicalbuyer.co.in/lilavati-hospital-mayo-clinic-to-establish-300-bed-cancer-institute-in-mumbai/; Medical Dialogues, Mayo Clinic, Lilavati Hospital complete India's first Nursing Excellence Training Program (29 March 2025), https://medicaldialogues.in/news/health/hospital-diagnostics/mayo-clinic-lilavati-hospital-complete-indias-first-nursing-excellence-training-program-145698; Free Press Journal, Maharashtra signs MoU with Cleveland Clinic and Brookfield for Navi Mumbai International MediCity (11 June 2026), https://www.freepressjournal.in/mumbai/maharashtra-signs-mou-with-cleveland-clinic-and-brookfield-for-navi-mumbai-international-medicity-indias-first-global-scale-healthcare-hub; India TV News, Maharashtra's mega MediCity takes off: Cleveland Clinic joins (11 June 2026), https://www.indiatvnews.com/maharashtra/maharashtra-s-mega-medicity-takes-off-cleveland-clinic-joins-rs-10000-crore-healthcare-hub-2026-06-11-1044486; Cleveland Clinic, India resources and in-country representative, https://my.clevelandclinic.org/patients/international/locations/india; Johns Hopkins Medicine International, HCL Healthcare, https://www.hopkinsmedicine.org/international/health-care-consulting/asia-pacific/hcl-healthcare; Domain-b, HCL enters healthcare with HCL Avitas (Johns Hopkins Medicine International tie-up), https://www.domain-b.com/companies-organisations/firms-companies/hcl-enters-healthcare-with-hcl-avitas; Johns Hopkins Gupta-Klinsky India Institute, Collaboration agreement with IIT Bombay (announced 9 February 2023), https://indiainstitute.jhu.edu/news/news-2025/news-from-gkii/collaboration-agreement-with-iit-bombay-and-roundtable-discussion-shine-a-spotlight-on-digital-health; PR Newswire, Memorial Sloan Kettering Cancer Center launches MSKCC India (2 August 2021), https://www.prnewswire.com/news-releases/memorial-sloan-kettering-cancer-center-launches-mskcc-india-to-expand-access-to-world-renowned-oncologists-cancer-care-research-and-education-301345795.html; iCliniq, former MSK India patient FAQs page, permanently removed by September 2026, https://mskcc.icliniq.com/mskcc-india-services/mskcc-patient-faqs; India Herald, MD Anderson Cancer Center signs sister institution accord with Tata Memorial (October 2003), https://india-herald.com/md-anderson-cancer-center-signs-sister-institution-accord-with-tata-memoria-p305-19.htm; MD Anderson Cancer Center, Project ECHO: Palliative Care Africa (PACA) II, https://www.mdanderson.org/education-training/outreach-programs/project-echo/programs/palliative-care-africa.html; UCLA Health, UCLA-India Global Health Exchange in OB/GYN, https://www.uclahealth.org/departments/obgyn/about-us/global-reproductive-health-alliance-collaborative-engagement/ucla-india-global-health-exchange-obgyn; Mount Sinai Press Office via GlobeNewswire (Yahoo Finance), Ramaiah Memorial Hospital signs long term collaboration agreement with the Mount Sinai Health System (12 July 2024), https://finance.yahoo.com/news/ramaiah-memorial-hospital-signs-long-143000744.html; Mount Sinai newsroom, Ramaiah Memorial Hospital signs long term collaboration agreement with the Mount Sinai Health System (July 2024), https://www.mountsinai.org/about/newsroom/2024/ramaiah-memorial-hospital-signs-long-term-collaboration-agreement-with-the-mount-sinai-health-system-in-new-york-for-specialty-care-development-and-quality-and-technological-advancements; Deccan Herald, Ramaiah Memorial inks 10-year partnership with Mount Sinai Health System of New York (13 July 2024), https://www.deccanherald.com/india/karnataka/bengaluru/ramaiah-memorial-inks-10-year-partnership-with-mount-sinai-health-system-of-new-york-3103995; Ramaiah Memorial Hospital, Collaborations (Mount Sinai), https://msrmh.com/collaborations/; NewYork-Presbyterian, Disaster experts from NewYork-Presbyterian go to India and Sri Lanka (6 November 2008), https://www.nyp.org/news/nyp-disaster-experts-go-to-india-and-sri-lanka-improve-emergency; EurekAlert, Physicians in India access UPMC medical expertise through telemedicine (21 February 2014), https://www.eurekalert.org/news-releases/679748; UPMC International, Locations and Partnerships, https://www.upmc.com/about/international-services/locations; Wikipedia, Partners Harvard Medical International, https://en.wikipedia.org/wiki/Partners_Harvard_Medical_International; Wockhardt, Annual Report 2010-11 (Partners Harvard Medical International relationship), https://www.wockhardt.com/wp-content/uploads/2022/08/annual-report-2010-11-53a4d.pdf; Mass General Brigham, Global Partnerships, https://www.massgeneralbrigham.org/en/about/members-affiliates/global-partnerships; Houston Methodist, Global Health Care Services affiliations, https://www.houstonmethodist.org/for-health-professionals/global-health-care-services/affiliations/; Northwestern Medicine Global Services, Case studies and partnerships, https://www.northwesternglobalservices.com/case-studies.html; InvestyWise, IHH completes Fortis open offer (November 2025), https://www.investywise.com/fortis-healthcare-results-of-open-offers/; Medicover via Modular Finance (TradingView), Medicover divests its India hospital business, https://www.tradingview.com/news/modular_finance:0f6ef34bba47c:0-medicover-divests-its-india-hospital-business-enabling-accelerated-strategy-execution-in-europe/; King's College London, New partnership to improve healthcare outcomes in India and the UK (24 April 2024), https://www.kcl.ac.uk/news/new-partnership-to-improve-healthcare-outcomes-in-india-and-the-uk; Hinduja Hospital, King's College London and Guy's and St Thomas' with P. D. Hinduja Hospital establish a Health Partners Academy, https://www.hindujahospital.com/press-release/kings-college-london-and-guys-and-st-thomas-nhs-foundation-trust-p-d-hinduja-hospital/; DD News, Over 6.4 lakh foreign tourists visited India for medical treatment in 2024, https://ddnews.gov.in/en/over-6-4-lakh-foreign-tourists-visited-india-for-medical-treatment-in-2024/; InsightsIAS, Medical tourism in India (2024 source countries, Bureau of Immigration data), https://www.insightsonindia.com/2025/08/08/medical-tourism-in-india/</w:t>
-      </w:r>
+      <w:hyperlink r:id="rId117">
+        <w:r>
+          <w:rPr>
+            <w:color w:val="B31822"/>
+            <w:vertAlign w:val="superscript"/>
+          </w:rPr>
+          <w:t xml:space="preserve">107,</w:t>
+        </w:r>
+      </w:hyperlink>
+      <w:hyperlink r:id="rId118">
+        <w:r>
+          <w:rPr>
+            <w:color w:val="B31822"/>
+            <w:vertAlign w:val="superscript"/>
+          </w:rPr>
+          <w:t xml:space="preserve">108</w:t>
+        </w:r>
+      </w:hyperlink>
     </w:p>
     <w:p>
       <w:pPr>
         <w:pStyle w:val="Heading1"/>
       </w:pPr>
+      <w:bookmarkStart w:id="14" w:name="_sec14"/>
       <w:r>
         <w:t>Recent Developments</w:t>
       </w:r>
+      <w:bookmarkEnd w:id="14"/>
     </w:p>
     <w:p>
       <w:pPr>
@@ -2050,24 +5401,65 @@
     </w:p>
     <w:p>
       <w:pPr>
-        <w:spacing w:after="40"/>
+        <w:spacing w:after="240"/>
       </w:pPr>
       <w:r>
-        <w:t>The Ministry of Health and Family Welfare received Rs 1,06,530.42 crore, nearly 10 percent above the previous year's revised estimate. Allocations included Rs 39,390 crore for the National Health Mission, Rs 9,500 crore for PM-JAY and Rs 4,770 crore for PM-ABHIM. The budget also announced a scheme for five regional medical hubs, developed with states and the private sector, combining care, education and research, along with plans to add 1 lakh allied health professionals and train 1.5 lakh caregivers. The hubs are intended to strengthen India's position in medical value travel.</w:t>
-      </w:r>
-    </w:p>
-    <w:p>
-      <w:pPr>
-        <w:spacing w:before="0" w:after="240"/>
-      </w:pPr>
-      <w:r>
-        <w:rPr>
-          <w:i/>
-          <w:color w:val="6E6E6E"/>
-          <w:sz w:val="17"/>
-        </w:rPr>
-        <w:t>Sources: Press Information Bureau, Union Budget 2026-27: Rs 1,06,530.42 crore allocated to Ministry of Health and Family Welfare, https://www.pib.gov.in/PressReleasePage.aspx?PRID=2221616&amp;reg=48&amp;lang=2; Business Standard, Budget 2026: Govt to set up 5 medical tourism hubs, train 150K caregivers, https://www.business-standard.com/budget/news/govt-to-support-five-regional-medical-tourism-hubs-126020100321_1.html</w:t>
-      </w:r>
+        <w:t>The Ministry of Health and Family Welfare received Rs 1,06,530.42 crore, nearly 10 percent above the previous year's revised estimate.</w:t>
+      </w:r>
+      <w:hyperlink r:id="rId45">
+        <w:r>
+          <w:rPr>
+            <w:color w:val="B31822"/>
+            <w:vertAlign w:val="superscript"/>
+          </w:rPr>
+          <w:t xml:space="preserve">35</w:t>
+        </w:r>
+      </w:hyperlink>
+      <w:r>
+        <w:t xml:space="preserve"> Allocations included Rs 39,390 crore for the National Health Mission, Rs 9,500 crore for PM-JAY and Rs 4,770 crore for PM-ABHIM.</w:t>
+      </w:r>
+      <w:hyperlink r:id="rId45">
+        <w:r>
+          <w:rPr>
+            <w:color w:val="B31822"/>
+            <w:vertAlign w:val="superscript"/>
+          </w:rPr>
+          <w:t xml:space="preserve">35</w:t>
+        </w:r>
+      </w:hyperlink>
+      <w:r>
+        <w:t xml:space="preserve"> The budget also announced a scheme for five regional medical hubs, developed with states and the private sector, combining care, education and research, along with plans to add 1 lakh allied health professionals and train 1.5 lakh caregivers.</w:t>
+      </w:r>
+      <w:hyperlink r:id="rId45">
+        <w:r>
+          <w:rPr>
+            <w:color w:val="B31822"/>
+            <w:vertAlign w:val="superscript"/>
+          </w:rPr>
+          <w:t xml:space="preserve">35,</w:t>
+        </w:r>
+      </w:hyperlink>
+      <w:hyperlink r:id="rId46">
+        <w:r>
+          <w:rPr>
+            <w:color w:val="B31822"/>
+            <w:vertAlign w:val="superscript"/>
+          </w:rPr>
+          <w:t xml:space="preserve">36</w:t>
+        </w:r>
+      </w:hyperlink>
+      <w:r>
+        <w:t xml:space="preserve"> The hubs are intended to strengthen India's position in medical value travel.</w:t>
+      </w:r>
+      <w:hyperlink r:id="rId46">
+        <w:r>
+          <w:rPr>
+            <w:color w:val="B31822"/>
+            <w:vertAlign w:val="superscript"/>
+          </w:rPr>
+          <w:t xml:space="preserve">36</w:t>
+        </w:r>
+      </w:hyperlink>
     </w:p>
     <w:p>
       <w:pPr>
@@ -2089,24 +5481,62 @@
     </w:p>
     <w:p>
       <w:pPr>
-        <w:spacing w:after="40"/>
+        <w:spacing w:after="240"/>
       </w:pPr>
       <w:r>
-        <w:t>The National Testing Agency cancelled the NEET-UG examination held on 3 May 2026 for more than 22 lakh candidates after investigators found that questions had leaked in advance, and the case was handed to the Central Bureau of Investigation. Nearly 20 lakh candidates sat the re-examination on 21 June 2026, and results were declared on 16 July 2026, with 11.21 lakh qualifying. It was the second NEET integrity crisis in three years, a relevant consideration for any foreign partner relying on India's national admissions and licensing system.</w:t>
-      </w:r>
-    </w:p>
-    <w:p>
-      <w:pPr>
-        <w:spacing w:before="0" w:after="240"/>
-      </w:pPr>
-      <w:r>
-        <w:rPr>
-          <w:i/>
-          <w:color w:val="6E6E6E"/>
-          <w:sz w:val="17"/>
-        </w:rPr>
-        <w:t>Sources: Wikipedia, 2026 NEET controversy, https://en.wikipedia.org/wiki/2026_NEET_controversy; National Testing Agency, NTA declares result of NEET (UG) 2026 (16 July 2026), https://cdnbbsr.s3waas.gov.in/s37bc1ec1d9c3426357e69acd5bf320061/uploads/2026/07/20260716477215762.pdf; PW Live, NEET UG 2026 result declared: 11.21 lakh qualify, https://www.pw.live/neet/exams/neet-ug-result-date-2026</w:t>
-      </w:r>
+        <w:t>The National Testing Agency cancelled the NEET-UG examination held on 3 May 2026 for more than 22 lakh candidates after investigators found that questions had leaked in advance, and the case was handed to the Central Bureau of Investigation.</w:t>
+      </w:r>
+      <w:hyperlink r:id="rId104">
+        <w:r>
+          <w:rPr>
+            <w:color w:val="B31822"/>
+            <w:vertAlign w:val="superscript"/>
+          </w:rPr>
+          <w:t xml:space="preserve">94</w:t>
+        </w:r>
+      </w:hyperlink>
+      <w:r>
+        <w:t xml:space="preserve"> Nearly 20 lakh candidates sat the re-examination on 21 June 2026, and results were declared on 16 July 2026, with 11.21 lakh qualifying.</w:t>
+      </w:r>
+      <w:hyperlink r:id="rId106">
+        <w:r>
+          <w:rPr>
+            <w:color w:val="B31822"/>
+            <w:vertAlign w:val="superscript"/>
+          </w:rPr>
+          <w:t xml:space="preserve">96,</w:t>
+        </w:r>
+      </w:hyperlink>
+      <w:hyperlink r:id="rId105">
+        <w:r>
+          <w:rPr>
+            <w:color w:val="B31822"/>
+            <w:vertAlign w:val="superscript"/>
+          </w:rPr>
+          <w:t xml:space="preserve">95,</w:t>
+        </w:r>
+      </w:hyperlink>
+      <w:hyperlink r:id="rId104">
+        <w:r>
+          <w:rPr>
+            <w:color w:val="B31822"/>
+            <w:vertAlign w:val="superscript"/>
+          </w:rPr>
+          <w:t xml:space="preserve">94</w:t>
+        </w:r>
+      </w:hyperlink>
+      <w:r>
+        <w:t xml:space="preserve"> It was the second NEET integrity crisis in three years, a relevant consideration for any foreign partner relying on India's national admissions and licensing system.</w:t>
+      </w:r>
+      <w:hyperlink r:id="rId104">
+        <w:r>
+          <w:rPr>
+            <w:color w:val="B31822"/>
+            <w:vertAlign w:val="superscript"/>
+          </w:rPr>
+          <w:t xml:space="preserve">94</w:t>
+        </w:r>
+      </w:hyperlink>
     </w:p>
     <w:p>
       <w:pPr>
@@ -2128,24 +5558,74 @@
     </w:p>
     <w:p>
       <w:pPr>
-        <w:spacing w:after="40"/>
+        <w:spacing w:after="240"/>
       </w:pPr>
       <w:r>
-        <w:t>West Bengal signed an MoU with the National Health Authority at a ceremony presided over by Union Health Minister J P Nadda, in the presence of Chief Minister Suvendu Adhikari. It became the 36th state or union territory to implement PM-JAY, the last to do so. About 1.24 crore eligible families in the state gain up to Rs 5 lakh a year in hospital cover. Including families of ASHAs, anganwadi workers and helpers, and senior citizens aged 70 and over, the beneficiary base is about 1.43 crore families.</w:t>
-      </w:r>
-    </w:p>
-    <w:p>
-      <w:pPr>
-        <w:spacing w:before="0" w:after="240"/>
-      </w:pPr>
-      <w:r>
-        <w:rPr>
-          <w:i/>
-          <w:color w:val="6E6E6E"/>
-          <w:sz w:val="17"/>
-        </w:rPr>
-        <w:t>Sources: Press Information Bureau, West Bengal becomes 36th State/UT to implement Ayushman Bharat PM-JAY, https://www.pib.gov.in/PressReleasePage.aspx?PRID=2270375&amp;reg=3&amp;lang=2; DD News, West Bengal joins Ayushman Bharat PM-JAY, completing nationwide rollout, https://ddnews.gov.in/en/west-bengal-joins-ayushman-bharat-pm-jay-completing-nationwide-rollout-of-worlds-largest-health-assurance-scheme/; Outlook Money, West Bengal set for Ayushman Bharat rollout, state to sign MoU with NHA on June 8, https://www.outlookmoney.com/personal-finance/west-bengal-set-for-ayushman-bharat-rollout-state-to-sign-mou-with-nha-on-june-8</w:t>
-      </w:r>
+        <w:t>West Bengal signed an MoU with the National Health Authority at a ceremony presided over by Union Health Minister J P Nadda, in the presence of Chief Minister Suvendu Adhikari.</w:t>
+      </w:r>
+      <w:hyperlink r:id="rId31">
+        <w:r>
+          <w:rPr>
+            <w:color w:val="B31822"/>
+            <w:vertAlign w:val="superscript"/>
+          </w:rPr>
+          <w:t xml:space="preserve">21,</w:t>
+        </w:r>
+      </w:hyperlink>
+      <w:hyperlink r:id="rId151">
+        <w:r>
+          <w:rPr>
+            <w:color w:val="B31822"/>
+            <w:vertAlign w:val="superscript"/>
+          </w:rPr>
+          <w:t xml:space="preserve">141</w:t>
+        </w:r>
+      </w:hyperlink>
+      <w:r>
+        <w:t xml:space="preserve"> It became the 36th state or union territory to implement PM-JAY, the last to do so.</w:t>
+      </w:r>
+      <w:hyperlink r:id="rId31">
+        <w:r>
+          <w:rPr>
+            <w:color w:val="B31822"/>
+            <w:vertAlign w:val="superscript"/>
+          </w:rPr>
+          <w:t xml:space="preserve">21,</w:t>
+        </w:r>
+      </w:hyperlink>
+      <w:hyperlink r:id="rId152">
+        <w:r>
+          <w:rPr>
+            <w:color w:val="B31822"/>
+            <w:vertAlign w:val="superscript"/>
+          </w:rPr>
+          <w:t xml:space="preserve">142</w:t>
+        </w:r>
+      </w:hyperlink>
+      <w:r>
+        <w:t xml:space="preserve"> About 1.24 crore eligible families in the state gain up to Rs 5 lakh a year in hospital cover.</w:t>
+      </w:r>
+      <w:hyperlink r:id="rId31">
+        <w:r>
+          <w:rPr>
+            <w:color w:val="B31822"/>
+            <w:vertAlign w:val="superscript"/>
+          </w:rPr>
+          <w:t xml:space="preserve">21</w:t>
+        </w:r>
+      </w:hyperlink>
+      <w:r>
+        <w:t xml:space="preserve"> Including families of ASHAs, anganwadi workers and helpers, and senior citizens aged 70 and over, the beneficiary base is about 1.43 crore families.</w:t>
+      </w:r>
+      <w:hyperlink r:id="rId31">
+        <w:r>
+          <w:rPr>
+            <w:color w:val="B31822"/>
+            <w:vertAlign w:val="superscript"/>
+          </w:rPr>
+          <w:t xml:space="preserve">21</w:t>
+        </w:r>
+      </w:hyperlink>
     </w:p>
     <w:p>
       <w:pPr>
@@ -2167,23 +5647,100 @@
     </w:p>
     <w:p>
       <w:pPr>
-        <w:spacing w:after="40"/>
+        <w:spacing w:after="240"/>
       </w:pPr>
       <w:r>
-        <w:t>The Government of Maharashtra signed an MoU at Cleveland Clinic's headquarters in Cleveland with Cleveland Clinic, Brookfield Asset Management and Arodhan Health City to develop Navi Mumbai International MediCity, with Chief Minister Devendra Fadnavis joining by video. The planned 250-acre healthcare, research, medical education and medical tourism hub, next to the new Navi Mumbai airport, has expected investment of about US$1.2 billion and more than 10,000 jobs. Cleveland Clinic is named as anchor institution, and CEO Tom Mihaljevic said in the state's announcement that it would contribute its expertise to the ecosystem. Cleveland Clinic has not issued its own release, and the project is at MoU stage.</w:t>
-      </w:r>
-    </w:p>
-    <w:p>
-      <w:pPr>
-        <w:spacing w:before="0" w:after="240"/>
-      </w:pPr>
-      <w:r>
-        <w:rPr>
-          <w:i/>
-          <w:color w:val="6E6E6E"/>
-          <w:sz w:val="17"/>
-        </w:rPr>
-        <w:t>Sources: Free Press Journal, Maharashtra signs MoU with Cleveland Clinic and Brookfield for Navi Mumbai International MediCity, https://www.freepressjournal.in/mumbai/maharashtra-signs-mou-with-cleveland-clinic-and-brookfield-for-navi-mumbai-international-medicity-indias-first-global-scale-healthcare-hub; India TV News, Maharashtra's mega MediCity takes off: Cleveland Clinic joins, https://www.indiatvnews.com/maharashtra/maharashtra-s-mega-medicity-takes-off-cleveland-clinic-joins-rs-10000-crore-healthcare-hub-2026-06-11-1044486; Deccan Herald, Maharashtra signs MoU with Cleveland Clinic-led consortium for $1.2 billion Navi Mumbai MediCity, https://www.deccanherald.com/india/maharashtra/maharashtra-signs-mou-with-cleveland-clinic-led-consortium-for-12-billion-navi-mumbai-medicity-4034760; BW Healthcare World, Maharashtra signs $1.2 billion deal to develop Navi Mumbai MediCity, https://www.bwhealthcareworld.com/article/maharashtra-signs-1-2-billion-deal-to-develop-navi-mumbai-medicity-610344</w:t>
+        <w:t>The Government of Maharashtra signed an MoU at Cleveland Clinic's headquarters in Cleveland with Cleveland Clinic, Brookfield Asset Management and Arodhan Health City to develop Navi Mumbai International MediCity, with Chief Minister Devendra Fadnavis joining by video.</w:t>
+      </w:r>
+      <w:hyperlink r:id="rId32">
+        <w:r>
+          <w:rPr>
+            <w:color w:val="B31822"/>
+            <w:vertAlign w:val="superscript"/>
+          </w:rPr>
+          <w:t xml:space="preserve">22,</w:t>
+        </w:r>
+      </w:hyperlink>
+      <w:hyperlink r:id="rId126">
+        <w:r>
+          <w:rPr>
+            <w:color w:val="B31822"/>
+            <w:vertAlign w:val="superscript"/>
+          </w:rPr>
+          <w:t xml:space="preserve">116,</w:t>
+        </w:r>
+      </w:hyperlink>
+      <w:hyperlink r:id="rId153">
+        <w:r>
+          <w:rPr>
+            <w:color w:val="B31822"/>
+            <w:vertAlign w:val="superscript"/>
+          </w:rPr>
+          <w:t xml:space="preserve">143,</w:t>
+        </w:r>
+      </w:hyperlink>
+      <w:hyperlink r:id="rId116">
+        <w:r>
+          <w:rPr>
+            <w:color w:val="B31822"/>
+            <w:vertAlign w:val="superscript"/>
+          </w:rPr>
+          <w:t xml:space="preserve">106</w:t>
+        </w:r>
+      </w:hyperlink>
+      <w:r>
+        <w:t xml:space="preserve"> The planned 250-acre healthcare, research, medical education and medical tourism hub, next to the new Navi Mumbai airport, has expected investment of about US$1.2 billion and more than 10,000 jobs.</w:t>
+      </w:r>
+      <w:hyperlink r:id="rId32">
+        <w:r>
+          <w:rPr>
+            <w:color w:val="B31822"/>
+            <w:vertAlign w:val="superscript"/>
+          </w:rPr>
+          <w:t xml:space="preserve">22,</w:t>
+        </w:r>
+      </w:hyperlink>
+      <w:hyperlink r:id="rId153">
+        <w:r>
+          <w:rPr>
+            <w:color w:val="B31822"/>
+            <w:vertAlign w:val="superscript"/>
+          </w:rPr>
+          <w:t xml:space="preserve">143,</w:t>
+        </w:r>
+      </w:hyperlink>
+      <w:hyperlink r:id="rId116">
+        <w:r>
+          <w:rPr>
+            <w:color w:val="B31822"/>
+            <w:vertAlign w:val="superscript"/>
+          </w:rPr>
+          <w:t xml:space="preserve">106</w:t>
+        </w:r>
+      </w:hyperlink>
+      <w:r>
+        <w:t xml:space="preserve"> Cleveland Clinic is named as anchor institution, and CEO Tom Mihaljevic said in the state's announcement that it would contribute its expertise to the ecosystem.</w:t>
+      </w:r>
+      <w:hyperlink r:id="rId32">
+        <w:r>
+          <w:rPr>
+            <w:color w:val="B31822"/>
+            <w:vertAlign w:val="superscript"/>
+          </w:rPr>
+          <w:t xml:space="preserve">22,</w:t>
+        </w:r>
+      </w:hyperlink>
+      <w:hyperlink r:id="rId116">
+        <w:r>
+          <w:rPr>
+            <w:color w:val="B31822"/>
+            <w:vertAlign w:val="superscript"/>
+          </w:rPr>
+          <w:t xml:space="preserve">106</w:t>
+        </w:r>
+      </w:hyperlink>
+      <w:r>
+        <w:t xml:space="preserve"> Cleveland Clinic has not issued its own release, and the project is at MoU stage.</w:t>
       </w:r>
     </w:p>
     <w:p>
@@ -2206,24 +5763,62 @@
     </w:p>
     <w:p>
       <w:pPr>
-        <w:spacing w:after="40"/>
+        <w:spacing w:after="240"/>
       </w:pPr>
       <w:r>
-        <w:t>Manipal Health Enterprises, which reports 49 hospitals and 13,037 licensed beds across 14 states and union territories as of 31 March 2026, listed on the NSE and BSE at about an 11 percent premium to its Rs 590 issue price. The IPO was subscribed nearly five times, led by qualified institutional buyers. Manipal grew from 33 hospitals and 9,520 beds in March 2024, mainly through acquisitions of AMRI, Medica and Sahyadri, and cites a CRISIL report describing it as the largest pan-India multispecialty network by bed capacity.</w:t>
-      </w:r>
-    </w:p>
-    <w:p>
-      <w:pPr>
-        <w:spacing w:before="0" w:after="240"/>
-      </w:pPr>
-      <w:r>
-        <w:rPr>
-          <w:i/>
-          <w:color w:val="6E6E6E"/>
-          <w:sz w:val="17"/>
-        </w:rPr>
-        <w:t>Sources: Business Standard, Manipal Health lists at 11% premium, beats GMP estimates, https://www.business-standard.com/markets/news/manipal-health-share-price-lists-at-11-premium-beats-gmp-expectations-126080500123_1.html; BusinessToday, Manipal Health Enterprises makes solid stock market debut, https://www.businesstoday.in/markets/stocks/story/manipal-health-enterprises-makes-solid-stock-market-debut-shares-list-at-11-premium-547257-2026-08-05; Groww, Manipal Health Enterprises IPO details, https://groww.in/ipo/manipal-health-enterprises-ipo</w:t>
-      </w:r>
+        <w:t>Manipal Health Enterprises, which reports 49 hospitals and 13,037 licensed beds across 14 states and union territories as of 31 March 2026, listed on the NSE and BSE at about an 11 percent premium to its Rs 590 issue price.</w:t>
+      </w:r>
+      <w:hyperlink r:id="rId75">
+        <w:r>
+          <w:rPr>
+            <w:color w:val="B31822"/>
+            <w:vertAlign w:val="superscript"/>
+          </w:rPr>
+          <w:t xml:space="preserve">65,</w:t>
+        </w:r>
+      </w:hyperlink>
+      <w:hyperlink r:id="rId154">
+        <w:r>
+          <w:rPr>
+            <w:color w:val="B31822"/>
+            <w:vertAlign w:val="superscript"/>
+          </w:rPr>
+          <w:t xml:space="preserve">144,</w:t>
+        </w:r>
+      </w:hyperlink>
+      <w:hyperlink r:id="rId74">
+        <w:r>
+          <w:rPr>
+            <w:color w:val="B31822"/>
+            <w:vertAlign w:val="superscript"/>
+          </w:rPr>
+          <w:t xml:space="preserve">64</w:t>
+        </w:r>
+      </w:hyperlink>
+      <w:r>
+        <w:t xml:space="preserve"> The IPO was subscribed nearly five times, led by qualified institutional buyers.</w:t>
+      </w:r>
+      <w:hyperlink r:id="rId75">
+        <w:r>
+          <w:rPr>
+            <w:color w:val="B31822"/>
+            <w:vertAlign w:val="superscript"/>
+          </w:rPr>
+          <w:t xml:space="preserve">65</w:t>
+        </w:r>
+      </w:hyperlink>
+      <w:r>
+        <w:t xml:space="preserve"> Manipal grew from 33 hospitals and 9,520 beds in March 2024, mainly through acquisitions of AMRI, Medica and Sahyadri, and cites a CRISIL report describing it as the largest pan-India multispecialty network by bed capacity.</w:t>
+      </w:r>
+      <w:hyperlink r:id="rId74">
+        <w:r>
+          <w:rPr>
+            <w:color w:val="B31822"/>
+            <w:vertAlign w:val="superscript"/>
+          </w:rPr>
+          <w:t xml:space="preserve">64</w:t>
+        </w:r>
+      </w:hyperlink>
     </w:p>
     <w:p>
       <w:pPr>
@@ -2245,23 +5840,64 @@
     </w:p>
     <w:p>
       <w:pPr>
-        <w:spacing w:after="40"/>
+        <w:spacing w:after="240"/>
       </w:pPr>
       <w:r>
-        <w:t>KKR signed definitive agreements to acquire Medicover India, a network of 24 hospitals with about 4,800 beds across South and West India. Medicover said the transaction values Medicover Hospitals India at EUR 1.2 billion, about US$1.4 billion, and is expected to close in the fourth quarter of 2026, subject to regulatory approvals; KKR did not disclose terms. The seller, Swedish healthcare group Medicover, is leaving the Indian hospital market to focus on Poland, Germany and Romania. The deal is a further sign of global private equity driving hospital consolidation in India.</w:t>
-      </w:r>
-    </w:p>
-    <w:p>
-      <w:pPr>
-        <w:spacing w:before="0" w:after="240"/>
-      </w:pPr>
-      <w:r>
-        <w:rPr>
-          <w:i/>
-          <w:color w:val="6E6E6E"/>
-          <w:sz w:val="17"/>
-        </w:rPr>
-        <w:t>Sources: Nasdaq (KKR press release), KKR to Acquire Leading Multi-Specialty Healthcare Provider Medicover India, https://www.nasdaq.com/press-release/kkr-acquire-leading-multi-specialty-healthcare-provider-medicover-india-2026-08-06; Medicover via Modular Finance (TradingView), Medicover divests its India hospital business, https://www.tradingview.com/news/modular_finance:0f6ef34bba47c:0-medicover-divests-its-india-hospital-business-enabling-accelerated-strategy-execution-in-europe/; Business Standard, KKR pumps Rs 13,188 cr into India expansion, acquires Medicover hospitals, https://www.business-standard.com/amp/companies/news/kkr-pumps-13-188-cr-into-india-expansion-acquires-medicover-hospitals-126080601947_1.html</w:t>
+        <w:t>KKR signed definitive agreements to acquire Medicover India, a network of 24 hospitals with about 4,800 beds across South and West India.</w:t>
+      </w:r>
+      <w:hyperlink r:id="rId87">
+        <w:r>
+          <w:rPr>
+            <w:color w:val="B31822"/>
+            <w:vertAlign w:val="superscript"/>
+          </w:rPr>
+          <w:t xml:space="preserve">77</w:t>
+        </w:r>
+      </w:hyperlink>
+      <w:r>
+        <w:t xml:space="preserve"> Medicover said the transaction values Medicover Hospitals India at EUR 1.2 billion, about US$1.4 billion, and is expected to close in the fourth quarter of 2026, subject to regulatory approvals; KKR did not disclose terms.</w:t>
+      </w:r>
+      <w:hyperlink r:id="rId148">
+        <w:r>
+          <w:rPr>
+            <w:color w:val="B31822"/>
+            <w:vertAlign w:val="superscript"/>
+          </w:rPr>
+          <w:t xml:space="preserve">138,</w:t>
+        </w:r>
+      </w:hyperlink>
+      <w:hyperlink r:id="rId87">
+        <w:r>
+          <w:rPr>
+            <w:color w:val="B31822"/>
+            <w:vertAlign w:val="superscript"/>
+          </w:rPr>
+          <w:t xml:space="preserve">77</w:t>
+        </w:r>
+      </w:hyperlink>
+      <w:r>
+        <w:t xml:space="preserve"> The seller, Swedish healthcare group Medicover, is leaving the Indian hospital market to focus on Poland, Germany and Romania.</w:t>
+      </w:r>
+      <w:hyperlink r:id="rId148">
+        <w:r>
+          <w:rPr>
+            <w:color w:val="B31822"/>
+            <w:vertAlign w:val="superscript"/>
+          </w:rPr>
+          <w:t xml:space="preserve">138,</w:t>
+        </w:r>
+      </w:hyperlink>
+      <w:hyperlink r:id="rId155">
+        <w:r>
+          <w:rPr>
+            <w:color w:val="B31822"/>
+            <w:vertAlign w:val="superscript"/>
+          </w:rPr>
+          <w:t xml:space="preserve">145</w:t>
+        </w:r>
+      </w:hyperlink>
+      <w:r>
+        <w:t xml:space="preserve"> The deal is a further sign of global private equity driving hospital consolidation in India.</w:t>
       </w:r>
     </w:p>
     <w:p>
@@ -2284,24 +5920,59 @@
     </w:p>
     <w:p>
       <w:pPr>
-        <w:spacing w:after="40"/>
+        <w:spacing w:after="240"/>
       </w:pPr>
       <w:r>
-        <w:t>On the scheme's eighth anniversary, Union Health Minister J P Nadda and the National Health Authority reported that PM-JAY had funded 13.25 crore hospital admissions worth Rs 2.03 lakh crore through more than 38,000 empanelled public and private hospitals. About 48.5 crore Ayushman cards have been issued, and more than 12 crore families have Rs 5 lakh in annual cover across 1,961 procedures in 27 specialties.</w:t>
-      </w:r>
-    </w:p>
-    <w:p>
-      <w:pPr>
-        <w:spacing w:before="0" w:after="240"/>
-      </w:pPr>
-      <w:r>
-        <w:rPr>
-          <w:i/>
-          <w:color w:val="6E6E6E"/>
-          <w:sz w:val="17"/>
-        </w:rPr>
-        <w:t>Sources: ANI, JP Nadda marks 8 years of Ayushman Bharat PM-JAY, https://www.aninews.in/news/national/politics/sankalp-for-seva8217-jp-nadda-marks-8-years-of-ayushman-bharat-pm-jay-highlights-coverage-of-over-60-crore-people20260923095824/; Morung Express, India's AB PM-JAY marks 8th anniversary, funds 13.25 crore admissions, https://morungexpress.com/indias-ab-pm-jay-marks-8th-anniversary-funds-1325-crore-admissions; India Gazette, Ayushman Bharat completes 8 years with health cover of Rs 5 lakh to over 12 crore families: NHA CEO, https://www.indiagazette.com/news/279327335/ayushman-bharat-completes-8-years-with-health-cover-of-rs-5-lakh-to-over-12-crore-families-nha-ceo</w:t>
-      </w:r>
+        <w:t>On the scheme's eighth anniversary, Union Health Minister J P Nadda and the National Health Authority reported that PM-JAY had funded 13.25 crore hospital admissions worth Rs 2.03 lakh crore through more than 38,000 empanelled public and private hospitals.</w:t>
+      </w:r>
+      <w:hyperlink r:id="rId68">
+        <w:r>
+          <w:rPr>
+            <w:color w:val="B31822"/>
+            <w:vertAlign w:val="superscript"/>
+          </w:rPr>
+          <w:t xml:space="preserve">58,</w:t>
+        </w:r>
+      </w:hyperlink>
+      <w:hyperlink r:id="rId69">
+        <w:r>
+          <w:rPr>
+            <w:color w:val="B31822"/>
+            <w:vertAlign w:val="superscript"/>
+          </w:rPr>
+          <w:t xml:space="preserve">59</w:t>
+        </w:r>
+      </w:hyperlink>
+      <w:r>
+        <w:t xml:space="preserve"> About 48.5 crore Ayushman cards have been issued, and more than 12 crore families have Rs 5 lakh in annual cover across 1,961 procedures in 27 specialties.</w:t>
+      </w:r>
+      <w:hyperlink r:id="rId68">
+        <w:r>
+          <w:rPr>
+            <w:color w:val="B31822"/>
+            <w:vertAlign w:val="superscript"/>
+          </w:rPr>
+          <w:t xml:space="preserve">58,</w:t>
+        </w:r>
+      </w:hyperlink>
+      <w:hyperlink r:id="rId69">
+        <w:r>
+          <w:rPr>
+            <w:color w:val="B31822"/>
+            <w:vertAlign w:val="superscript"/>
+          </w:rPr>
+          <w:t xml:space="preserve">59,</w:t>
+        </w:r>
+      </w:hyperlink>
+      <w:hyperlink r:id="rId156">
+        <w:r>
+          <w:rPr>
+            <w:color w:val="B31822"/>
+            <w:vertAlign w:val="superscript"/>
+          </w:rPr>
+          <w:t xml:space="preserve">146</w:t>
+        </w:r>
+      </w:hyperlink>
     </w:p>
     <w:p>
       <w:r>
@@ -2312,9 +5983,11 @@
       <w:pPr>
         <w:pStyle w:val="Heading1"/>
       </w:pPr>
+      <w:bookmarkStart w:id="15" w:name="_sec15"/>
       <w:r>
         <w:t>CSI Assessment</w:t>
       </w:r>
+      <w:bookmarkEnd w:id="15"/>
     </w:p>
     <w:p>
       <w:pPr>
@@ -2331,7 +6004,7 @@
           <w:color w:val="6E6E6E"/>
           <w:sz w:val="20"/>
         </w:rPr>
-        <w:t>Everything below comes from Cedars-Sinai's internal data (patient referral records, finance, relationship history) and human judgment, not from the research agent. Fields left blank are marked and must be completed by the analyst before this profile is used.</w:t>
+        <w:t>Everything below comes from Cedars-Sinai's internal data (patient referral records, finance, relationship history) and human judgment, not from the research agents. Fields left blank are marked and must be completed by the analyst before this profile is used.</w:t>
       </w:r>
     </w:p>
     <w:p>
@@ -2482,6 +6155,7 @@
       </w:r>
     </w:p>
     <w:sectPr>
+      <w:footerReference w:type="default" r:id="rId9"/>
       <w:pgSz w:w="12240" w:h="15840"/>
       <w:pgMar w:top="1020" w:right="1247" w:bottom="1020" w:left="1247" w:header="720" w:footer="720" w:gutter="0"/>
       <w:cols w:space="720"/>
@@ -2489,6 +6163,52 @@
     </w:sectPr>
   </w:body>
 </w:document>
+</file>
+
+<file path=word/footer1.xml><?xml version="1.0" encoding="utf-8"?>
+<w:ftr xmlns:m="http://schemas.openxmlformats.org/officeDocument/2006/math" xmlns:mc="http://schemas.openxmlformats.org/markup-compatibility/2006" xmlns:mo="http://schemas.microsoft.com/office/mac/office/2008/main" xmlns:mv="urn:schemas-microsoft-com:mac:vml" xmlns:o="urn:schemas-microsoft-com:office:office" xmlns:r="http://schemas.openxmlformats.org/officeDocument/2006/relationships" xmlns:v="urn:schemas-microsoft-com:vml" xmlns:w10="urn:schemas-microsoft-com:office:word" xmlns:w14="http://schemas.microsoft.com/office/word/2010/wordml" xmlns:w="http://schemas.openxmlformats.org/wordprocessingml/2006/main" xmlns:wne="http://schemas.microsoft.com/office/word/2006/wordml" xmlns:wp14="http://schemas.microsoft.com/office/word/2010/wordprocessingDrawing" xmlns:wp="http://schemas.openxmlformats.org/drawingml/2006/wordprocessingDrawing" xmlns:wpc="http://schemas.microsoft.com/office/word/2010/wordprocessingCanvas" xmlns:wpg="http://schemas.microsoft.com/office/word/2010/wordprocessingGroup" xmlns:wpi="http://schemas.microsoft.com/office/word/2010/wordprocessingInk" xmlns:wps="http://schemas.microsoft.com/office/word/2010/wordprocessingShape" mc:Ignorable="w14 wp14">
+  <w:p>
+    <w:pPr>
+      <w:pStyle w:val="Footer"/>
+      <w:jc w:val="right"/>
+    </w:pPr>
+    <w:r>
+      <w:rPr>
+        <w:color w:val="6E6E6E"/>
+        <w:sz w:val="18"/>
+      </w:rPr>
+      <w:fldChar w:fldCharType="begin"/>
+    </w:r>
+    <w:r>
+      <w:rPr>
+        <w:color w:val="6E6E6E"/>
+        <w:sz w:val="18"/>
+      </w:rPr>
+      <w:instrText xml:space="preserve"> PAGE </w:instrText>
+    </w:r>
+    <w:r>
+      <w:rPr>
+        <w:color w:val="6E6E6E"/>
+        <w:sz w:val="18"/>
+      </w:rPr>
+      <w:fldChar w:fldCharType="separate"/>
+    </w:r>
+    <w:r>
+      <w:rPr>
+        <w:color w:val="6E6E6E"/>
+        <w:sz w:val="18"/>
+      </w:rPr>
+      <w:t/>
+    </w:r>
+    <w:r>
+      <w:rPr>
+        <w:color w:val="6E6E6E"/>
+        <w:sz w:val="18"/>
+      </w:rPr>
+      <w:fldChar w:fldCharType="end"/>
+    </w:r>
+  </w:p>
+</w:ftr>
 </file>
 
 <file path=word/numbering.xml><?xml version="1.0" encoding="utf-8"?>
@@ -3389,13 +7109,8 @@
       <w:numPr>
         <w:numId w:val="1"/>
       </w:numPr>
-      <w:spacing w:after="80" w:line="276" w:lineRule="auto"/>
       <w:contextualSpacing/>
     </w:pPr>
-    <w:rPr>
-      <w:rFonts w:ascii="Calibri" w:hAnsi="Calibri"/>
-      <w:sz w:val="22"/>
-    </w:rPr>
   </w:style>
   <w:style w:type="paragraph" w:styleId="ListBullet2">
     <w:name w:val="List Bullet 2"/>

--- a/output/India_Profile_DRAFT.docx
+++ b/output/India_Profile_DRAFT.docx
@@ -753,7 +753,7 @@
               <w:rPr>
                 <w:sz w:val="21"/>
               </w:rPr>
-              <w:t>Hindi and English are the official languages of the Union; the Constitution's Eighth Schedule lists 22 scheduled languages</w:t>
+              <w:t>Hindi is the official language of the Union, and Parliament has provided by law for the continued official use of English; the Eighth Schedule of the Constitution lists 22 languages</w:t>
             </w:r>
             <w:hyperlink r:id="rId11">
               <w:r>
@@ -761,7 +761,16 @@
                   <w:color w:val="B31822"/>
                   <w:vertAlign w:val="superscript"/>
                 </w:rPr>
-                <w:t xml:space="preserve">1</w:t>
+                <w:t xml:space="preserve">1,</w:t>
+              </w:r>
+            </w:hyperlink>
+            <w:hyperlink r:id="rId12">
+              <w:r>
+                <w:rPr>
+                  <w:color w:val="B31822"/>
+                  <w:vertAlign w:val="superscript"/>
+                </w:rPr>
+                <w:t xml:space="preserve">2</w:t>
               </w:r>
             </w:hyperlink>
           </w:p>
@@ -800,22 +809,22 @@
               </w:rPr>
               <w:t>About 1.46 billion (2025 estimate, UN World Population Prospects 2024); the world's most populous country</w:t>
             </w:r>
-            <w:hyperlink r:id="rId12">
-              <w:r>
-                <w:rPr>
-                  <w:color w:val="B31822"/>
-                  <w:vertAlign w:val="superscript"/>
-                </w:rPr>
-                <w:t xml:space="preserve">2,</w:t>
-              </w:r>
-            </w:hyperlink>
             <w:hyperlink r:id="rId13">
               <w:r>
                 <w:rPr>
                   <w:color w:val="B31822"/>
                   <w:vertAlign w:val="superscript"/>
                 </w:rPr>
-                <w:t xml:space="preserve">3</w:t>
+                <w:t xml:space="preserve">3,</w:t>
+              </w:r>
+            </w:hyperlink>
+            <w:hyperlink r:id="rId14">
+              <w:r>
+                <w:rPr>
+                  <w:color w:val="B31822"/>
+                  <w:vertAlign w:val="superscript"/>
+                </w:rPr>
+                <w:t xml:space="preserve">4</w:t>
               </w:r>
             </w:hyperlink>
           </w:p>
@@ -897,22 +906,22 @@
               </w:rPr>
               <w:t>About US$17.2 trillion in current international dollars (2025, World Bank); about US$15.6 trillion in 2024</w:t>
             </w:r>
-            <w:hyperlink r:id="rId14">
-              <w:r>
-                <w:rPr>
-                  <w:color w:val="B31822"/>
-                  <w:vertAlign w:val="superscript"/>
-                </w:rPr>
-                <w:t xml:space="preserve">4,</w:t>
-              </w:r>
-            </w:hyperlink>
             <w:hyperlink r:id="rId15">
               <w:r>
                 <w:rPr>
                   <w:color w:val="B31822"/>
                   <w:vertAlign w:val="superscript"/>
                 </w:rPr>
-                <w:t xml:space="preserve">5</w:t>
+                <w:t xml:space="preserve">5,</w:t>
+              </w:r>
+            </w:hyperlink>
+            <w:hyperlink r:id="rId16">
+              <w:r>
+                <w:rPr>
+                  <w:color w:val="B31822"/>
+                  <w:vertAlign w:val="superscript"/>
+                </w:rPr>
+                <w:t xml:space="preserve">6</w:t>
               </w:r>
             </w:hyperlink>
           </w:p>
@@ -949,22 +958,22 @@
               </w:rPr>
               <w:t>About US$11,748 in current international dollars (2025, World Bank); about US$10,719 in 2024</w:t>
             </w:r>
+            <w:hyperlink r:id="rId17">
+              <w:r>
+                <w:rPr>
+                  <w:color w:val="B31822"/>
+                  <w:vertAlign w:val="superscript"/>
+                </w:rPr>
+                <w:t xml:space="preserve">7,</w:t>
+              </w:r>
+            </w:hyperlink>
             <w:hyperlink r:id="rId16">
               <w:r>
                 <w:rPr>
                   <w:color w:val="B31822"/>
                   <w:vertAlign w:val="superscript"/>
                 </w:rPr>
-                <w:t xml:space="preserve">6,</w:t>
-              </w:r>
-            </w:hyperlink>
-            <w:hyperlink r:id="rId15">
-              <w:r>
-                <w:rPr>
-                  <w:color w:val="B31822"/>
-                  <w:vertAlign w:val="superscript"/>
-                </w:rPr>
-                <w:t xml:space="preserve">5</w:t>
+                <w:t xml:space="preserve">6</w:t>
               </w:r>
             </w:hyperlink>
           </w:p>
@@ -1001,7 +1010,7 @@
               <w:rPr>
                 <w:sz w:val="21"/>
               </w:rPr>
-              <w:t>Federal parliamentary democratic republic</w:t>
+              <w:t>Parliamentary democratic republic with a federal structure; the Constitution describes India as a Union of States</w:t>
             </w:r>
             <w:hyperlink r:id="rId11">
               <w:r>
@@ -1009,7 +1018,16 @@
                   <w:color w:val="B31822"/>
                   <w:vertAlign w:val="superscript"/>
                 </w:rPr>
-                <w:t xml:space="preserve">1</w:t>
+                <w:t xml:space="preserve">1,</w:t>
+              </w:r>
+            </w:hyperlink>
+            <w:hyperlink r:id="rId12">
+              <w:r>
+                <w:rPr>
+                  <w:color w:val="B31822"/>
+                  <w:vertAlign w:val="superscript"/>
+                </w:rPr>
+                <w:t xml:space="preserve">2</w:t>
               </w:r>
             </w:hyperlink>
           </w:p>
@@ -1044,15 +1062,15 @@
               <w:rPr>
                 <w:sz w:val="21"/>
               </w:rPr>
-              <w:t>President Droupadi Murmu (in office since 25 July 2022)</w:t>
+              <w:t>President Droupadi Murmu (sworn in on 25 July 2022)</w:t>
             </w:r>
-            <w:hyperlink r:id="rId17">
+            <w:hyperlink r:id="rId18">
               <w:r>
                 <w:rPr>
                   <w:color w:val="B31822"/>
                   <w:vertAlign w:val="superscript"/>
                 </w:rPr>
-                <w:t xml:space="preserve">7</w:t>
+                <w:t xml:space="preserve">8</w:t>
               </w:r>
             </w:hyperlink>
           </w:p>
@@ -1089,24 +1107,15 @@
               <w:rPr>
                 <w:sz w:val="21"/>
               </w:rPr>
-              <w:t>Prime Minister Narendra Modi (in office since 2014, third term since June 2024)</w:t>
+              <w:t>Prime Minister Narendra Modi (in office since 2014; sworn in for a third term on 9 June 2024)</w:t>
             </w:r>
-            <w:hyperlink r:id="rId11">
+            <w:hyperlink r:id="rId19">
               <w:r>
                 <w:rPr>
                   <w:color w:val="B31822"/>
                   <w:vertAlign w:val="superscript"/>
                 </w:rPr>
-                <w:t xml:space="preserve">1,</w:t>
-              </w:r>
-            </w:hyperlink>
-            <w:hyperlink r:id="rId17">
-              <w:r>
-                <w:rPr>
-                  <w:color w:val="B31822"/>
-                  <w:vertAlign w:val="superscript"/>
-                </w:rPr>
-                <w:t xml:space="preserve">7</w:t>
+                <w:t xml:space="preserve">9</w:t>
               </w:r>
             </w:hyperlink>
           </w:p>
@@ -1143,13 +1152,13 @@
               </w:rPr>
               <w:t>Indian rupee (INR)</w:t>
             </w:r>
-            <w:hyperlink r:id="rId11">
+            <w:hyperlink r:id="rId20">
               <w:r>
                 <w:rPr>
                   <w:color w:val="B31822"/>
                   <w:vertAlign w:val="superscript"/>
                 </w:rPr>
-                <w:t xml:space="preserve">1</w:t>
+                <w:t xml:space="preserve">10</w:t>
               </w:r>
             </w:hyperlink>
           </w:p>
@@ -1188,22 +1197,22 @@
               </w:rPr>
               <w:t>35.7% of total (2025, World Bank); 35.4% in 2024</w:t>
             </w:r>
-            <w:hyperlink r:id="rId18">
+            <w:hyperlink r:id="rId21">
               <w:r>
                 <w:rPr>
                   <w:color w:val="B31822"/>
                   <w:vertAlign w:val="superscript"/>
                 </w:rPr>
-                <w:t xml:space="preserve">8,</w:t>
+                <w:t xml:space="preserve">11,</w:t>
               </w:r>
             </w:hyperlink>
-            <w:hyperlink r:id="rId15">
+            <w:hyperlink r:id="rId16">
               <w:r>
                 <w:rPr>
                   <w:color w:val="B31822"/>
                   <w:vertAlign w:val="superscript"/>
                 </w:rPr>
-                <w:t xml:space="preserve">5</w:t>
+                <w:t xml:space="preserve">6</w:t>
               </w:r>
             </w:hyperlink>
           </w:p>
@@ -1240,31 +1249,31 @@
               </w:rPr>
               <w:t>1.9 births per woman (2024, Sample Registration System Statistical Report 2024, released May 2026)</w:t>
             </w:r>
-            <w:hyperlink r:id="rId19">
+            <w:hyperlink r:id="rId22">
               <w:r>
                 <w:rPr>
                   <w:color w:val="B31822"/>
                   <w:vertAlign w:val="superscript"/>
                 </w:rPr>
-                <w:t xml:space="preserve">9,</w:t>
+                <w:t xml:space="preserve">12,</w:t>
               </w:r>
             </w:hyperlink>
-            <w:hyperlink r:id="rId20">
+            <w:hyperlink r:id="rId23">
               <w:r>
                 <w:rPr>
                   <w:color w:val="B31822"/>
                   <w:vertAlign w:val="superscript"/>
                 </w:rPr>
-                <w:t xml:space="preserve">10,</w:t>
+                <w:t xml:space="preserve">13,</w:t>
               </w:r>
             </w:hyperlink>
-            <w:hyperlink r:id="rId21">
+            <w:hyperlink r:id="rId24">
               <w:r>
                 <w:rPr>
                   <w:color w:val="B31822"/>
                   <w:vertAlign w:val="superscript"/>
                 </w:rPr>
-                <w:t xml:space="preserve">11</w:t>
+                <w:t xml:space="preserve">14</w:t>
               </w:r>
             </w:hyperlink>
           </w:p>
@@ -1303,13 +1312,13 @@
               </w:rPr>
               <w:t>24 per 1,000 live births (2024, Sample Registration System), down from 30 in 2019</w:t>
             </w:r>
-            <w:hyperlink r:id="rId20">
+            <w:hyperlink r:id="rId23">
               <w:r>
                 <w:rPr>
                   <w:color w:val="B31822"/>
                   <w:vertAlign w:val="superscript"/>
                 </w:rPr>
-                <w:t xml:space="preserve">10</w:t>
+                <w:t xml:space="preserve">13</w:t>
               </w:r>
             </w:hyperlink>
           </w:p>
@@ -1346,22 +1355,22 @@
               </w:rPr>
               <w:t>10.5% (2022), projected to reach 20.8% by 2050 (UNFPA India Ageing Report 2023)</w:t>
             </w:r>
-            <w:hyperlink r:id="rId22">
+            <w:hyperlink r:id="rId25">
               <w:r>
                 <w:rPr>
                   <w:color w:val="B31822"/>
                   <w:vertAlign w:val="superscript"/>
                 </w:rPr>
-                <w:t xml:space="preserve">12,</w:t>
+                <w:t xml:space="preserve">15,</w:t>
               </w:r>
             </w:hyperlink>
-            <w:hyperlink r:id="rId23">
+            <w:hyperlink r:id="rId26">
               <w:r>
                 <w:rPr>
                   <w:color w:val="B31822"/>
                   <w:vertAlign w:val="superscript"/>
                 </w:rPr>
-                <w:t xml:space="preserve">13</w:t>
+                <w:t xml:space="preserve">16</w:t>
               </w:r>
             </w:hyperlink>
           </w:p>
@@ -1375,126 +1384,28 @@
     </w:p>
     <w:p>
       <w:r>
-        <w:t>India is in the middle of a fast and uneven demographic transition. The UN estimates the population at about 1.46 billion in 2025 and projects a peak of roughly 1.7 billion in the early 2060s.</w:t>
+        <w:t>India's population was about 1.46 billion in 2025, and the UN projects a peak of about 1.7 billion in the early 2060s.</w:t>
       </w:r>
-      <w:hyperlink r:id="rId12">
-        <w:r>
-          <w:rPr>
-            <w:color w:val="B31822"/>
-            <w:vertAlign w:val="superscript"/>
-          </w:rPr>
-          <w:t xml:space="preserve">2,</w:t>
-        </w:r>
-      </w:hyperlink>
       <w:hyperlink r:id="rId13">
         <w:r>
           <w:rPr>
             <w:color w:val="B31822"/>
             <w:vertAlign w:val="superscript"/>
           </w:rPr>
-          <w:t xml:space="preserve">3</w:t>
+          <w:t xml:space="preserve">3,</w:t>
         </w:r>
       </w:hyperlink>
-      <w:r>
-        <w:t xml:space="preserve"> Fertility has already dropped below replacement.</w:t>
-      </w:r>
-      <w:hyperlink r:id="rId19">
+      <w:hyperlink r:id="rId27">
         <w:r>
           <w:rPr>
             <w:color w:val="B31822"/>
             <w:vertAlign w:val="superscript"/>
           </w:rPr>
-          <w:t xml:space="preserve">9,</w:t>
-        </w:r>
-      </w:hyperlink>
-      <w:hyperlink r:id="rId20">
-        <w:r>
-          <w:rPr>
-            <w:color w:val="B31822"/>
-            <w:vertAlign w:val="superscript"/>
-          </w:rPr>
-          <w:t xml:space="preserve">10</w:t>
+          <w:t xml:space="preserve">17</w:t>
         </w:r>
       </w:hyperlink>
       <w:r>
-        <w:t xml:space="preserve"> The Registrar General's Sample Registration System Statistical Report 2024, released in May 2026, puts the national total fertility rate at 1.9 for 2024, and every state except six in the north (Bihar, Uttar Pradesh, Madhya Pradesh, Rajasthan, Chhattisgarh and Jharkhand) is now below the replacement level of 2.1.</w:t>
-      </w:r>
-      <w:hyperlink r:id="rId19">
-        <w:r>
-          <w:rPr>
-            <w:color w:val="B31822"/>
-            <w:vertAlign w:val="superscript"/>
-          </w:rPr>
-          <w:t xml:space="preserve">9,</w:t>
-        </w:r>
-      </w:hyperlink>
-      <w:hyperlink r:id="rId20">
-        <w:r>
-          <w:rPr>
-            <w:color w:val="B31822"/>
-            <w:vertAlign w:val="superscript"/>
-          </w:rPr>
-          <w:t xml:space="preserve">10,</w:t>
-        </w:r>
-      </w:hyperlink>
-      <w:hyperlink r:id="rId21">
-        <w:r>
-          <w:rPr>
-            <w:color w:val="B31822"/>
-            <w:vertAlign w:val="superscript"/>
-          </w:rPr>
-          <w:t xml:space="preserve">11</w:t>
-        </w:r>
-      </w:hyperlink>
-      <w:r>
-        <w:t xml:space="preserve"> The regional spread is wide, from 2.9 in Bihar to 1.2 in Delhi, with Kerala, Tamil Nadu and West Bengal at 1.3.</w:t>
-      </w:r>
-      <w:hyperlink r:id="rId19">
-        <w:r>
-          <w:rPr>
-            <w:color w:val="B31822"/>
-            <w:vertAlign w:val="superscript"/>
-          </w:rPr>
-          <w:t xml:space="preserve">9,</w:t>
-        </w:r>
-      </w:hyperlink>
-      <w:hyperlink r:id="rId21">
-        <w:r>
-          <w:rPr>
-            <w:color w:val="B31822"/>
-            <w:vertAlign w:val="superscript"/>
-          </w:rPr>
-          <w:t xml:space="preserve">11</w:t>
-        </w:r>
-      </w:hyperlink>
-    </w:p>
-    <w:p>
-      <w:r>
-        <w:t>That gap effectively gives India two demographic profiles. Southern and western states such as Kerala and Tamil Nadu are ageing quickly, and UNFPA expects their share of people aged 60 and over to pass 20 percent by 2036.</w:t>
-      </w:r>
-      <w:hyperlink r:id="rId23">
-        <w:r>
-          <w:rPr>
-            <w:color w:val="B31822"/>
-            <w:vertAlign w:val="superscript"/>
-          </w:rPr>
-          <w:t xml:space="preserve">13</w:t>
-        </w:r>
-      </w:hyperlink>
-      <w:r>
-        <w:t xml:space="preserve"> The high-fertility northern states remain comparatively young and still carry heavy maternal and child health needs, even as national infant mortality has fallen to 24 per 1,000 live births in 2024 from 30 in 2019.</w:t>
-      </w:r>
-      <w:hyperlink r:id="rId20">
-        <w:r>
-          <w:rPr>
-            <w:color w:val="B31822"/>
-            <w:vertAlign w:val="superscript"/>
-          </w:rPr>
-          <w:t xml:space="preserve">10</w:t>
-        </w:r>
-      </w:hyperlink>
-      <w:r>
-        <w:t xml:space="preserve"> Nationally, UNFPA projects the 60-plus share to roughly double from 10.5 percent in 2022 to 20.8 percent by 2050.</w:t>
+        <w:t xml:space="preserve"> The Sample Registration System puts the total fertility rate at 1.9 in 2024, below replacement in every state except six in the north: Bihar, Uttar Pradesh, Madhya Pradesh, Rajasthan, Chhattisgarh and Jharkhand.</w:t>
       </w:r>
       <w:hyperlink r:id="rId22">
         <w:r>
@@ -1511,55 +1422,90 @@
             <w:color w:val="B31822"/>
             <w:vertAlign w:val="superscript"/>
           </w:rPr>
-          <w:t xml:space="preserve">13</w:t>
+          <w:t xml:space="preserve">13,</w:t>
         </w:r>
       </w:hyperlink>
-      <w:r>
-        <w:t xml:space="preserve"> Urbanisation is still moderate at about 36 percent in 2025 (World Bank), but tertiary and quaternary care is concentrated in the metros, and patients travel long distances to reach it.</w:t>
-      </w:r>
-      <w:hyperlink r:id="rId18">
-        <w:r>
-          <w:rPr>
-            <w:color w:val="B31822"/>
-            <w:vertAlign w:val="superscript"/>
-          </w:rPr>
-          <w:t xml:space="preserve">8,</w:t>
-        </w:r>
-      </w:hyperlink>
-      <w:hyperlink r:id="rId15">
-        <w:r>
-          <w:rPr>
-            <w:color w:val="B31822"/>
-            <w:vertAlign w:val="superscript"/>
-          </w:rPr>
-          <w:t xml:space="preserve">5</w:t>
-        </w:r>
-      </w:hyperlink>
-    </w:p>
-    <w:p>
-      <w:r>
-        <w:t>Denominators are also about to change. The Census of 2027, the first since 2011, began house-listing in April 2026 and will enumerate the population in February 2027 against a reference date of 1 March 2027.</w:t>
-      </w:r>
       <w:hyperlink r:id="rId24">
         <w:r>
           <w:rPr>
             <w:color w:val="B31822"/>
             <w:vertAlign w:val="superscript"/>
           </w:rPr>
-          <w:t xml:space="preserve">14,</w:t>
+          <w:t xml:space="preserve">14</w:t>
         </w:r>
       </w:hyperlink>
+      <w:r>
+        <w:t xml:space="preserve"> State rates ranged in 2024 from 2.9 in Bihar to 1.2 in Delhi.</w:t>
+      </w:r>
+      <w:hyperlink r:id="rId22">
+        <w:r>
+          <w:rPr>
+            <w:color w:val="B31822"/>
+            <w:vertAlign w:val="superscript"/>
+          </w:rPr>
+          <w:t xml:space="preserve">12,</w:t>
+        </w:r>
+      </w:hyperlink>
+      <w:hyperlink r:id="rId24">
+        <w:r>
+          <w:rPr>
+            <w:color w:val="B31822"/>
+            <w:vertAlign w:val="superscript"/>
+          </w:rPr>
+          <w:t xml:space="preserve">14</w:t>
+        </w:r>
+      </w:hyperlink>
+    </w:p>
+    <w:p>
+      <w:r>
+        <w:t>India therefore has two demographic profiles. UNFPA expects the 60-plus share to pass 20 percent by 2036 in southern states such as Kerala and Tamil Nadu, and nationally to rise from 10.5 percent in 2022 to 20.8 percent by 2050.</w:t>
+      </w:r>
       <w:hyperlink r:id="rId25">
         <w:r>
           <w:rPr>
             <w:color w:val="B31822"/>
             <w:vertAlign w:val="superscript"/>
           </w:rPr>
-          <w:t xml:space="preserve">15</w:t>
+          <w:t xml:space="preserve">15,</w:t>
+        </w:r>
+      </w:hyperlink>
+      <w:hyperlink r:id="rId26">
+        <w:r>
+          <w:rPr>
+            <w:color w:val="B31822"/>
+            <w:vertAlign w:val="superscript"/>
+          </w:rPr>
+          <w:t xml:space="preserve">16</w:t>
         </w:r>
       </w:hyperlink>
       <w:r>
-        <w:t xml:space="preserve"> Until then, most per-capita health indicators rest on projections. For a foreign academic medical center, the ageing, NCD-heavy south and west (Mumbai, Bengaluru, Chennai, Hyderabad, Kochi) and the National Capital Region are the most natural markets for high-acuity collaboration, while the younger northern states are better suited to public-health and capacity-building work.</w:t>
+        <w:t xml:space="preserve"> The northern states remain younger, with heavy maternal and child health needs, although national infant mortality fell to 24 per 1,000 live births in 2024 from 30 in 2019.</w:t>
+      </w:r>
+      <w:hyperlink r:id="rId23">
+        <w:r>
+          <w:rPr>
+            <w:color w:val="B31822"/>
+            <w:vertAlign w:val="superscript"/>
+          </w:rPr>
+          <w:t xml:space="preserve">13</w:t>
+        </w:r>
+      </w:hyperlink>
+    </w:p>
+    <w:p>
+      <w:r>
+        <w:t>The Census of 2027, the first since 2011, began house-listing in April 2026 and will enumerate the population in February 2027.</w:t>
+      </w:r>
+      <w:hyperlink r:id="rId28">
+        <w:r>
+          <w:rPr>
+            <w:color w:val="B31822"/>
+            <w:vertAlign w:val="superscript"/>
+          </w:rPr>
+          <w:t xml:space="preserve">18</w:t>
+        </w:r>
+      </w:hyperlink>
+      <w:r>
+        <w:t xml:space="preserve"> For a foreign academic medical center, the ageing south and west and the National Capital Region are the most natural markets for high-acuity collaboration, while the younger northern states suit public-health and capacity-building work.</w:t>
       </w:r>
     </w:p>
     <w:p>
@@ -1574,7 +1520,7 @@
     </w:p>
     <w:p>
       <w:r>
-        <w:t>India is a federal parliamentary republic.</w:t>
+        <w:t>India is a parliamentary democratic republic with a federal structure.</w:t>
       </w:r>
       <w:hyperlink r:id="rId11">
         <w:r>
@@ -1582,31 +1528,28 @@
             <w:color w:val="B31822"/>
             <w:vertAlign w:val="superscript"/>
           </w:rPr>
-          <w:t xml:space="preserve">1</w:t>
+          <w:t xml:space="preserve">1,</w:t>
         </w:r>
       </w:hyperlink>
-      <w:r>
-        <w:t xml:space="preserve"> The President is the constitutional head of state, and executive power sits with the Prime Minister and the Union Council of Ministers, who answer to Parliament.</w:t>
-      </w:r>
-      <w:hyperlink r:id="rId11">
+      <w:hyperlink r:id="rId12">
         <w:r>
           <w:rPr>
             <w:color w:val="B31822"/>
             <w:vertAlign w:val="superscript"/>
           </w:rPr>
-          <w:t xml:space="preserve">1</w:t>
+          <w:t xml:space="preserve">2</w:t>
         </w:r>
       </w:hyperlink>
       <w:r>
-        <w:t xml:space="preserve"> Narendra Modi has been Prime Minister since 2014 and began a third term in June 2024, and Droupadi Murmu has been President since July 2022.</w:t>
+        <w:t xml:space="preserve"> The President is head of state, and executive power rests with the Prime Minister and the Council of Ministers, who are collectively responsible to the Lok Sabha.</w:t>
       </w:r>
-      <w:hyperlink r:id="rId17">
+      <w:hyperlink r:id="rId12">
         <w:r>
           <w:rPr>
             <w:color w:val="B31822"/>
             <w:vertAlign w:val="superscript"/>
           </w:rPr>
-          <w:t xml:space="preserve">7,</w:t>
+          <w:t xml:space="preserve">2,</w:t>
         </w:r>
       </w:hyperlink>
       <w:hyperlink r:id="rId11">
@@ -1618,65 +1561,34 @@
           <w:t xml:space="preserve">1</w:t>
         </w:r>
       </w:hyperlink>
+    </w:p>
+    <w:p>
       <w:r>
-        <w:t xml:space="preserve"> For health, the key feature is the constitutional division of powers. Entry 6 of the State List in the Seventh Schedule, 'public health and sanitation; hospitals and dispensaries', makes health care delivery a state responsibility.</w:t>
+        <w:t>Health care delivery is a state responsibility: 'public health and sanitation; hospitals and dispensaries' is Entry 6 of the State List in the Seventh Schedule.</w:t>
       </w:r>
-      <w:hyperlink r:id="rId26">
+      <w:hyperlink r:id="rId12">
         <w:r>
           <w:rPr>
             <w:color w:val="B31822"/>
             <w:vertAlign w:val="superscript"/>
           </w:rPr>
-          <w:t xml:space="preserve">16,</w:t>
+          <w:t xml:space="preserve">2</w:t>
         </w:r>
       </w:hyperlink>
-      <w:hyperlink r:id="rId27">
+      <w:r>
+        <w:t xml:space="preserve"> Medical education sits on the Concurrent List, where Union law prevails in a conflict.</w:t>
+      </w:r>
+      <w:hyperlink r:id="rId12">
         <w:r>
           <w:rPr>
             <w:color w:val="B31822"/>
             <w:vertAlign w:val="superscript"/>
           </w:rPr>
-          <w:t xml:space="preserve">17</w:t>
+          <w:t xml:space="preserve">2</w:t>
         </w:r>
       </w:hyperlink>
       <w:r>
-        <w:t xml:space="preserve"> Education, including medical education, sits on the Concurrent List, where Union law prevails when the two conflict.</w:t>
-      </w:r>
-      <w:hyperlink r:id="rId26">
-        <w:r>
-          <w:rPr>
-            <w:color w:val="B31822"/>
-            <w:vertAlign w:val="superscript"/>
-          </w:rPr>
-          <w:t xml:space="preserve">16</w:t>
-        </w:r>
-      </w:hyperlink>
-      <w:r>
-        <w:t xml:space="preserve"> In practice, the Union shapes the system through money and regulation. It funds and designs flagship schemes such as the National Health Mission and Ayushman Bharat PM-JAY, it regulates medical education through the National Medical Commission, and it steers state priorities through Finance Commission grants.</w:t>
-      </w:r>
-      <w:hyperlink r:id="rId28">
-        <w:r>
-          <w:rPr>
-            <w:color w:val="B31822"/>
-            <w:vertAlign w:val="superscript"/>
-          </w:rPr>
-          <w:t xml:space="preserve">18</w:t>
-        </w:r>
-      </w:hyperlink>
-      <w:r>
-        <w:t xml:space="preserve"> The Fifteenth Finance Commission, for example, earmarked about Rs 70,051 crore in health grants through local governments for FY2021-22 to FY2025-26.</w:t>
-      </w:r>
-      <w:hyperlink r:id="rId28">
-        <w:r>
-          <w:rPr>
-            <w:color w:val="B31822"/>
-            <w:vertAlign w:val="superscript"/>
-          </w:rPr>
-          <w:t xml:space="preserve">18</w:t>
-        </w:r>
-      </w:hyperlink>
-      <w:r>
-        <w:t xml:space="preserve"> States still decide whether and how to take part. Odisha and Delhi joined PM-JAY only in 2025, and West Bengal signed on in June 2026, which completed nationwide rollout.</w:t>
+        <w:t xml:space="preserve"> The Union shapes the system through money and regulation; the Fifteenth Finance Commission, for example, earmarked about Rs 70,051 crore in health grants through local governments for FY2021-22 to FY2025-26.</w:t>
       </w:r>
       <w:hyperlink r:id="rId29">
         <w:r>
@@ -1684,9 +1596,12 @@
             <w:color w:val="B31822"/>
             <w:vertAlign w:val="superscript"/>
           </w:rPr>
-          <w:t xml:space="preserve">19,</w:t>
+          <w:t xml:space="preserve">19</w:t>
         </w:r>
       </w:hyperlink>
+      <w:r>
+        <w:t xml:space="preserve"> States decide whether to join Union schemes: Odisha and Delhi adopted PM-JAY in 2025, and West Bengal's entry in June 2026 completed nationwide rollout.</w:t>
+      </w:r>
       <w:hyperlink r:id="rId30">
         <w:r>
           <w:rPr>
@@ -1702,12 +1617,9 @@
             <w:color w:val="B31822"/>
             <w:vertAlign w:val="superscript"/>
           </w:rPr>
-          <w:t xml:space="preserve">21</w:t>
+          <w:t xml:space="preserve">21,</w:t>
         </w:r>
       </w:hyperlink>
-      <w:r>
-        <w:t xml:space="preserve"> Several states also run their own insurance schemes alongside it. For a foreign partner, this means the relevant counterparty is often a state government rather than New Delhi. Cleveland Clinic's June 2026 MediCity memorandum, for instance, was signed with the Government of Maharashtra.</w:t>
-      </w:r>
       <w:hyperlink r:id="rId32">
         <w:r>
           <w:rPr>
@@ -1718,8 +1630,29 @@
         </w:r>
       </w:hyperlink>
       <w:r>
-        <w:t xml:space="preserve"> Regulation, land allocation, scheme empanelment and public-hospital collaboration all vary state by state, so market entry needs to be planned at state level.</w:t>
+        <w:t xml:space="preserve"> Several states also finance their own health insurance schemes.</w:t>
       </w:r>
+      <w:hyperlink r:id="rId33">
+        <w:r>
+          <w:rPr>
+            <w:color w:val="B31822"/>
+            <w:vertAlign w:val="superscript"/>
+          </w:rPr>
+          <w:t xml:space="preserve">23</w:t>
+        </w:r>
+      </w:hyperlink>
+      <w:r>
+        <w:t xml:space="preserve"> For a foreign partner, the counterparty is often a state government; Cleveland Clinic's June 2026 MediCity MoU, for example, was signed with the Government of Maharashtra.</w:t>
+      </w:r>
+      <w:hyperlink r:id="rId34">
+        <w:r>
+          <w:rPr>
+            <w:color w:val="B31822"/>
+            <w:vertAlign w:val="superscript"/>
+          </w:rPr>
+          <w:t xml:space="preserve">24</w:t>
+        </w:r>
+      </w:hyperlink>
     </w:p>
     <w:p>
       <w:pPr>
@@ -1733,53 +1666,8 @@
     </w:p>
     <w:p>
       <w:r>
-        <w:t>India is the fastest-growing large economy. Provisional estimates from the National Statistics Office, released on 5 June 2026, put real GDP growth for FY2025-26 at 7.7 percent, up from 7.1 percent in FY2024-25, with growth of 7.8 percent in the January to March quarter.</w:t>
+        <w:t>The IMF's July 2026 World Economic Outlook Update describes India as among the fastest-growing major economies, with growth projected at 6.4 percent in FY2026-27.</w:t>
       </w:r>
-      <w:hyperlink r:id="rId33">
-        <w:r>
-          <w:rPr>
-            <w:color w:val="B31822"/>
-            <w:vertAlign w:val="superscript"/>
-          </w:rPr>
-          <w:t xml:space="preserve">23</w:t>
-        </w:r>
-      </w:hyperlink>
-      <w:r>
-        <w:t xml:space="preserve"> Nominal GDP for the year is estimated at about Rs 346 lakh crore.</w:t>
-      </w:r>
-      <w:hyperlink r:id="rId33">
-        <w:r>
-          <w:rPr>
-            <w:color w:val="B31822"/>
-            <w:vertAlign w:val="superscript"/>
-          </w:rPr>
-          <w:t xml:space="preserve">23</w:t>
-        </w:r>
-      </w:hyperlink>
-      <w:r>
-        <w:t xml:space="preserve"> Momentum carried into the new fiscal year: estimates released on 31 August 2026 show real growth of 7.8 percent in April to June 2026.</w:t>
-      </w:r>
-      <w:hyperlink r:id="rId34">
-        <w:r>
-          <w:rPr>
-            <w:color w:val="B31822"/>
-            <w:vertAlign w:val="superscript"/>
-          </w:rPr>
-          <w:t xml:space="preserve">24</w:t>
-        </w:r>
-      </w:hyperlink>
-      <w:r>
-        <w:t xml:space="preserve"> These figures use a new national accounts series with base year 2022-23, introduced on 27 February 2026 to replace the 2011-12 base, so growth rates are not strictly comparable with older publications.</w:t>
-      </w:r>
-      <w:hyperlink r:id="rId33">
-        <w:r>
-          <w:rPr>
-            <w:color w:val="B31822"/>
-            <w:vertAlign w:val="superscript"/>
-          </w:rPr>
-          <w:t xml:space="preserve">23,</w:t>
-        </w:r>
-      </w:hyperlink>
       <w:hyperlink r:id="rId35">
         <w:r>
           <w:rPr>
@@ -1790,33 +1678,7 @@
         </w:r>
       </w:hyperlink>
       <w:r>
-        <w:t xml:space="preserve"> In purchasing-power terms the World Bank puts 2025 GDP at about US$17.2 trillion, or about US$11,748 per person.</w:t>
-      </w:r>
-      <w:hyperlink r:id="rId14">
-        <w:r>
-          <w:rPr>
-            <w:color w:val="B31822"/>
-            <w:vertAlign w:val="superscript"/>
-          </w:rPr>
-          <w:t xml:space="preserve">4,</w:t>
-        </w:r>
-      </w:hyperlink>
-      <w:hyperlink r:id="rId16">
-        <w:r>
-          <w:rPr>
-            <w:color w:val="B31822"/>
-            <w:vertAlign w:val="superscript"/>
-          </w:rPr>
-          <w:t xml:space="preserve">6</w:t>
-        </w:r>
-      </w:hyperlink>
-      <w:r>
-        <w:t xml:space="preserve"> India is therefore a very large but still lower-middle-income market, where a relatively small affluent and insured segment drives demand for premium care.</w:t>
-      </w:r>
-    </w:p>
-    <w:p>
-      <w:r>
-        <w:t>The economy is increasingly exposed to US trade policy, and the tariff regime facing Indian exporters has changed several times in a year. Washington raised tariffs on most Indian goods to 50 percent from 27 August 2025 over India's purchases of Russian oil.</w:t>
+        <w:t xml:space="preserve"> Official provisional estimates put real GDP growth at 7.7 percent in FY2025-26, up from 7.1 percent a year earlier, and at 7.8 percent in April to June 2026.</w:t>
       </w:r>
       <w:hyperlink r:id="rId36">
         <w:r>
@@ -1824,21 +1686,47 @@
             <w:color w:val="B31822"/>
             <w:vertAlign w:val="superscript"/>
           </w:rPr>
-          <w:t xml:space="preserve">26</w:t>
+          <w:t xml:space="preserve">26,</w:t>
         </w:r>
       </w:hyperlink>
-      <w:r>
-        <w:t xml:space="preserve"> After President Trump announced a trade understanding on 2 February 2026, a joint statement on 6 February set out a framework for an interim agreement with an 18 percent reciprocal rate, and the 25 percent Russian-oil penalty was removed.</w:t>
-      </w:r>
       <w:hyperlink r:id="rId37">
         <w:r>
           <w:rPr>
             <w:color w:val="B31822"/>
             <w:vertAlign w:val="superscript"/>
           </w:rPr>
-          <w:t xml:space="preserve">27,</w:t>
+          <w:t xml:space="preserve">27</w:t>
         </w:r>
       </w:hyperlink>
+      <w:r>
+        <w:t xml:space="preserve"> The World Bank puts 2025 GDP at about US$17.2 trillion in purchasing-power terms, or about US$11,748 per person.</w:t>
+      </w:r>
+      <w:hyperlink r:id="rId15">
+        <w:r>
+          <w:rPr>
+            <w:color w:val="B31822"/>
+            <w:vertAlign w:val="superscript"/>
+          </w:rPr>
+          <w:t xml:space="preserve">5,</w:t>
+        </w:r>
+      </w:hyperlink>
+      <w:hyperlink r:id="rId17">
+        <w:r>
+          <w:rPr>
+            <w:color w:val="B31822"/>
+            <w:vertAlign w:val="superscript"/>
+          </w:rPr>
+          <w:t xml:space="preserve">7</w:t>
+        </w:r>
+      </w:hyperlink>
+      <w:r>
+        <w:t xml:space="preserve"> India is therefore a very large market in which a relatively small affluent and insured segment drives demand for premium care.</w:t>
+      </w:r>
+    </w:p>
+    <w:p>
+      <w:r>
+        <w:t>US trade policy is a major risk. The US raised tariffs on most Indian goods to 50 percent from 27 August 2025 over Russian oil purchases.</w:t>
+      </w:r>
       <w:hyperlink r:id="rId38">
         <w:r>
           <w:rPr>
@@ -1849,7 +1737,7 @@
         </w:r>
       </w:hyperlink>
       <w:r>
-        <w:t xml:space="preserve"> On 20 February 2026 the US Supreme Court struck down the emergency-powers (IEEPA) tariffs on which those rates rested.</w:t>
+        <w:t xml:space="preserve"> After the US Supreme Court struck down the IEEPA tariffs on 20 February 2026, most Indian goods have faced a 10 percent Section 301 duty since 24 July 2026.</w:t>
       </w:r>
       <w:hyperlink r:id="rId39">
         <w:r>
@@ -1870,28 +1758,7 @@
         </w:r>
       </w:hyperlink>
       <w:r>
-        <w:t xml:space="preserve"> After a temporary 10 percent global tariff, most Indian goods have faced a 10 percent Section 301 duty since 24 July 2026.</w:t>
-      </w:r>
-      <w:hyperlink r:id="rId39">
-        <w:r>
-          <w:rPr>
-            <w:color w:val="B31822"/>
-            <w:vertAlign w:val="superscript"/>
-          </w:rPr>
-          <w:t xml:space="preserve">29,</w:t>
-        </w:r>
-      </w:hyperlink>
-      <w:hyperlink r:id="rId40">
-        <w:r>
-          <w:rPr>
-            <w:color w:val="B31822"/>
-            <w:vertAlign w:val="superscript"/>
-          </w:rPr>
-          <w:t xml:space="preserve">30</w:t>
-        </w:r>
-      </w:hyperlink>
-      <w:r>
-        <w:t xml:space="preserve"> Generic pharmaceuticals remain tied to a US Section 232 investigation, and on 18 September 2026 President Trump signed the Lindsey O. Graham Sanctioning Russia and Iran Act, which lets him impose, but does not trigger, tariffs of up to 100 percent on the largest buyers of Russian energy, with India and China the most exposed.</w:t>
+        <w:t xml:space="preserve"> Generic pharmaceuticals remain under a Section 232 investigation, and a law signed on 18 September 2026 lets the President impose tariffs of up to 100 percent on the largest buyers of Russian energy, with India among the most exposed.</w:t>
       </w:r>
       <w:hyperlink r:id="rId41">
         <w:r>
@@ -1921,7 +1788,7 @@
         </w:r>
       </w:hyperlink>
       <w:r>
-        <w:t xml:space="preserve"> This matters for health because pharmaceuticals are a major export: Pharmexcil data show record exports of US$31.1 billion in FY2025-26, of which the United States took about US$9.5 billion, roughly 30 percent, down nearly 10 percent on the year before.</w:t>
+        <w:t xml:space="preserve"> The United States took about US$9.5 billion of India's record US$31.1 billion in pharmaceutical exports in FY2025-26.</w:t>
       </w:r>
       <w:hyperlink r:id="rId44">
         <w:r>
@@ -1935,7 +1802,7 @@
     </w:p>
     <w:p>
       <w:r>
-        <w:t>On the fiscal side, the Union Budget 2026-27 gave the Health Ministry Rs 1,06,530 crore, nearly 10 percent above the previous year's revised estimate, and announced support for five regional medical hubs built with states and private investors.</w:t>
+        <w:t>The Union Budget 2026-27 gave the Health Ministry Rs 1,06,530 crore, nearly 10 percent above the previous year's revised estimate, and backed five regional medical hubs built with states and private investors.</w:t>
       </w:r>
       <w:hyperlink r:id="rId45">
         <w:r>
@@ -2414,7 +2281,7 @@
     </w:p>
     <w:p>
       <w:r>
-        <w:t>Non-communicable diseases now dominate India's disease burden, but communicable, maternal and nutritional conditions have not gone away.</w:t>
+        <w:t>Non-communicable diseases now dominate India's disease burden.</w:t>
       </w:r>
       <w:hyperlink r:id="rId58">
         <w:r>
@@ -2426,7 +2293,7 @@
         </w:r>
       </w:hyperlink>
       <w:r>
-        <w:t xml:space="preserve"> The ICMR, PHFI and IHME State-Level Disease Burden Initiative found that the NCD share of deaths rose from 37.9 percent in 1990 to 61.8 percent in 2016, and WHO estimates it at 66 percent in 2019.</w:t>
+        <w:t xml:space="preserve"> The NCD share of deaths rose from 37.9 percent in 1990 to 61.8 percent in 2016 and was 66 percent in 2019, according to WHO.</w:t>
       </w:r>
       <w:hyperlink r:id="rId59">
         <w:r>
@@ -2447,7 +2314,7 @@
         </w:r>
       </w:hyperlink>
       <w:r>
-        <w:t xml:space="preserve"> According to WHO's Global Health Observatory, a 30-year-old Indian had a 23.6 percent chance in 2021 of dying before 70 from cardiovascular disease, cancer, diabetes or chronic respiratory disease, roughly one in four and among the higher rates in Asia.</w:t>
+        <w:t xml:space="preserve"> A 30-year-old Indian had a 23.6 percent chance in 2021 of dying before 70 from one of the four main NCDs.</w:t>
       </w:r>
       <w:hyperlink r:id="rId48">
         <w:r>
@@ -2459,19 +2326,7 @@
         </w:r>
       </w:hyperlink>
       <w:r>
-        <w:t xml:space="preserve"> According to IHME's Global Burden of Disease work, ischaemic heart disease is the leading cause of death, followed by stroke and COPD.</w:t>
-      </w:r>
-      <w:hyperlink r:id="rId60">
-        <w:r>
-          <w:rPr>
-            <w:color w:val="B31822"/>
-            <w:vertAlign w:val="superscript"/>
-          </w:rPr>
-          <w:t xml:space="preserve">50</w:t>
-        </w:r>
-      </w:hyperlink>
-      <w:r>
-        <w:t xml:space="preserve"> The official Medical Certification of Cause of Death report attributes 38.8 percent of certified deaths in 2024 to circulatory disease, but only 23.1 percent of registered deaths were medically certified, which shows how thin the vital-statistics base remains.</w:t>
+        <w:t xml:space="preserve"> Circulatory disease caused 38.8 percent of medically certified deaths in 2024, but only 23.1 percent of registered deaths were certified.</w:t>
       </w:r>
       <w:hyperlink r:id="rId49">
         <w:r>
@@ -2485,7 +2340,7 @@
     </w:p>
     <w:p>
       <w:r>
-        <w:t>Metabolic risk is very high. ICMR-INDIAB estimates 101 million people with diabetes and another 136 million with prediabetes.</w:t>
+        <w:t>ICMR-INDIAB, published in 2023, estimated 101 million people with diabetes and 136 million with prediabetes.</w:t>
       </w:r>
       <w:hyperlink r:id="rId50">
         <w:r>
@@ -2497,8 +2352,17 @@
         </w:r>
       </w:hyperlink>
       <w:r>
-        <w:t xml:space="preserve"> GBD analyses rank air pollution, high blood pressure, dietary risks, high fasting plasma glucose and tobacco as leading risk factors, and the State of Global Air 2024 report attributes about 2.1 million Indian deaths in 2021 to air pollution.</w:t>
+        <w:t xml:space="preserve"> Air pollution, high blood pressure, diet, high fasting plasma glucose and tobacco are leading risk factors, and air pollution was linked to about 2.1 million deaths in 2021.</w:t>
       </w:r>
+      <w:hyperlink r:id="rId60">
+        <w:r>
+          <w:rPr>
+            <w:color w:val="B31822"/>
+            <w:vertAlign w:val="superscript"/>
+          </w:rPr>
+          <w:t xml:space="preserve">50,</w:t>
+        </w:r>
+      </w:hyperlink>
       <w:hyperlink r:id="rId61">
         <w:r>
           <w:rPr>
@@ -2506,15 +2370,6 @@
             <w:vertAlign w:val="superscript"/>
           </w:rPr>
           <w:t xml:space="preserve">51,</w:t>
-        </w:r>
-      </w:hyperlink>
-      <w:hyperlink r:id="rId62">
-        <w:r>
-          <w:rPr>
-            <w:color w:val="B31822"/>
-            <w:vertAlign w:val="superscript"/>
-          </w:rPr>
-          <w:t xml:space="preserve">52,</w:t>
         </w:r>
       </w:hyperlink>
       <w:hyperlink r:id="rId56">
@@ -2536,30 +2391,30 @@
         </w:r>
       </w:hyperlink>
       <w:r>
-        <w:t xml:space="preserve"> ICMR projects cancer cases to keep rising, led by oral and lung cancer in men and breast and cervical cancer in women.</w:t>
+        <w:t xml:space="preserve"> ICMR expects cancer cases, about 1.53 million in 2024, to keep rising, led by oral and lung cancer in men and breast and cervical cancer in women.</w:t>
       </w:r>
-      <w:hyperlink r:id="rId63">
-        <w:r>
-          <w:rPr>
-            <w:color w:val="B31822"/>
-            <w:vertAlign w:val="superscript"/>
-          </w:rPr>
-          <w:t xml:space="preserve">53,</w:t>
-        </w:r>
-      </w:hyperlink>
       <w:hyperlink r:id="rId53">
         <w:r>
           <w:rPr>
             <w:color w:val="B31822"/>
             <w:vertAlign w:val="superscript"/>
           </w:rPr>
-          <w:t xml:space="preserve">43</w:t>
+          <w:t xml:space="preserve">43,</w:t>
+        </w:r>
+      </w:hyperlink>
+      <w:hyperlink r:id="rId62">
+        <w:r>
+          <w:rPr>
+            <w:color w:val="B31822"/>
+            <w:vertAlign w:val="superscript"/>
+          </w:rPr>
+          <w:t xml:space="preserve">52</w:t>
         </w:r>
       </w:hyperlink>
     </w:p>
     <w:p>
       <w:r>
-        <w:t>Alongside this NCD burden, India still accounted for about a quarter of the world's TB cases in 2024, although WHO credits it with a 21 percent fall in incidence since 2015, and 57 percent of women aged 15 to 49 are anaemic.</w:t>
+        <w:t>India had about a quarter of the world's TB cases in 2024 despite a 21 percent fall in incidence since 2015, and 57 percent of women aged 15 to 49 were anaemic in 2019-21.</w:t>
       </w:r>
       <w:hyperlink r:id="rId54">
         <w:r>
@@ -2589,19 +2444,7 @@
         </w:r>
       </w:hyperlink>
       <w:r>
-        <w:t xml:space="preserve"> The government's response has been population-level NCD screening through its 75/25 initiative.</w:t>
-      </w:r>
-      <w:hyperlink r:id="rId64">
-        <w:r>
-          <w:rPr>
-            <w:color w:val="B31822"/>
-            <w:vertAlign w:val="superscript"/>
-          </w:rPr>
-          <w:t xml:space="preserve">54</w:t>
-        </w:r>
-      </w:hyperlink>
-      <w:r>
-        <w:t xml:space="preserve"> For a foreign academic partner, the demand is clearest in cardiology, oncology, metabolic and transplant medicine, and pulmonary and environmental health research.</w:t>
+        <w:t xml:space="preserve"> For a foreign academic partner, demand is clearest in cardiology, oncology, metabolic and transplant medicine, and pulmonary research.</w:t>
       </w:r>
     </w:p>
     <w:p>
@@ -2634,36 +2477,71 @@
     </w:p>
     <w:p>
       <w:r>
-        <w:t>India's public system is built in tiers. At the base are sub-health centres, primary health centres and urban primary health centres, many of which have been upgraded into Ayushman Arogya Mandirs (formerly Health and Wellness Centres).</w:t>
+        <w:t>India's public system is tiered. Sub-health centres and primary health centres, many upgraded into Ayushman Arogya Mandirs, feed community health centres, district hospitals, state medical college hospitals and national institutes such as AIIMS, PGIMER Chandigarh and Tata Memorial Centre.</w:t>
       </w:r>
+      <w:hyperlink r:id="rId63">
+        <w:r>
+          <w:rPr>
+            <w:color w:val="B31822"/>
+            <w:vertAlign w:val="superscript"/>
+          </w:rPr>
+          <w:t xml:space="preserve">53,</w:t>
+        </w:r>
+      </w:hyperlink>
+      <w:hyperlink r:id="rId64">
+        <w:r>
+          <w:rPr>
+            <w:color w:val="B31822"/>
+            <w:vertAlign w:val="superscript"/>
+          </w:rPr>
+          <w:t xml:space="preserve">54,</w:t>
+        </w:r>
+      </w:hyperlink>
       <w:hyperlink r:id="rId65">
         <w:r>
           <w:rPr>
             <w:color w:val="B31822"/>
             <w:vertAlign w:val="superscript"/>
           </w:rPr>
-          <w:t xml:space="preserve">55,</w:t>
+          <w:t xml:space="preserve">55</w:t>
         </w:r>
       </w:hyperlink>
+      <w:r>
+        <w:t xml:space="preserve"> The Health Ministry reported 1,81,873 operational Ayushman Arogya Mandirs by 30 November 2025, offering 12 service packages including NCD screening and teleconsultation.</w:t>
+      </w:r>
+      <w:hyperlink r:id="rId63">
+        <w:r>
+          <w:rPr>
+            <w:color w:val="B31822"/>
+            <w:vertAlign w:val="superscript"/>
+          </w:rPr>
+          <w:t xml:space="preserve">53</w:t>
+        </w:r>
+      </w:hyperlink>
+    </w:p>
+    <w:p>
+      <w:r>
+        <w:t>The 2026-27 Union budget gives the National Health Mission Rs 39,390 crore and the PM-Ayushman Bharat Health Infrastructure Mission Rs 4,770 crore.</w:t>
+      </w:r>
+      <w:hyperlink r:id="rId45">
+        <w:r>
+          <w:rPr>
+            <w:color w:val="B31822"/>
+            <w:vertAlign w:val="superscript"/>
+          </w:rPr>
+          <w:t xml:space="preserve">35</w:t>
+        </w:r>
+      </w:hyperlink>
+      <w:r>
+        <w:t xml:space="preserve"> PM-JAY, a tax-funded scheme, pays for up to Rs 5 lakh of hospital care per family per year across 1,961 procedures at more than 38,000 empanelled public and private hospitals, and since September 2024 it has covered everyone aged 70 and over.</w:t>
+      </w:r>
       <w:hyperlink r:id="rId66">
         <w:r>
           <w:rPr>
             <w:color w:val="B31822"/>
             <w:vertAlign w:val="superscript"/>
           </w:rPr>
-          <w:t xml:space="preserve">56</w:t>
-        </w:r>
-      </w:hyperlink>
-      <w:r>
-        <w:t xml:space="preserve"> Above them are community health centres, district hospitals, state medical college hospitals, and national institutes such as the AIIMS network, PGIMER Chandigarh and Tata Memorial Centre.</w:t>
-      </w:r>
-      <w:hyperlink r:id="rId65">
-        <w:r>
-          <w:rPr>
-            <w:color w:val="B31822"/>
-            <w:vertAlign w:val="superscript"/>
-          </w:rPr>
-          <w:t xml:space="preserve">55,</w:t>
+          <w:t xml:space="preserve">56,</w:t>
         </w:r>
       </w:hyperlink>
       <w:hyperlink r:id="rId67">
@@ -2675,8 +2553,10 @@
           <w:t xml:space="preserve">57</w:t>
         </w:r>
       </w:hyperlink>
+    </w:p>
+    <w:p>
       <w:r>
-        <w:t xml:space="preserve"> By 30 November 2025 the Health Ministry reported 1,81,873 operational Ayushman Arogya Mandirs offering an expanded package of 12 services, including NCD screening and teleconsultation.</w:t>
+        <w:t>Capacity is the main weakness. Public facilities from primary health centres to medical colleges had 8,18,661 beds on 31 March 2023, fewer than 0.6 per 1,000 people against the National Health Policy 2017 norm of 2, and supply is far thinner in Bihar and Uttar Pradesh.</w:t>
       </w:r>
       <w:hyperlink r:id="rId65">
         <w:r>
@@ -2684,46 +2564,20 @@
             <w:color w:val="B31822"/>
             <w:vertAlign w:val="superscript"/>
           </w:rPr>
-          <w:t xml:space="preserve">55</w:t>
+          <w:t xml:space="preserve">55,</w:t>
         </w:r>
       </w:hyperlink>
-    </w:p>
-    <w:p>
-      <w:r>
-        <w:t>The main financing and operating vehicle is the National Health Mission, which receives Rs 39,390 crore in the 2026-27 Union budget, supplemented by Rs 4,770 crore for the PM-Ayushman Bharat Health Infrastructure Mission.</w:t>
-      </w:r>
-      <w:hyperlink r:id="rId45">
-        <w:r>
-          <w:rPr>
-            <w:color w:val="B31822"/>
-            <w:vertAlign w:val="superscript"/>
-          </w:rPr>
-          <w:t xml:space="preserve">35</w:t>
-        </w:r>
-      </w:hyperlink>
-      <w:r>
-        <w:t xml:space="preserve"> The demand-side counterpart is Ayushman Bharat PM-JAY, a tax-funded scheme that pays for up to Rs 5 lakh of hospital care per family per year across 1,961 procedures, delivered through more than 38,000 public and private empanelled hospitals.</w:t>
-      </w:r>
       <w:hyperlink r:id="rId68">
         <w:r>
           <w:rPr>
             <w:color w:val="B31822"/>
             <w:vertAlign w:val="superscript"/>
           </w:rPr>
-          <w:t xml:space="preserve">58,</w:t>
-        </w:r>
-      </w:hyperlink>
-      <w:hyperlink r:id="rId69">
-        <w:r>
-          <w:rPr>
-            <w:color w:val="B31822"/>
-            <w:vertAlign w:val="superscript"/>
-          </w:rPr>
-          <w:t xml:space="preserve">59</w:t>
+          <w:t xml:space="preserve">58</w:t>
         </w:r>
       </w:hyperlink>
       <w:r>
-        <w:t xml:space="preserve"> Coverage was extended in September 2024 to everyone aged 70 and over, regardless of income.</w:t>
+        <w:t xml:space="preserve"> Public care is much cheaper: average out-of-pocket spending per hospitalisation, excluding childbirth, was Rs 6,631 in public hospitals in 2025, against Rs 50,508 in private hospitals.</w:t>
       </w:r>
       <w:hyperlink r:id="rId69">
         <w:r>
@@ -2731,54 +2585,7 @@
             <w:color w:val="B31822"/>
             <w:vertAlign w:val="superscript"/>
           </w:rPr>
-          <w:t xml:space="preserve">59</w:t>
-        </w:r>
-      </w:hyperlink>
-      <w:r>
-        <w:t xml:space="preserve"> By its eighth anniversary in September 2026, PM-JAY had funded 13.25 crore hospital admissions worth Rs 2.03 lakh crore, and 48.5 crore Ayushman cards had been issued.</w:t>
-      </w:r>
-      <w:hyperlink r:id="rId68">
-        <w:r>
-          <w:rPr>
-            <w:color w:val="B31822"/>
-            <w:vertAlign w:val="superscript"/>
-          </w:rPr>
-          <w:t xml:space="preserve">58,</w:t>
-        </w:r>
-      </w:hyperlink>
-      <w:hyperlink r:id="rId69">
-        <w:r>
-          <w:rPr>
-            <w:color w:val="B31822"/>
-            <w:vertAlign w:val="superscript"/>
-          </w:rPr>
-          <w:t xml:space="preserve">59</w:t>
-        </w:r>
-      </w:hyperlink>
-    </w:p>
-    <w:p>
-      <w:r>
-        <w:t>The public system's main weakness is capacity. The Health Ministry counted 8,18,661 beds in public facilities from primary health centres up to medical colleges as of 31 March 2023, which works out to fewer than 0.6 beds per 1,000 people, against the National Health Policy 2017 norm of 2 per 1,000.</w:t>
-      </w:r>
-      <w:hyperlink r:id="rId67">
-        <w:r>
-          <w:rPr>
-            <w:color w:val="B31822"/>
-            <w:vertAlign w:val="superscript"/>
-          </w:rPr>
-          <w:t xml:space="preserve">57</w:t>
-        </w:r>
-      </w:hyperlink>
-      <w:r>
-        <w:t xml:space="preserve"> That count leaves out some other government hospitals, but on any measure public bed supply is well under one per 1,000 people, and far thinner in Bihar and Uttar Pradesh.</w:t>
-      </w:r>
-      <w:hyperlink r:id="rId67">
-        <w:r>
-          <w:rPr>
-            <w:color w:val="B31822"/>
-            <w:vertAlign w:val="superscript"/>
-          </w:rPr>
-          <w:t xml:space="preserve">57,</w:t>
+          <w:t xml:space="preserve">59,</w:t>
         </w:r>
       </w:hyperlink>
       <w:hyperlink r:id="rId70">
@@ -2791,28 +2598,7 @@
         </w:r>
       </w:hyperlink>
       <w:r>
-        <w:t xml:space="preserve"> Public care is much cheaper, though. The NSO's 2025 survey found average out-of-pocket spending of Rs 6,631 per hospitalisation, excluding childbirth, in public hospitals, against Rs 50,508 in private hospitals and Rs 34,064 across all facilities.</w:t>
-      </w:r>
-      <w:hyperlink r:id="rId71">
-        <w:r>
-          <w:rPr>
-            <w:color w:val="B31822"/>
-            <w:vertAlign w:val="superscript"/>
-          </w:rPr>
-          <w:t xml:space="preserve">61,</w:t>
-        </w:r>
-      </w:hyperlink>
-      <w:hyperlink r:id="rId72">
-        <w:r>
-          <w:rPr>
-            <w:color w:val="B31822"/>
-            <w:vertAlign w:val="superscript"/>
-          </w:rPr>
-          <w:t xml:space="preserve">62</w:t>
-        </w:r>
-      </w:hyperlink>
-      <w:r>
-        <w:t xml:space="preserve"> For a foreign academic center, the public apex institutions are the natural partners for research, training and protocol work, while PM-JAY's tariffs set the price floor that private partners compete against.</w:t>
+        <w:t xml:space="preserve"> For a foreign academic center, public apex institutions suit research, training and protocol work, while PM-JAY tariffs set the price floor that private partners compete against.</w:t>
       </w:r>
     </w:p>
     <w:p>
@@ -2827,19 +2613,7 @@
     </w:p>
     <w:p>
       <w:r>
-        <w:t>Private providers deliver most of India's specialist and hospital care, and they are consolidating fast. The NSO's 2025 household health survey found that treating the same illness costs five to ten times more in a private hospital than in a government one.</w:t>
-      </w:r>
-      <w:hyperlink r:id="rId73">
-        <w:r>
-          <w:rPr>
-            <w:color w:val="B31822"/>
-            <w:vertAlign w:val="superscript"/>
-          </w:rPr>
-          <w:t xml:space="preserve">63</w:t>
-        </w:r>
-      </w:hyperlink>
-      <w:r>
-        <w:t xml:space="preserve"> The average out-of-pocket bill for a hospital stay, excluding childbirth, was Rs 50,508 in private hospitals against Rs 6,631 in public ones, and the median was Rs 24,000 against Rs 1,100.</w:t>
+        <w:t>Private hospitals handled 57.9 percent of rural and 64.6 percent of urban hospitalisations in 2025, according to the NSS 80th round, counting those empanelled under government schemes.</w:t>
       </w:r>
       <w:hyperlink r:id="rId71">
         <w:r>
@@ -2853,7 +2627,28 @@
     </w:p>
     <w:p>
       <w:r>
-        <w:t>The corporate chains are growing through acquisition and greenfield projects. Manipal Hospitals reported 49 hospitals and 13,037 licensed beds as of 31 March 2026, up from 33 hospitals and 9,520 beds two years earlier after it bought AMRI, Medica and Sahyadri.</w:t>
+        <w:t>The corporate chains are consolidating. Manipal Hospitals reported 49 hospitals and 13,037 licensed beds at 31 March 2026, up from 33 hospitals and 9,520 beds two years earlier, and listed in August 2026.</w:t>
+      </w:r>
+      <w:hyperlink r:id="rId72">
+        <w:r>
+          <w:rPr>
+            <w:color w:val="B31822"/>
+            <w:vertAlign w:val="superscript"/>
+          </w:rPr>
+          <w:t xml:space="preserve">62,</w:t>
+        </w:r>
+      </w:hyperlink>
+      <w:hyperlink r:id="rId73">
+        <w:r>
+          <w:rPr>
+            <w:color w:val="B31822"/>
+            <w:vertAlign w:val="superscript"/>
+          </w:rPr>
+          <w:t xml:space="preserve">63</w:t>
+        </w:r>
+      </w:hyperlink>
+      <w:r>
+        <w:t xml:space="preserve"> Apollo Hospitals reported 10,970 beds in 78 hospitals in India and overseas at March 2026, including managed hospitals and day-surgery and cradle units.</w:t>
       </w:r>
       <w:hyperlink r:id="rId74">
         <w:r>
@@ -2861,12 +2656,9 @@
             <w:color w:val="B31822"/>
             <w:vertAlign w:val="superscript"/>
           </w:rPr>
-          <w:t xml:space="preserve">64</w:t>
+          <w:t xml:space="preserve">64,</w:t>
         </w:r>
       </w:hyperlink>
-      <w:r>
-        <w:t xml:space="preserve"> It listed on the stock exchanges on 5 August 2026 after a Rs 9,275 crore IPO that was subscribed nearly five times.</w:t>
-      </w:r>
       <w:hyperlink r:id="rId75">
         <w:r>
           <w:rPr>
@@ -2877,7 +2669,7 @@
         </w:r>
       </w:hyperlink>
       <w:r>
-        <w:t xml:space="preserve"> Apollo Hospitals reports 10,970 beds in 78 hospitals in India and overseas as of March 2026, a total that counts owned and managed hospitals as well as day-surgery and cradle units.</w:t>
+        <w:t xml:space="preserve"> Aster DM Quality Care, formed by the July 2026 merger of Aster DM Healthcare with Blackstone-backed Quality Care India, has 39 hospitals and more than 10,600 beds.</w:t>
       </w:r>
       <w:hyperlink r:id="rId76">
         <w:r>
@@ -2898,7 +2690,7 @@
         </w:r>
       </w:hyperlink>
       <w:r>
-        <w:t xml:space="preserve"> The merger of Aster DM Healthcare with Blackstone-backed Quality Care India took effect in July 2026 and created Aster DM Quality Care, with 39 hospitals in 28 cities and more than 10,600 beds under the Aster, CARE, Evercare and KIMSHEALTH brands.</w:t>
+        <w:t xml:space="preserve"> Max Healthcare had 4,966 operational beds at 31 March 2026 and aims to nearly double bed capacity in five years, and Medanta had about 3,665 installed beds after adding 623 in FY2025-26.</w:t>
       </w:r>
       <w:hyperlink r:id="rId78">
         <w:r>
@@ -2915,42 +2707,44 @@
             <w:color w:val="B31822"/>
             <w:vertAlign w:val="superscript"/>
           </w:rPr>
-          <w:t xml:space="preserve">69</w:t>
+          <w:t xml:space="preserve">69,</w:t>
         </w:r>
       </w:hyperlink>
-      <w:r>
-        <w:t xml:space="preserve"> Max Healthcare had 4,966 operational beds at 31 March 2026 and aims for 10,000 by FY2030, and Medanta had about 3,665 installed beds across six hospitals after adding 623 in FY2025-26.</w:t>
-      </w:r>
       <w:hyperlink r:id="rId80">
         <w:r>
           <w:rPr>
             <w:color w:val="B31822"/>
             <w:vertAlign w:val="superscript"/>
           </w:rPr>
-          <w:t xml:space="preserve">70,</w:t>
+          <w:t xml:space="preserve">70</w:t>
         </w:r>
       </w:hyperlink>
+      <w:r>
+        <w:t xml:space="preserve"> IHH Healthcare held about 31.17 percent of Fortis in November 2025.</w:t>
+      </w:r>
       <w:hyperlink r:id="rId81">
         <w:r>
           <w:rPr>
             <w:color w:val="B31822"/>
             <w:vertAlign w:val="superscript"/>
           </w:rPr>
-          <w:t xml:space="preserve">71,</w:t>
+          <w:t xml:space="preserve">71</w:t>
         </w:r>
       </w:hyperlink>
+    </w:p>
+    <w:p>
+      <w:r>
+        <w:t>EY-Parthenon found revenue and EBITDA growth above 15 percent at leading operators in FY2025-26, occupancy mostly between 60 and 75 percent, and large bed pipelines.</w:t>
+      </w:r>
       <w:hyperlink r:id="rId82">
         <w:r>
           <w:rPr>
             <w:color w:val="B31822"/>
             <w:vertAlign w:val="superscript"/>
           </w:rPr>
-          <w:t xml:space="preserve">72</w:t>
+          <w:t xml:space="preserve">72,</w:t>
         </w:r>
       </w:hyperlink>
-      <w:r>
-        <w:t xml:space="preserve"> Malaysia's IHH Healthcare has controlled Fortis since 2018 with about 31.17 percent.</w:t>
-      </w:r>
       <w:hyperlink r:id="rId83">
         <w:r>
           <w:rPr>
@@ -2961,19 +2755,7 @@
         </w:r>
       </w:hyperlink>
       <w:r>
-        <w:t xml:space="preserve"> Its long-delayed mandatory open offer closed in November 2025 with only 1,778 shares tendered, so the stake is essentially unchanged.</w:t>
-      </w:r>
-      <w:hyperlink r:id="rId83">
-        <w:r>
-          <w:rPr>
-            <w:color w:val="B31822"/>
-            <w:vertAlign w:val="superscript"/>
-          </w:rPr>
-          <w:t xml:space="preserve">73</w:t>
-        </w:r>
-      </w:hyperlink>
-      <w:r>
-        <w:t xml:space="preserve"> Narayana Health entered the UK in October 2025 by buying Practice Plus Group's hospitals.</w:t>
+        <w:t xml:space="preserve"> KKR agreed in August 2026 to buy Medicover India.</w:t>
       </w:r>
       <w:hyperlink r:id="rId84">
         <w:r>
@@ -2984,52 +2766,8 @@
           <w:t xml:space="preserve">74</w:t>
         </w:r>
       </w:hyperlink>
-    </w:p>
-    <w:p>
       <w:r>
-        <w:t>An EY-Parthenon review of FY2025-26, published in July 2026, found revenue and EBITDA growth above 15 percent at leading operators, occupancy mostly between 60 and 75 percent, and large pipelines: about 3,400 new beds at Apollo between FY2027 and FY2030, about 2,700 at Medanta over three to four years, about 1,800 at Fortis and roughly 4,445 at Aster DM Quality Care.</w:t>
-      </w:r>
-      <w:hyperlink r:id="rId85">
-        <w:r>
-          <w:rPr>
-            <w:color w:val="B31822"/>
-            <w:vertAlign w:val="superscript"/>
-          </w:rPr>
-          <w:t xml:space="preserve">75,</w:t>
-        </w:r>
-      </w:hyperlink>
-      <w:hyperlink r:id="rId86">
-        <w:r>
-          <w:rPr>
-            <w:color w:val="B31822"/>
-            <w:vertAlign w:val="superscript"/>
-          </w:rPr>
-          <w:t xml:space="preserve">76</w:t>
-        </w:r>
-      </w:hyperlink>
-      <w:r>
-        <w:t xml:space="preserve"> Global private equity (Blackstone, KKR) is an active consolidator.</w:t>
-      </w:r>
-      <w:hyperlink r:id="rId78">
-        <w:r>
-          <w:rPr>
-            <w:color w:val="B31822"/>
-            <w:vertAlign w:val="superscript"/>
-          </w:rPr>
-          <w:t xml:space="preserve">68,</w:t>
-        </w:r>
-      </w:hyperlink>
-      <w:hyperlink r:id="rId87">
-        <w:r>
-          <w:rPr>
-            <w:color w:val="B31822"/>
-            <w:vertAlign w:val="superscript"/>
-          </w:rPr>
-          <w:t xml:space="preserve">77</w:t>
-        </w:r>
-      </w:hyperlink>
-      <w:r>
-        <w:t xml:space="preserve"> For a foreign academic medical center, these chains are the most likely commercial counterparties for affiliations, second-opinion services and clinical program development, and each is actively looking for differentiation in high-acuity specialties.</w:t>
+        <w:t xml:space="preserve"> For a foreign academic medical center, these chains are the most likely commercial counterparties for affiliations, second-opinion services and clinical program development.</w:t>
       </w:r>
     </w:p>
     <w:p>
@@ -3088,13 +2826,13 @@
               </w:rPr>
               <w:t>3.37% on the new 2022-23 base GDP series; 3.28% on the old 2011-12 series (2022-23, National Health Accounts)</w:t>
             </w:r>
-            <w:hyperlink r:id="rId88">
+            <w:hyperlink r:id="rId33">
               <w:r>
                 <w:rPr>
                   <w:color w:val="B31822"/>
                   <w:vertAlign w:val="superscript"/>
                 </w:rPr>
-                <w:t xml:space="preserve">78</w:t>
+                <w:t xml:space="preserve">23</w:t>
               </w:r>
             </w:hyperlink>
           </w:p>
@@ -3131,22 +2869,22 @@
               </w:rPr>
               <w:t>Rs 6,373 (2022-23, National Health Accounts)</w:t>
             </w:r>
-            <w:hyperlink r:id="rId88">
+            <w:hyperlink r:id="rId33">
               <w:r>
                 <w:rPr>
                   <w:color w:val="B31822"/>
                   <w:vertAlign w:val="superscript"/>
                 </w:rPr>
-                <w:t xml:space="preserve">78,</w:t>
+                <w:t xml:space="preserve">23,</w:t>
               </w:r>
             </w:hyperlink>
-            <w:hyperlink r:id="rId89">
+            <w:hyperlink r:id="rId85">
               <w:r>
                 <w:rPr>
                   <w:color w:val="B31822"/>
                   <w:vertAlign w:val="superscript"/>
                 </w:rPr>
-                <w:t xml:space="preserve">79</w:t>
+                <w:t xml:space="preserve">75</w:t>
               </w:r>
             </w:hyperlink>
           </w:p>
@@ -3185,31 +2923,31 @@
               </w:rPr>
               <w:t>1.48% on the new 2022-23 base GDP series; 1.43% on the old series (2022-23)</w:t>
             </w:r>
-            <w:hyperlink r:id="rId88">
+            <w:hyperlink r:id="rId33">
               <w:r>
                 <w:rPr>
                   <w:color w:val="B31822"/>
                   <w:vertAlign w:val="superscript"/>
                 </w:rPr>
-                <w:t xml:space="preserve">78,</w:t>
+                <w:t xml:space="preserve">23,</w:t>
               </w:r>
             </w:hyperlink>
-            <w:hyperlink r:id="rId90">
+            <w:hyperlink r:id="rId86">
               <w:r>
                 <w:rPr>
                   <w:color w:val="B31822"/>
                   <w:vertAlign w:val="superscript"/>
                 </w:rPr>
-                <w:t xml:space="preserve">80,</w:t>
+                <w:t xml:space="preserve">76,</w:t>
               </w:r>
             </w:hyperlink>
-            <w:hyperlink r:id="rId91">
+            <w:hyperlink r:id="rId87">
               <w:r>
                 <w:rPr>
                   <w:color w:val="B31822"/>
                   <w:vertAlign w:val="superscript"/>
                 </w:rPr>
-                <w:t xml:space="preserve">81</w:t>
+                <w:t xml:space="preserve">77</w:t>
               </w:r>
             </w:hyperlink>
           </w:p>
@@ -3246,13 +2984,13 @@
               </w:rPr>
               <w:t>43.7% (2022-23), up from 28.6% in 2013-14</w:t>
             </w:r>
-            <w:hyperlink r:id="rId90">
+            <w:hyperlink r:id="rId86">
               <w:r>
                 <w:rPr>
                   <w:color w:val="B31822"/>
                   <w:vertAlign w:val="superscript"/>
                 </w:rPr>
-                <w:t xml:space="preserve">80</w:t>
+                <w:t xml:space="preserve">76</w:t>
               </w:r>
             </w:hyperlink>
           </w:p>
@@ -3291,22 +3029,22 @@
               </w:rPr>
               <w:t>43.4% (2022-23), up from 39.4% in 2021-22 and down from 64.2% in 2013-14</w:t>
             </w:r>
-            <w:hyperlink r:id="rId90">
+            <w:hyperlink r:id="rId86">
               <w:r>
                 <w:rPr>
                   <w:color w:val="B31822"/>
                   <w:vertAlign w:val="superscript"/>
                 </w:rPr>
-                <w:t xml:space="preserve">80,</w:t>
+                <w:t xml:space="preserve">76,</w:t>
               </w:r>
             </w:hyperlink>
-            <w:hyperlink r:id="rId89">
+            <w:hyperlink r:id="rId85">
               <w:r>
                 <w:rPr>
                   <w:color w:val="B31822"/>
                   <w:vertAlign w:val="superscript"/>
                 </w:rPr>
-                <w:t xml:space="preserve">79</w:t>
+                <w:t xml:space="preserve">75</w:t>
               </w:r>
             </w:hyperlink>
           </w:p>
@@ -3343,13 +3081,13 @@
               </w:rPr>
               <w:t>Rs 2,786 (2022-23)</w:t>
             </w:r>
-            <w:hyperlink r:id="rId90">
+            <w:hyperlink r:id="rId86">
               <w:r>
                 <w:rPr>
                   <w:color w:val="B31822"/>
                   <w:vertAlign w:val="superscript"/>
                 </w:rPr>
-                <w:t xml:space="preserve">80</w:t>
+                <w:t xml:space="preserve">76</w:t>
               </w:r>
             </w:hyperlink>
           </w:p>
@@ -3476,22 +3214,22 @@
               </w:rPr>
               <w:t>Rs 34,064 overall; Rs 6,631 in public hospitals; Rs 50,508 in private hospitals (2025, NSS 80th round)</w:t>
             </w:r>
-            <w:hyperlink r:id="rId71">
+            <w:hyperlink r:id="rId69">
               <w:r>
                 <w:rPr>
                   <w:color w:val="B31822"/>
                   <w:vertAlign w:val="superscript"/>
                 </w:rPr>
-                <w:t xml:space="preserve">61,</w:t>
+                <w:t xml:space="preserve">59,</w:t>
               </w:r>
             </w:hyperlink>
-            <w:hyperlink r:id="rId72">
+            <w:hyperlink r:id="rId70">
               <w:r>
                 <w:rPr>
                   <w:color w:val="B31822"/>
                   <w:vertAlign w:val="superscript"/>
                 </w:rPr>
-                <w:t xml:space="preserve">62</w:t>
+                <w:t xml:space="preserve">60</w:t>
               </w:r>
             </w:hyperlink>
           </w:p>
@@ -3528,13 +3266,13 @@
               </w:rPr>
               <w:t>Government health spending of 2.5% of GDP by 2025 (National Health Policy 2017; also recommended by the Fifteenth Finance Commission)</w:t>
             </w:r>
-            <w:hyperlink r:id="rId92">
+            <w:hyperlink r:id="rId88">
               <w:r>
                 <w:rPr>
                   <w:color w:val="B31822"/>
                   <w:vertAlign w:val="superscript"/>
                 </w:rPr>
-                <w:t xml:space="preserve">82</w:t>
+                <w:t xml:space="preserve">78</w:t>
               </w:r>
             </w:hyperlink>
           </w:p>
@@ -3548,37 +3286,46 @@
     </w:p>
     <w:p>
       <w:r>
-        <w:t>India spends little on health relative to its income, and households still pay a large share directly. The tenth round of National Health Accounts, covering 2022-23 and released in May 2026, puts total health expenditure at 3.37 percent of GDP on the new GDP series, or Rs 6,373 per person.</w:t>
+        <w:t>The National Health Accounts for 2022-23 put total health expenditure at 3.37 percent of GDP, or Rs 6,373 per person, and government spending at 1.48 percent, both on the new GDP series; on the old 2011-12 series the ratios are 3.28 and 1.43 percent.</w:t>
       </w:r>
-      <w:hyperlink r:id="rId88">
+      <w:hyperlink r:id="rId33">
         <w:r>
           <w:rPr>
             <w:color w:val="B31822"/>
             <w:vertAlign w:val="superscript"/>
           </w:rPr>
-          <w:t xml:space="preserve">78,</w:t>
+          <w:t xml:space="preserve">23,</w:t>
         </w:r>
       </w:hyperlink>
-      <w:hyperlink r:id="rId90">
+      <w:hyperlink r:id="rId86">
         <w:r>
           <w:rPr>
             <w:color w:val="B31822"/>
             <w:vertAlign w:val="superscript"/>
           </w:rPr>
-          <w:t xml:space="preserve">80,</w:t>
+          <w:t xml:space="preserve">76,</w:t>
         </w:r>
       </w:hyperlink>
-      <w:hyperlink r:id="rId89">
+      <w:hyperlink r:id="rId85">
         <w:r>
           <w:rPr>
             <w:color w:val="B31822"/>
             <w:vertAlign w:val="superscript"/>
           </w:rPr>
-          <w:t xml:space="preserve">79</w:t>
+          <w:t xml:space="preserve">75,</w:t>
+        </w:r>
+      </w:hyperlink>
+      <w:hyperlink r:id="rId87">
+        <w:r>
+          <w:rPr>
+            <w:color w:val="B31822"/>
+            <w:vertAlign w:val="superscript"/>
+          </w:rPr>
+          <w:t xml:space="preserve">77</w:t>
         </w:r>
       </w:hyperlink>
       <w:r>
-        <w:t xml:space="preserve"> Government spending reached 1.48 percent of GDP on the same series.</w:t>
+        <w:t xml:space="preserve"> Government spending is well short of the 2.5 percent target for 2025 set by the National Health Policy 2017.</w:t>
       </w:r>
       <w:hyperlink r:id="rId88">
         <w:r>
@@ -3589,53 +3336,22 @@
           <w:t xml:space="preserve">78</w:t>
         </w:r>
       </w:hyperlink>
+    </w:p>
+    <w:p>
       <w:r>
-        <w:t xml:space="preserve"> On the old 2011-12 series the two ratios are 3.28 and 1.43 percent.</w:t>
+        <w:t>From 2013-14 to 2022-23 the government share of total health spending rose from 28.6 to 43.7 percent, and the out-of-pocket share fell from 64.2 to 43.4 percent.</w:t>
       </w:r>
-      <w:hyperlink r:id="rId88">
+      <w:hyperlink r:id="rId86">
         <w:r>
           <w:rPr>
             <w:color w:val="B31822"/>
             <w:vertAlign w:val="superscript"/>
           </w:rPr>
-          <w:t xml:space="preserve">78,</w:t>
-        </w:r>
-      </w:hyperlink>
-      <w:hyperlink r:id="rId91">
-        <w:r>
-          <w:rPr>
-            <w:color w:val="B31822"/>
-            <w:vertAlign w:val="superscript"/>
-          </w:rPr>
-          <w:t xml:space="preserve">81</w:t>
+          <w:t xml:space="preserve">76</w:t>
         </w:r>
       </w:hyperlink>
       <w:r>
-        <w:t xml:space="preserve"> Either way, government spending is far short of the 2.5 percent target set by the National Health Policy 2017 for 2025.</w:t>
-      </w:r>
-      <w:hyperlink r:id="rId92">
-        <w:r>
-          <w:rPr>
-            <w:color w:val="B31822"/>
-            <w:vertAlign w:val="superscript"/>
-          </w:rPr>
-          <w:t xml:space="preserve">82</w:t>
-        </w:r>
-      </w:hyperlink>
-      <w:r>
-        <w:t xml:space="preserve"> Over the decade the trend has been positive: the government share of total spending rose from 28.6 percent in 2013-14 to 43.7 percent, and the out-of-pocket share fell from 64.2 percent to 43.4 percent.</w:t>
-      </w:r>
-      <w:hyperlink r:id="rId90">
-        <w:r>
-          <w:rPr>
-            <w:color w:val="B31822"/>
-            <w:vertAlign w:val="superscript"/>
-          </w:rPr>
-          <w:t xml:space="preserve">80</w:t>
-        </w:r>
-      </w:hyperlink>
-      <w:r>
-        <w:t xml:space="preserve"> In 2022-23, however, the trend reversed.</w:t>
+        <w:t xml:space="preserve"> The out-of-pocket share had been 39.4 percent in COVID-affected 2021-22, and households paid more again once emergency spending ended.</w:t>
       </w:r>
       <w:hyperlink r:id="rId89">
         <w:r>
@@ -3643,98 +3359,50 @@
             <w:color w:val="B31822"/>
             <w:vertAlign w:val="superscript"/>
           </w:rPr>
-          <w:t xml:space="preserve">79</w:t>
+          <w:t xml:space="preserve">79,</w:t>
         </w:r>
       </w:hyperlink>
-      <w:r>
-        <w:t xml:space="preserve"> The previous NHA round had shown a COVID-era peak for 2021-22, with a 48 percent government share and out-of-pocket spending of only 39.4 percent.</w:t>
-      </w:r>
-      <w:hyperlink r:id="rId93">
+      <w:hyperlink r:id="rId86">
         <w:r>
           <w:rPr>
             <w:color w:val="B31822"/>
             <w:vertAlign w:val="superscript"/>
           </w:rPr>
-          <w:t xml:space="preserve">83,</w:t>
+          <w:t xml:space="preserve">76,</w:t>
         </w:r>
       </w:hyperlink>
-      <w:hyperlink r:id="rId90">
+      <w:hyperlink r:id="rId85">
         <w:r>
           <w:rPr>
             <w:color w:val="B31822"/>
             <w:vertAlign w:val="superscript"/>
           </w:rPr>
-          <w:t xml:space="preserve">80</w:t>
+          <w:t xml:space="preserve">75</w:t>
         </w:r>
       </w:hyperlink>
       <w:r>
-        <w:t xml:space="preserve"> When emergency pandemic spending ended, households again picked up a larger part of the bill.</w:t>
+        <w:t xml:space="preserve"> Health insurance coverage reached 47.4 percent in rural and 44.3 percent in urban areas in 2025, up from 14.1 and 19.1 percent in 2017-18, yet out-of-pocket spending still averaged Rs 34,064 per hospitalisation, excluding childbirth.</w:t>
       </w:r>
-      <w:hyperlink r:id="rId89">
+      <w:hyperlink r:id="rId69">
         <w:r>
           <w:rPr>
             <w:color w:val="B31822"/>
             <w:vertAlign w:val="superscript"/>
           </w:rPr>
-          <w:t xml:space="preserve">79</w:t>
+          <w:t xml:space="preserve">59,</w:t>
         </w:r>
       </w:hyperlink>
-      <w:r>
-        <w:t xml:space="preserve"> Insurance is spreading. The NSO's 2025 survey found health insurance coverage of 47.4 percent in rural areas and 44.3 percent in urban areas, up from 14.1 and 19.1 percent in 2017-18.</w:t>
-      </w:r>
-      <w:hyperlink r:id="rId71">
+      <w:hyperlink r:id="rId70">
         <w:r>
           <w:rPr>
             <w:color w:val="B31822"/>
             <w:vertAlign w:val="superscript"/>
           </w:rPr>
-          <w:t xml:space="preserve">61,</w:t>
-        </w:r>
-      </w:hyperlink>
-      <w:hyperlink r:id="rId72">
-        <w:r>
-          <w:rPr>
-            <w:color w:val="B31822"/>
-            <w:vertAlign w:val="superscript"/>
-          </w:rPr>
-          <w:t xml:space="preserve">62</w:t>
+          <w:t xml:space="preserve">60</w:t>
         </w:r>
       </w:hyperlink>
       <w:r>
-        <w:t xml:space="preserve"> Coverage is mainly through PM-JAY and state schemes, and it has not yet brought down out-of-pocket spending, which still averages Rs 34,064 per hospitalisation excluding childbirth, and Rs 50,508 in private hospitals.</w:t>
-      </w:r>
-      <w:hyperlink r:id="rId71">
-        <w:r>
-          <w:rPr>
-            <w:color w:val="B31822"/>
-            <w:vertAlign w:val="superscript"/>
-          </w:rPr>
-          <w:t xml:space="preserve">61,</w:t>
-        </w:r>
-      </w:hyperlink>
-      <w:hyperlink r:id="rId72">
-        <w:r>
-          <w:rPr>
-            <w:color w:val="B31822"/>
-            <w:vertAlign w:val="superscript"/>
-          </w:rPr>
-          <w:t xml:space="preserve">62</w:t>
-        </w:r>
-      </w:hyperlink>
-      <w:r>
-        <w:t xml:space="preserve"> Union health spending continues to rise, with the 2026-27 budget up nearly 10 percent over the previous year's revised estimate.</w:t>
-      </w:r>
-      <w:hyperlink r:id="rId45">
-        <w:r>
-          <w:rPr>
-            <w:color w:val="B31822"/>
-            <w:vertAlign w:val="superscript"/>
-          </w:rPr>
-          <w:t xml:space="preserve">35</w:t>
-        </w:r>
-      </w:hyperlink>
-      <w:r>
-        <w:t xml:space="preserve"> For a foreign partner, the financing picture points to a two-tier market. A price-sensitive mass market is anchored by PM-JAY rates, and a smaller cash-paying and privately insured segment, together with inbound international patients, sustains premium tertiary care.</w:t>
+        <w:t xml:space="preserve"> For a foreign partner, this means a two-tier market: a mass market anchored by PM-JAY rates and a smaller cash-paying, privately insured and international segment that sustains premium tertiary care.</w:t>
       </w:r>
     </w:p>
     <w:p>
@@ -3793,22 +3461,22 @@
               </w:rPr>
               <w:t>13,88,185, about 1.39 million (December 2025, Health Ministry reply to the Rajya Sabha)</w:t>
             </w:r>
-            <w:hyperlink r:id="rId94">
+            <w:hyperlink r:id="rId90">
               <w:r>
                 <w:rPr>
                   <w:color w:val="B31822"/>
                   <w:vertAlign w:val="superscript"/>
                 </w:rPr>
-                <w:t xml:space="preserve">84,</w:t>
+                <w:t xml:space="preserve">80,</w:t>
               </w:r>
             </w:hyperlink>
-            <w:hyperlink r:id="rId95">
+            <w:hyperlink r:id="rId91">
               <w:r>
                 <w:rPr>
                   <w:color w:val="B31822"/>
                   <w:vertAlign w:val="superscript"/>
                 </w:rPr>
-                <w:t xml:space="preserve">85</w:t>
+                <w:t xml:space="preserve">81</w:t>
               </w:r>
             </w:hyperlink>
           </w:p>
@@ -3845,22 +3513,22 @@
               </w:rPr>
               <w:t>7,51,768, about 7.52 lakh (December 2025)</w:t>
             </w:r>
-            <w:hyperlink r:id="rId94">
+            <w:hyperlink r:id="rId90">
               <w:r>
                 <w:rPr>
                   <w:color w:val="B31822"/>
                   <w:vertAlign w:val="superscript"/>
                 </w:rPr>
-                <w:t xml:space="preserve">84,</w:t>
+                <w:t xml:space="preserve">80,</w:t>
               </w:r>
             </w:hyperlink>
-            <w:hyperlink r:id="rId96">
+            <w:hyperlink r:id="rId92">
               <w:r>
                 <w:rPr>
                   <w:color w:val="B31822"/>
                   <w:vertAlign w:val="superscript"/>
                 </w:rPr>
-                <w:t xml:space="preserve">86</w:t>
+                <w:t xml:space="preserve">82</w:t>
               </w:r>
             </w:hyperlink>
           </w:p>
@@ -3899,22 +3567,22 @@
               </w:rPr>
               <w:t>1:811 (December 2025; counts allopathic and AYUSH practitioners and assumes 80% of registrants are active)</w:t>
             </w:r>
-            <w:hyperlink r:id="rId94">
+            <w:hyperlink r:id="rId90">
               <w:r>
                 <w:rPr>
                   <w:color w:val="B31822"/>
                   <w:vertAlign w:val="superscript"/>
                 </w:rPr>
-                <w:t xml:space="preserve">84,</w:t>
+                <w:t xml:space="preserve">80,</w:t>
               </w:r>
             </w:hyperlink>
-            <w:hyperlink r:id="rId95">
+            <w:hyperlink r:id="rId91">
               <w:r>
                 <w:rPr>
                   <w:color w:val="B31822"/>
                   <w:vertAlign w:val="superscript"/>
                 </w:rPr>
-                <w:t xml:space="preserve">85</w:t>
+                <w:t xml:space="preserve">81</w:t>
               </w:r>
             </w:hyperlink>
           </w:p>
@@ -3951,22 +3619,22 @@
               </w:rPr>
               <w:t>Roughly 0.95 (2025, calculated from 13.88 lakh registered doctors and the UN 2025 population estimate; the active figure is lower)</w:t>
             </w:r>
-            <w:hyperlink r:id="rId94">
+            <w:hyperlink r:id="rId90">
               <w:r>
                 <w:rPr>
                   <w:color w:val="B31822"/>
                   <w:vertAlign w:val="superscript"/>
                 </w:rPr>
-                <w:t xml:space="preserve">84,</w:t>
+                <w:t xml:space="preserve">80,</w:t>
               </w:r>
             </w:hyperlink>
-            <w:hyperlink r:id="rId12">
+            <w:hyperlink r:id="rId13">
               <w:r>
                 <w:rPr>
                   <w:color w:val="B31822"/>
                   <w:vertAlign w:val="superscript"/>
                 </w:rPr>
-                <w:t xml:space="preserve">2</w:t>
+                <w:t xml:space="preserve">3</w:t>
               </w:r>
             </w:hyperlink>
           </w:p>
@@ -4005,22 +3673,22 @@
               </w:rPr>
               <w:t>46.02 lakh, or 2.60 per 1,000 people (31 December 2025); only 14.24 lakh enrolled in the national Nurses Registration and Tracking System (2026)</w:t>
             </w:r>
-            <w:hyperlink r:id="rId97">
+            <w:hyperlink r:id="rId93">
               <w:r>
                 <w:rPr>
                   <w:color w:val="B31822"/>
                   <w:vertAlign w:val="superscript"/>
                 </w:rPr>
-                <w:t xml:space="preserve">87,</w:t>
+                <w:t xml:space="preserve">83,</w:t>
               </w:r>
             </w:hyperlink>
-            <w:hyperlink r:id="rId98">
+            <w:hyperlink r:id="rId94">
               <w:r>
                 <w:rPr>
                   <w:color w:val="B31822"/>
                   <w:vertAlign w:val="superscript"/>
                 </w:rPr>
-                <w:t xml:space="preserve">88</w:t>
+                <w:t xml:space="preserve">84</w:t>
               </w:r>
             </w:hyperlink>
           </w:p>
@@ -4057,13 +3725,13 @@
               </w:rPr>
               <w:t>8,18,661 beds from primary health centres to medical colleges, fewer than 0.6 per 1,000 people (31 March 2023, Health Dynamics of India 2022-23), against a National Health Policy 2017 norm of 2 per 1,000</w:t>
             </w:r>
-            <w:hyperlink r:id="rId67">
+            <w:hyperlink r:id="rId65">
               <w:r>
                 <w:rPr>
                   <w:color w:val="B31822"/>
                   <w:vertAlign w:val="superscript"/>
                 </w:rPr>
-                <w:t xml:space="preserve">57</w:t>
+                <w:t xml:space="preserve">55</w:t>
               </w:r>
             </w:hyperlink>
           </w:p>
@@ -4102,13 +3770,13 @@
               </w:rPr>
               <w:t>44.5 doctors, nurses and midwives per 10,000 people (4.45 per 1,000), set in the 2016 Global Strategy on Human Resources for Health</w:t>
             </w:r>
-            <w:hyperlink r:id="rId99">
+            <w:hyperlink r:id="rId95">
               <w:r>
                 <w:rPr>
                   <w:color w:val="B31822"/>
                   <w:vertAlign w:val="superscript"/>
                 </w:rPr>
-                <w:t xml:space="preserve">89</w:t>
+                <w:t xml:space="preserve">85</w:t>
               </w:r>
             </w:hyperlink>
           </w:p>
@@ -4145,31 +3813,31 @@
               </w:rPr>
               <w:t>Roughly 4 practising doctors, 9.2 nurses and just over 4 hospital beds per 1,000 people (OECD averages, Health at a Glance 2025)</w:t>
             </w:r>
-            <w:hyperlink r:id="rId100">
+            <w:hyperlink r:id="rId96">
               <w:r>
                 <w:rPr>
                   <w:color w:val="B31822"/>
                   <w:vertAlign w:val="superscript"/>
                 </w:rPr>
-                <w:t xml:space="preserve">90,</w:t>
+                <w:t xml:space="preserve">86,</w:t>
               </w:r>
             </w:hyperlink>
-            <w:hyperlink r:id="rId101">
+            <w:hyperlink r:id="rId97">
               <w:r>
                 <w:rPr>
                   <w:color w:val="B31822"/>
                   <w:vertAlign w:val="superscript"/>
                 </w:rPr>
-                <w:t xml:space="preserve">91,</w:t>
+                <w:t xml:space="preserve">87,</w:t>
               </w:r>
             </w:hyperlink>
-            <w:hyperlink r:id="rId102">
+            <w:hyperlink r:id="rId98">
               <w:r>
                 <w:rPr>
                   <w:color w:val="B31822"/>
                   <w:vertAlign w:val="superscript"/>
                 </w:rPr>
-                <w:t xml:space="preserve">92</w:t>
+                <w:t xml:space="preserve">88</w:t>
               </w:r>
             </w:hyperlink>
           </w:p>
@@ -4183,29 +3851,59 @@
     </w:p>
     <w:p>
       <w:r>
-        <w:t>India's health workforce is growing but remains thin and unevenly distributed. The Health Ministry told Parliament in December 2025 that 13.88 lakh allopathic doctors were registered.</w:t>
+        <w:t>India's health workforce remains thin: it had 13.88 lakh registered allopathic doctors in December 2025, fewer than one per 1,000 people, and fewer still practise.</w:t>
       </w:r>
-      <w:hyperlink r:id="rId94">
+      <w:hyperlink r:id="rId90">
         <w:r>
           <w:rPr>
             <w:color w:val="B31822"/>
             <w:vertAlign w:val="superscript"/>
           </w:rPr>
-          <w:t xml:space="preserve">84,</w:t>
+          <w:t xml:space="preserve">80,</w:t>
         </w:r>
       </w:hyperlink>
-      <w:hyperlink r:id="rId95">
+      <w:hyperlink r:id="rId91">
         <w:r>
           <w:rPr>
             <w:color w:val="B31822"/>
             <w:vertAlign w:val="superscript"/>
           </w:rPr>
-          <w:t xml:space="preserve">85</w:t>
+          <w:t xml:space="preserve">81</w:t>
         </w:r>
       </w:hyperlink>
       <w:r>
-        <w:t xml:space="preserve"> That is fewer than one registered doctor per 1,000 people, and fewer still are actually practising.</w:t>
+        <w:t xml:space="preserve"> The official ratio of one doctor per 811 people counts 7.5 lakh AYUSH practitioners and assumes 80 percent of registrants are active.</w:t>
       </w:r>
+      <w:hyperlink r:id="rId90">
+        <w:r>
+          <w:rPr>
+            <w:color w:val="B31822"/>
+            <w:vertAlign w:val="superscript"/>
+          </w:rPr>
+          <w:t xml:space="preserve">80,</w:t>
+        </w:r>
+      </w:hyperlink>
+      <w:hyperlink r:id="rId91">
+        <w:r>
+          <w:rPr>
+            <w:color w:val="B31822"/>
+            <w:vertAlign w:val="superscript"/>
+          </w:rPr>
+          <w:t xml:space="preserve">81</w:t>
+        </w:r>
+      </w:hyperlink>
+      <w:r>
+        <w:t xml:space="preserve"> India had 46.02 lakh registered nursing personnel at 31 December 2025, or 2.60 per 1,000, but only 14.24 lakh were enrolled in the Nurses Registration and Tracking System in 2026, so the number working in India is uncertain.</w:t>
+      </w:r>
+      <w:hyperlink r:id="rId93">
+        <w:r>
+          <w:rPr>
+            <w:color w:val="B31822"/>
+            <w:vertAlign w:val="superscript"/>
+          </w:rPr>
+          <w:t xml:space="preserve">83,</w:t>
+        </w:r>
+      </w:hyperlink>
       <w:hyperlink r:id="rId94">
         <w:r>
           <w:rPr>
@@ -4215,16 +3913,18 @@
           <w:t xml:space="preserve">84</w:t>
         </w:r>
       </w:hyperlink>
+    </w:p>
+    <w:p>
       <w:r>
-        <w:t xml:space="preserve"> The government's headline ratio of one doctor per 811 people is reached only by adding 7.5 lakh AYUSH (traditional medicine) practitioners and assuming 80 percent of all registrants are active.</w:t>
+        <w:t>India is below WHO's threshold of 4.45 doctors, nurses and midwives per 1,000 and far below OECD averages of roughly 4 doctors and 9 nurses per 1,000 reported in 2025.</w:t>
       </w:r>
-      <w:hyperlink r:id="rId94">
+      <w:hyperlink r:id="rId93">
         <w:r>
           <w:rPr>
             <w:color w:val="B31822"/>
             <w:vertAlign w:val="superscript"/>
           </w:rPr>
-          <w:t xml:space="preserve">84,</w:t>
+          <w:t xml:space="preserve">83,</w:t>
         </w:r>
       </w:hyperlink>
       <w:hyperlink r:id="rId95">
@@ -4233,12 +3933,18 @@
             <w:color w:val="B31822"/>
             <w:vertAlign w:val="superscript"/>
           </w:rPr>
-          <w:t xml:space="preserve">85</w:t>
+          <w:t xml:space="preserve">85,</w:t>
         </w:r>
       </w:hyperlink>
-      <w:r>
-        <w:t xml:space="preserve"> On nursing, a July 2026 reply to the Rajya Sabha reported 46.02 lakh registered nursing personnel as of December 2025, or 2.60 per 1,000.</w:t>
-      </w:r>
+      <w:hyperlink r:id="rId96">
+        <w:r>
+          <w:rPr>
+            <w:color w:val="B31822"/>
+            <w:vertAlign w:val="superscript"/>
+          </w:rPr>
+          <w:t xml:space="preserve">86,</w:t>
+        </w:r>
+      </w:hyperlink>
       <w:hyperlink r:id="rId97">
         <w:r>
           <w:rPr>
@@ -4249,39 +3955,15 @@
         </w:r>
       </w:hyperlink>
       <w:r>
-        <w:t xml:space="preserve"> Of these, 34.88 lakh were registered nurses and midwives and 10.59 lakh were auxiliary nurse midwives.</w:t>
+        <w:t xml:space="preserve"> Shortages are worst in the northern states, and rural community health centres lacked 79.9 percent of their required specialists in March 2023.</w:t>
       </w:r>
-      <w:hyperlink r:id="rId97">
+      <w:hyperlink r:id="rId93">
         <w:r>
           <w:rPr>
             <w:color w:val="B31822"/>
             <w:vertAlign w:val="superscript"/>
           </w:rPr>
-          <w:t xml:space="preserve">87</w:t>
-        </w:r>
-      </w:hyperlink>
-      <w:r>
-        <w:t xml:space="preserve"> Only 14.24 lakh are enrolled in the national Nurses Registration and Tracking System, so the number actually working in India, rather than inactive or abroad, is uncertain.</w:t>
-      </w:r>
-      <w:hyperlink r:id="rId98">
-        <w:r>
-          <w:rPr>
-            <w:color w:val="B31822"/>
-            <w:vertAlign w:val="superscript"/>
-          </w:rPr>
-          <w:t xml:space="preserve">88</w:t>
-        </w:r>
-      </w:hyperlink>
-      <w:r>
-        <w:t xml:space="preserve"> Even on generous counts, India's combined density of doctors, nurses and midwives is below WHO's threshold of 4.45 per 1,000 and a fraction of OECD averages of roughly 4 doctors and 9 nurses per 1,000.</w:t>
-      </w:r>
-      <w:hyperlink r:id="rId97">
-        <w:r>
-          <w:rPr>
-            <w:color w:val="B31822"/>
-            <w:vertAlign w:val="superscript"/>
-          </w:rPr>
-          <w:t xml:space="preserve">87,</w:t>
+          <w:t xml:space="preserve">83,</w:t>
         </w:r>
       </w:hyperlink>
       <w:hyperlink r:id="rId99">
@@ -4290,53 +3972,11 @@
             <w:color w:val="B31822"/>
             <w:vertAlign w:val="superscript"/>
           </w:rPr>
-          <w:t xml:space="preserve">89,</w:t>
-        </w:r>
-      </w:hyperlink>
-      <w:hyperlink r:id="rId100">
-        <w:r>
-          <w:rPr>
-            <w:color w:val="B31822"/>
-            <w:vertAlign w:val="superscript"/>
-          </w:rPr>
-          <w:t xml:space="preserve">90,</w:t>
-        </w:r>
-      </w:hyperlink>
-      <w:hyperlink r:id="rId101">
-        <w:r>
-          <w:rPr>
-            <w:color w:val="B31822"/>
-            <w:vertAlign w:val="superscript"/>
-          </w:rPr>
-          <w:t xml:space="preserve">91</w:t>
+          <w:t xml:space="preserve">89</w:t>
         </w:r>
       </w:hyperlink>
       <w:r>
-        <w:t xml:space="preserve"> Beds are a similar constraint: the 8.19 lakh beds in public facilities counted in March 2023 amount to fewer than 0.6 per 1,000 people.</w:t>
-      </w:r>
-      <w:hyperlink r:id="rId67">
-        <w:r>
-          <w:rPr>
-            <w:color w:val="B31822"/>
-            <w:vertAlign w:val="superscript"/>
-          </w:rPr>
-          <w:t xml:space="preserve">57</w:t>
-        </w:r>
-      </w:hyperlink>
-      <w:r>
-        <w:t xml:space="preserve"> Shortages are worst in the populous northern states, while specialists cluster in metro private hospitals.</w:t>
-      </w:r>
-      <w:hyperlink r:id="rId97">
-        <w:r>
-          <w:rPr>
-            <w:color w:val="B31822"/>
-            <w:vertAlign w:val="superscript"/>
-          </w:rPr>
-          <w:t xml:space="preserve">87</w:t>
-        </w:r>
-      </w:hyperlink>
-      <w:r>
-        <w:t xml:space="preserve"> The Union Budget 2026-27 targets the allied-health gap with a plan to add 1 lakh allied health professionals over five years across ten disciplines, including radiology, anaesthesia and operating-theatre technology, and to train 1.5 lakh caregivers.</w:t>
+        <w:t xml:space="preserve"> The Union Budget 2026-27 plans to add 1 lakh allied health professionals over five years and train 1.5 lakh caregivers.</w:t>
       </w:r>
       <w:hyperlink r:id="rId46">
         <w:r>
@@ -4347,13 +3987,13 @@
           <w:t xml:space="preserve">36,</w:t>
         </w:r>
       </w:hyperlink>
-      <w:hyperlink r:id="rId103">
+      <w:hyperlink r:id="rId100">
         <w:r>
           <w:rPr>
             <w:color w:val="B31822"/>
             <w:vertAlign w:val="superscript"/>
           </w:rPr>
-          <w:t xml:space="preserve">93,</w:t>
+          <w:t xml:space="preserve">90,</w:t>
         </w:r>
       </w:hyperlink>
       <w:hyperlink r:id="rId45">
@@ -4366,7 +4006,7 @@
         </w:r>
       </w:hyperlink>
       <w:r>
-        <w:t xml:space="preserve"> For a foreign academic partner, workforce development is one of the clearest openings, including nursing excellence programs, sub-specialty fellowships, allied-health training and hospital leadership education.</w:t>
+        <w:t xml:space="preserve"> For a foreign academic partner, workforce development, from nursing programs and fellowships to allied-health and leadership training, is one of the clearest openings.</w:t>
       </w:r>
     </w:p>
     <w:p>
@@ -4381,8 +4021,41 @@
     </w:p>
     <w:p>
       <w:r>
-        <w:t>Medical education in India is regulated nationally by the National Medical Commission (NMC), which replaced the Medical Council of India. Admission is through a single competitive exam.</w:t>
+        <w:t>The National Medical Commission, which replaced the Medical Council of India in September 2020, regulates medical education nationally.</w:t>
       </w:r>
+      <w:hyperlink r:id="rId101">
+        <w:r>
+          <w:rPr>
+            <w:color w:val="B31822"/>
+            <w:vertAlign w:val="superscript"/>
+          </w:rPr>
+          <w:t xml:space="preserve">91</w:t>
+        </w:r>
+      </w:hyperlink>
+      <w:r>
+        <w:t xml:space="preserve"> Admission to undergraduate medical courses runs through one exam, NEET-UG, conducted by the National Testing Agency.</w:t>
+      </w:r>
+      <w:hyperlink r:id="rId102">
+        <w:r>
+          <w:rPr>
+            <w:color w:val="B31822"/>
+            <w:vertAlign w:val="superscript"/>
+          </w:rPr>
+          <w:t xml:space="preserve">92</w:t>
+        </w:r>
+      </w:hyperlink>
+      <w:r>
+        <w:t xml:space="preserve"> The agency cancelled the 3 May 2026 sitting on 12 May over alleged irregularities, including a reported question-paper leak, and the government referred the case to the Central Bureau of Investigation.</w:t>
+      </w:r>
+      <w:hyperlink r:id="rId103">
+        <w:r>
+          <w:rPr>
+            <w:color w:val="B31822"/>
+            <w:vertAlign w:val="superscript"/>
+          </w:rPr>
+          <w:t xml:space="preserve">93,</w:t>
+        </w:r>
+      </w:hyperlink>
       <w:hyperlink r:id="rId104">
         <w:r>
           <w:rPr>
@@ -4393,81 +4066,15 @@
         </w:r>
       </w:hyperlink>
       <w:r>
-        <w:t xml:space="preserve"> Every MBBS place, in government and private colleges alike, is allocated through NEET-UG, run by the National Testing Agency, and the 2026 cycle exposed the weakness of that single point of failure.</w:t>
+        <w:t xml:space="preserve"> Close to 20 lakh candidates sat the re-examination on 21 June 2026, and 11.21 lakh qualified.</w:t>
       </w:r>
-      <w:hyperlink r:id="rId104">
+      <w:hyperlink r:id="rId102">
         <w:r>
           <w:rPr>
             <w:color w:val="B31822"/>
             <w:vertAlign w:val="superscript"/>
           </w:rPr>
-          <w:t xml:space="preserve">94</w:t>
-        </w:r>
-      </w:hyperlink>
-      <w:r>
-        <w:t xml:space="preserve"> The first sitting, on 3 May 2026 for about 22 lakh registered candidates, was cancelled on 12 May after a question-paper leak, and the investigation was handed to the Central Bureau of Investigation.</w:t>
-      </w:r>
-      <w:hyperlink r:id="rId104">
-        <w:r>
-          <w:rPr>
-            <w:color w:val="B31822"/>
-            <w:vertAlign w:val="superscript"/>
-          </w:rPr>
-          <w:t xml:space="preserve">94,</w:t>
-        </w:r>
-      </w:hyperlink>
-      <w:hyperlink r:id="rId105">
-        <w:r>
-          <w:rPr>
-            <w:color w:val="B31822"/>
-            <w:vertAlign w:val="superscript"/>
-          </w:rPr>
-          <w:t xml:space="preserve">95</w:t>
-        </w:r>
-      </w:hyperlink>
-      <w:r>
-        <w:t xml:space="preserve"> It was the second NEET integrity crisis in three years, after a similar controversy in 2024.</w:t>
-      </w:r>
-      <w:hyperlink r:id="rId104">
-        <w:r>
-          <w:rPr>
-            <w:color w:val="B31822"/>
-            <w:vertAlign w:val="superscript"/>
-          </w:rPr>
-          <w:t xml:space="preserve">94</w:t>
-        </w:r>
-      </w:hyperlink>
-      <w:r>
-        <w:t xml:space="preserve"> Nearly 20 lakh candidates sat the re-examination on 21 June 2026.</w:t>
-      </w:r>
-      <w:hyperlink r:id="rId106">
-        <w:r>
-          <w:rPr>
-            <w:color w:val="B31822"/>
-            <w:vertAlign w:val="superscript"/>
-          </w:rPr>
-          <w:t xml:space="preserve">96,</w:t>
-        </w:r>
-      </w:hyperlink>
-      <w:hyperlink r:id="rId105">
-        <w:r>
-          <w:rPr>
-            <w:color w:val="B31822"/>
-            <w:vertAlign w:val="superscript"/>
-          </w:rPr>
-          <w:t xml:space="preserve">95</w:t>
-        </w:r>
-      </w:hyperlink>
-      <w:r>
-        <w:t xml:space="preserve"> Results were declared on 16 July 2026, and 11.21 lakh candidates qualified, more than 58 percent of them women.</w:t>
-      </w:r>
-      <w:hyperlink r:id="rId106">
-        <w:r>
-          <w:rPr>
-            <w:color w:val="B31822"/>
-            <w:vertAlign w:val="superscript"/>
-          </w:rPr>
-          <w:t xml:space="preserve">96,</w:t>
+          <w:t xml:space="preserve">92,</w:t>
         </w:r>
       </w:hyperlink>
       <w:hyperlink r:id="rId105">
@@ -4482,8 +4089,40 @@
     </w:p>
     <w:p>
       <w:r>
-        <w:t>Supply has expanded quickly. NMC's updated seat matrix for 2026-27, issued in September 2026, lists 1,40,664 MBBS seats across 839 medical colleges, of which 64,121 are in government colleges.</w:t>
+        <w:t>NMC's seat matrix for 2026-27 lists 1,40,664 MBBS seats in 839 colleges, 64,121 of them in government colleges, against 51,348 seats in 2014.</w:t>
       </w:r>
+      <w:hyperlink r:id="rId106">
+        <w:r>
+          <w:rPr>
+            <w:color w:val="B31822"/>
+            <w:vertAlign w:val="superscript"/>
+          </w:rPr>
+          <w:t xml:space="preserve">96,</w:t>
+        </w:r>
+      </w:hyperlink>
+      <w:hyperlink r:id="rId90">
+        <w:r>
+          <w:rPr>
+            <w:color w:val="B31822"/>
+            <w:vertAlign w:val="superscript"/>
+          </w:rPr>
+          <w:t xml:space="preserve">80</w:t>
+        </w:r>
+      </w:hyperlink>
+    </w:p>
+    <w:p>
+      <w:r>
+        <w:t>Postgraduate training is the bottleneck. The government reported 82,059 postgraduate seats in December 2025, up from 31,185 in 2014, while NMC counted about 57,500 MD and MS seats for 2025-26.</w:t>
+      </w:r>
+      <w:hyperlink r:id="rId90">
+        <w:r>
+          <w:rPr>
+            <w:color w:val="B31822"/>
+            <w:vertAlign w:val="superscript"/>
+          </w:rPr>
+          <w:t xml:space="preserve">80,</w:t>
+        </w:r>
+      </w:hyperlink>
       <w:hyperlink r:id="rId107">
         <w:r>
           <w:rPr>
@@ -4494,17 +4133,8 @@
         </w:r>
       </w:hyperlink>
       <w:r>
-        <w:t xml:space="preserve"> The government had reported 1,28,875 undergraduate seats to Parliament in December 2025, up from 51,348 in 2014.</w:t>
+        <w:t xml:space="preserve"> The National Board of Examinations in Medical Sciences, an autonomous body under the Health Ministry, adds DNB and DrNB training in accredited institutions.</w:t>
       </w:r>
-      <w:hyperlink r:id="rId94">
-        <w:r>
-          <w:rPr>
-            <w:color w:val="B31822"/>
-            <w:vertAlign w:val="superscript"/>
-          </w:rPr>
-          <w:t xml:space="preserve">84,</w:t>
-        </w:r>
-      </w:hyperlink>
       <w:hyperlink r:id="rId108">
         <w:r>
           <w:rPr>
@@ -4515,7 +4145,7 @@
         </w:r>
       </w:hyperlink>
       <w:r>
-        <w:t xml:space="preserve"> The Prime Minister's August 2024 Independence Day pledge set a target of 75,000 new medical seats over five years.</w:t>
+        <w:t xml:space="preserve"> In October 2025 the NMC chair indicated that the National Exit Test would not be implemented immediately, and a doctors' federation said mock tests would run for the next three to four years.</w:t>
       </w:r>
       <w:hyperlink r:id="rId109">
         <w:r>
@@ -4526,72 +4156,25 @@
           <w:t xml:space="preserve">99</w:t>
         </w:r>
       </w:hyperlink>
-    </w:p>
-    <w:p>
       <w:r>
-        <w:t>Postgraduate training is the bottleneck, although it is also growing. The government told Parliament in December 2025 that postgraduate seats had risen from 31,185 in 2014 to 82,059, while an NMC notice for 2025-26 listed a narrower count of about 57,500 MD and MS seats in medical colleges.</w:t>
+        <w:t xml:space="preserve"> Mayo Clinic's advisory role for Adani Health City's two planned medical colleges and the education pillar of Cleveland Clinic's Navi Mumbai MediCity show US institutions using graduate medical education as a way into India.</w:t>
       </w:r>
-      <w:hyperlink r:id="rId94">
-        <w:r>
-          <w:rPr>
-            <w:color w:val="B31822"/>
-            <w:vertAlign w:val="superscript"/>
-          </w:rPr>
-          <w:t xml:space="preserve">84,</w:t>
-        </w:r>
-      </w:hyperlink>
       <w:hyperlink r:id="rId110">
         <w:r>
           <w:rPr>
             <w:color w:val="B31822"/>
             <w:vertAlign w:val="superscript"/>
           </w:rPr>
-          <w:t xml:space="preserve">100</w:t>
+          <w:t xml:space="preserve">100,</w:t>
         </w:r>
       </w:hyperlink>
-      <w:r>
-        <w:t xml:space="preserve"> Diplomate of National Board (DNB) posts, administered separately by the National Board of Examinations in Medical Sciences, add capacity, particularly in private hospitals. The planned National Exit Test (NExT), meant to replace both NEET-PG and the licensing exam for foreign graduates, has been put off.</w:t>
-      </w:r>
-      <w:hyperlink r:id="rId111">
+      <w:hyperlink r:id="rId34">
         <w:r>
           <w:rPr>
             <w:color w:val="B31822"/>
             <w:vertAlign w:val="superscript"/>
           </w:rPr>
-          <w:t xml:space="preserve">101</w:t>
-        </w:r>
-      </w:hyperlink>
-      <w:r>
-        <w:t xml:space="preserve"> In October 2025 the NMC chair indicated that it would not be implemented for three to four years while mock tests are run.</w:t>
-      </w:r>
-      <w:hyperlink r:id="rId111">
-        <w:r>
-          <w:rPr>
-            <w:color w:val="B31822"/>
-            <w:vertAlign w:val="superscript"/>
-          </w:rPr>
-          <w:t xml:space="preserve">101</w:t>
-        </w:r>
-      </w:hyperlink>
-      <w:r>
-        <w:t xml:space="preserve"> The rapid addition of new colleges, many of them private, has created a pressing need for faculty, simulation-based training and accreditation-quality curricula. Adani Health City's two planned medical colleges, for which Adani has engaged Mayo Clinic as a strategic adviser, and the education pillar of Cleveland Clinic's Navi Mumbai MediCity show that leading US institutions already see graduate medical education and faculty development as a way into India.</w:t>
-      </w:r>
-      <w:hyperlink r:id="rId112">
-        <w:r>
-          <w:rPr>
-            <w:color w:val="B31822"/>
-            <w:vertAlign w:val="superscript"/>
-          </w:rPr>
-          <w:t xml:space="preserve">102,</w:t>
-        </w:r>
-      </w:hyperlink>
-      <w:hyperlink r:id="rId32">
-        <w:r>
-          <w:rPr>
-            <w:color w:val="B31822"/>
-            <w:vertAlign w:val="superscript"/>
-          </w:rPr>
-          <w:t xml:space="preserve">22</w:t>
+          <w:t xml:space="preserve">24</w:t>
         </w:r>
       </w:hyperlink>
     </w:p>
@@ -4607,83 +4190,15 @@
     </w:p>
     <w:p>
       <w:r>
-        <w:t>India's health policy has a clear direction. Primary care is being strengthened through Ayushman Arogya Mandirs, hospital care is financed through a now-national PM-JAY, and a digital layer ties the system together. The Ayushman Bharat Digital Mission had created about 93.95 crore ABHA health IDs and linked more than 105 crore health records by 10 July 2026, with 5.33 lakh facilities and 9.85 lakh professionals registered.</w:t>
+        <w:t>India's health policy has a clear direction: primary care through Ayushman Arogya Mandirs, hospital financing through a now-national PM-JAY, and a digital layer. By 10 July 2026 the Ayushman Bharat Digital Mission had created about 93.95 crore ABHA health IDs and linked more than 105 crore health records.</w:t>
       </w:r>
-      <w:hyperlink r:id="rId113">
+      <w:hyperlink r:id="rId111">
         <w:r>
           <w:rPr>
             <w:color w:val="B31822"/>
             <w:vertAlign w:val="superscript"/>
           </w:rPr>
-          <w:t xml:space="preserve">103,</w:t>
-        </w:r>
-      </w:hyperlink>
-      <w:hyperlink r:id="rId114">
-        <w:r>
-          <w:rPr>
-            <w:color w:val="B31822"/>
-            <w:vertAlign w:val="superscript"/>
-          </w:rPr>
-          <w:t xml:space="preserve">104</w:t>
-        </w:r>
-      </w:hyperlink>
-      <w:r>
-        <w:t xml:space="preserve"> This interoperable, consent-based layer could support remote second opinions, tele-tumour boards and cross-border care coordination.</w:t>
-      </w:r>
-    </w:p>
-    <w:p>
-      <w:r>
-        <w:t>The private hospital sector is entering a capital-intensive expansion phase, backed by public markets (Manipal's IPO) and global private equity (Blackstone in Aster DM Quality Care, KKR's pending acquisition of Medicover India).</w:t>
-      </w:r>
-      <w:hyperlink r:id="rId75">
-        <w:r>
-          <w:rPr>
-            <w:color w:val="B31822"/>
-            <w:vertAlign w:val="superscript"/>
-          </w:rPr>
-          <w:t xml:space="preserve">65,</w:t>
-        </w:r>
-      </w:hyperlink>
-      <w:hyperlink r:id="rId78">
-        <w:r>
-          <w:rPr>
-            <w:color w:val="B31822"/>
-            <w:vertAlign w:val="superscript"/>
-          </w:rPr>
-          <w:t xml:space="preserve">68,</w:t>
-        </w:r>
-      </w:hyperlink>
-      <w:hyperlink r:id="rId87">
-        <w:r>
-          <w:rPr>
-            <w:color w:val="B31822"/>
-            <w:vertAlign w:val="superscript"/>
-          </w:rPr>
-          <w:t xml:space="preserve">77</w:t>
-        </w:r>
-      </w:hyperlink>
-      <w:r>
-        <w:t xml:space="preserve"> Government is also encouraging integrated 'health cities'. The Union Budget 2026-27 promised five regional medical hubs combining care, education and research, developed with states and private partners.</w:t>
-      </w:r>
-      <w:hyperlink r:id="rId115">
-        <w:r>
-          <w:rPr>
-            <w:color w:val="B31822"/>
-            <w:vertAlign w:val="superscript"/>
-          </w:rPr>
-          <w:t xml:space="preserve">105</w:t>
-        </w:r>
-      </w:hyperlink>
-      <w:r>
-        <w:t xml:space="preserve"> Maharashtra's Navi Mumbai International MediCity, with Cleveland Clinic as anchor under a June 2026 MoU, and Adani's two Health Cities in Ahmedabad and Mumbai, for which Mayo Clinic is a strategic adviser, are the leading examples.</w:t>
-      </w:r>
-      <w:hyperlink r:id="rId116">
-        <w:r>
-          <w:rPr>
-            <w:color w:val="B31822"/>
-            <w:vertAlign w:val="superscript"/>
-          </w:rPr>
-          <w:t xml:space="preserve">106,</w:t>
+          <w:t xml:space="preserve">101,</w:t>
         </w:r>
       </w:hyperlink>
       <w:hyperlink r:id="rId112">
@@ -4695,10 +4210,1206 @@
           <w:t xml:space="preserve">102</w:t>
         </w:r>
       </w:hyperlink>
+      <w:r>
+        <w:t xml:space="preserve"> This consent-based layer could support remote second opinions, tele-tumour boards and cross-border coordination.</w:t>
+      </w:r>
     </w:p>
     <w:p>
       <w:r>
-        <w:t>Medical value travel is the main uncertainty. Arrivals for medical purposes were 6.44 lakh in 2024, below 6.59 lakh in 2023 and 6.97 lakh in 2019.</w:t>
+        <w:t>Private hospitals are expanding with public-market capital, as in Manipal's 2026 IPO, and global private equity, as with Blackstone in Aster DM Quality Care and KKR's pending purchase of Medicover India.</w:t>
+      </w:r>
+      <w:hyperlink r:id="rId73">
+        <w:r>
+          <w:rPr>
+            <w:color w:val="B31822"/>
+            <w:vertAlign w:val="superscript"/>
+          </w:rPr>
+          <w:t xml:space="preserve">63,</w:t>
+        </w:r>
+      </w:hyperlink>
+      <w:hyperlink r:id="rId76">
+        <w:r>
+          <w:rPr>
+            <w:color w:val="B31822"/>
+            <w:vertAlign w:val="superscript"/>
+          </w:rPr>
+          <w:t xml:space="preserve">66,</w:t>
+        </w:r>
+      </w:hyperlink>
+      <w:hyperlink r:id="rId84">
+        <w:r>
+          <w:rPr>
+            <w:color w:val="B31822"/>
+            <w:vertAlign w:val="superscript"/>
+          </w:rPr>
+          <w:t xml:space="preserve">74</w:t>
+        </w:r>
+      </w:hyperlink>
+      <w:r>
+        <w:t xml:space="preserve"> Maharashtra's Navi Mumbai MediCity, anchored by Cleveland Clinic under a June 2026 MoU, and Adani's two Health Cities, advised by Mayo Clinic, are the leading examples of integrated health cities.</w:t>
+      </w:r>
+      <w:hyperlink r:id="rId113">
+        <w:r>
+          <w:rPr>
+            <w:color w:val="B31822"/>
+            <w:vertAlign w:val="superscript"/>
+          </w:rPr>
+          <w:t xml:space="preserve">103,</w:t>
+        </w:r>
+      </w:hyperlink>
+      <w:hyperlink r:id="rId110">
+        <w:r>
+          <w:rPr>
+            <w:color w:val="B31822"/>
+            <w:vertAlign w:val="superscript"/>
+          </w:rPr>
+          <w:t xml:space="preserve">100</w:t>
+        </w:r>
+      </w:hyperlink>
+    </w:p>
+    <w:p>
+      <w:r>
+        <w:t>Medical value travel is the main uncertainty. Medical arrivals were 6.44 lakh in 2024, below 6.97 lakh in 2019, and Bangladesh, which supplied about 4.8 lakh of them, was hit by visa restrictions after August 2024.</w:t>
+      </w:r>
+      <w:hyperlink r:id="rId114">
+        <w:r>
+          <w:rPr>
+            <w:color w:val="B31822"/>
+            <w:vertAlign w:val="superscript"/>
+          </w:rPr>
+          <w:t xml:space="preserve">104,</w:t>
+        </w:r>
+      </w:hyperlink>
+      <w:hyperlink r:id="rId115">
+        <w:r>
+          <w:rPr>
+            <w:color w:val="B31822"/>
+            <w:vertAlign w:val="superscript"/>
+          </w:rPr>
+          <w:t xml:space="preserve">105,</w:t>
+        </w:r>
+      </w:hyperlink>
+      <w:hyperlink r:id="rId116">
+        <w:r>
+          <w:rPr>
+            <w:color w:val="B31822"/>
+            <w:vertAlign w:val="superscript"/>
+          </w:rPr>
+          <w:t xml:space="preserve">106</w:t>
+        </w:r>
+      </w:hyperlink>
+      <w:r>
+        <w:t xml:space="preserve"> Other risks include government health spending of only 1.48 percent of GDP in 2022-23, workforce shortfalls, the 2026 NEET cancellation, and possible US tariffs of up to 100 percent on buyers of Russian oil, authorised in September 2026.</w:t>
+      </w:r>
+      <w:hyperlink r:id="rId33">
+        <w:r>
+          <w:rPr>
+            <w:color w:val="B31822"/>
+            <w:vertAlign w:val="superscript"/>
+          </w:rPr>
+          <w:t xml:space="preserve">23,</w:t>
+        </w:r>
+      </w:hyperlink>
+      <w:hyperlink r:id="rId103">
+        <w:r>
+          <w:rPr>
+            <w:color w:val="B31822"/>
+            <w:vertAlign w:val="superscript"/>
+          </w:rPr>
+          <w:t xml:space="preserve">93,</w:t>
+        </w:r>
+      </w:hyperlink>
+      <w:hyperlink r:id="rId43">
+        <w:r>
+          <w:rPr>
+            <w:color w:val="B31822"/>
+            <w:vertAlign w:val="superscript"/>
+          </w:rPr>
+          <w:t xml:space="preserve">33</w:t>
+        </w:r>
+      </w:hyperlink>
+      <w:r>
+        <w:t xml:space="preserve"> The outlook therefore favours foreign academic centers that bring training, protocols, quality systems and research to Indian partners rather than operating hospitals directly.</w:t>
+      </w:r>
+    </w:p>
+    <w:p>
+      <w:pPr>
+        <w:pStyle w:val="Heading2"/>
+      </w:pPr>
+      <w:bookmarkStart w:id="13" w:name="_sec13"/>
+      <w:r>
+        <w:t>Competitive Landscape</w:t>
+      </w:r>
+      <w:bookmarkEnd w:id="13"/>
+    </w:p>
+    <w:p>
+      <w:r>
+        <w:t>Leading US academic systems work in India mainly through advisory, network, second-opinion and education models rather than ownership, and several announced relationships are older or less visible than their headlines suggest. Foreign capital, by contrast, comes mainly from an Asian strategic owner and global private equity backing Indian hospital chains.</w:t>
+      </w:r>
+      <w:hyperlink r:id="rId81">
+        <w:r>
+          <w:rPr>
+            <w:color w:val="B31822"/>
+            <w:vertAlign w:val="superscript"/>
+          </w:rPr>
+          <w:t xml:space="preserve">71,</w:t>
+        </w:r>
+      </w:hyperlink>
+      <w:hyperlink r:id="rId76">
+        <w:r>
+          <w:rPr>
+            <w:color w:val="B31822"/>
+            <w:vertAlign w:val="superscript"/>
+          </w:rPr>
+          <w:t xml:space="preserve">66,</w:t>
+        </w:r>
+      </w:hyperlink>
+      <w:hyperlink r:id="rId84">
+        <w:r>
+          <w:rPr>
+            <w:color w:val="B31822"/>
+            <w:vertAlign w:val="superscript"/>
+          </w:rPr>
+          <w:t xml:space="preserve">74</w:t>
+        </w:r>
+      </w:hyperlink>
+    </w:p>
+    <w:p>
+      <w:pPr>
+        <w:spacing w:after="80"/>
+      </w:pPr>
+      <w:r>
+        <w:rPr>
+          <w:b/>
+          <w:color w:val="B31822"/>
+        </w:rPr>
+        <w:t>Who is doing what</w:t>
+      </w:r>
+    </w:p>
+    <w:tbl>
+      <w:tblPr>
+        <w:tblW w:type="auto" w:w="0"/>
+        <w:tblBorders>
+          <w:top w:val="single" w:sz="4" w:space="0" w:color="D9D9D9"/>
+          <w:left w:val="single" w:sz="4" w:space="0" w:color="D9D9D9"/>
+          <w:bottom w:val="single" w:sz="4" w:space="0" w:color="D9D9D9"/>
+          <w:right w:val="single" w:sz="4" w:space="0" w:color="D9D9D9"/>
+          <w:insideH w:val="single" w:sz="4" w:space="0" w:color="D9D9D9"/>
+          <w:insideV w:val="single" w:sz="4" w:space="0" w:color="D9D9D9"/>
+        </w:tblBorders>
+        <w:tblLook w:firstColumn="1" w:firstRow="1" w:lastColumn="0" w:lastRow="0" w:noHBand="0" w:noVBand="1" w:val="04A0"/>
+      </w:tblPr>
+      <w:tblGrid>
+        <w:gridCol w:w="2436"/>
+        <w:gridCol w:w="2436"/>
+        <w:gridCol w:w="2436"/>
+        <w:gridCol w:w="2436"/>
+      </w:tblGrid>
+      <w:tr>
+        <w:tc>
+          <w:tcPr>
+            <w:tcW w:type="dxa" w:w="1928"/>
+            <w:shd w:val="clear" w:color="auto" w:fill="D91F2C"/>
+          </w:tcPr>
+          <w:p>
+            <w:r>
+              <w:rPr>
+                <w:b/>
+                <w:color w:val="FFFFFF"/>
+                <w:sz w:val="19"/>
+              </w:rPr>
+              <w:t>Institution</w:t>
+            </w:r>
+          </w:p>
+        </w:tc>
+        <w:tc>
+          <w:tcPr>
+            <w:tcW w:type="dxa" w:w="2835"/>
+            <w:shd w:val="clear" w:color="auto" w:fill="D91F2C"/>
+          </w:tcPr>
+          <w:p>
+            <w:r>
+              <w:rPr>
+                <w:b/>
+                <w:color w:val="FFFFFF"/>
+                <w:sz w:val="19"/>
+              </w:rPr>
+              <w:t>Partner(s) in country</w:t>
+            </w:r>
+          </w:p>
+        </w:tc>
+        <w:tc>
+          <w:tcPr>
+            <w:tcW w:type="dxa" w:w="2381"/>
+            <w:shd w:val="clear" w:color="auto" w:fill="D91F2C"/>
+          </w:tcPr>
+          <w:p>
+            <w:r>
+              <w:rPr>
+                <w:b/>
+                <w:color w:val="FFFFFF"/>
+                <w:sz w:val="19"/>
+              </w:rPr>
+              <w:t>Relationship</w:t>
+            </w:r>
+          </w:p>
+        </w:tc>
+        <w:tc>
+          <w:tcPr>
+            <w:tcW w:type="dxa" w:w="2268"/>
+            <w:shd w:val="clear" w:color="auto" w:fill="D91F2C"/>
+          </w:tcPr>
+          <w:p>
+            <w:r>
+              <w:rPr>
+                <w:b/>
+                <w:color w:val="FFFFFF"/>
+                <w:sz w:val="19"/>
+              </w:rPr>
+              <w:t>Status</w:t>
+            </w:r>
+          </w:p>
+        </w:tc>
+      </w:tr>
+      <w:tr>
+        <w:tc>
+          <w:tcPr>
+            <w:tcW w:type="dxa" w:w="2268"/>
+            <w:gridSpan w:val="4"/>
+            <w:shd w:val="clear" w:color="auto" w:fill="F6E3E4"/>
+          </w:tcPr>
+          <w:p>
+            <w:r>
+              <w:rPr>
+                <w:b/>
+                <w:color w:val="B31822"/>
+                <w:sz w:val="19"/>
+              </w:rPr>
+              <w:t>US academic medical centers</w:t>
+            </w:r>
+          </w:p>
+        </w:tc>
+      </w:tr>
+      <w:tr>
+        <w:tc>
+          <w:tcPr>
+            <w:tcW w:type="dxa" w:w="1928"/>
+          </w:tcPr>
+          <w:p>
+            <w:r>
+              <w:rPr>
+                <w:b/>
+                <w:sz w:val="19"/>
+              </w:rPr>
+              <w:t>Mayo Clinic</w:t>
+            </w:r>
+          </w:p>
+        </w:tc>
+        <w:tc>
+          <w:tcPr>
+            <w:tcW w:type="dxa" w:w="2835"/>
+          </w:tcPr>
+          <w:p>
+            <w:r>
+              <w:rPr>
+                <w:b w:val="0"/>
+                <w:sz w:val="19"/>
+              </w:rPr>
+              <w:t>AIG Hospitals (Hyderabad); Lilavati Hospital (Mumbai); Adani Health City (Ahmedabad and Mumbai)</w:t>
+            </w:r>
+          </w:p>
+        </w:tc>
+        <w:tc>
+          <w:tcPr>
+            <w:tcW w:type="dxa" w:w="2381"/>
+          </w:tcPr>
+          <w:p>
+            <w:r>
+              <w:rPr>
+                <w:b w:val="0"/>
+                <w:sz w:val="19"/>
+              </w:rPr>
+              <w:t>Care Network member; nursing program and planned projects; strategic advisory; Mumbai patient office</w:t>
+            </w:r>
+          </w:p>
+        </w:tc>
+        <w:tc>
+          <w:tcPr>
+            <w:tcW w:type="dxa" w:w="2268"/>
+          </w:tcPr>
+          <w:p>
+            <w:r>
+              <w:rPr>
+                <w:b w:val="0"/>
+                <w:sz w:val="19"/>
+              </w:rPr>
+              <w:t>AIG joined 2019, current membership not confirmed; Lilavati and Adani announced 2025, current status of the planned projects not confirmed</w:t>
+            </w:r>
+          </w:p>
+        </w:tc>
+      </w:tr>
+      <w:tr>
+        <w:tc>
+          <w:tcPr>
+            <w:tcW w:type="dxa" w:w="1928"/>
+          </w:tcPr>
+          <w:p>
+            <w:r>
+              <w:rPr>
+                <w:b/>
+                <w:sz w:val="19"/>
+              </w:rPr>
+              <w:t>Cleveland Clinic</w:t>
+            </w:r>
+          </w:p>
+        </w:tc>
+        <w:tc>
+          <w:tcPr>
+            <w:tcW w:type="dxa" w:w="2835"/>
+          </w:tcPr>
+          <w:p>
+            <w:r>
+              <w:rPr>
+                <w:b w:val="0"/>
+                <w:sz w:val="19"/>
+              </w:rPr>
+              <w:t>Government of Maharashtra; Brookfield Asset Management; Arodhan Health City (Navi Mumbai International MediCity)</w:t>
+            </w:r>
+          </w:p>
+        </w:tc>
+        <w:tc>
+          <w:tcPr>
+            <w:tcW w:type="dxa" w:w="2381"/>
+          </w:tcPr>
+          <w:p>
+            <w:r>
+              <w:rPr>
+                <w:b w:val="0"/>
+                <w:sz w:val="19"/>
+              </w:rPr>
+              <w:t>Anchor institution under MoU; in-country patient representative</w:t>
+            </w:r>
+          </w:p>
+        </w:tc>
+        <w:tc>
+          <w:tcPr>
+            <w:tcW w:type="dxa" w:w="2268"/>
+          </w:tcPr>
+          <w:p>
+            <w:r>
+              <w:rPr>
+                <w:b w:val="0"/>
+                <w:sz w:val="19"/>
+              </w:rPr>
+              <w:t>MoU signed June 2026; project at MoU stage</w:t>
+            </w:r>
+          </w:p>
+        </w:tc>
+      </w:tr>
+      <w:tr>
+        <w:tc>
+          <w:tcPr>
+            <w:tcW w:type="dxa" w:w="1928"/>
+          </w:tcPr>
+          <w:p>
+            <w:r>
+              <w:rPr>
+                <w:b/>
+                <w:sz w:val="19"/>
+              </w:rPr>
+              <w:t>Johns Hopkins</w:t>
+            </w:r>
+          </w:p>
+        </w:tc>
+        <w:tc>
+          <w:tcPr>
+            <w:tcW w:type="dxa" w:w="2835"/>
+          </w:tcPr>
+          <w:p>
+            <w:r>
+              <w:rPr>
+                <w:b w:val="0"/>
+                <w:sz w:val="19"/>
+              </w:rPr>
+              <w:t>HCL Healthcare; IIT Bombay (Koita Centre for Digital Health)</w:t>
+            </w:r>
+          </w:p>
+        </w:tc>
+        <w:tc>
+          <w:tcPr>
+            <w:tcW w:type="dxa" w:w="2381"/>
+          </w:tcPr>
+          <w:p>
+            <w:r>
+              <w:rPr>
+                <w:b w:val="0"/>
+                <w:sz w:val="19"/>
+              </w:rPr>
+              <w:t>Consulting affiliation through Johns Hopkins Medicine International; university research collaboration</w:t>
+            </w:r>
+          </w:p>
+        </w:tc>
+        <w:tc>
+          <w:tcPr>
+            <w:tcW w:type="dxa" w:w="2268"/>
+          </w:tcPr>
+          <w:p>
+            <w:r>
+              <w:rPr>
+                <w:b w:val="0"/>
+                <w:sz w:val="19"/>
+              </w:rPr>
+              <w:t>HCL affiliation began 2014 for 10 years, current status not confirmed; IIT Bombay collaboration announced 2023, current status not confirmed</w:t>
+            </w:r>
+          </w:p>
+        </w:tc>
+      </w:tr>
+      <w:tr>
+        <w:tc>
+          <w:tcPr>
+            <w:tcW w:type="dxa" w:w="1928"/>
+          </w:tcPr>
+          <w:p>
+            <w:r>
+              <w:rPr>
+                <w:b/>
+                <w:sz w:val="19"/>
+              </w:rPr>
+              <w:t>Memorial Sloan Kettering</w:t>
+            </w:r>
+          </w:p>
+        </w:tc>
+        <w:tc>
+          <w:tcPr>
+            <w:tcW w:type="dxa" w:w="2835"/>
+          </w:tcPr>
+          <w:p>
+            <w:r>
+              <w:rPr>
+                <w:b w:val="0"/>
+                <w:sz w:val="19"/>
+              </w:rPr>
+              <w:t>iCliniq (Chennai)</w:t>
+            </w:r>
+          </w:p>
+        </w:tc>
+        <w:tc>
+          <w:tcPr>
+            <w:tcW w:type="dxa" w:w="2381"/>
+          </w:tcPr>
+          <w:p>
+            <w:r>
+              <w:rPr>
+                <w:b w:val="0"/>
+                <w:sz w:val="19"/>
+              </w:rPr>
+              <w:t>Remote second-opinion service (MSKCC India)</w:t>
+            </w:r>
+          </w:p>
+        </w:tc>
+        <w:tc>
+          <w:tcPr>
+            <w:tcW w:type="dxa" w:w="2268"/>
+          </w:tcPr>
+          <w:p>
+            <w:r>
+              <w:rPr>
+                <w:b w:val="0"/>
+                <w:sz w:val="19"/>
+              </w:rPr>
+              <w:t>Launched 2021; current status not confirmed</w:t>
+            </w:r>
+          </w:p>
+        </w:tc>
+      </w:tr>
+      <w:tr>
+        <w:tc>
+          <w:tcPr>
+            <w:tcW w:type="dxa" w:w="1928"/>
+          </w:tcPr>
+          <w:p>
+            <w:r>
+              <w:rPr>
+                <w:b/>
+                <w:sz w:val="19"/>
+              </w:rPr>
+              <w:t>MD Anderson Cancer Center</w:t>
+            </w:r>
+          </w:p>
+        </w:tc>
+        <w:tc>
+          <w:tcPr>
+            <w:tcW w:type="dxa" w:w="2835"/>
+          </w:tcPr>
+          <w:p>
+            <w:r>
+              <w:rPr>
+                <w:b w:val="0"/>
+                <w:sz w:val="19"/>
+              </w:rPr>
+              <w:t>Tata Memorial Hospital (Mumbai)</w:t>
+            </w:r>
+          </w:p>
+        </w:tc>
+        <w:tc>
+          <w:tcPr>
+            <w:tcW w:type="dxa" w:w="2381"/>
+          </w:tcPr>
+          <w:p>
+            <w:r>
+              <w:rPr>
+                <w:b w:val="0"/>
+                <w:sz w:val="19"/>
+              </w:rPr>
+              <w:t>Sister institution; Project ECHO palliative-care partner</w:t>
+            </w:r>
+          </w:p>
+        </w:tc>
+        <w:tc>
+          <w:tcPr>
+            <w:tcW w:type="dxa" w:w="2268"/>
+          </w:tcPr>
+          <w:p>
+            <w:r>
+              <w:rPr>
+                <w:b w:val="0"/>
+                <w:sz w:val="19"/>
+              </w:rPr>
+              <w:t>Agreement signed 2003; Tata Memorial listed as ECHO partner on MD Anderson's site (2026)</w:t>
+            </w:r>
+          </w:p>
+        </w:tc>
+      </w:tr>
+      <w:tr>
+        <w:tc>
+          <w:tcPr>
+            <w:tcW w:type="dxa" w:w="1928"/>
+          </w:tcPr>
+          <w:p>
+            <w:r>
+              <w:rPr>
+                <w:b/>
+                <w:sz w:val="19"/>
+              </w:rPr>
+              <w:t>Mount Sinai Health System</w:t>
+            </w:r>
+          </w:p>
+        </w:tc>
+        <w:tc>
+          <w:tcPr>
+            <w:tcW w:type="dxa" w:w="2835"/>
+          </w:tcPr>
+          <w:p>
+            <w:r>
+              <w:rPr>
+                <w:b w:val="0"/>
+                <w:sz w:val="19"/>
+              </w:rPr>
+              <w:t>Ramaiah Memorial Hospital (Bengaluru)</w:t>
+            </w:r>
+          </w:p>
+        </w:tc>
+        <w:tc>
+          <w:tcPr>
+            <w:tcW w:type="dxa" w:w="2381"/>
+          </w:tcPr>
+          <w:p>
+            <w:r>
+              <w:rPr>
+                <w:b w:val="0"/>
+                <w:sz w:val="19"/>
+              </w:rPr>
+              <w:t>Exclusive long-term collaboration: centres of excellence, quality, technology and complex-case review</w:t>
+            </w:r>
+          </w:p>
+        </w:tc>
+        <w:tc>
+          <w:tcPr>
+            <w:tcW w:type="dxa" w:w="2268"/>
+          </w:tcPr>
+          <w:p>
+            <w:r>
+              <w:rPr>
+                <w:b w:val="0"/>
+                <w:sz w:val="19"/>
+              </w:rPr>
+              <w:t>Signed July 2024; 10-year term reported; still presented on Ramaiah's website (2026)</w:t>
+            </w:r>
+          </w:p>
+        </w:tc>
+      </w:tr>
+      <w:tr>
+        <w:tc>
+          <w:tcPr>
+            <w:tcW w:type="dxa" w:w="1928"/>
+          </w:tcPr>
+          <w:p>
+            <w:r>
+              <w:rPr>
+                <w:b/>
+                <w:sz w:val="19"/>
+              </w:rPr>
+              <w:t>UCLA Health</w:t>
+            </w:r>
+          </w:p>
+        </w:tc>
+        <w:tc>
+          <w:tcPr>
+            <w:tcW w:type="dxa" w:w="2835"/>
+          </w:tcPr>
+          <w:p>
+            <w:r>
+              <w:rPr>
+                <w:b w:val="0"/>
+                <w:sz w:val="19"/>
+              </w:rPr>
+              <w:t>Narendra Modi Medical College (Ahmedabad); AIIMS New Delhi</w:t>
+            </w:r>
+          </w:p>
+        </w:tc>
+        <w:tc>
+          <w:tcPr>
+            <w:tcW w:type="dxa" w:w="2381"/>
+          </w:tcPr>
+          <w:p>
+            <w:r>
+              <w:rPr>
+                <w:b w:val="0"/>
+                <w:sz w:val="19"/>
+              </w:rPr>
+              <w:t>OB/GYN department resident exchange and quality project</w:t>
+            </w:r>
+          </w:p>
+        </w:tc>
+        <w:tc>
+          <w:tcPr>
+            <w:tcW w:type="dxa" w:w="2268"/>
+          </w:tcPr>
+          <w:p>
+            <w:r>
+              <w:rPr>
+                <w:b w:val="0"/>
+                <w:sz w:val="19"/>
+              </w:rPr>
+              <w:t>Began 2024; department level</w:t>
+            </w:r>
+          </w:p>
+        </w:tc>
+      </w:tr>
+      <w:tr>
+        <w:tc>
+          <w:tcPr>
+            <w:tcW w:type="dxa" w:w="1928"/>
+          </w:tcPr>
+          <w:p>
+            <w:r>
+              <w:rPr>
+                <w:b/>
+                <w:sz w:val="19"/>
+              </w:rPr>
+              <w:t>NewYork-Presbyterian</w:t>
+            </w:r>
+          </w:p>
+        </w:tc>
+        <w:tc>
+          <w:tcPr>
+            <w:tcW w:type="dxa" w:w="2835"/>
+          </w:tcPr>
+          <w:p>
+            <w:r>
+              <w:rPr>
+                <w:b w:val="0"/>
+                <w:sz w:val="19"/>
+              </w:rPr>
+              <w:t>Emergency services in Ahmedabad and Mumbai</w:t>
+            </w:r>
+          </w:p>
+        </w:tc>
+        <w:tc>
+          <w:tcPr>
+            <w:tcW w:type="dxa" w:w="2381"/>
+          </w:tcPr>
+          <w:p>
+            <w:r>
+              <w:rPr>
+                <w:b w:val="0"/>
+                <w:sz w:val="19"/>
+              </w:rPr>
+              <w:t>Volunteer disaster-preparedness training</w:t>
+            </w:r>
+          </w:p>
+        </w:tc>
+        <w:tc>
+          <w:tcPr>
+            <w:tcW w:type="dxa" w:w="2268"/>
+          </w:tcPr>
+          <w:p>
+            <w:r>
+              <w:rPr>
+                <w:b w:val="0"/>
+                <w:sz w:val="19"/>
+              </w:rPr>
+              <w:t>Held 2007 and 2008; no current program publicly listed</w:t>
+            </w:r>
+          </w:p>
+        </w:tc>
+      </w:tr>
+      <w:tr>
+        <w:tc>
+          <w:tcPr>
+            <w:tcW w:type="dxa" w:w="1928"/>
+          </w:tcPr>
+          <w:p>
+            <w:r>
+              <w:rPr>
+                <w:b/>
+                <w:sz w:val="19"/>
+              </w:rPr>
+              <w:t>UPMC</w:t>
+            </w:r>
+          </w:p>
+        </w:tc>
+        <w:tc>
+          <w:tcPr>
+            <w:tcW w:type="dxa" w:w="2835"/>
+          </w:tcPr>
+          <w:p>
+            <w:r>
+              <w:rPr>
+                <w:b w:val="0"/>
+                <w:sz w:val="19"/>
+              </w:rPr>
+              <w:t>TeleChikitsa Ventures (Bangalore); Citizens Hospital (Hyderabad)</w:t>
+            </w:r>
+          </w:p>
+        </w:tc>
+        <w:tc>
+          <w:tcPr>
+            <w:tcW w:type="dxa" w:w="2381"/>
+          </w:tcPr>
+          <w:p>
+            <w:r>
+              <w:rPr>
+                <w:b w:val="0"/>
+                <w:sz w:val="19"/>
+              </w:rPr>
+              <w:t>Telemedicine second opinions; clinical pathology laboratory development</w:t>
+            </w:r>
+          </w:p>
+        </w:tc>
+        <w:tc>
+          <w:tcPr>
+            <w:tcW w:type="dxa" w:w="2268"/>
+          </w:tcPr>
+          <w:p>
+            <w:r>
+              <w:rPr>
+                <w:b w:val="0"/>
+                <w:sz w:val="19"/>
+              </w:rPr>
+              <w:t>Announced 2014; current status not confirmed; India not listed on UPMC International's locations page (2026)</w:t>
+            </w:r>
+          </w:p>
+        </w:tc>
+      </w:tr>
+      <w:tr>
+        <w:tc>
+          <w:tcPr>
+            <w:tcW w:type="dxa" w:w="1928"/>
+          </w:tcPr>
+          <w:p>
+            <w:r>
+              <w:rPr>
+                <w:b/>
+                <w:sz w:val="19"/>
+              </w:rPr>
+              <w:t>Mass General Brigham</w:t>
+            </w:r>
+          </w:p>
+        </w:tc>
+        <w:tc>
+          <w:tcPr>
+            <w:tcW w:type="dxa" w:w="2835"/>
+          </w:tcPr>
+          <w:p>
+            <w:r>
+              <w:rPr>
+                <w:b w:val="0"/>
+                <w:sz w:val="19"/>
+              </w:rPr>
+              <w:t>Wockhardt Hospitals</w:t>
+            </w:r>
+          </w:p>
+        </w:tc>
+        <w:tc>
+          <w:tcPr>
+            <w:tcW w:type="dxa" w:w="2381"/>
+          </w:tcPr>
+          <w:p>
+            <w:r>
+              <w:rPr>
+                <w:b w:val="0"/>
+                <w:sz w:val="19"/>
+              </w:rPr>
+              <w:t>Hospital development, clinical programs and quality improvement, through Harvard Medical International and later Partners Harvard Medical International</w:t>
+            </w:r>
+          </w:p>
+        </w:tc>
+        <w:tc>
+          <w:tcPr>
+            <w:tcW w:type="dxa" w:w="2268"/>
+          </w:tcPr>
+          <w:p>
+            <w:r>
+              <w:rPr>
+                <w:b w:val="0"/>
+                <w:sz w:val="19"/>
+              </w:rPr>
+              <w:t>Began about 2001; current status not confirmed; no India partnership on MGB's global partnerships page (2026)</w:t>
+            </w:r>
+          </w:p>
+        </w:tc>
+      </w:tr>
+      <w:tr>
+        <w:tc>
+          <w:tcPr>
+            <w:tcW w:type="dxa" w:w="1928"/>
+          </w:tcPr>
+          <w:p>
+            <w:r>
+              <w:rPr>
+                <w:b/>
+                <w:sz w:val="19"/>
+              </w:rPr>
+              <w:t>Houston Methodist; Northwestern Medicine</w:t>
+            </w:r>
+          </w:p>
+        </w:tc>
+        <w:tc>
+          <w:tcPr>
+            <w:tcW w:type="dxa" w:w="2835"/>
+          </w:tcPr>
+          <w:p>
+            <w:r>
+              <w:rPr>
+                <w:b w:val="0"/>
+                <w:sz w:val="19"/>
+              </w:rPr>
+              <w:t>None identified</w:t>
+            </w:r>
+          </w:p>
+        </w:tc>
+        <w:tc>
+          <w:tcPr>
+            <w:tcW w:type="dxa" w:w="2381"/>
+          </w:tcPr>
+          <w:p>
+            <w:r>
+              <w:rPr>
+                <w:b w:val="0"/>
+                <w:sz w:val="19"/>
+              </w:rPr>
+              <w:t>None identified</w:t>
+            </w:r>
+          </w:p>
+        </w:tc>
+        <w:tc>
+          <w:tcPr>
+            <w:tcW w:type="dxa" w:w="2268"/>
+          </w:tcPr>
+          <w:p>
+            <w:r>
+              <w:rPr>
+                <w:b w:val="0"/>
+                <w:sz w:val="19"/>
+              </w:rPr>
+              <w:t>No India partnership listed (2026)</w:t>
+            </w:r>
+          </w:p>
+        </w:tc>
+      </w:tr>
+      <w:tr>
+        <w:tc>
+          <w:tcPr>
+            <w:tcW w:type="dxa" w:w="2268"/>
+            <w:gridSpan w:val="4"/>
+            <w:shd w:val="clear" w:color="auto" w:fill="F6E3E4"/>
+          </w:tcPr>
+          <w:p>
+            <w:r>
+              <w:rPr>
+                <w:b/>
+                <w:color w:val="B31822"/>
+                <w:sz w:val="19"/>
+              </w:rPr>
+              <w:t>Other foreign health systems and investors</w:t>
+            </w:r>
+          </w:p>
+        </w:tc>
+      </w:tr>
+      <w:tr>
+        <w:tc>
+          <w:tcPr>
+            <w:tcW w:type="dxa" w:w="1928"/>
+          </w:tcPr>
+          <w:p>
+            <w:r>
+              <w:rPr>
+                <w:b/>
+                <w:sz w:val="19"/>
+              </w:rPr>
+              <w:t>IHH Healthcare (Malaysia)</w:t>
+            </w:r>
+          </w:p>
+        </w:tc>
+        <w:tc>
+          <w:tcPr>
+            <w:tcW w:type="dxa" w:w="2835"/>
+          </w:tcPr>
+          <w:p>
+            <w:r>
+              <w:rPr>
+                <w:b w:val="0"/>
+                <w:sz w:val="19"/>
+              </w:rPr>
+              <w:t>Fortis Healthcare</w:t>
+            </w:r>
+          </w:p>
+        </w:tc>
+        <w:tc>
+          <w:tcPr>
+            <w:tcW w:type="dxa" w:w="2381"/>
+          </w:tcPr>
+          <w:p>
+            <w:r>
+              <w:rPr>
+                <w:b w:val="0"/>
+                <w:sz w:val="19"/>
+              </w:rPr>
+              <w:t>Controlling shareholder</w:t>
+            </w:r>
+          </w:p>
+        </w:tc>
+        <w:tc>
+          <w:tcPr>
+            <w:tcW w:type="dxa" w:w="2268"/>
+          </w:tcPr>
+          <w:p>
+            <w:r>
+              <w:rPr>
+                <w:b w:val="0"/>
+                <w:sz w:val="19"/>
+              </w:rPr>
+              <w:t>Controlling shareholder; open offer closed November 2025</w:t>
+            </w:r>
+          </w:p>
+        </w:tc>
+      </w:tr>
+      <w:tr>
+        <w:tc>
+          <w:tcPr>
+            <w:tcW w:type="dxa" w:w="1928"/>
+          </w:tcPr>
+          <w:p>
+            <w:r>
+              <w:rPr>
+                <w:b/>
+                <w:sz w:val="19"/>
+              </w:rPr>
+              <w:t>Blackstone</w:t>
+            </w:r>
+          </w:p>
+        </w:tc>
+        <w:tc>
+          <w:tcPr>
+            <w:tcW w:type="dxa" w:w="2835"/>
+          </w:tcPr>
+          <w:p>
+            <w:r>
+              <w:rPr>
+                <w:b w:val="0"/>
+                <w:sz w:val="19"/>
+              </w:rPr>
+              <w:t>Aster DM Quality Care (Aster DM Healthcare merged with Quality Care India)</w:t>
+            </w:r>
+          </w:p>
+        </w:tc>
+        <w:tc>
+          <w:tcPr>
+            <w:tcW w:type="dxa" w:w="2381"/>
+          </w:tcPr>
+          <w:p>
+            <w:r>
+              <w:rPr>
+                <w:b w:val="0"/>
+                <w:sz w:val="19"/>
+              </w:rPr>
+              <w:t>Private equity shareholder</w:t>
+            </w:r>
+          </w:p>
+        </w:tc>
+        <w:tc>
+          <w:tcPr>
+            <w:tcW w:type="dxa" w:w="2268"/>
+          </w:tcPr>
+          <w:p>
+            <w:r>
+              <w:rPr>
+                <w:b w:val="0"/>
+                <w:sz w:val="19"/>
+              </w:rPr>
+              <w:t>Merger announced January 2025; effective July 2026</w:t>
+            </w:r>
+          </w:p>
+        </w:tc>
+      </w:tr>
+      <w:tr>
+        <w:tc>
+          <w:tcPr>
+            <w:tcW w:type="dxa" w:w="1928"/>
+          </w:tcPr>
+          <w:p>
+            <w:r>
+              <w:rPr>
+                <w:b/>
+                <w:sz w:val="19"/>
+              </w:rPr>
+              <w:t>KKR</w:t>
+            </w:r>
+          </w:p>
+        </w:tc>
+        <w:tc>
+          <w:tcPr>
+            <w:tcW w:type="dxa" w:w="2835"/>
+          </w:tcPr>
+          <w:p>
+            <w:r>
+              <w:rPr>
+                <w:b w:val="0"/>
+                <w:sz w:val="19"/>
+              </w:rPr>
+              <w:t>Medicover India (sold by Sweden's Medicover)</w:t>
+            </w:r>
+          </w:p>
+        </w:tc>
+        <w:tc>
+          <w:tcPr>
+            <w:tcW w:type="dxa" w:w="2381"/>
+          </w:tcPr>
+          <w:p>
+            <w:r>
+              <w:rPr>
+                <w:b w:val="0"/>
+                <w:sz w:val="19"/>
+              </w:rPr>
+              <w:t>Acquisition</w:t>
+            </w:r>
+          </w:p>
+        </w:tc>
+        <w:tc>
+          <w:tcPr>
+            <w:tcW w:type="dxa" w:w="2268"/>
+          </w:tcPr>
+          <w:p>
+            <w:r>
+              <w:rPr>
+                <w:b w:val="0"/>
+                <w:sz w:val="19"/>
+              </w:rPr>
+              <w:t>Agreed August 2026; closing expected in the fourth quarter of 2026</w:t>
+            </w:r>
+          </w:p>
+        </w:tc>
+      </w:tr>
+      <w:tr>
+        <w:tc>
+          <w:tcPr>
+            <w:tcW w:type="dxa" w:w="1928"/>
+          </w:tcPr>
+          <w:p>
+            <w:r>
+              <w:rPr>
+                <w:b/>
+                <w:sz w:val="19"/>
+              </w:rPr>
+              <w:t>King's College London; Guy's and St Thomas' NHS Foundation Trust</w:t>
+            </w:r>
+          </w:p>
+        </w:tc>
+        <w:tc>
+          <w:tcPr>
+            <w:tcW w:type="dxa" w:w="2835"/>
+          </w:tcPr>
+          <w:p>
+            <w:r>
+              <w:rPr>
+                <w:b w:val="0"/>
+                <w:sz w:val="19"/>
+              </w:rPr>
+              <w:t>P. D. Hinduja Hospital (Mumbai)</w:t>
+            </w:r>
+          </w:p>
+        </w:tc>
+        <w:tc>
+          <w:tcPr>
+            <w:tcW w:type="dxa" w:w="2381"/>
+          </w:tcPr>
+          <w:p>
+            <w:r>
+              <w:rPr>
+                <w:b w:val="0"/>
+                <w:sz w:val="19"/>
+              </w:rPr>
+              <w:t>Health Partners Academy</w:t>
+            </w:r>
+          </w:p>
+        </w:tc>
+        <w:tc>
+          <w:tcPr>
+            <w:tcW w:type="dxa" w:w="2268"/>
+          </w:tcPr>
+          <w:p>
+            <w:r>
+              <w:rPr>
+                <w:b w:val="0"/>
+                <w:sz w:val="19"/>
+              </w:rPr>
+              <w:t>Formed April 2024; current status not confirmed</w:t>
+            </w:r>
+          </w:p>
+        </w:tc>
+      </w:tr>
+    </w:tbl>
+    <w:p>
+      <w:pPr>
+        <w:spacing w:after="40"/>
+      </w:pPr>
+    </w:p>
+    <w:p>
+      <w:pPr>
+        <w:spacing w:before="120" w:after="80"/>
+      </w:pPr>
+      <w:r>
+        <w:rPr>
+          <w:b/>
+          <w:u w:val="single"/>
+        </w:rPr>
+        <w:t>US academic medical centers:</w:t>
+      </w:r>
+    </w:p>
+    <w:p>
+      <w:pPr>
+        <w:spacing w:after="120"/>
+      </w:pPr>
+      <w:r>
+        <w:rPr>
+          <w:b/>
+          <w:color w:val="B31822"/>
+        </w:rPr>
+        <w:t xml:space="preserve">Mayo Clinic: </w:t>
+      </w:r>
+      <w:r>
+        <w:t>AIG Hospitals joined the Mayo Clinic Care Network in October 2019, and Mayo's 2023 tax filings still listed India among member locations.</w:t>
       </w:r>
       <w:hyperlink r:id="rId117">
         <w:r>
@@ -4706,12 +5417,9 @@
             <w:color w:val="B31822"/>
             <w:vertAlign w:val="superscript"/>
           </w:rPr>
-          <w:t xml:space="preserve">107</w:t>
+          <w:t xml:space="preserve">107,</w:t>
         </w:r>
       </w:hyperlink>
-      <w:r>
-        <w:t xml:space="preserve"> Bangladesh, which supplied about 4.8 lakh of the 2024 arrivals, was hit hard by visa restrictions after August 2024, and provisional figures show only about 4.5 lakh medical travellers in January to November 2025.</w:t>
-      </w:r>
       <w:hyperlink r:id="rId118">
         <w:r>
           <w:rPr>
@@ -4727,70 +5435,11 @@
             <w:color w:val="B31822"/>
             <w:vertAlign w:val="superscript"/>
           </w:rPr>
-          <w:t xml:space="preserve">109,</w:t>
-        </w:r>
-      </w:hyperlink>
-      <w:hyperlink r:id="rId117">
-        <w:r>
-          <w:rPr>
-            <w:color w:val="B31822"/>
-            <w:vertAlign w:val="superscript"/>
-          </w:rPr>
-          <w:t xml:space="preserve">107</w:t>
+          <w:t xml:space="preserve">109</w:t>
         </w:r>
       </w:hyperlink>
       <w:r>
-        <w:t xml:space="preserve"> Other risks include tight public budgets (government spending was 1.48 percent of GDP in 2022-23), workforce shortfalls, uneven state capacity, the integrity problems in medical entrance exams shown by the 2026 NEET cancellation, and a US tariff regime that has changed repeatedly and now includes authority for tariffs of up to 100 percent on buyers of Russian oil, which could affect pharmaceutical supply chains.</w:t>
-      </w:r>
-      <w:hyperlink r:id="rId88">
-        <w:r>
-          <w:rPr>
-            <w:color w:val="B31822"/>
-            <w:vertAlign w:val="superscript"/>
-          </w:rPr>
-          <w:t xml:space="preserve">78,</w:t>
-        </w:r>
-      </w:hyperlink>
-      <w:hyperlink r:id="rId104">
-        <w:r>
-          <w:rPr>
-            <w:color w:val="B31822"/>
-            <w:vertAlign w:val="superscript"/>
-          </w:rPr>
-          <w:t xml:space="preserve">94,</w:t>
-        </w:r>
-      </w:hyperlink>
-      <w:hyperlink r:id="rId43">
-        <w:r>
-          <w:rPr>
-            <w:color w:val="B31822"/>
-            <w:vertAlign w:val="superscript"/>
-          </w:rPr>
-          <w:t xml:space="preserve">33</w:t>
-        </w:r>
-      </w:hyperlink>
-      <w:r>
-        <w:t xml:space="preserve"> Overall, the outlook favours foreign academic centers that bring capability (training, protocols, quality systems and research) to fast-growing Indian partners, rather than those seeking to operate hospitals directly.</w:t>
-      </w:r>
-    </w:p>
-    <w:p>
-      <w:pPr>
-        <w:pStyle w:val="Heading2"/>
-      </w:pPr>
-      <w:bookmarkStart w:id="13" w:name="_sec13"/>
-      <w:r>
-        <w:t>Competitive Landscape</w:t>
-      </w:r>
-      <w:bookmarkEnd w:id="13"/>
-    </w:p>
-    <w:p>
-      <w:r>
-        <w:t>Several leading US systems already work in India, almost always through advisory, network, second-opinion or education models rather than equity ownership, and several of the announced relationships are older or quieter than their headlines suggest.</w:t>
-      </w:r>
-    </w:p>
-    <w:p>
-      <w:r>
-        <w:t>Mayo Clinic has the broadest footprint. AIG Hospitals in Hyderabad joined the Mayo Clinic Care Network in October 2019 as its first Indian member.</w:t>
+        <w:t xml:space="preserve"> Lilavati announced a nursing program, a 300-bed cancer institute and a GIFT City project with Mayo in January 2025, and trained 120 nurses in March 2025.</w:t>
       </w:r>
       <w:hyperlink r:id="rId120">
         <w:r>
@@ -4811,7 +5460,19 @@
         </w:r>
       </w:hyperlink>
       <w:r>
-        <w:t xml:space="preserve"> Mayo's 2023 tax filings, as reported in February 2025, still listed India among the network's member locations, but AIG's own Mayo network page has been taken down and Mayo's current member list could not be checked, so present membership is not confirmed.</w:t>
+        <w:t xml:space="preserve"> Adani engaged Mayo in February 2025 to advise on two Health City campuses.</w:t>
+      </w:r>
+      <w:hyperlink r:id="rId110">
+        <w:r>
+          <w:rPr>
+            <w:color w:val="B31822"/>
+            <w:vertAlign w:val="superscript"/>
+          </w:rPr>
+          <w:t xml:space="preserve">100</w:t>
+        </w:r>
+      </w:hyperlink>
+      <w:r>
+        <w:t xml:space="preserve"> Mayo opened a patient information office in Mumbai in February 2023.</w:t>
       </w:r>
       <w:hyperlink r:id="rId122">
         <w:r>
@@ -4823,61 +5484,59 @@
         </w:r>
       </w:hyperlink>
       <w:r>
-        <w:t xml:space="preserve"> Mayo opened a patient information office in Mumbai in February 2023 to arrange appointments at its US campuses and in London, and the same filings show a Mumbai subsidiary, MC Healthcare Services India.</w:t>
+        <w:rPr>
+          <w:i/>
+          <w:color w:val="6E6E6E"/>
+        </w:rPr>
+        <w:t xml:space="preserve"> (AIG joined 2019, current membership not confirmed; Lilavati and Adani announced 2025, current status of the planned projects not confirmed)</w:t>
       </w:r>
+    </w:p>
+    <w:p>
+      <w:pPr>
+        <w:spacing w:after="120"/>
+      </w:pPr>
+      <w:r>
+        <w:rPr>
+          <w:b/>
+          <w:color w:val="B31822"/>
+        </w:rPr>
+        <w:t xml:space="preserve">Cleveland Clinic: </w:t>
+      </w:r>
+      <w:r>
+        <w:t>Cleveland Clinic signed an MoU on 10 June 2026 with Maharashtra, Brookfield and Arodhan Health City to anchor the planned US$1.2 billion, 250-acre Navi Mumbai International MediCity, and CEO Tom Mihaljevic is quoted in the state's announcement.</w:t>
+      </w:r>
+      <w:hyperlink r:id="rId34">
+        <w:r>
+          <w:rPr>
+            <w:color w:val="B31822"/>
+            <w:vertAlign w:val="superscript"/>
+          </w:rPr>
+          <w:t xml:space="preserve">24,</w:t>
+        </w:r>
+      </w:hyperlink>
       <w:hyperlink r:id="rId123">
         <w:r>
           <w:rPr>
             <w:color w:val="B31822"/>
             <w:vertAlign w:val="superscript"/>
           </w:rPr>
-          <w:t xml:space="preserve">113,</w:t>
+          <w:t xml:space="preserve">113</w:t>
         </w:r>
       </w:hyperlink>
-      <w:hyperlink r:id="rId122">
+      <w:r>
+        <w:t xml:space="preserve"> The project is at MoU stage.</w:t>
+      </w:r>
+      <w:hyperlink r:id="rId34">
         <w:r>
           <w:rPr>
             <w:color w:val="B31822"/>
             <w:vertAlign w:val="superscript"/>
           </w:rPr>
-          <w:t xml:space="preserve">112</w:t>
+          <w:t xml:space="preserve">24</w:t>
         </w:r>
       </w:hyperlink>
       <w:r>
-        <w:t xml:space="preserve"> In February 2025 the Adani Group announced that it had engaged Mayo Clinic to give strategic advice on two Adani Health City campuses in Ahmedabad and Mumbai, each with a 1,000-bed hospital and a medical college, funded by an Adani family donation of more than Rs 6,000 crore.</w:t>
-      </w:r>
-      <w:hyperlink r:id="rId112">
-        <w:r>
-          <w:rPr>
-            <w:color w:val="B31822"/>
-            <w:vertAlign w:val="superscript"/>
-          </w:rPr>
-          <w:t xml:space="preserve">102,</w:t>
-        </w:r>
-      </w:hyperlink>
-      <w:hyperlink r:id="rId122">
-        <w:r>
-          <w:rPr>
-            <w:color w:val="B31822"/>
-            <w:vertAlign w:val="superscript"/>
-          </w:rPr>
-          <w:t xml:space="preserve">112</w:t>
-        </w:r>
-      </w:hyperlink>
-      <w:r>
-        <w:t xml:space="preserve"> Adani describes Mayo's role as advisory, and Mayo has not publicly detailed it.</w:t>
-      </w:r>
-      <w:hyperlink r:id="rId112">
-        <w:r>
-          <w:rPr>
-            <w:color w:val="B31822"/>
-            <w:vertAlign w:val="superscript"/>
-          </w:rPr>
-          <w:t xml:space="preserve">102</w:t>
-        </w:r>
-      </w:hyperlink>
-      <w:r>
-        <w:t xml:space="preserve"> In January 2025 Lilavati Hospital, Mumbai, announced a collaboration with Mayo covering a nursing excellence program, a planned 300-bed cancer institute in Bandra and a hospital project in GIFT City, Gujarat.</w:t>
+        <w:t xml:space="preserve"> Cleveland Clinic also keeps a patient representative for India.</w:t>
       </w:r>
       <w:hyperlink r:id="rId124">
         <w:r>
@@ -4889,7 +5548,26 @@
         </w:r>
       </w:hyperlink>
       <w:r>
-        <w:t xml:space="preserve"> The first cohort of 120 nurses trained from 17 to 26 March 2025 with Mayo nursing advisers present.</w:t>
+        <w:rPr>
+          <w:i/>
+          <w:color w:val="6E6E6E"/>
+        </w:rPr>
+        <w:t xml:space="preserve"> (MoU signed June 2026; project at MoU stage)</w:t>
+      </w:r>
+    </w:p>
+    <w:p>
+      <w:pPr>
+        <w:spacing w:after="120"/>
+      </w:pPr>
+      <w:r>
+        <w:rPr>
+          <w:b/>
+          <w:color w:val="B31822"/>
+        </w:rPr>
+        <w:t xml:space="preserve">Johns Hopkins: </w:t>
+      </w:r>
+      <w:r>
+        <w:t>Johns Hopkins Medicine International describes a 10-year affiliation with HCL Healthcare from February 2014 covering outpatient and specialty care, training and clinical services.</w:t>
       </w:r>
       <w:hyperlink r:id="rId125">
         <w:r>
@@ -4897,42 +5575,7 @@
             <w:color w:val="B31822"/>
             <w:vertAlign w:val="superscript"/>
           </w:rPr>
-          <w:t xml:space="preserve">115</w:t>
-        </w:r>
-      </w:hyperlink>
-      <w:r>
-        <w:t xml:space="preserve"> The cancer institute and GIFT City projects, however, have been described only by Lilavati's trustees, Mayo did not answer press questions about them, and their current status is unknown.</w:t>
-      </w:r>
-      <w:hyperlink r:id="rId124">
-        <w:r>
-          <w:rPr>
-            <w:color w:val="B31822"/>
-            <w:vertAlign w:val="superscript"/>
-          </w:rPr>
-          <w:t xml:space="preserve">114,</w:t>
-        </w:r>
-      </w:hyperlink>
-      <w:hyperlink r:id="rId122">
-        <w:r>
-          <w:rPr>
-            <w:color w:val="B31822"/>
-            <w:vertAlign w:val="superscript"/>
-          </w:rPr>
-          <w:t xml:space="preserve">112</w:t>
-        </w:r>
-      </w:hyperlink>
-    </w:p>
-    <w:p>
-      <w:r>
-        <w:t>Cleveland Clinic signed an MoU on 10 June 2026 with the Government of Maharashtra, Brookfield Asset Management and Arodhan Health City to anchor the planned US$1.2 billion, 250-acre Navi Mumbai International MediCity.</w:t>
-      </w:r>
-      <w:hyperlink r:id="rId32">
-        <w:r>
-          <w:rPr>
-            <w:color w:val="B31822"/>
-            <w:vertAlign w:val="superscript"/>
-          </w:rPr>
-          <w:t xml:space="preserve">22,</w:t>
+          <w:t xml:space="preserve">115,</w:t>
         </w:r>
       </w:hyperlink>
       <w:hyperlink r:id="rId126">
@@ -4945,28 +5588,7 @@
         </w:r>
       </w:hyperlink>
       <w:r>
-        <w:t xml:space="preserve"> The signing took place at Cleveland Clinic's headquarters with CEO Tom Mihaljevic, who is quoted in the state's announcement, although Cleveland Clinic has not posted a release of its own and the project is still at MoU stage.</w:t>
-      </w:r>
-      <w:hyperlink r:id="rId32">
-        <w:r>
-          <w:rPr>
-            <w:color w:val="B31822"/>
-            <w:vertAlign w:val="superscript"/>
-          </w:rPr>
-          <w:t xml:space="preserve">22,</w:t>
-        </w:r>
-      </w:hyperlink>
-      <w:hyperlink r:id="rId126">
-        <w:r>
-          <w:rPr>
-            <w:color w:val="B31822"/>
-            <w:vertAlign w:val="superscript"/>
-          </w:rPr>
-          <w:t xml:space="preserve">116</w:t>
-        </w:r>
-      </w:hyperlink>
-      <w:r>
-        <w:t xml:space="preserve"> Cleveland Clinic also keeps an in-country patient representative for India.</w:t>
+        <w:t xml:space="preserve"> Whether it continued beyond 2024 is not publicly known. Johns Hopkins University and IIT Bombay's Koita Centre for Digital Health announced a digital-health research collaboration on 9 February 2023.</w:t>
       </w:r>
       <w:hyperlink r:id="rId127">
         <w:r>
@@ -4977,31 +5599,27 @@
           <w:t xml:space="preserve">117</w:t>
         </w:r>
       </w:hyperlink>
+      <w:r>
+        <w:rPr>
+          <w:i/>
+          <w:color w:val="6E6E6E"/>
+        </w:rPr>
+        <w:t xml:space="preserve"> (HCL affiliation began 2014 for 10 years, current status not confirmed; IIT Bombay collaboration announced 2023, current status not confirmed)</w:t>
+      </w:r>
     </w:p>
     <w:p>
+      <w:pPr>
+        <w:spacing w:after="120"/>
+      </w:pPr>
       <w:r>
-        <w:t>Johns Hopkins Medicine International's consulting pages describe a 10-year affiliation with HCL Healthcare that began in February 2014 and covered outpatient and specialty care, training and clinical services.</w:t>
+        <w:rPr>
+          <w:b/>
+          <w:color w:val="B31822"/>
+        </w:rPr>
+        <w:t xml:space="preserve">Memorial Sloan Kettering: </w:t>
       </w:r>
-      <w:hyperlink r:id="rId128">
-        <w:r>
-          <w:rPr>
-            <w:color w:val="B31822"/>
-            <w:vertAlign w:val="superscript"/>
-          </w:rPr>
-          <w:t xml:space="preserve">118,</w:t>
-        </w:r>
-      </w:hyperlink>
-      <w:hyperlink r:id="rId129">
-        <w:r>
-          <w:rPr>
-            <w:color w:val="B31822"/>
-            <w:vertAlign w:val="superscript"/>
-          </w:rPr>
-          <w:t xml:space="preserve">119</w:t>
-        </w:r>
-      </w:hyperlink>
       <w:r>
-        <w:t xml:space="preserve"> Its term would have run to 2024, and no renewal or current activity could be confirmed.</w:t>
+        <w:t>Memorial Sloan Kettering launched MSKCC India with the telemedicine company iCliniq on 2 August 2021, offering remote opinions coordinated from Chennai.</w:t>
       </w:r>
       <w:hyperlink r:id="rId128">
         <w:r>
@@ -5013,7 +5631,38 @@
         </w:r>
       </w:hyperlink>
       <w:r>
-        <w:t xml:space="preserve"> At university level, Johns Hopkins University and IIT Bombay's Koita Centre for Digital Health announced a digital-health research collaboration on 9 February 2023, which funds joint seed grants through the Gupta-Klinsky India Institute.</w:t>
+        <w:t xml:space="preserve"> iCliniq's MSK India pages had been permanently removed by September 2026, so the service may have ended.</w:t>
+      </w:r>
+      <w:hyperlink r:id="rId129">
+        <w:r>
+          <w:rPr>
+            <w:color w:val="B31822"/>
+            <w:vertAlign w:val="superscript"/>
+          </w:rPr>
+          <w:t xml:space="preserve">119</w:t>
+        </w:r>
+      </w:hyperlink>
+      <w:r>
+        <w:rPr>
+          <w:i/>
+          <w:color w:val="6E6E6E"/>
+        </w:rPr>
+        <w:t xml:space="preserve"> (Launched 2021; current status not confirmed)</w:t>
+      </w:r>
+    </w:p>
+    <w:p>
+      <w:pPr>
+        <w:spacing w:after="120"/>
+      </w:pPr>
+      <w:r>
+        <w:rPr>
+          <w:b/>
+          <w:color w:val="B31822"/>
+        </w:rPr>
+        <w:t xml:space="preserve">MD Anderson Cancer Center: </w:t>
+      </w:r>
+      <w:r>
+        <w:t>MD Anderson signed a sister-institution agreement with Tata Memorial Hospital on 6 October 2003.</w:t>
       </w:r>
       <w:hyperlink r:id="rId130">
         <w:r>
@@ -5024,10 +5673,8 @@
           <w:t xml:space="preserve">120</w:t>
         </w:r>
       </w:hyperlink>
-    </w:p>
-    <w:p>
       <w:r>
-        <w:t>Memorial Sloan Kettering launched MSKCC India on 2 August 2021 with the telemedicine company iCliniq, offering remote opinions coordinated from a hub in Chennai.</w:t>
+        <w:t xml:space="preserve"> MD Anderson's site lists Tata Memorial as a partner in its Project ECHO palliative-care program for Africa and India, funded through its Sister Institution Network Fund.</w:t>
       </w:r>
       <w:hyperlink r:id="rId131">
         <w:r>
@@ -5039,7 +5686,26 @@
         </w:r>
       </w:hyperlink>
       <w:r>
-        <w:t xml:space="preserve"> By September 2026 iCliniq had permanently removed its MSK India pages and no current MSK statement about the service could be found, so the program may have ended and its status is unknown.</w:t>
+        <w:rPr>
+          <w:i/>
+          <w:color w:val="6E6E6E"/>
+        </w:rPr>
+        <w:t xml:space="preserve"> (Agreement signed 2003; Tata Memorial listed as ECHO partner on MD Anderson's site (2026))</w:t>
+      </w:r>
+    </w:p>
+    <w:p>
+      <w:pPr>
+        <w:spacing w:after="120"/>
+      </w:pPr>
+      <w:r>
+        <w:rPr>
+          <w:b/>
+          <w:color w:val="B31822"/>
+        </w:rPr>
+        <w:t xml:space="preserve">Mount Sinai Health System: </w:t>
+      </w:r>
+      <w:r>
+        <w:t>Mount Sinai announced an exclusive long-term collaboration with Ramaiah Memorial Hospital on 12 July 2024, and Deccan Herald reported a 10-year term from 1 July 2024.</w:t>
       </w:r>
       <w:hyperlink r:id="rId132">
         <w:r>
@@ -5047,26 +5713,18 @@
             <w:color w:val="B31822"/>
             <w:vertAlign w:val="superscript"/>
           </w:rPr>
-          <w:t xml:space="preserve">122</w:t>
+          <w:t xml:space="preserve">122,</w:t>
         </w:r>
       </w:hyperlink>
-    </w:p>
-    <w:p>
-      <w:r>
-        <w:t>MD Anderson signed a sister-institution agreement with Tata Memorial Hospital, Mumbai, on 6 October 2003.</w:t>
-      </w:r>
       <w:hyperlink r:id="rId133">
         <w:r>
           <w:rPr>
             <w:color w:val="B31822"/>
             <w:vertAlign w:val="superscript"/>
           </w:rPr>
-          <w:t xml:space="preserve">123</w:t>
+          <w:t xml:space="preserve">123,</w:t>
         </w:r>
       </w:hyperlink>
-      <w:r>
-        <w:t xml:space="preserve"> MD Anderson's own site currently lists Tata Memorial Hospital as a partner in its ECHO palliative-care program for Africa and India, which is funded through its Sister Institution Network Fund, so the two still work together, although the terms of the original agreement were not found.</w:t>
-      </w:r>
       <w:hyperlink r:id="rId134">
         <w:r>
           <w:rPr>
@@ -5076,11 +5734,27 @@
           <w:t xml:space="preserve">124</w:t>
         </w:r>
       </w:hyperlink>
-    </w:p>
-    <w:p>
       <w:r>
-        <w:t>UCLA's India links are department-level.</w:t>
+        <w:t xml:space="preserve"> It covers oncology, cardiology, neurosciences and urology-nephrology centres, quality and technology, and joint review of complex cases, and Ramaiah's website still presents it.</w:t>
       </w:r>
+      <w:hyperlink r:id="rId132">
+        <w:r>
+          <w:rPr>
+            <w:color w:val="B31822"/>
+            <w:vertAlign w:val="superscript"/>
+          </w:rPr>
+          <w:t xml:space="preserve">122,</w:t>
+        </w:r>
+      </w:hyperlink>
+      <w:hyperlink r:id="rId134">
+        <w:r>
+          <w:rPr>
+            <w:color w:val="B31822"/>
+            <w:vertAlign w:val="superscript"/>
+          </w:rPr>
+          <w:t xml:space="preserve">124,</w:t>
+        </w:r>
+      </w:hyperlink>
       <w:hyperlink r:id="rId135">
         <w:r>
           <w:rPr>
@@ -5091,33 +5765,29 @@
         </w:r>
       </w:hyperlink>
       <w:r>
-        <w:t xml:space="preserve"> Its OB/GYN department launched a resident exchange with Narendra Modi Medical College, Ahmedabad, in 2024, began joint academic seminars in summer 2025, and has completed the first phase of a postpartum-haemorrhage quality project with AIIMS New Delhi.</w:t>
+        <w:t xml:space="preserve"> It is the closest peer model for a CSI affiliation.</w:t>
       </w:r>
-      <w:hyperlink r:id="rId135">
-        <w:r>
-          <w:rPr>
-            <w:color w:val="B31822"/>
-            <w:vertAlign w:val="superscript"/>
-          </w:rPr>
-          <w:t xml:space="preserve">125</w:t>
-        </w:r>
-      </w:hyperlink>
       <w:r>
-        <w:t xml:space="preserve"> These are grant-funded projects, not UCLA Health system affiliations.</w:t>
+        <w:rPr>
+          <w:i/>
+          <w:color w:val="6E6E6E"/>
+        </w:rPr>
+        <w:t xml:space="preserve"> (Signed July 2024; 10-year term reported; still presented on Ramaiah's website (2026))</w:t>
       </w:r>
-      <w:hyperlink r:id="rId135">
-        <w:r>
-          <w:rPr>
-            <w:color w:val="B31822"/>
-            <w:vertAlign w:val="superscript"/>
-          </w:rPr>
-          <w:t xml:space="preserve">125</w:t>
-        </w:r>
-      </w:hyperlink>
     </w:p>
     <w:p>
+      <w:pPr>
+        <w:spacing w:after="120"/>
+      </w:pPr>
       <w:r>
-        <w:t>The closest peer model for a CSI affiliation is Mount Sinai Health System's agreement with Ramaiah Memorial Hospital, Bengaluru.</w:t>
+        <w:rPr>
+          <w:b/>
+          <w:color w:val="B31822"/>
+        </w:rPr>
+        <w:t xml:space="preserve">UCLA Health: </w:t>
+      </w:r>
+      <w:r>
+        <w:t>UCLA's OB/GYN department launched a resident exchange with Narendra Modi Medical College in 2024, began joint academic seminars in summer 2025 and completed the first phase of a postpartum-haemorrhage quality project with AIIMS New Delhi.</w:t>
       </w:r>
       <w:hyperlink r:id="rId136">
         <w:r>
@@ -5125,9 +5795,43 @@
             <w:color w:val="B31822"/>
             <w:vertAlign w:val="superscript"/>
           </w:rPr>
-          <w:t xml:space="preserve">126,</w:t>
+          <w:t xml:space="preserve">126</w:t>
         </w:r>
       </w:hyperlink>
+      <w:r>
+        <w:t xml:space="preserve"> These are grant-funded departmental projects, not UCLA Health system affiliations.</w:t>
+      </w:r>
+      <w:hyperlink r:id="rId136">
+        <w:r>
+          <w:rPr>
+            <w:color w:val="B31822"/>
+            <w:vertAlign w:val="superscript"/>
+          </w:rPr>
+          <w:t xml:space="preserve">126</w:t>
+        </w:r>
+      </w:hyperlink>
+      <w:r>
+        <w:rPr>
+          <w:i/>
+          <w:color w:val="6E6E6E"/>
+        </w:rPr>
+        <w:t xml:space="preserve"> (Began 2024; department level)</w:t>
+      </w:r>
+    </w:p>
+    <w:p>
+      <w:pPr>
+        <w:spacing w:after="120"/>
+      </w:pPr>
+      <w:r>
+        <w:rPr>
+          <w:b/>
+          <w:color w:val="B31822"/>
+        </w:rPr>
+        <w:t xml:space="preserve">NewYork-Presbyterian: </w:t>
+      </w:r>
+      <w:r>
+        <w:t>NewYork-Presbyterian emergency-medicine volunteers ran disaster-preparedness training and drills in Ahmedabad in November 2007 and in Mumbai in October and November 2008.</w:t>
+      </w:r>
       <w:hyperlink r:id="rId137">
         <w:r>
           <w:rPr>
@@ -5138,26 +5842,27 @@
         </w:r>
       </w:hyperlink>
       <w:r>
-        <w:t xml:space="preserve"> Mount Sinai announced it on 12 July 2024 as an exclusive long-term collaboration, and Deccan Herald reported a 10-year term that began on 1 July 2024.</w:t>
+        <w:rPr>
+          <w:i/>
+          <w:color w:val="6E6E6E"/>
+        </w:rPr>
+        <w:t xml:space="preserve"> (Held 2007 and 2008; no current program publicly listed)</w:t>
       </w:r>
-      <w:hyperlink r:id="rId136">
-        <w:r>
-          <w:rPr>
-            <w:color w:val="B31822"/>
-            <w:vertAlign w:val="superscript"/>
-          </w:rPr>
-          <w:t xml:space="preserve">126,</w:t>
-        </w:r>
-      </w:hyperlink>
-      <w:hyperlink r:id="rId137">
-        <w:r>
-          <w:rPr>
-            <w:color w:val="B31822"/>
-            <w:vertAlign w:val="superscript"/>
-          </w:rPr>
-          <w:t xml:space="preserve">127,</w:t>
-        </w:r>
-      </w:hyperlink>
+    </w:p>
+    <w:p>
+      <w:pPr>
+        <w:spacing w:after="120"/>
+      </w:pPr>
+      <w:r>
+        <w:rPr>
+          <w:b/>
+          <w:color w:val="B31822"/>
+        </w:rPr>
+        <w:t xml:space="preserve">UPMC: </w:t>
+      </w:r>
+      <w:r>
+        <w:t>UPMC signed a telemedicine second-opinion agreement with TeleChikitsa Ventures in February 2014, its second India agreement after helping Citizens Hospital build a clinical pathology laboratory.</w:t>
+      </w:r>
       <w:hyperlink r:id="rId138">
         <w:r>
           <w:rPr>
@@ -5168,28 +5873,7 @@
         </w:r>
       </w:hyperlink>
       <w:r>
-        <w:t xml:space="preserve"> It covers support for centres of excellence in oncology, cardiology, neurosciences and urology-nephrology, work on quality and technology, and periodic joint review of Ramaiah's complex cases.</w:t>
-      </w:r>
-      <w:hyperlink r:id="rId136">
-        <w:r>
-          <w:rPr>
-            <w:color w:val="B31822"/>
-            <w:vertAlign w:val="superscript"/>
-          </w:rPr>
-          <w:t xml:space="preserve">126,</w:t>
-        </w:r>
-      </w:hyperlink>
-      <w:hyperlink r:id="rId138">
-        <w:r>
-          <w:rPr>
-            <w:color w:val="B31822"/>
-            <w:vertAlign w:val="superscript"/>
-          </w:rPr>
-          <w:t xml:space="preserve">128</w:t>
-        </w:r>
-      </w:hyperlink>
-      <w:r>
-        <w:t xml:space="preserve"> Ramaiah's website still presents the partnership, though no progress report on specific programs was found.</w:t>
+        <w:t xml:space="preserve"> UPMC International's locations page lists Croatia, Ireland and Italy but not India.</w:t>
       </w:r>
       <w:hyperlink r:id="rId139">
         <w:r>
@@ -5200,10 +5884,27 @@
           <w:t xml:space="preserve">129</w:t>
         </w:r>
       </w:hyperlink>
+      <w:r>
+        <w:rPr>
+          <w:i/>
+          <w:color w:val="6E6E6E"/>
+        </w:rPr>
+        <w:t xml:space="preserve"> (Announced 2014; current status not confirmed; India not listed on UPMC International's locations page (2026))</w:t>
+      </w:r>
     </w:p>
     <w:p>
+      <w:pPr>
+        <w:spacing w:after="120"/>
+      </w:pPr>
       <w:r>
-        <w:t>Other US links are historical or dormant. NewYork-Presbyterian emergency-medicine volunteers ran disaster-preparedness training and drills in Ahmedabad in November 2007 and in Mumbai in October and November 2008, and no current program was found.</w:t>
+        <w:rPr>
+          <w:b/>
+          <w:color w:val="B31822"/>
+        </w:rPr>
+        <w:t xml:space="preserve">Mass General Brigham: </w:t>
+      </w:r>
+      <w:r>
+        <w:t>Harvard Medical International helped Wockhardt Hospitals develop facilities, clinical programs and a performance-improvement plan that led to international accreditation.</w:t>
       </w:r>
       <w:hyperlink r:id="rId140">
         <w:r>
@@ -5215,7 +5916,7 @@
         </w:r>
       </w:hyperlink>
       <w:r>
-        <w:t xml:space="preserve"> UPMC signed a telemedicine second-opinion agreement with Bangalore's TeleChikitsa Ventures in February 2014, its second India agreement after helping Citizens Hospital, Hyderabad, build a clinical pathology laboratory.</w:t>
+        <w:t xml:space="preserve"> Partners HealthCare took over HMI in 2008 as Partners Harvard Medical International and announced in November 2019 that it would rename itself Mass General Brigham.</w:t>
       </w:r>
       <w:hyperlink r:id="rId141">
         <w:r>
@@ -5223,12 +5924,9 @@
             <w:color w:val="B31822"/>
             <w:vertAlign w:val="superscript"/>
           </w:rPr>
-          <w:t xml:space="preserve">131</w:t>
+          <w:t xml:space="preserve">131,</w:t>
         </w:r>
       </w:hyperlink>
-      <w:r>
-        <w:t xml:space="preserve"> UPMC International's current pages list only Croatia, Ireland and Italy, and no current India activity was found.</w:t>
-      </w:r>
       <w:hyperlink r:id="rId142">
         <w:r>
           <w:rPr>
@@ -5239,7 +5937,7 @@
         </w:r>
       </w:hyperlink>
       <w:r>
-        <w:t xml:space="preserve"> Partners Harvard Medical International, part of what is now Mass General Brigham, worked with Wockhardt Hospitals from about 2001 and helped its Mumbai and Bangalore hospitals gain JCI accreditation in 2005 and 2008.</w:t>
+        <w:t xml:space="preserve"> Wockhardt described a ten-year PHMI relationship in 2010-11, and MGB's global partnerships page does not list India.</w:t>
       </w:r>
       <w:hyperlink r:id="rId143">
         <w:r>
@@ -5260,7 +5958,26 @@
         </w:r>
       </w:hyperlink>
       <w:r>
-        <w:t xml:space="preserve"> No India hospital partnership was found on the international pages of Houston Methodist, Northwestern Medicine or Mass General Brigham.</w:t>
+        <w:rPr>
+          <w:i/>
+          <w:color w:val="6E6E6E"/>
+        </w:rPr>
+        <w:t xml:space="preserve"> (Began about 2001; current status not confirmed; no India partnership on MGB's global partnerships page (2026))</w:t>
+      </w:r>
+    </w:p>
+    <w:p>
+      <w:pPr>
+        <w:spacing w:after="120"/>
+      </w:pPr>
+      <w:r>
+        <w:rPr>
+          <w:b/>
+          <w:color w:val="B31822"/>
+        </w:rPr>
+        <w:t xml:space="preserve">Houston Methodist; Northwestern Medicine: </w:t>
+      </w:r>
+      <w:r>
+        <w:t>No India partnership was found on the international pages of Houston Methodist or Northwestern Medicine.</w:t>
       </w:r>
       <w:hyperlink r:id="rId145">
         <w:r>
@@ -5277,7 +5994,133 @@
             <w:color w:val="B31822"/>
             <w:vertAlign w:val="superscript"/>
           </w:rPr>
-          <w:t xml:space="preserve">136,</w:t>
+          <w:t xml:space="preserve">136</w:t>
+        </w:r>
+      </w:hyperlink>
+      <w:r>
+        <w:rPr>
+          <w:i/>
+          <w:color w:val="6E6E6E"/>
+        </w:rPr>
+        <w:t xml:space="preserve"> (No India partnership listed (2026))</w:t>
+      </w:r>
+    </w:p>
+    <w:p>
+      <w:pPr>
+        <w:spacing w:before="120" w:after="80"/>
+      </w:pPr>
+      <w:r>
+        <w:rPr>
+          <w:b/>
+          <w:u w:val="single"/>
+        </w:rPr>
+        <w:t>Other foreign health systems and investors:</w:t>
+      </w:r>
+    </w:p>
+    <w:p>
+      <w:pPr>
+        <w:spacing w:after="120"/>
+      </w:pPr>
+      <w:r>
+        <w:rPr>
+          <w:b/>
+          <w:color w:val="B31822"/>
+        </w:rPr>
+        <w:t xml:space="preserve">IHH Healthcare (Malaysia): </w:t>
+      </w:r>
+      <w:r>
+        <w:t>Malaysia's IHH Healthcare controls Fortis.</w:t>
+      </w:r>
+      <w:hyperlink r:id="rId81">
+        <w:r>
+          <w:rPr>
+            <w:color w:val="B31822"/>
+            <w:vertAlign w:val="superscript"/>
+          </w:rPr>
+          <w:t xml:space="preserve">71</w:t>
+        </w:r>
+      </w:hyperlink>
+      <w:r>
+        <w:t xml:space="preserve"> Its mandatory open offer closed in November 2025 with only 1,778 shares tendered, leaving its stake at about 31.17 percent.</w:t>
+      </w:r>
+      <w:hyperlink r:id="rId81">
+        <w:r>
+          <w:rPr>
+            <w:color w:val="B31822"/>
+            <w:vertAlign w:val="superscript"/>
+          </w:rPr>
+          <w:t xml:space="preserve">71</w:t>
+        </w:r>
+      </w:hyperlink>
+      <w:r>
+        <w:rPr>
+          <w:i/>
+          <w:color w:val="6E6E6E"/>
+        </w:rPr>
+        <w:t xml:space="preserve"> (Controlling shareholder; open offer closed November 2025)</w:t>
+      </w:r>
+    </w:p>
+    <w:p>
+      <w:pPr>
+        <w:spacing w:after="120"/>
+      </w:pPr>
+      <w:r>
+        <w:rPr>
+          <w:b/>
+          <w:color w:val="B31822"/>
+        </w:rPr>
+        <w:t xml:space="preserve">Blackstone: </w:t>
+      </w:r>
+      <w:r>
+        <w:t>Aster DM Healthcare and Blackstone-backed Quality Care India announced their merger in January 2025, and the combined Aster DM Quality Care began operating in July 2026 with more than 10,600 beds.</w:t>
+      </w:r>
+      <w:hyperlink r:id="rId76">
+        <w:r>
+          <w:rPr>
+            <w:color w:val="B31822"/>
+            <w:vertAlign w:val="superscript"/>
+          </w:rPr>
+          <w:t xml:space="preserve">66,</w:t>
+        </w:r>
+      </w:hyperlink>
+      <w:hyperlink r:id="rId77">
+        <w:r>
+          <w:rPr>
+            <w:color w:val="B31822"/>
+            <w:vertAlign w:val="superscript"/>
+          </w:rPr>
+          <w:t xml:space="preserve">67</w:t>
+        </w:r>
+      </w:hyperlink>
+      <w:r>
+        <w:rPr>
+          <w:i/>
+          <w:color w:val="6E6E6E"/>
+        </w:rPr>
+        <w:t xml:space="preserve"> (Merger announced January 2025; effective July 2026)</w:t>
+      </w:r>
+    </w:p>
+    <w:p>
+      <w:pPr>
+        <w:spacing w:after="120"/>
+      </w:pPr>
+      <w:r>
+        <w:rPr>
+          <w:b/>
+          <w:color w:val="B31822"/>
+        </w:rPr>
+        <w:t xml:space="preserve">KKR: </w:t>
+      </w:r>
+      <w:r>
+        <w:t>KKR agreed on 6 August 2026 to buy Medicover India, 24 hospitals with about 4,800 beds, from Sweden's Medicover, which is leaving the Indian hospital market.</w:t>
+      </w:r>
+      <w:hyperlink r:id="rId84">
+        <w:r>
+          <w:rPr>
+            <w:color w:val="B31822"/>
+            <w:vertAlign w:val="superscript"/>
+          </w:rPr>
+          <w:t xml:space="preserve">74,</w:t>
         </w:r>
       </w:hyperlink>
       <w:hyperlink r:id="rId147">
@@ -5289,29 +6132,40 @@
           <w:t xml:space="preserve">137</w:t>
         </w:r>
       </w:hyperlink>
-    </w:p>
-    <w:p>
       <w:r>
-        <w:t>Among non-US players, Malaysia's IHH controls Fortis, Blackstone backs Aster DM Quality Care, Sweden's Medicover is selling its Indian hospitals to KKR, and King's College London and Guy's and St Thomas' formed a Health Partners Academy with P. D. Hinduja Hospital in April 2024.</w:t>
+        <w:t xml:space="preserve"> Closing is expected in the fourth quarter of 2026, subject to approvals.</w:t>
       </w:r>
-      <w:hyperlink r:id="rId83">
+      <w:hyperlink r:id="rId147">
         <w:r>
           <w:rPr>
             <w:color w:val="B31822"/>
             <w:vertAlign w:val="superscript"/>
           </w:rPr>
-          <w:t xml:space="preserve">73,</w:t>
+          <w:t xml:space="preserve">137</w:t>
         </w:r>
       </w:hyperlink>
-      <w:hyperlink r:id="rId78">
-        <w:r>
-          <w:rPr>
-            <w:color w:val="B31822"/>
-            <w:vertAlign w:val="superscript"/>
-          </w:rPr>
-          <w:t xml:space="preserve">68,</w:t>
-        </w:r>
-      </w:hyperlink>
+      <w:r>
+        <w:rPr>
+          <w:i/>
+          <w:color w:val="6E6E6E"/>
+        </w:rPr>
+        <w:t xml:space="preserve"> (Agreed August 2026; closing expected in the fourth quarter of 2026)</w:t>
+      </w:r>
+    </w:p>
+    <w:p>
+      <w:pPr>
+        <w:spacing w:after="120"/>
+      </w:pPr>
+      <w:r>
+        <w:rPr>
+          <w:b/>
+          <w:color w:val="B31822"/>
+        </w:rPr>
+        <w:t xml:space="preserve">King's College London; Guy's and St Thomas' NHS Foundation Trust: </w:t>
+      </w:r>
+      <w:r>
+        <w:t>King's College London and Guy's and St Thomas' NHS Foundation Trust formed a Health Partners Academy with P. D. Hinduja Hospital in April 2024.</w:t>
+      </w:r>
       <w:hyperlink r:id="rId148">
         <w:r>
           <w:rPr>
@@ -5327,39 +6181,67 @@
             <w:color w:val="B31822"/>
             <w:vertAlign w:val="superscript"/>
           </w:rPr>
-          <w:t xml:space="preserve">139,</w:t>
+          <w:t xml:space="preserve">139</w:t>
         </w:r>
       </w:hyperlink>
-      <w:hyperlink r:id="rId150">
+      <w:r>
+        <w:rPr>
+          <w:i/>
+          <w:color w:val="6E6E6E"/>
+        </w:rPr>
+        <w:t xml:space="preserve"> (Formed April 2024; current status not confirmed)</w:t>
+      </w:r>
+    </w:p>
+    <w:p>
+      <w:r>
+        <w:t>India also competes for international patients. Medical-purpose arrivals were 6.44 lakh in 2024, led by Bangladesh with about 4.8 lakh, followed by Iraq, Somalia, Oman and Uzbekistan.</w:t>
+      </w:r>
+      <w:hyperlink r:id="rId114">
         <w:r>
           <w:rPr>
             <w:color w:val="B31822"/>
             <w:vertAlign w:val="superscript"/>
           </w:rPr>
-          <w:t xml:space="preserve">140</w:t>
+          <w:t xml:space="preserve">104,</w:t>
         </w:r>
       </w:hyperlink>
-    </w:p>
-    <w:p>
-      <w:r>
-        <w:t>India is also a competitor for patients. Medical-purpose arrivals were 6.44 lakh in 2024, led by Bangladesh (about 4.8 lakh), Iraq, Somalia, Oman and Uzbekistan, and Indian chains market lower-cost complex care to the same Gulf, African and Central Asian patients that US centers pursue.</w:t>
-      </w:r>
-      <w:hyperlink r:id="rId117">
+      <w:hyperlink r:id="rId115">
         <w:r>
           <w:rPr>
             <w:color w:val="B31822"/>
             <w:vertAlign w:val="superscript"/>
           </w:rPr>
-          <w:t xml:space="preserve">107,</w:t>
+          <w:t xml:space="preserve">105</w:t>
         </w:r>
       </w:hyperlink>
-      <w:hyperlink r:id="rId118">
+      <w:r>
+        <w:t xml:space="preserve"> Indian chains market lower-cost complex care to the same Gulf, African and Central Asian patients that US centers pursue, and the Union Budget 2026-27 backs five regional medical hubs to strengthen that position.</w:t>
+      </w:r>
+      <w:hyperlink r:id="rId114">
         <w:r>
           <w:rPr>
             <w:color w:val="B31822"/>
             <w:vertAlign w:val="superscript"/>
           </w:rPr>
-          <w:t xml:space="preserve">108</w:t>
+          <w:t xml:space="preserve">104,</w:t>
+        </w:r>
+      </w:hyperlink>
+      <w:hyperlink r:id="rId115">
+        <w:r>
+          <w:rPr>
+            <w:color w:val="B31822"/>
+            <w:vertAlign w:val="superscript"/>
+          </w:rPr>
+          <w:t xml:space="preserve">105,</w:t>
+        </w:r>
+      </w:hyperlink>
+      <w:hyperlink r:id="rId46">
+        <w:r>
+          <w:rPr>
+            <w:color w:val="B31822"/>
+            <w:vertAlign w:val="superscript"/>
+          </w:rPr>
+          <w:t xml:space="preserve">36</w:t>
         </w:r>
       </w:hyperlink>
     </w:p>
@@ -5404,7 +6286,7 @@
         <w:spacing w:after="240"/>
       </w:pPr>
       <w:r>
-        <w:t>The Ministry of Health and Family Welfare received Rs 1,06,530.42 crore, nearly 10 percent above the previous year's revised estimate.</w:t>
+        <w:t>The Health Ministry received Rs 1,06,530.42 crore, nearly 10 percent above the previous year's revised estimate, including Rs 39,390 crore for the National Health Mission and Rs 9,500 crore for PM-JAY.</w:t>
       </w:r>
       <w:hyperlink r:id="rId45">
         <w:r>
@@ -5416,19 +6298,7 @@
         </w:r>
       </w:hyperlink>
       <w:r>
-        <w:t xml:space="preserve"> Allocations included Rs 39,390 crore for the National Health Mission, Rs 9,500 crore for PM-JAY and Rs 4,770 crore for PM-ABHIM.</w:t>
-      </w:r>
-      <w:hyperlink r:id="rId45">
-        <w:r>
-          <w:rPr>
-            <w:color w:val="B31822"/>
-            <w:vertAlign w:val="superscript"/>
-          </w:rPr>
-          <w:t xml:space="preserve">35</w:t>
-        </w:r>
-      </w:hyperlink>
-      <w:r>
-        <w:t xml:space="preserve"> The budget also announced a scheme for five regional medical hubs, developed with states and the private sector, combining care, education and research, along with plans to add 1 lakh allied health professionals and train 1.5 lakh caregivers.</w:t>
+        <w:t xml:space="preserve"> The budget also backed five regional medical hubs and plans to add 1 lakh allied health professionals and train 1.5 lakh caregivers.</w:t>
       </w:r>
       <w:hyperlink r:id="rId45">
         <w:r>
@@ -5439,18 +6309,6 @@
           <w:t xml:space="preserve">35,</w:t>
         </w:r>
       </w:hyperlink>
-      <w:hyperlink r:id="rId46">
-        <w:r>
-          <w:rPr>
-            <w:color w:val="B31822"/>
-            <w:vertAlign w:val="superscript"/>
-          </w:rPr>
-          <w:t xml:space="preserve">36</w:t>
-        </w:r>
-      </w:hyperlink>
-      <w:r>
-        <w:t xml:space="preserve"> The hubs are intended to strengthen India's position in medical value travel.</w:t>
-      </w:r>
       <w:hyperlink r:id="rId46">
         <w:r>
           <w:rPr>
@@ -5476,7 +6334,7 @@
         <w:rPr>
           <w:b/>
         </w:rPr>
-        <w:t>NEET-UG 2026 cancelled over a question-paper leak; re-examination held on 21 June</w:t>
+        <w:t>NEET-UG 2026 cancelled over alleged paper leak; re-examination held on 21 June</w:t>
       </w:r>
     </w:p>
     <w:p>
@@ -5484,36 +6342,15 @@
         <w:spacing w:after="240"/>
       </w:pPr>
       <w:r>
-        <w:t>The National Testing Agency cancelled the NEET-UG examination held on 3 May 2026 for more than 22 lakh candidates after investigators found that questions had leaked in advance, and the case was handed to the Central Bureau of Investigation.</w:t>
+        <w:t>The National Testing Agency cancelled the 3 May 2026 NEET-UG examination on 12 May over alleged irregularities, including a reported paper leak, and the government referred the case to the CBI.</w:t>
       </w:r>
-      <w:hyperlink r:id="rId104">
+      <w:hyperlink r:id="rId103">
         <w:r>
           <w:rPr>
             <w:color w:val="B31822"/>
             <w:vertAlign w:val="superscript"/>
           </w:rPr>
-          <w:t xml:space="preserve">94</w:t>
-        </w:r>
-      </w:hyperlink>
-      <w:r>
-        <w:t xml:space="preserve"> Nearly 20 lakh candidates sat the re-examination on 21 June 2026, and results were declared on 16 July 2026, with 11.21 lakh qualifying.</w:t>
-      </w:r>
-      <w:hyperlink r:id="rId106">
-        <w:r>
-          <w:rPr>
-            <w:color w:val="B31822"/>
-            <w:vertAlign w:val="superscript"/>
-          </w:rPr>
-          <w:t xml:space="preserve">96,</w:t>
-        </w:r>
-      </w:hyperlink>
-      <w:hyperlink r:id="rId105">
-        <w:r>
-          <w:rPr>
-            <w:color w:val="B31822"/>
-            <w:vertAlign w:val="superscript"/>
-          </w:rPr>
-          <w:t xml:space="preserve">95,</w:t>
+          <w:t xml:space="preserve">93,</w:t>
         </w:r>
       </w:hyperlink>
       <w:hyperlink r:id="rId104">
@@ -5526,15 +6363,24 @@
         </w:r>
       </w:hyperlink>
       <w:r>
-        <w:t xml:space="preserve"> It was the second NEET integrity crisis in three years, a relevant consideration for any foreign partner relying on India's national admissions and licensing system.</w:t>
+        <w:t xml:space="preserve"> Close to 20 lakh candidates sat the re-examination on 21 June, and 11.21 lakh qualified when results were declared on 16 July 2026.</w:t>
       </w:r>
-      <w:hyperlink r:id="rId104">
+      <w:hyperlink r:id="rId102">
         <w:r>
           <w:rPr>
             <w:color w:val="B31822"/>
             <w:vertAlign w:val="superscript"/>
           </w:rPr>
-          <w:t xml:space="preserve">94</w:t>
+          <w:t xml:space="preserve">92,</w:t>
+        </w:r>
+      </w:hyperlink>
+      <w:hyperlink r:id="rId105">
+        <w:r>
+          <w:rPr>
+            <w:color w:val="B31822"/>
+            <w:vertAlign w:val="superscript"/>
+          </w:rPr>
+          <w:t xml:space="preserve">95</w:t>
         </w:r>
       </w:hyperlink>
     </w:p>
@@ -5561,69 +6407,36 @@
         <w:spacing w:after="240"/>
       </w:pPr>
       <w:r>
-        <w:t>West Bengal signed an MoU with the National Health Authority at a ceremony presided over by Union Health Minister J P Nadda, in the presence of Chief Minister Suvendu Adhikari.</w:t>
+        <w:t>West Bengal signed an MoU with the National Health Authority on 8 June 2026 and became the 36th and last state or union territory to implement PM-JAY.</w:t>
       </w:r>
-      <w:hyperlink r:id="rId31">
+      <w:hyperlink r:id="rId32">
         <w:r>
           <w:rPr>
             <w:color w:val="B31822"/>
             <w:vertAlign w:val="superscript"/>
           </w:rPr>
-          <w:t xml:space="preserve">21,</w:t>
+          <w:t xml:space="preserve">22,</w:t>
         </w:r>
       </w:hyperlink>
-      <w:hyperlink r:id="rId151">
+      <w:hyperlink r:id="rId150">
         <w:r>
           <w:rPr>
             <w:color w:val="B31822"/>
             <w:vertAlign w:val="superscript"/>
           </w:rPr>
-          <w:t xml:space="preserve">141</w:t>
+          <w:t xml:space="preserve">140</w:t>
         </w:r>
       </w:hyperlink>
       <w:r>
-        <w:t xml:space="preserve"> It became the 36th state or union territory to implement PM-JAY, the last to do so.</w:t>
+        <w:t xml:space="preserve"> About 1.24 crore eligible families in the state gain up to Rs 5 lakh a year in hospital cover.</w:t>
       </w:r>
-      <w:hyperlink r:id="rId31">
+      <w:hyperlink r:id="rId32">
         <w:r>
           <w:rPr>
             <w:color w:val="B31822"/>
             <w:vertAlign w:val="superscript"/>
           </w:rPr>
-          <w:t xml:space="preserve">21,</w:t>
-        </w:r>
-      </w:hyperlink>
-      <w:hyperlink r:id="rId152">
-        <w:r>
-          <w:rPr>
-            <w:color w:val="B31822"/>
-            <w:vertAlign w:val="superscript"/>
-          </w:rPr>
-          <w:t xml:space="preserve">142</w:t>
-        </w:r>
-      </w:hyperlink>
-      <w:r>
-        <w:t xml:space="preserve"> About 1.24 crore eligible families in the state gain up to Rs 5 lakh a year in hospital cover.</w:t>
-      </w:r>
-      <w:hyperlink r:id="rId31">
-        <w:r>
-          <w:rPr>
-            <w:color w:val="B31822"/>
-            <w:vertAlign w:val="superscript"/>
-          </w:rPr>
-          <w:t xml:space="preserve">21</w:t>
-        </w:r>
-      </w:hyperlink>
-      <w:r>
-        <w:t xml:space="preserve"> Including families of ASHAs, anganwadi workers and helpers, and senior citizens aged 70 and over, the beneficiary base is about 1.43 crore families.</w:t>
-      </w:r>
-      <w:hyperlink r:id="rId31">
-        <w:r>
-          <w:rPr>
-            <w:color w:val="B31822"/>
-            <w:vertAlign w:val="superscript"/>
-          </w:rPr>
-          <w:t xml:space="preserve">21</w:t>
+          <w:t xml:space="preserve">22</w:t>
         </w:r>
       </w:hyperlink>
     </w:p>
@@ -5650,98 +6463,65 @@
         <w:spacing w:after="240"/>
       </w:pPr>
       <w:r>
-        <w:t>The Government of Maharashtra signed an MoU at Cleveland Clinic's headquarters in Cleveland with Cleveland Clinic, Brookfield Asset Management and Arodhan Health City to develop Navi Mumbai International MediCity, with Chief Minister Devendra Fadnavis joining by video.</w:t>
+        <w:t>Maharashtra signed an MoU at Cleveland Clinic's headquarters with Cleveland Clinic, Brookfield Asset Management and Arodhan Health City for a 250-acre healthcare, research, education and medical tourism hub near the new Navi Mumbai airport, with expected investment of about US$1.2 billion.</w:t>
       </w:r>
-      <w:hyperlink r:id="rId32">
+      <w:hyperlink r:id="rId34">
         <w:r>
           <w:rPr>
             <w:color w:val="B31822"/>
             <w:vertAlign w:val="superscript"/>
           </w:rPr>
-          <w:t xml:space="preserve">22,</w:t>
+          <w:t xml:space="preserve">24,</w:t>
         </w:r>
       </w:hyperlink>
-      <w:hyperlink r:id="rId126">
+      <w:hyperlink r:id="rId123">
         <w:r>
           <w:rPr>
             <w:color w:val="B31822"/>
             <w:vertAlign w:val="superscript"/>
           </w:rPr>
-          <w:t xml:space="preserve">116,</w:t>
+          <w:t xml:space="preserve">113,</w:t>
         </w:r>
       </w:hyperlink>
-      <w:hyperlink r:id="rId153">
+      <w:hyperlink r:id="rId151">
         <w:r>
           <w:rPr>
             <w:color w:val="B31822"/>
             <w:vertAlign w:val="superscript"/>
           </w:rPr>
-          <w:t xml:space="preserve">143,</w:t>
+          <w:t xml:space="preserve">141,</w:t>
         </w:r>
       </w:hyperlink>
-      <w:hyperlink r:id="rId116">
+      <w:hyperlink r:id="rId113">
         <w:r>
           <w:rPr>
             <w:color w:val="B31822"/>
             <w:vertAlign w:val="superscript"/>
           </w:rPr>
-          <w:t xml:space="preserve">106</w:t>
+          <w:t xml:space="preserve">103</w:t>
         </w:r>
       </w:hyperlink>
       <w:r>
-        <w:t xml:space="preserve"> The planned 250-acre healthcare, research, medical education and medical tourism hub, next to the new Navi Mumbai airport, has expected investment of about US$1.2 billion and more than 10,000 jobs.</w:t>
+        <w:t xml:space="preserve"> Cleveland Clinic is named anchor institution, and the project is at MoU stage.</w:t>
       </w:r>
-      <w:hyperlink r:id="rId32">
+      <w:hyperlink r:id="rId34">
         <w:r>
           <w:rPr>
             <w:color w:val="B31822"/>
             <w:vertAlign w:val="superscript"/>
           </w:rPr>
-          <w:t xml:space="preserve">22,</w:t>
+          <w:t xml:space="preserve">24,</w:t>
         </w:r>
       </w:hyperlink>
-      <w:hyperlink r:id="rId153">
+      <w:hyperlink r:id="rId113">
         <w:r>
           <w:rPr>
             <w:color w:val="B31822"/>
             <w:vertAlign w:val="superscript"/>
           </w:rPr>
-          <w:t xml:space="preserve">143,</w:t>
+          <w:t xml:space="preserve">103</w:t>
         </w:r>
       </w:hyperlink>
-      <w:hyperlink r:id="rId116">
-        <w:r>
-          <w:rPr>
-            <w:color w:val="B31822"/>
-            <w:vertAlign w:val="superscript"/>
-          </w:rPr>
-          <w:t xml:space="preserve">106</w:t>
-        </w:r>
-      </w:hyperlink>
-      <w:r>
-        <w:t xml:space="preserve"> Cleveland Clinic is named as anchor institution, and CEO Tom Mihaljevic said in the state's announcement that it would contribute its expertise to the ecosystem.</w:t>
-      </w:r>
-      <w:hyperlink r:id="rId32">
-        <w:r>
-          <w:rPr>
-            <w:color w:val="B31822"/>
-            <w:vertAlign w:val="superscript"/>
-          </w:rPr>
-          <w:t xml:space="preserve">22,</w:t>
-        </w:r>
-      </w:hyperlink>
-      <w:hyperlink r:id="rId116">
-        <w:r>
-          <w:rPr>
-            <w:color w:val="B31822"/>
-            <w:vertAlign w:val="superscript"/>
-          </w:rPr>
-          <w:t xml:space="preserve">106</w:t>
-        </w:r>
-      </w:hyperlink>
-      <w:r>
-        <w:t xml:space="preserve"> Cleveland Clinic has not issued its own release, and the project is at MoU stage.</w:t>
-      </w:r>
     </w:p>
     <w:p>
       <w:pPr>
@@ -5766,57 +6546,45 @@
         <w:spacing w:after="240"/>
       </w:pPr>
       <w:r>
-        <w:t>Manipal Health Enterprises, which reports 49 hospitals and 13,037 licensed beds across 14 states and union territories as of 31 March 2026, listed on the NSE and BSE at about an 11 percent premium to its Rs 590 issue price.</w:t>
+        <w:t>Manipal Health Enterprises, with 49 hospitals and 13,037 licensed beds at 31 March 2026, listed on the NSE and BSE at about an 11 percent premium to its Rs 590 issue price.</w:t>
       </w:r>
-      <w:hyperlink r:id="rId75">
+      <w:hyperlink r:id="rId73">
         <w:r>
           <w:rPr>
             <w:color w:val="B31822"/>
             <w:vertAlign w:val="superscript"/>
           </w:rPr>
-          <w:t xml:space="preserve">65,</w:t>
+          <w:t xml:space="preserve">63,</w:t>
         </w:r>
       </w:hyperlink>
-      <w:hyperlink r:id="rId154">
+      <w:hyperlink r:id="rId152">
         <w:r>
           <w:rPr>
             <w:color w:val="B31822"/>
             <w:vertAlign w:val="superscript"/>
           </w:rPr>
-          <w:t xml:space="preserve">144,</w:t>
+          <w:t xml:space="preserve">142,</w:t>
         </w:r>
       </w:hyperlink>
-      <w:hyperlink r:id="rId74">
+      <w:hyperlink r:id="rId72">
         <w:r>
           <w:rPr>
             <w:color w:val="B31822"/>
             <w:vertAlign w:val="superscript"/>
           </w:rPr>
-          <w:t xml:space="preserve">64</w:t>
+          <w:t xml:space="preserve">62</w:t>
         </w:r>
       </w:hyperlink>
       <w:r>
-        <w:t xml:space="preserve"> The IPO was subscribed nearly five times, led by qualified institutional buyers.</w:t>
+        <w:t xml:space="preserve"> The Rs 9,275 crore IPO was subscribed nearly five times, led by qualified institutional buyers.</w:t>
       </w:r>
-      <w:hyperlink r:id="rId75">
+      <w:hyperlink r:id="rId73">
         <w:r>
           <w:rPr>
             <w:color w:val="B31822"/>
             <w:vertAlign w:val="superscript"/>
           </w:rPr>
-          <w:t xml:space="preserve">65</w:t>
-        </w:r>
-      </w:hyperlink>
-      <w:r>
-        <w:t xml:space="preserve"> Manipal grew from 33 hospitals and 9,520 beds in March 2024, mainly through acquisitions of AMRI, Medica and Sahyadri, and cites a CRISIL report describing it as the largest pan-India multispecialty network by bed capacity.</w:t>
-      </w:r>
-      <w:hyperlink r:id="rId74">
-        <w:r>
-          <w:rPr>
-            <w:color w:val="B31822"/>
-            <w:vertAlign w:val="superscript"/>
-          </w:rPr>
-          <w:t xml:space="preserve">64</w:t>
+          <w:t xml:space="preserve">63</w:t>
         </w:r>
       </w:hyperlink>
     </w:p>
@@ -5843,62 +6611,38 @@
         <w:spacing w:after="240"/>
       </w:pPr>
       <w:r>
-        <w:t>KKR signed definitive agreements to acquire Medicover India, a network of 24 hospitals with about 4,800 beds across South and West India.</w:t>
+        <w:t>KKR agreed to acquire Medicover India, 24 hospitals with about 4,800 beds in South and West India.</w:t>
       </w:r>
-      <w:hyperlink r:id="rId87">
+      <w:hyperlink r:id="rId84">
         <w:r>
           <w:rPr>
             <w:color w:val="B31822"/>
             <w:vertAlign w:val="superscript"/>
           </w:rPr>
-          <w:t xml:space="preserve">77</w:t>
+          <w:t xml:space="preserve">74</w:t>
         </w:r>
       </w:hyperlink>
       <w:r>
-        <w:t xml:space="preserve"> Medicover said the transaction values Medicover Hospitals India at EUR 1.2 billion, about US$1.4 billion, and is expected to close in the fourth quarter of 2026, subject to regulatory approvals; KKR did not disclose terms.</w:t>
+        <w:t xml:space="preserve"> Medicover valued the business at EUR 1.2 billion and expects the deal to close in the fourth quarter of 2026, subject to approvals, as it leaves Indian hospitals to focus on Poland, Germany and Romania.</w:t>
       </w:r>
-      <w:hyperlink r:id="rId148">
+      <w:hyperlink r:id="rId147">
         <w:r>
           <w:rPr>
             <w:color w:val="B31822"/>
             <w:vertAlign w:val="superscript"/>
           </w:rPr>
-          <w:t xml:space="preserve">138,</w:t>
+          <w:t xml:space="preserve">137,</w:t>
         </w:r>
       </w:hyperlink>
-      <w:hyperlink r:id="rId87">
+      <w:hyperlink r:id="rId153">
         <w:r>
           <w:rPr>
             <w:color w:val="B31822"/>
             <w:vertAlign w:val="superscript"/>
           </w:rPr>
-          <w:t xml:space="preserve">77</w:t>
+          <w:t xml:space="preserve">143</w:t>
         </w:r>
       </w:hyperlink>
-      <w:r>
-        <w:t xml:space="preserve"> The seller, Swedish healthcare group Medicover, is leaving the Indian hospital market to focus on Poland, Germany and Romania.</w:t>
-      </w:r>
-      <w:hyperlink r:id="rId148">
-        <w:r>
-          <w:rPr>
-            <w:color w:val="B31822"/>
-            <w:vertAlign w:val="superscript"/>
-          </w:rPr>
-          <w:t xml:space="preserve">138,</w:t>
-        </w:r>
-      </w:hyperlink>
-      <w:hyperlink r:id="rId155">
-        <w:r>
-          <w:rPr>
-            <w:color w:val="B31822"/>
-            <w:vertAlign w:val="superscript"/>
-          </w:rPr>
-          <w:t xml:space="preserve">145</w:t>
-        </w:r>
-      </w:hyperlink>
-      <w:r>
-        <w:t xml:space="preserve"> The deal is a further sign of global private equity driving hospital consolidation in India.</w:t>
-      </w:r>
     </w:p>
     <w:p>
       <w:pPr>
@@ -5923,54 +6667,54 @@
         <w:spacing w:after="240"/>
       </w:pPr>
       <w:r>
-        <w:t>On the scheme's eighth anniversary, Union Health Minister J P Nadda and the National Health Authority reported that PM-JAY had funded 13.25 crore hospital admissions worth Rs 2.03 lakh crore through more than 38,000 empanelled public and private hospitals.</w:t>
+        <w:t>On the scheme's eighth anniversary, the Health Minister and the National Health Authority reported 13.25 crore funded hospital admissions worth Rs 2.03 lakh crore through more than 38,000 empanelled hospitals.</w:t>
       </w:r>
-      <w:hyperlink r:id="rId68">
+      <w:hyperlink r:id="rId66">
         <w:r>
           <w:rPr>
             <w:color w:val="B31822"/>
             <w:vertAlign w:val="superscript"/>
           </w:rPr>
-          <w:t xml:space="preserve">58,</w:t>
+          <w:t xml:space="preserve">56,</w:t>
         </w:r>
       </w:hyperlink>
-      <w:hyperlink r:id="rId69">
+      <w:hyperlink r:id="rId67">
         <w:r>
           <w:rPr>
             <w:color w:val="B31822"/>
             <w:vertAlign w:val="superscript"/>
           </w:rPr>
-          <w:t xml:space="preserve">59</w:t>
+          <w:t xml:space="preserve">57</w:t>
         </w:r>
       </w:hyperlink>
       <w:r>
-        <w:t xml:space="preserve"> About 48.5 crore Ayushman cards have been issued, and more than 12 crore families have Rs 5 lakh in annual cover across 1,961 procedures in 27 specialties.</w:t>
+        <w:t xml:space="preserve"> About 48.5 crore Ayushman cards have been issued, and more than 12 crore families have Rs 5 lakh in annual cover.</w:t>
       </w:r>
-      <w:hyperlink r:id="rId68">
+      <w:hyperlink r:id="rId66">
         <w:r>
           <w:rPr>
             <w:color w:val="B31822"/>
             <w:vertAlign w:val="superscript"/>
           </w:rPr>
-          <w:t xml:space="preserve">58,</w:t>
+          <w:t xml:space="preserve">56,</w:t>
         </w:r>
       </w:hyperlink>
-      <w:hyperlink r:id="rId69">
+      <w:hyperlink r:id="rId67">
         <w:r>
           <w:rPr>
             <w:color w:val="B31822"/>
             <w:vertAlign w:val="superscript"/>
           </w:rPr>
-          <w:t xml:space="preserve">59,</w:t>
+          <w:t xml:space="preserve">57,</w:t>
         </w:r>
       </w:hyperlink>
-      <w:hyperlink r:id="rId156">
+      <w:hyperlink r:id="rId154">
         <w:r>
           <w:rPr>
             <w:color w:val="B31822"/>
             <w:vertAlign w:val="superscript"/>
           </w:rPr>
-          <w:t xml:space="preserve">146</w:t>
+          <w:t xml:space="preserve">144</w:t>
         </w:r>
       </w:hyperlink>
     </w:p>

--- a/output/India_Profile_DRAFT.docx
+++ b/output/India_Profile_DRAFT.docx
@@ -3,27 +3,19 @@
 <w:document xmlns:wpc="http://schemas.microsoft.com/office/word/2010/wordprocessingCanvas" xmlns:mo="http://schemas.microsoft.com/office/mac/office/2008/main" xmlns:mc="http://schemas.openxmlformats.org/markup-compatibility/2006" xmlns:mv="urn:schemas-microsoft-com:mac:vml" xmlns:o="urn:schemas-microsoft-com:office:office" xmlns:r="http://schemas.openxmlformats.org/officeDocument/2006/relationships" xmlns:m="http://schemas.openxmlformats.org/officeDocument/2006/math" xmlns:v="urn:schemas-microsoft-com:vml" xmlns:wp14="http://schemas.microsoft.com/office/word/2010/wordprocessingDrawing" xmlns:wp="http://schemas.openxmlformats.org/drawingml/2006/wordprocessingDrawing" xmlns:w10="urn:schemas-microsoft-com:office:word" xmlns:w="http://schemas.openxmlformats.org/wordprocessingml/2006/main" xmlns:w14="http://schemas.microsoft.com/office/word/2010/wordml" xmlns:wpg="http://schemas.microsoft.com/office/word/2010/wordprocessingGroup" xmlns:wpi="http://schemas.microsoft.com/office/word/2010/wordprocessingInk" xmlns:wne="http://schemas.microsoft.com/office/word/2006/wordml" xmlns:wps="http://schemas.microsoft.com/office/word/2010/wordprocessingShape" mc:Ignorable="w14 wp14">
   <w:body>
     <w:p>
-      <w:pPr>
-        <w:spacing w:before="800" w:after="40"/>
-      </w:pPr>
       <w:r>
         <w:rPr>
           <w:b/>
-          <w:color w:val="6E6E6E"/>
-          <w:sz w:val="26"/>
+          <w:color w:val="CC0000"/>
+          <w:sz w:val="40"/>
         </w:rPr>
-        <w:t>COUNTRY PROFILE &amp; MARKET INTELLIGENCE</w:t>
+        <w:t xml:space="preserve">Country Profile: </w:t>
       </w:r>
-    </w:p>
-    <w:p>
-      <w:pPr>
-        <w:spacing w:after="560"/>
-      </w:pPr>
       <w:r>
         <w:rPr>
-          <w:b/>
-          <w:color w:val="D91F2C"/>
-          <w:sz w:val="80"/>
+          <w:b w:val="0"/>
+          <w:color w:val="CC0000"/>
+          <w:sz w:val="40"/>
         </w:rPr>
         <w:t>India</w:t>
       </w:r>
@@ -32,7 +24,7 @@
       <w:r>
         <w:drawing>
           <wp:inline xmlns:a="http://schemas.openxmlformats.org/drawingml/2006/main" xmlns:pic="http://schemas.openxmlformats.org/drawingml/2006/picture">
-            <wp:extent cx="5976000" cy="2689200"/>
+            <wp:extent cx="6188710" cy="2784920"/>
             <wp:docPr id="1" name="Picture 1"/>
             <wp:cNvGraphicFramePr>
               <a:graphicFrameLocks noChangeAspect="1"/>
@@ -53,7 +45,7 @@
                   <pic:spPr>
                     <a:xfrm>
                       <a:off x="0" y="0"/>
-                      <a:ext cx="5976000" cy="2689200"/>
+                      <a:ext cx="6188710" cy="2784920"/>
                     </a:xfrm>
                     <a:prstGeom prst="rect"/>
                   </pic:spPr>
@@ -66,44 +58,12 @@
     </w:p>
     <w:p>
       <w:pPr>
-        <w:spacing w:before="480"/>
-      </w:pPr>
-      <w:r>
-        <w:rPr>
-          <w:i/>
-          <w:color w:val="6E6E6E"/>
-          <w:sz w:val="20"/>
-        </w:rPr>
-        <w:t>Draft prepared 2026-09-24. Superscript numbers refer to the numbered sources in the companion document, India_Profile_DRAFT_SOURCES.docx. The CSI Assessment section requires completion from Cedars-Sinai's internal data.</w:t>
-      </w:r>
-    </w:p>
-    <w:p>
-      <w:pPr>
-        <w:spacing w:before="1200"/>
-        <w:jc w:val="right"/>
-      </w:pPr>
-      <w:r>
-        <w:rPr>
-          <w:b/>
-          <w:color w:val="6E6E6E"/>
-          <w:sz w:val="22"/>
-        </w:rPr>
-        <w:t>Cedars-Sinai  |  INTERNATIONAL</w:t>
-      </w:r>
-    </w:p>
-    <w:p>
-      <w:r>
-        <w:br w:type="page"/>
-      </w:r>
-    </w:p>
-    <w:p>
-      <w:pPr>
-        <w:spacing w:after="280"/>
+        <w:spacing w:before="240" w:after="280"/>
       </w:pPr>
       <w:r>
         <w:rPr>
           <w:color w:val="D91F2C"/>
-          <w:sz w:val="40"/>
+          <w:sz w:val="32"/>
         </w:rPr>
         <w:t>Table of Contents</w:t>
       </w:r>
@@ -111,7 +71,7 @@
     <w:p>
       <w:pPr>
         <w:tabs>
-          <w:tab w:pos="9411" w:val="right" w:leader="dot"/>
+          <w:tab w:pos="9746" w:val="right" w:leader="dot"/>
         </w:tabs>
         <w:spacing w:after="120" w:before="160"/>
         <w:ind w:left="0"/>
@@ -146,7 +106,7 @@
     <w:p>
       <w:pPr>
         <w:tabs>
-          <w:tab w:pos="9411" w:val="right" w:leader="dot"/>
+          <w:tab w:pos="9746" w:val="right" w:leader="dot"/>
         </w:tabs>
         <w:spacing w:after="80" w:before="0"/>
         <w:ind w:left="340"/>
@@ -181,7 +141,7 @@
     <w:p>
       <w:pPr>
         <w:tabs>
-          <w:tab w:pos="9411" w:val="right" w:leader="dot"/>
+          <w:tab w:pos="9746" w:val="right" w:leader="dot"/>
         </w:tabs>
         <w:spacing w:after="80" w:before="0"/>
         <w:ind w:left="340"/>
@@ -216,7 +176,7 @@
     <w:p>
       <w:pPr>
         <w:tabs>
-          <w:tab w:pos="9411" w:val="right" w:leader="dot"/>
+          <w:tab w:pos="9746" w:val="right" w:leader="dot"/>
         </w:tabs>
         <w:spacing w:after="80" w:before="0"/>
         <w:ind w:left="340"/>
@@ -251,7 +211,7 @@
     <w:p>
       <w:pPr>
         <w:tabs>
-          <w:tab w:pos="9411" w:val="right" w:leader="dot"/>
+          <w:tab w:pos="9746" w:val="right" w:leader="dot"/>
         </w:tabs>
         <w:spacing w:after="80" w:before="0"/>
         <w:ind w:left="340"/>
@@ -286,7 +246,7 @@
     <w:p>
       <w:pPr>
         <w:tabs>
-          <w:tab w:pos="9411" w:val="right" w:leader="dot"/>
+          <w:tab w:pos="9746" w:val="right" w:leader="dot"/>
         </w:tabs>
         <w:spacing w:after="120" w:before="160"/>
         <w:ind w:left="0"/>
@@ -321,7 +281,7 @@
     <w:p>
       <w:pPr>
         <w:tabs>
-          <w:tab w:pos="9411" w:val="right" w:leader="dot"/>
+          <w:tab w:pos="9746" w:val="right" w:leader="dot"/>
         </w:tabs>
         <w:spacing w:after="80" w:before="0"/>
         <w:ind w:left="340"/>
@@ -356,7 +316,7 @@
     <w:p>
       <w:pPr>
         <w:tabs>
-          <w:tab w:pos="9411" w:val="right" w:leader="dot"/>
+          <w:tab w:pos="9746" w:val="right" w:leader="dot"/>
         </w:tabs>
         <w:spacing w:after="80" w:before="0"/>
         <w:ind w:left="340"/>
@@ -391,7 +351,7 @@
     <w:p>
       <w:pPr>
         <w:tabs>
-          <w:tab w:pos="9411" w:val="right" w:leader="dot"/>
+          <w:tab w:pos="9746" w:val="right" w:leader="dot"/>
         </w:tabs>
         <w:spacing w:after="80" w:before="0"/>
         <w:ind w:left="340"/>
@@ -426,7 +386,7 @@
     <w:p>
       <w:pPr>
         <w:tabs>
-          <w:tab w:pos="9411" w:val="right" w:leader="dot"/>
+          <w:tab w:pos="9746" w:val="right" w:leader="dot"/>
         </w:tabs>
         <w:spacing w:after="80" w:before="0"/>
         <w:ind w:left="340"/>
@@ -461,7 +421,7 @@
     <w:p>
       <w:pPr>
         <w:tabs>
-          <w:tab w:pos="9411" w:val="right" w:leader="dot"/>
+          <w:tab w:pos="9746" w:val="right" w:leader="dot"/>
         </w:tabs>
         <w:spacing w:after="80" w:before="0"/>
         <w:ind w:left="340"/>
@@ -496,7 +456,7 @@
     <w:p>
       <w:pPr>
         <w:tabs>
-          <w:tab w:pos="9411" w:val="right" w:leader="dot"/>
+          <w:tab w:pos="9746" w:val="right" w:leader="dot"/>
         </w:tabs>
         <w:spacing w:after="80" w:before="0"/>
         <w:ind w:left="340"/>
@@ -531,7 +491,7 @@
     <w:p>
       <w:pPr>
         <w:tabs>
-          <w:tab w:pos="9411" w:val="right" w:leader="dot"/>
+          <w:tab w:pos="9746" w:val="right" w:leader="dot"/>
         </w:tabs>
         <w:spacing w:after="80" w:before="0"/>
         <w:ind w:left="340"/>
@@ -566,7 +526,7 @@
     <w:p>
       <w:pPr>
         <w:tabs>
-          <w:tab w:pos="9411" w:val="right" w:leader="dot"/>
+          <w:tab w:pos="9746" w:val="right" w:leader="dot"/>
         </w:tabs>
         <w:spacing w:after="120" w:before="160"/>
         <w:ind w:left="0"/>
@@ -601,7 +561,7 @@
     <w:p>
       <w:pPr>
         <w:tabs>
-          <w:tab w:pos="9411" w:val="right" w:leader="dot"/>
+          <w:tab w:pos="9746" w:val="right" w:leader="dot"/>
         </w:tabs>
         <w:spacing w:after="120" w:before="160"/>
         <w:ind w:left="0"/>
@@ -753,7 +713,7 @@
               <w:rPr>
                 <w:sz w:val="21"/>
               </w:rPr>
-              <w:t>Hindi is the official language of the Union, and Parliament has provided by law for the continued official use of English; the Eighth Schedule of the Constitution lists 22 languages</w:t>
+              <w:t>Hindi and English</w:t>
             </w:r>
             <w:hyperlink r:id="rId11">
               <w:r>
@@ -807,7 +767,7 @@
               <w:rPr>
                 <w:sz w:val="21"/>
               </w:rPr>
-              <w:t>About 1.46 billion (2025 estimate, UN World Population Prospects 2024); the world's most populous country</w:t>
+              <w:t>About 1.46 billion (2025 estimate)</w:t>
             </w:r>
             <w:hyperlink r:id="rId13">
               <w:r>
@@ -1010,7 +970,7 @@
               <w:rPr>
                 <w:sz w:val="21"/>
               </w:rPr>
-              <w:t>Parliamentary democratic republic with a federal structure; the Constitution describes India as a Union of States</w:t>
+              <w:t>Federal parliamentary democratic republic</w:t>
             </w:r>
             <w:hyperlink r:id="rId11">
               <w:r>
@@ -1505,7 +1465,7 @@
         </w:r>
       </w:hyperlink>
       <w:r>
-        <w:t xml:space="preserve"> For a foreign academic medical center, the ageing south and west and the National Capital Region are the most natural markets for high-acuity collaboration, while the younger northern states suit public-health and capacity-building work.</w:t>
+        <w:t xml:space="preserve"> For a foreign academic medical center, the aging south and west and the National Capital Region are the most natural markets for high-acuity collaboration, while the younger northern states suit public-health and capacity-building work.</w:t>
       </w:r>
     </w:p>
     <w:p>
@@ -2477,7 +2437,7 @@
     </w:p>
     <w:p>
       <w:r>
-        <w:t>India's public system is tiered. Sub-health centres and primary health centres, many upgraded into Ayushman Arogya Mandirs, feed community health centres, district hospitals, state medical college hospitals and national institutes such as AIIMS, PGIMER Chandigarh and Tata Memorial Centre.</w:t>
+        <w:t>India's public system is tiered. Sub-health centers and primary health centers, many upgraded into Ayushman Arogya Mandirs, feed community health centers, district hospitals, state medical college hospitals and national institutes such as AIIMS, PGIMER Chandigarh and Tata Memorial Centre.</w:t>
       </w:r>
       <w:hyperlink r:id="rId63">
         <w:r>
@@ -2533,7 +2493,7 @@
         </w:r>
       </w:hyperlink>
       <w:r>
-        <w:t xml:space="preserve"> PM-JAY, a tax-funded scheme, pays for up to Rs 5 lakh of hospital care per family per year across 1,961 procedures at more than 38,000 empanelled public and private hospitals, and since September 2024 it has covered everyone aged 70 and over.</w:t>
+        <w:t xml:space="preserve"> PM-JAY, a tax-funded scheme, pays for up to Rs 5 lakh of hospital care per family per year across 1,961 procedures at more than 38,000 empaneled public and private hospitals, and since September 2024 it has covered everyone aged 70 and over.</w:t>
       </w:r>
       <w:hyperlink r:id="rId66">
         <w:r>
@@ -2556,7 +2516,7 @@
     </w:p>
     <w:p>
       <w:r>
-        <w:t>Capacity is the main weakness. Public facilities from primary health centres to medical colleges had 8,18,661 beds on 31 March 2023, fewer than 0.6 per 1,000 people against the National Health Policy 2017 norm of 2, and supply is far thinner in Bihar and Uttar Pradesh.</w:t>
+        <w:t>Capacity is the main weakness. Public facilities from primary health centers to medical colleges had 8,18,661 beds on 31 March 2023, fewer than 0.6 per 1,000 people against the National Health Policy 2017 norm of 2, and supply is far thinner in Bihar and Uttar Pradesh.</w:t>
       </w:r>
       <w:hyperlink r:id="rId65">
         <w:r>
@@ -2577,7 +2537,7 @@
         </w:r>
       </w:hyperlink>
       <w:r>
-        <w:t xml:space="preserve"> Public care is much cheaper: average out-of-pocket spending per hospitalisation, excluding childbirth, was Rs 6,631 in public hospitals in 2025, against Rs 50,508 in private hospitals.</w:t>
+        <w:t xml:space="preserve"> Public care is much cheaper: average out-of-pocket spending per hospitalization, excluding childbirth, was Rs 6,631 in public hospitals in 2025, against Rs 50,508 in private hospitals.</w:t>
       </w:r>
       <w:hyperlink r:id="rId69">
         <w:r>
@@ -2613,7 +2573,7 @@
     </w:p>
     <w:p>
       <w:r>
-        <w:t>Private hospitals handled 57.9 percent of rural and 64.6 percent of urban hospitalisations in 2025, according to the NSS 80th round, counting those empanelled under government schemes.</w:t>
+        <w:t>Private hospitals handled 57.9 percent of rural and 64.6 percent of urban hospitalizations in 2025, according to the NSS 80th round, counting those empaneled under government schemes.</w:t>
       </w:r>
       <w:hyperlink r:id="rId71">
         <w:r>
@@ -3381,7 +3341,7 @@
         </w:r>
       </w:hyperlink>
       <w:r>
-        <w:t xml:space="preserve"> Health insurance coverage reached 47.4 percent in rural and 44.3 percent in urban areas in 2025, up from 14.1 and 19.1 percent in 2017-18, yet out-of-pocket spending still averaged Rs 34,064 per hospitalisation, excluding childbirth.</w:t>
+        <w:t xml:space="preserve"> Health insurance coverage reached 47.4 percent in rural and 44.3 percent in urban areas in 2025, up from 14.1 and 19.1 percent in 2017-18, yet out-of-pocket spending still averaged Rs 34,064 per hospitalization, excluding childbirth.</w:t>
       </w:r>
       <w:hyperlink r:id="rId69">
         <w:r>
@@ -3723,7 +3683,7 @@
               <w:rPr>
                 <w:sz w:val="21"/>
               </w:rPr>
-              <w:t>8,18,661 beds from primary health centres to medical colleges, fewer than 0.6 per 1,000 people (31 March 2023, Health Dynamics of India 2022-23), against a National Health Policy 2017 norm of 2 per 1,000</w:t>
+              <w:t>8,18,661 beds from primary health centers to medical colleges, fewer than 0.6 per 1,000 people (31 March 2023, Health Dynamics of India 2022-23), against a National Health Policy 2017 norm of 2 per 1,000</w:t>
             </w:r>
             <w:hyperlink r:id="rId65">
               <w:r>
@@ -3811,7 +3771,7 @@
               <w:rPr>
                 <w:sz w:val="21"/>
               </w:rPr>
-              <w:t>Roughly 4 practising doctors, 9.2 nurses and just over 4 hospital beds per 1,000 people (OECD averages, Health at a Glance 2025)</w:t>
+              <w:t>Roughly 4 practicing doctors, 9.2 nurses and just over 4 hospital beds per 1,000 people (OECD averages, Health at a Glance 2025)</w:t>
             </w:r>
             <w:hyperlink r:id="rId96">
               <w:r>
@@ -3851,7 +3811,7 @@
     </w:p>
     <w:p>
       <w:r>
-        <w:t>India's health workforce remains thin: it had 13.88 lakh registered allopathic doctors in December 2025, fewer than one per 1,000 people, and fewer still practise.</w:t>
+        <w:t>India's health workforce remains thin: it had 13.88 lakh registered allopathic doctors in December 2025, fewer than one per 1,000 people, and fewer still practice.</w:t>
       </w:r>
       <w:hyperlink r:id="rId90">
         <w:r>
@@ -3955,7 +3915,7 @@
         </w:r>
       </w:hyperlink>
       <w:r>
-        <w:t xml:space="preserve"> Shortages are worst in the northern states, and rural community health centres lacked 79.9 percent of their required specialists in March 2023.</w:t>
+        <w:t xml:space="preserve"> Shortages are worst in the northern states, and rural community health centers lacked 79.9 percent of their required specialists in March 2023.</w:t>
       </w:r>
       <w:hyperlink r:id="rId93">
         <w:r>
@@ -4299,7 +4259,7 @@
         </w:r>
       </w:hyperlink>
       <w:r>
-        <w:t xml:space="preserve"> Other risks include government health spending of only 1.48 percent of GDP in 2022-23, workforce shortfalls, the 2026 NEET cancellation, and possible US tariffs of up to 100 percent on buyers of Russian oil, authorised in September 2026.</w:t>
+        <w:t xml:space="preserve"> Other risks include government health spending of only 1.48 percent of GDP in 2022-23, workforce shortfalls, the 2026 NEET cancellation, and possible US tariffs of up to 100 percent on buyers of Russian oil, authorized in September 2026.</w:t>
       </w:r>
       <w:hyperlink r:id="rId33">
         <w:r>
@@ -4329,7 +4289,7 @@
         </w:r>
       </w:hyperlink>
       <w:r>
-        <w:t xml:space="preserve"> The outlook therefore favours foreign academic centers that bring training, protocols, quality systems and research to Indian partners rather than operating hospitals directly.</w:t>
+        <w:t xml:space="preserve"> The outlook therefore favors foreign academic centers that bring training, protocols, quality systems and research to Indian partners rather than operating hospitals directly.</w:t>
       </w:r>
     </w:p>
     <w:p>
@@ -4819,7 +4779,7 @@
                 <w:b w:val="0"/>
                 <w:sz w:val="19"/>
               </w:rPr>
-              <w:t>Exclusive long-term collaboration: centres of excellence, quality, technology and complex-case review</w:t>
+              <w:t>Exclusive long-term collaboration: centers of excellence, quality, technology and complex-case review</w:t>
             </w:r>
           </w:p>
         </w:tc>
@@ -5735,7 +5695,7 @@
         </w:r>
       </w:hyperlink>
       <w:r>
-        <w:t xml:space="preserve"> It covers oncology, cardiology, neurosciences and urology-nephrology centres, quality and technology, and joint review of complex cases, and Ramaiah's website still presents it.</w:t>
+        <w:t xml:space="preserve"> It covers oncology, cardiology, neurosciences and urology-nephrology centers, quality and technology, and joint review of complex cases, and Ramaiah's website still presents it.</w:t>
       </w:r>
       <w:hyperlink r:id="rId132">
         <w:r>
@@ -5787,7 +5747,7 @@
         <w:t xml:space="preserve">UCLA Health: </w:t>
       </w:r>
       <w:r>
-        <w:t>UCLA's OB/GYN department launched a resident exchange with Narendra Modi Medical College in 2024, began joint academic seminars in summer 2025 and completed the first phase of a postpartum-haemorrhage quality project with AIIMS New Delhi.</w:t>
+        <w:t>UCLA's OB/GYN department launched a resident exchange with Narendra Modi Medical College in 2024, began joint academic seminars in summer 2025 and completed the first phase of a postpartum-hemorrhage quality project with AIIMS New Delhi.</w:t>
       </w:r>
       <w:hyperlink r:id="rId136">
         <w:r>
@@ -6667,7 +6627,7 @@
         <w:spacing w:after="240"/>
       </w:pPr>
       <w:r>
-        <w:t>On the scheme's eighth anniversary, the Health Minister and the National Health Authority reported 13.25 crore funded hospital admissions worth Rs 2.03 lakh crore through more than 38,000 empanelled hospitals.</w:t>
+        <w:t>On the scheme's eighth anniversary, the Health Minister and the National Health Authority reported 13.25 crore funded hospital admissions worth Rs 2.03 lakh crore through more than 38,000 empaneled hospitals.</w:t>
       </w:r>
       <w:hyperlink r:id="rId66">
         <w:r>
@@ -6916,6 +6876,13 @@
       <w:pStyle w:val="Footer"/>
       <w:jc w:val="right"/>
     </w:pPr>
+    <w:r>
+      <w:rPr>
+        <w:color w:val="6E6E6E"/>
+        <w:sz w:val="18"/>
+      </w:rPr>
+      <w:t xml:space="preserve">Cedars-Sinai International   </w:t>
+    </w:r>
     <w:r>
       <w:rPr>
         <w:color w:val="6E6E6E"/>

--- a/output/India_Profile_DRAFT.docx
+++ b/output/India_Profile_DRAFT.docx
@@ -918,22 +918,22 @@
               </w:rPr>
               <w:t>About US$11,748 in current international dollars (2025, World Bank); about US$10,719 in 2024</w:t>
             </w:r>
+            <w:hyperlink r:id="rId16">
+              <w:r>
+                <w:rPr>
+                  <w:color w:val="B31822"/>
+                  <w:vertAlign w:val="superscript"/>
+                </w:rPr>
+                <w:t xml:space="preserve">6,</w:t>
+              </w:r>
+            </w:hyperlink>
             <w:hyperlink r:id="rId17">
               <w:r>
                 <w:rPr>
                   <w:color w:val="B31822"/>
                   <w:vertAlign w:val="superscript"/>
                 </w:rPr>
-                <w:t xml:space="preserve">7,</w:t>
-              </w:r>
-            </w:hyperlink>
-            <w:hyperlink r:id="rId16">
-              <w:r>
-                <w:rPr>
-                  <w:color w:val="B31822"/>
-                  <w:vertAlign w:val="superscript"/>
-                </w:rPr>
-                <w:t xml:space="preserve">6</w:t>
+                <w:t xml:space="preserve">7</w:t>
               </w:r>
             </w:hyperlink>
           </w:p>
@@ -1157,22 +1157,22 @@
               </w:rPr>
               <w:t>35.7% of total (2025, World Bank); 35.4% in 2024</w:t>
             </w:r>
+            <w:hyperlink r:id="rId16">
+              <w:r>
+                <w:rPr>
+                  <w:color w:val="B31822"/>
+                  <w:vertAlign w:val="superscript"/>
+                </w:rPr>
+                <w:t xml:space="preserve">6,</w:t>
+              </w:r>
+            </w:hyperlink>
             <w:hyperlink r:id="rId21">
               <w:r>
                 <w:rPr>
                   <w:color w:val="B31822"/>
                   <w:vertAlign w:val="superscript"/>
                 </w:rPr>
-                <w:t xml:space="preserve">11,</w:t>
-              </w:r>
-            </w:hyperlink>
-            <w:hyperlink r:id="rId16">
-              <w:r>
-                <w:rPr>
-                  <w:color w:val="B31822"/>
-                  <w:vertAlign w:val="superscript"/>
-                </w:rPr>
-                <w:t xml:space="preserve">6</w:t>
+                <w:t xml:space="preserve">11</w:t>
               </w:r>
             </w:hyperlink>
           </w:p>
@@ -1503,22 +1503,22 @@
       <w:r>
         <w:t xml:space="preserve"> The President is head of state, and executive power rests with the Prime Minister and the Council of Ministers, who are collectively responsible to the Lok Sabha.</w:t>
       </w:r>
+      <w:hyperlink r:id="rId11">
+        <w:r>
+          <w:rPr>
+            <w:color w:val="B31822"/>
+            <w:vertAlign w:val="superscript"/>
+          </w:rPr>
+          <w:t xml:space="preserve">1,</w:t>
+        </w:r>
+      </w:hyperlink>
       <w:hyperlink r:id="rId12">
         <w:r>
           <w:rPr>
             <w:color w:val="B31822"/>
             <w:vertAlign w:val="superscript"/>
           </w:rPr>
-          <w:t xml:space="preserve">2,</w:t>
-        </w:r>
-      </w:hyperlink>
-      <w:hyperlink r:id="rId11">
-        <w:r>
-          <w:rPr>
-            <w:color w:val="B31822"/>
-            <w:vertAlign w:val="superscript"/>
-          </w:rPr>
-          <w:t xml:space="preserve">1</w:t>
+          <w:t xml:space="preserve">2</w:t>
         </w:r>
       </w:hyperlink>
     </w:p>
@@ -2255,22 +2255,22 @@
       <w:r>
         <w:t xml:space="preserve"> The NCD share of deaths rose from 37.9 percent in 1990 to 61.8 percent in 2016 and was 66 percent in 2019, according to WHO.</w:t>
       </w:r>
+      <w:hyperlink r:id="rId47">
+        <w:r>
+          <w:rPr>
+            <w:color w:val="B31822"/>
+            <w:vertAlign w:val="superscript"/>
+          </w:rPr>
+          <w:t xml:space="preserve">37,</w:t>
+        </w:r>
+      </w:hyperlink>
       <w:hyperlink r:id="rId59">
         <w:r>
           <w:rPr>
             <w:color w:val="B31822"/>
             <w:vertAlign w:val="superscript"/>
           </w:rPr>
-          <w:t xml:space="preserve">49,</w:t>
-        </w:r>
-      </w:hyperlink>
-      <w:hyperlink r:id="rId47">
-        <w:r>
-          <w:rPr>
-            <w:color w:val="B31822"/>
-            <w:vertAlign w:val="superscript"/>
-          </w:rPr>
-          <w:t xml:space="preserve">37</w:t>
+          <w:t xml:space="preserve">49</w:t>
         </w:r>
       </w:hyperlink>
       <w:r>
@@ -2314,6 +2314,24 @@
       <w:r>
         <w:t xml:space="preserve"> Air pollution, high blood pressure, diet, high fasting plasma glucose and tobacco are leading risk factors, and air pollution was linked to about 2.1 million deaths in 2021.</w:t>
       </w:r>
+      <w:hyperlink r:id="rId56">
+        <w:r>
+          <w:rPr>
+            <w:color w:val="B31822"/>
+            <w:vertAlign w:val="superscript"/>
+          </w:rPr>
+          <w:t xml:space="preserve">46,</w:t>
+        </w:r>
+      </w:hyperlink>
+      <w:hyperlink r:id="rId57">
+        <w:r>
+          <w:rPr>
+            <w:color w:val="B31822"/>
+            <w:vertAlign w:val="superscript"/>
+          </w:rPr>
+          <w:t xml:space="preserve">47,</w:t>
+        </w:r>
+      </w:hyperlink>
       <w:hyperlink r:id="rId60">
         <w:r>
           <w:rPr>
@@ -2329,25 +2347,7 @@
             <w:color w:val="B31822"/>
             <w:vertAlign w:val="superscript"/>
           </w:rPr>
-          <w:t xml:space="preserve">51,</w:t>
-        </w:r>
-      </w:hyperlink>
-      <w:hyperlink r:id="rId56">
-        <w:r>
-          <w:rPr>
-            <w:color w:val="B31822"/>
-            <w:vertAlign w:val="superscript"/>
-          </w:rPr>
-          <w:t xml:space="preserve">46,</w:t>
-        </w:r>
-      </w:hyperlink>
-      <w:hyperlink r:id="rId57">
-        <w:r>
-          <w:rPr>
-            <w:color w:val="B31822"/>
-            <w:vertAlign w:val="superscript"/>
-          </w:rPr>
-          <w:t xml:space="preserve">47</w:t>
+          <w:t xml:space="preserve">51</w:t>
         </w:r>
       </w:hyperlink>
       <w:r>
@@ -2376,6 +2376,15 @@
       <w:r>
         <w:t>India had about a quarter of the world's TB cases in 2024 despite a 21 percent fall in incidence since 2015, and 57 percent of women aged 15 to 49 were anaemic in 2019-21.</w:t>
       </w:r>
+      <w:hyperlink r:id="rId52">
+        <w:r>
+          <w:rPr>
+            <w:color w:val="B31822"/>
+            <w:vertAlign w:val="superscript"/>
+          </w:rPr>
+          <w:t xml:space="preserve">42,</w:t>
+        </w:r>
+      </w:hyperlink>
       <w:hyperlink r:id="rId54">
         <w:r>
           <w:rPr>
@@ -2391,16 +2400,7 @@
             <w:color w:val="B31822"/>
             <w:vertAlign w:val="superscript"/>
           </w:rPr>
-          <w:t xml:space="preserve">45,</w:t>
-        </w:r>
-      </w:hyperlink>
-      <w:hyperlink r:id="rId52">
-        <w:r>
-          <w:rPr>
-            <w:color w:val="B31822"/>
-            <w:vertAlign w:val="superscript"/>
-          </w:rPr>
-          <w:t xml:space="preserve">42</w:t>
+          <w:t xml:space="preserve">45</w:t>
         </w:r>
       </w:hyperlink>
       <w:r>
@@ -2989,22 +2989,22 @@
               </w:rPr>
               <w:t>43.4% (2022-23), up from 39.4% in 2021-22 and down from 64.2% in 2013-14</w:t>
             </w:r>
+            <w:hyperlink r:id="rId85">
+              <w:r>
+                <w:rPr>
+                  <w:color w:val="B31822"/>
+                  <w:vertAlign w:val="superscript"/>
+                </w:rPr>
+                <w:t xml:space="preserve">75,</w:t>
+              </w:r>
+            </w:hyperlink>
             <w:hyperlink r:id="rId86">
               <w:r>
                 <w:rPr>
                   <w:color w:val="B31822"/>
                   <w:vertAlign w:val="superscript"/>
                 </w:rPr>
-                <w:t xml:space="preserve">76,</w:t>
-              </w:r>
-            </w:hyperlink>
-            <w:hyperlink r:id="rId85">
-              <w:r>
-                <w:rPr>
-                  <w:color w:val="B31822"/>
-                  <w:vertAlign w:val="superscript"/>
-                </w:rPr>
-                <w:t xml:space="preserve">75</w:t>
+                <w:t xml:space="preserve">76</w:t>
               </w:r>
             </w:hyperlink>
           </w:p>
@@ -3257,6 +3257,15 @@
           <w:t xml:space="preserve">23,</w:t>
         </w:r>
       </w:hyperlink>
+      <w:hyperlink r:id="rId85">
+        <w:r>
+          <w:rPr>
+            <w:color w:val="B31822"/>
+            <w:vertAlign w:val="superscript"/>
+          </w:rPr>
+          <w:t xml:space="preserve">75,</w:t>
+        </w:r>
+      </w:hyperlink>
       <w:hyperlink r:id="rId86">
         <w:r>
           <w:rPr>
@@ -3264,15 +3273,6 @@
             <w:vertAlign w:val="superscript"/>
           </w:rPr>
           <w:t xml:space="preserve">76,</w:t>
-        </w:r>
-      </w:hyperlink>
-      <w:hyperlink r:id="rId85">
-        <w:r>
-          <w:rPr>
-            <w:color w:val="B31822"/>
-            <w:vertAlign w:val="superscript"/>
-          </w:rPr>
-          <w:t xml:space="preserve">75,</w:t>
         </w:r>
       </w:hyperlink>
       <w:hyperlink r:id="rId87">
@@ -3313,13 +3313,13 @@
       <w:r>
         <w:t xml:space="preserve"> The out-of-pocket share had been 39.4 percent in COVID-affected 2021-22, and households paid more again once emergency spending ended.</w:t>
       </w:r>
-      <w:hyperlink r:id="rId89">
+      <w:hyperlink r:id="rId85">
         <w:r>
           <w:rPr>
             <w:color w:val="B31822"/>
             <w:vertAlign w:val="superscript"/>
           </w:rPr>
-          <w:t xml:space="preserve">79,</w:t>
+          <w:t xml:space="preserve">75,</w:t>
         </w:r>
       </w:hyperlink>
       <w:hyperlink r:id="rId86">
@@ -3331,13 +3331,13 @@
           <w:t xml:space="preserve">76,</w:t>
         </w:r>
       </w:hyperlink>
-      <w:hyperlink r:id="rId85">
+      <w:hyperlink r:id="rId89">
         <w:r>
           <w:rPr>
             <w:color w:val="B31822"/>
             <w:vertAlign w:val="superscript"/>
           </w:rPr>
-          <w:t xml:space="preserve">75</w:t>
+          <w:t xml:space="preserve">79</w:t>
         </w:r>
       </w:hyperlink>
       <w:r>
@@ -3579,22 +3579,22 @@
               </w:rPr>
               <w:t>Roughly 0.95 (2025, calculated from 13.88 lakh registered doctors and the UN 2025 population estimate; the active figure is lower)</w:t>
             </w:r>
+            <w:hyperlink r:id="rId13">
+              <w:r>
+                <w:rPr>
+                  <w:color w:val="B31822"/>
+                  <w:vertAlign w:val="superscript"/>
+                </w:rPr>
+                <w:t xml:space="preserve">3,</w:t>
+              </w:r>
+            </w:hyperlink>
             <w:hyperlink r:id="rId90">
               <w:r>
                 <w:rPr>
                   <w:color w:val="B31822"/>
                   <w:vertAlign w:val="superscript"/>
                 </w:rPr>
-                <w:t xml:space="preserve">80,</w:t>
-              </w:r>
-            </w:hyperlink>
-            <w:hyperlink r:id="rId13">
-              <w:r>
-                <w:rPr>
-                  <w:color w:val="B31822"/>
-                  <w:vertAlign w:val="superscript"/>
-                </w:rPr>
-                <w:t xml:space="preserve">3</w:t>
+                <w:t xml:space="preserve">80</w:t>
               </w:r>
             </w:hyperlink>
           </w:p>
@@ -3938,6 +3938,15 @@
       <w:r>
         <w:t xml:space="preserve"> The Union Budget 2026-27 plans to add 1 lakh allied health professionals over five years and train 1.5 lakh caregivers.</w:t>
       </w:r>
+      <w:hyperlink r:id="rId45">
+        <w:r>
+          <w:rPr>
+            <w:color w:val="B31822"/>
+            <w:vertAlign w:val="superscript"/>
+          </w:rPr>
+          <w:t xml:space="preserve">35,</w:t>
+        </w:r>
+      </w:hyperlink>
       <w:hyperlink r:id="rId46">
         <w:r>
           <w:rPr>
@@ -3953,16 +3962,7 @@
             <w:color w:val="B31822"/>
             <w:vertAlign w:val="superscript"/>
           </w:rPr>
-          <w:t xml:space="preserve">90,</w:t>
-        </w:r>
-      </w:hyperlink>
-      <w:hyperlink r:id="rId45">
-        <w:r>
-          <w:rPr>
-            <w:color w:val="B31822"/>
-            <w:vertAlign w:val="superscript"/>
-          </w:rPr>
-          <w:t xml:space="preserve">35</w:t>
+          <w:t xml:space="preserve">90</w:t>
         </w:r>
       </w:hyperlink>
       <w:r>
@@ -4051,22 +4051,22 @@
       <w:r>
         <w:t>NMC's seat matrix for 2026-27 lists 1,40,664 MBBS seats in 839 colleges, 64,121 of them in government colleges, against 51,348 seats in 2014.</w:t>
       </w:r>
+      <w:hyperlink r:id="rId90">
+        <w:r>
+          <w:rPr>
+            <w:color w:val="B31822"/>
+            <w:vertAlign w:val="superscript"/>
+          </w:rPr>
+          <w:t xml:space="preserve">80,</w:t>
+        </w:r>
+      </w:hyperlink>
       <w:hyperlink r:id="rId106">
         <w:r>
           <w:rPr>
             <w:color w:val="B31822"/>
             <w:vertAlign w:val="superscript"/>
           </w:rPr>
-          <w:t xml:space="preserve">96,</w:t>
-        </w:r>
-      </w:hyperlink>
-      <w:hyperlink r:id="rId90">
-        <w:r>
-          <w:rPr>
-            <w:color w:val="B31822"/>
-            <w:vertAlign w:val="superscript"/>
-          </w:rPr>
-          <w:t xml:space="preserve">80</w:t>
+          <w:t xml:space="preserve">96</w:t>
         </w:r>
       </w:hyperlink>
     </w:p>
@@ -4119,22 +4119,22 @@
       <w:r>
         <w:t xml:space="preserve"> Mayo Clinic's advisory role for Adani Health City's two planned medical colleges and the education pillar of Cleveland Clinic's Navi Mumbai MediCity show US institutions using graduate medical education as a way into India.</w:t>
       </w:r>
+      <w:hyperlink r:id="rId34">
+        <w:r>
+          <w:rPr>
+            <w:color w:val="B31822"/>
+            <w:vertAlign w:val="superscript"/>
+          </w:rPr>
+          <w:t xml:space="preserve">24,</w:t>
+        </w:r>
+      </w:hyperlink>
       <w:hyperlink r:id="rId110">
         <w:r>
           <w:rPr>
             <w:color w:val="B31822"/>
             <w:vertAlign w:val="superscript"/>
           </w:rPr>
-          <w:t xml:space="preserve">100,</w:t>
-        </w:r>
-      </w:hyperlink>
-      <w:hyperlink r:id="rId34">
-        <w:r>
-          <w:rPr>
-            <w:color w:val="B31822"/>
-            <w:vertAlign w:val="superscript"/>
-          </w:rPr>
-          <w:t xml:space="preserve">24</w:t>
+          <w:t xml:space="preserve">100</w:t>
         </w:r>
       </w:hyperlink>
     </w:p>
@@ -4208,22 +4208,22 @@
       <w:r>
         <w:t xml:space="preserve"> Maharashtra's Navi Mumbai MediCity, anchored by Cleveland Clinic under a June 2026 MoU, and Adani's two Health Cities, advised by Mayo Clinic, are the leading examples of integrated health cities.</w:t>
       </w:r>
+      <w:hyperlink r:id="rId110">
+        <w:r>
+          <w:rPr>
+            <w:color w:val="B31822"/>
+            <w:vertAlign w:val="superscript"/>
+          </w:rPr>
+          <w:t xml:space="preserve">100,</w:t>
+        </w:r>
+      </w:hyperlink>
       <w:hyperlink r:id="rId113">
         <w:r>
           <w:rPr>
             <w:color w:val="B31822"/>
             <w:vertAlign w:val="superscript"/>
           </w:rPr>
-          <w:t xml:space="preserve">103,</w:t>
-        </w:r>
-      </w:hyperlink>
-      <w:hyperlink r:id="rId110">
-        <w:r>
-          <w:rPr>
-            <w:color w:val="B31822"/>
-            <w:vertAlign w:val="superscript"/>
-          </w:rPr>
-          <w:t xml:space="preserve">100</w:t>
+          <w:t xml:space="preserve">103</w:t>
         </w:r>
       </w:hyperlink>
     </w:p>
@@ -4270,22 +4270,22 @@
           <w:t xml:space="preserve">23,</w:t>
         </w:r>
       </w:hyperlink>
+      <w:hyperlink r:id="rId43">
+        <w:r>
+          <w:rPr>
+            <w:color w:val="B31822"/>
+            <w:vertAlign w:val="superscript"/>
+          </w:rPr>
+          <w:t xml:space="preserve">33,</w:t>
+        </w:r>
+      </w:hyperlink>
       <w:hyperlink r:id="rId103">
         <w:r>
           <w:rPr>
             <w:color w:val="B31822"/>
             <w:vertAlign w:val="superscript"/>
           </w:rPr>
-          <w:t xml:space="preserve">93,</w:t>
-        </w:r>
-      </w:hyperlink>
-      <w:hyperlink r:id="rId43">
-        <w:r>
-          <w:rPr>
-            <w:color w:val="B31822"/>
-            <w:vertAlign w:val="superscript"/>
-          </w:rPr>
-          <w:t xml:space="preserve">33</w:t>
+          <w:t xml:space="preserve">93</w:t>
         </w:r>
       </w:hyperlink>
       <w:r>
@@ -4306,6 +4306,15 @@
       <w:r>
         <w:t>Leading US academic systems work in India mainly through advisory, network, second-opinion and education models rather than ownership, and several announced relationships are older or less visible than their headlines suggest. Foreign capital, by contrast, comes mainly from an Asian strategic owner and global private equity backing Indian hospital chains.</w:t>
       </w:r>
+      <w:hyperlink r:id="rId76">
+        <w:r>
+          <w:rPr>
+            <w:color w:val="B31822"/>
+            <w:vertAlign w:val="superscript"/>
+          </w:rPr>
+          <w:t xml:space="preserve">66,</w:t>
+        </w:r>
+      </w:hyperlink>
       <w:hyperlink r:id="rId81">
         <w:r>
           <w:rPr>
@@ -4313,15 +4322,6 @@
             <w:vertAlign w:val="superscript"/>
           </w:rPr>
           <w:t xml:space="preserve">71,</w:t>
-        </w:r>
-      </w:hyperlink>
-      <w:hyperlink r:id="rId76">
-        <w:r>
-          <w:rPr>
-            <w:color w:val="B31822"/>
-            <w:vertAlign w:val="superscript"/>
-          </w:rPr>
-          <w:t xml:space="preserve">66,</w:t>
         </w:r>
       </w:hyperlink>
       <w:hyperlink r:id="rId84">
@@ -6177,6 +6177,15 @@
       <w:r>
         <w:t xml:space="preserve"> Indian chains market lower-cost complex care to the same Gulf, African and Central Asian patients that US centers pursue, and the Union Budget 2026-27 backs five regional medical hubs to strengthen that position.</w:t>
       </w:r>
+      <w:hyperlink r:id="rId46">
+        <w:r>
+          <w:rPr>
+            <w:color w:val="B31822"/>
+            <w:vertAlign w:val="superscript"/>
+          </w:rPr>
+          <w:t xml:space="preserve">36,</w:t>
+        </w:r>
+      </w:hyperlink>
       <w:hyperlink r:id="rId114">
         <w:r>
           <w:rPr>
@@ -6192,16 +6201,7 @@
             <w:color w:val="B31822"/>
             <w:vertAlign w:val="superscript"/>
           </w:rPr>
-          <w:t xml:space="preserve">105,</w:t>
-        </w:r>
-      </w:hyperlink>
-      <w:hyperlink r:id="rId46">
-        <w:r>
-          <w:rPr>
-            <w:color w:val="B31822"/>
-            <w:vertAlign w:val="superscript"/>
-          </w:rPr>
-          <w:t xml:space="preserve">36</w:t>
+          <w:t xml:space="preserve">105</w:t>
         </w:r>
       </w:hyperlink>
     </w:p>
@@ -6434,6 +6434,15 @@
           <w:t xml:space="preserve">24,</w:t>
         </w:r>
       </w:hyperlink>
+      <w:hyperlink r:id="rId113">
+        <w:r>
+          <w:rPr>
+            <w:color w:val="B31822"/>
+            <w:vertAlign w:val="superscript"/>
+          </w:rPr>
+          <w:t xml:space="preserve">103,</w:t>
+        </w:r>
+      </w:hyperlink>
       <w:hyperlink r:id="rId123">
         <w:r>
           <w:rPr>
@@ -6449,16 +6458,7 @@
             <w:color w:val="B31822"/>
             <w:vertAlign w:val="superscript"/>
           </w:rPr>
-          <w:t xml:space="preserve">141,</w:t>
-        </w:r>
-      </w:hyperlink>
-      <w:hyperlink r:id="rId113">
-        <w:r>
-          <w:rPr>
-            <w:color w:val="B31822"/>
-            <w:vertAlign w:val="superscript"/>
-          </w:rPr>
-          <w:t xml:space="preserve">103</w:t>
+          <w:t xml:space="preserve">141</w:t>
         </w:r>
       </w:hyperlink>
       <w:r>
@@ -6508,6 +6508,15 @@
       <w:r>
         <w:t>Manipal Health Enterprises, with 49 hospitals and 13,037 licensed beds at 31 March 2026, listed on the NSE and BSE at about an 11 percent premium to its Rs 590 issue price.</w:t>
       </w:r>
+      <w:hyperlink r:id="rId72">
+        <w:r>
+          <w:rPr>
+            <w:color w:val="B31822"/>
+            <w:vertAlign w:val="superscript"/>
+          </w:rPr>
+          <w:t xml:space="preserve">62,</w:t>
+        </w:r>
+      </w:hyperlink>
       <w:hyperlink r:id="rId73">
         <w:r>
           <w:rPr>
@@ -6523,16 +6532,7 @@
             <w:color w:val="B31822"/>
             <w:vertAlign w:val="superscript"/>
           </w:rPr>
-          <w:t xml:space="preserve">142,</w:t>
-        </w:r>
-      </w:hyperlink>
-      <w:hyperlink r:id="rId72">
-        <w:r>
-          <w:rPr>
-            <w:color w:val="B31822"/>
-            <w:vertAlign w:val="superscript"/>
-          </w:rPr>
-          <w:t xml:space="preserve">62</w:t>
+          <w:t xml:space="preserve">142</w:t>
         </w:r>
       </w:hyperlink>
       <w:r>

--- a/output/India_Profile_DRAFT.docx
+++ b/output/India_Profile_DRAFT.docx
@@ -4304,39 +4304,61 @@
     </w:p>
     <w:p>
       <w:r>
-        <w:t>Leading US academic systems work in India mainly through advisory, network, second-opinion and education models rather than ownership, and several announced relationships are older or less visible than their headlines suggest. Foreign capital, by contrast, comes mainly from an Asian strategic owner and global private equity backing Indian hospital chains.</w:t>
+        <w:t>CSI's partnerships tracker identified 45 partnerships between foreign health systems and Indian institutions that are active or were active within the past five years: 36 active, 7 unclear and 2 ended. 34 involve US academic medical centers. Most are research and training collaborations, with a few clinical affiliations and almost no ownership stakes, and they cluster in Delhi, Mumbai, Chennai and Pune.</w:t>
       </w:r>
-      <w:hyperlink r:id="rId76">
-        <w:r>
-          <w:rPr>
-            <w:color w:val="B31822"/>
-            <w:vertAlign w:val="superscript"/>
-          </w:rPr>
-          <w:t xml:space="preserve">66,</w:t>
-        </w:r>
-      </w:hyperlink>
-      <w:hyperlink r:id="rId81">
-        <w:r>
-          <w:rPr>
-            <w:color w:val="B31822"/>
-            <w:vertAlign w:val="superscript"/>
-          </w:rPr>
-          <w:t xml:space="preserve">71,</w:t>
-        </w:r>
-      </w:hyperlink>
-      <w:hyperlink r:id="rId84">
-        <w:r>
-          <w:rPr>
-            <w:color w:val="B31822"/>
-            <w:vertAlign w:val="superscript"/>
-          </w:rPr>
-          <w:t xml:space="preserve">74</w:t>
-        </w:r>
-      </w:hyperlink>
     </w:p>
     <w:p>
       <w:pPr>
-        <w:spacing w:after="80"/>
+        <w:jc w:val="center"/>
+      </w:pPr>
+      <w:r>
+        <w:drawing>
+          <wp:inline xmlns:a="http://schemas.openxmlformats.org/drawingml/2006/main" xmlns:pic="http://schemas.openxmlformats.org/drawingml/2006/picture">
+            <wp:extent cx="4860000" cy="5276571"/>
+            <wp:docPr id="2" name="Picture 2"/>
+            <wp:cNvGraphicFramePr>
+              <a:graphicFrameLocks noChangeAspect="1"/>
+            </wp:cNvGraphicFramePr>
+            <a:graphic>
+              <a:graphicData uri="http://schemas.openxmlformats.org/drawingml/2006/picture">
+                <pic:pic>
+                  <pic:nvPicPr>
+                    <pic:cNvPr id="0" name="India_partnerships_map.png"/>
+                    <pic:cNvPicPr/>
+                  </pic:nvPicPr>
+                  <pic:blipFill>
+                    <a:blip r:embed="rId117"/>
+                    <a:stretch>
+                      <a:fillRect/>
+                    </a:stretch>
+                  </pic:blipFill>
+                  <pic:spPr>
+                    <a:xfrm>
+                      <a:off x="0" y="0"/>
+                      <a:ext cx="4860000" cy="5276571"/>
+                    </a:xfrm>
+                    <a:prstGeom prst="rect"/>
+                  </pic:spPr>
+                </pic:pic>
+              </a:graphicData>
+            </a:graphic>
+          </wp:inline>
+        </w:drawing>
+      </w:r>
+    </w:p>
+    <w:p>
+      <w:r>
+        <w:rPr>
+          <w:i/>
+          <w:color w:val="6E6E6E"/>
+          <w:sz w:val="16"/>
+        </w:rPr>
+        <w:t>Foreign health-system partnerships by city of the partner in India: active, and unclear where no active partnership exists. Source: CSI partnerships tracker, verified 2026-09-30. Boundaries: Natural Earth; not an official depiction.</w:t>
+      </w:r>
+    </w:p>
+    <w:p>
+      <w:pPr>
+        <w:spacing w:before="160"/>
       </w:pPr>
       <w:r>
         <w:rPr>
@@ -4360,12 +4382,45 @@
         <w:tblLook w:firstColumn="1" w:firstRow="1" w:lastColumn="0" w:lastRow="0" w:noHBand="0" w:noVBand="1" w:val="04A0"/>
       </w:tblPr>
       <w:tblGrid>
-        <w:gridCol w:w="2436"/>
-        <w:gridCol w:w="2436"/>
-        <w:gridCol w:w="2436"/>
-        <w:gridCol w:w="2436"/>
+        <w:gridCol w:w="1949"/>
+        <w:gridCol w:w="1949"/>
+        <w:gridCol w:w="1949"/>
+        <w:gridCol w:w="1949"/>
+        <w:gridCol w:w="1949"/>
       </w:tblGrid>
       <w:tr>
+        <w:tc>
+          <w:tcPr>
+            <w:tcW w:type="dxa" w:w="2381"/>
+            <w:shd w:val="clear" w:color="auto" w:fill="D91F2C"/>
+          </w:tcPr>
+          <w:p>
+            <w:r>
+              <w:rPr>
+                <w:b/>
+                <w:color w:val="FFFFFF"/>
+                <w:sz w:val="18"/>
+              </w:rPr>
+              <w:t>Institution</w:t>
+            </w:r>
+          </w:p>
+        </w:tc>
+        <w:tc>
+          <w:tcPr>
+            <w:tcW w:type="dxa" w:w="2721"/>
+            <w:shd w:val="clear" w:color="auto" w:fill="D91F2C"/>
+          </w:tcPr>
+          <w:p>
+            <w:r>
+              <w:rPr>
+                <w:b/>
+                <w:color w:val="FFFFFF"/>
+                <w:sz w:val="18"/>
+              </w:rPr>
+              <w:t>Partner in India</w:t>
+            </w:r>
+          </w:p>
+        </w:tc>
         <w:tc>
           <w:tcPr>
             <w:tcW w:type="dxa" w:w="1928"/>
@@ -4376,15 +4431,15 @@
               <w:rPr>
                 <w:b/>
                 <w:color w:val="FFFFFF"/>
-                <w:sz w:val="19"/>
+                <w:sz w:val="18"/>
               </w:rPr>
-              <w:t>Institution</w:t>
+              <w:t>Type</w:t>
             </w:r>
           </w:p>
         </w:tc>
         <w:tc>
           <w:tcPr>
-            <w:tcW w:type="dxa" w:w="2835"/>
+            <w:tcW w:type="dxa" w:w="1020"/>
             <w:shd w:val="clear" w:color="auto" w:fill="D91F2C"/>
           </w:tcPr>
           <w:p>
@@ -4392,15 +4447,15 @@
               <w:rPr>
                 <w:b/>
                 <w:color w:val="FFFFFF"/>
-                <w:sz w:val="19"/>
+                <w:sz w:val="18"/>
               </w:rPr>
-              <w:t>Partner(s) in country</w:t>
+              <w:t>Status</w:t>
             </w:r>
           </w:p>
         </w:tc>
         <w:tc>
           <w:tcPr>
-            <w:tcW w:type="dxa" w:w="2381"/>
+            <w:tcW w:type="dxa" w:w="1587"/>
             <w:shd w:val="clear" w:color="auto" w:fill="D91F2C"/>
           </w:tcPr>
           <w:p>
@@ -4408,25 +4463,9 @@
               <w:rPr>
                 <w:b/>
                 <w:color w:val="FFFFFF"/>
-                <w:sz w:val="19"/>
+                <w:sz w:val="18"/>
               </w:rPr>
-              <w:t>Relationship</w:t>
-            </w:r>
-          </w:p>
-        </w:tc>
-        <w:tc>
-          <w:tcPr>
-            <w:tcW w:type="dxa" w:w="2268"/>
-            <w:shd w:val="clear" w:color="auto" w:fill="D91F2C"/>
-          </w:tcPr>
-          <w:p>
-            <w:r>
-              <w:rPr>
-                <w:b/>
-                <w:color w:val="FFFFFF"/>
-                <w:sz w:val="19"/>
-              </w:rPr>
-              <w:t>Status</w:t>
+              <w:t>Latest evidence</w:t>
             </w:r>
           </w:p>
         </w:tc>
@@ -4434,8 +4473,8 @@
       <w:tr>
         <w:tc>
           <w:tcPr>
-            <w:tcW w:type="dxa" w:w="2268"/>
-            <w:gridSpan w:val="4"/>
+            <w:tcW w:type="dxa" w:w="1587"/>
+            <w:gridSpan w:val="5"/>
             <w:shd w:val="clear" w:color="auto" w:fill="F6E3E4"/>
           </w:tcPr>
           <w:p>
@@ -4443,7 +4482,7 @@
               <w:rPr>
                 <w:b/>
                 <w:color w:val="B31822"/>
-                <w:sz w:val="19"/>
+                <w:sz w:val="18"/>
               </w:rPr>
               <w:t>US academic medical centers</w:t>
             </w:r>
@@ -4453,13 +4492,742 @@
       <w:tr>
         <w:tc>
           <w:tcPr>
+            <w:tcW w:type="dxa" w:w="2381"/>
+          </w:tcPr>
+          <w:p>
+            <w:r>
+              <w:rPr>
+                <w:b/>
+                <w:sz w:val="17"/>
+              </w:rPr>
+              <w:t>Children's Hospital of Philadelphia (CHOP)</w:t>
+            </w:r>
+          </w:p>
+        </w:tc>
+        <w:tc>
+          <w:tcPr>
+            <w:tcW w:type="dxa" w:w="2721"/>
+          </w:tcPr>
+          <w:p>
+            <w:r>
+              <w:rPr>
+                <w:b w:val="0"/>
+                <w:sz w:val="17"/>
+              </w:rPr>
+              <w:t>Amrita Hospital, Faridabad</w:t>
+            </w:r>
+          </w:p>
+        </w:tc>
+        <w:tc>
+          <w:tcPr>
             <w:tcW w:type="dxa" w:w="1928"/>
           </w:tcPr>
           <w:p>
             <w:r>
               <w:rPr>
+                <w:b w:val="0"/>
+                <w:sz w:val="17"/>
+              </w:rPr>
+              <w:t>Training and education</w:t>
+            </w:r>
+          </w:p>
+        </w:tc>
+        <w:tc>
+          <w:tcPr>
+            <w:tcW w:type="dxa" w:w="1020"/>
+          </w:tcPr>
+          <w:p>
+            <w:r>
+              <w:rPr>
                 <w:b/>
-                <w:sz w:val="19"/>
+                <w:sz w:val="17"/>
+              </w:rPr>
+              <w:t>Active</w:t>
+            </w:r>
+          </w:p>
+        </w:tc>
+        <w:tc>
+          <w:tcPr>
+            <w:tcW w:type="dxa" w:w="1587"/>
+          </w:tcPr>
+          <w:p>
+            <w:r>
+              <w:rPr>
+                <w:b w:val="0"/>
+                <w:sz w:val="17"/>
+              </w:rPr>
+              <w:t>2024-10</w:t>
+            </w:r>
+            <w:hyperlink r:id="rId118">
+              <w:r>
+                <w:rPr>
+                  <w:color w:val="B31822"/>
+                  <w:vertAlign w:val="superscript"/>
+                </w:rPr>
+                <w:t xml:space="preserve">107</w:t>
+              </w:r>
+            </w:hyperlink>
+          </w:p>
+        </w:tc>
+      </w:tr>
+      <w:tr>
+        <w:tc>
+          <w:tcPr>
+            <w:tcW w:type="dxa" w:w="2381"/>
+          </w:tcPr>
+          <w:p>
+            <w:r>
+              <w:rPr>
+                <w:b/>
+                <w:sz w:val="17"/>
+              </w:rPr>
+              <w:t>Cleveland Clinic</w:t>
+            </w:r>
+          </w:p>
+        </w:tc>
+        <w:tc>
+          <w:tcPr>
+            <w:tcW w:type="dxa" w:w="2721"/>
+          </w:tcPr>
+          <w:p>
+            <w:r>
+              <w:rPr>
+                <w:b w:val="0"/>
+                <w:sz w:val="17"/>
+              </w:rPr>
+              <w:t>Government of Maharashtra and Arodhan Health City (Navi Mumbai International MediCity); Brookfield Asset Management is a co-signatory investor</w:t>
+            </w:r>
+          </w:p>
+        </w:tc>
+        <w:tc>
+          <w:tcPr>
+            <w:tcW w:type="dxa" w:w="1928"/>
+          </w:tcPr>
+          <w:p>
+            <w:r>
+              <w:rPr>
+                <w:b w:val="0"/>
+                <w:sz w:val="17"/>
+              </w:rPr>
+              <w:t>Hospital development or joint venture</w:t>
+            </w:r>
+          </w:p>
+        </w:tc>
+        <w:tc>
+          <w:tcPr>
+            <w:tcW w:type="dxa" w:w="1020"/>
+          </w:tcPr>
+          <w:p>
+            <w:r>
+              <w:rPr>
+                <w:b/>
+                <w:sz w:val="17"/>
+              </w:rPr>
+              <w:t>Active</w:t>
+            </w:r>
+          </w:p>
+        </w:tc>
+        <w:tc>
+          <w:tcPr>
+            <w:tcW w:type="dxa" w:w="1587"/>
+          </w:tcPr>
+          <w:p>
+            <w:r>
+              <w:rPr>
+                <w:b w:val="0"/>
+                <w:sz w:val="17"/>
+              </w:rPr>
+              <w:t>2026-06</w:t>
+            </w:r>
+            <w:hyperlink r:id="rId34">
+              <w:r>
+                <w:rPr>
+                  <w:color w:val="B31822"/>
+                  <w:vertAlign w:val="superscript"/>
+                </w:rPr>
+                <w:t xml:space="preserve">24</w:t>
+              </w:r>
+            </w:hyperlink>
+          </w:p>
+        </w:tc>
+      </w:tr>
+      <w:tr>
+        <w:tc>
+          <w:tcPr>
+            <w:tcW w:type="dxa" w:w="2381"/>
+          </w:tcPr>
+          <w:p>
+            <w:r>
+              <w:rPr>
+                <w:b/>
+                <w:sz w:val="17"/>
+              </w:rPr>
+              <w:t>Emory University (Emory Global Diabetes Research Center)</w:t>
+            </w:r>
+          </w:p>
+        </w:tc>
+        <w:tc>
+          <w:tcPr>
+            <w:tcW w:type="dxa" w:w="2721"/>
+          </w:tcPr>
+          <w:p>
+            <w:r>
+              <w:rPr>
+                <w:b w:val="0"/>
+                <w:sz w:val="17"/>
+              </w:rPr>
+              <w:t>IIT Madras Shankar Center of Excellence in Diabetes Research, with AIIMS, Madras Diabetes Research Foundation and others</w:t>
+            </w:r>
+          </w:p>
+        </w:tc>
+        <w:tc>
+          <w:tcPr>
+            <w:tcW w:type="dxa" w:w="1928"/>
+          </w:tcPr>
+          <w:p>
+            <w:r>
+              <w:rPr>
+                <w:b w:val="0"/>
+                <w:sz w:val="17"/>
+              </w:rPr>
+              <w:t>Research collaboration</w:t>
+            </w:r>
+          </w:p>
+        </w:tc>
+        <w:tc>
+          <w:tcPr>
+            <w:tcW w:type="dxa" w:w="1020"/>
+          </w:tcPr>
+          <w:p>
+            <w:r>
+              <w:rPr>
+                <w:b/>
+                <w:sz w:val="17"/>
+              </w:rPr>
+              <w:t>Active</w:t>
+            </w:r>
+          </w:p>
+        </w:tc>
+        <w:tc>
+          <w:tcPr>
+            <w:tcW w:type="dxa" w:w="1587"/>
+          </w:tcPr>
+          <w:p>
+            <w:r>
+              <w:rPr>
+                <w:b w:val="0"/>
+                <w:sz w:val="17"/>
+              </w:rPr>
+              <w:t>2025-05</w:t>
+            </w:r>
+            <w:hyperlink r:id="rId119">
+              <w:r>
+                <w:rPr>
+                  <w:color w:val="B31822"/>
+                  <w:vertAlign w:val="superscript"/>
+                </w:rPr>
+                <w:t xml:space="preserve">108</w:t>
+              </w:r>
+            </w:hyperlink>
+          </w:p>
+        </w:tc>
+      </w:tr>
+      <w:tr>
+        <w:tc>
+          <w:tcPr>
+            <w:tcW w:type="dxa" w:w="2381"/>
+          </w:tcPr>
+          <w:p>
+            <w:r>
+              <w:rPr>
+                <w:b/>
+                <w:sz w:val="17"/>
+              </w:rPr>
+              <w:t>Hackensack Meridian Health</w:t>
+            </w:r>
+          </w:p>
+        </w:tc>
+        <w:tc>
+          <w:tcPr>
+            <w:tcW w:type="dxa" w:w="2721"/>
+          </w:tcPr>
+          <w:p>
+            <w:r>
+              <w:rPr>
+                <w:b w:val="0"/>
+                <w:sz w:val="17"/>
+              </w:rPr>
+              <w:t>Apollo Hospitals</w:t>
+            </w:r>
+          </w:p>
+        </w:tc>
+        <w:tc>
+          <w:tcPr>
+            <w:tcW w:type="dxa" w:w="1928"/>
+          </w:tcPr>
+          <w:p>
+            <w:r>
+              <w:rPr>
+                <w:b w:val="0"/>
+                <w:sz w:val="17"/>
+              </w:rPr>
+              <w:t>Clinical affiliation or network membership</w:t>
+            </w:r>
+          </w:p>
+        </w:tc>
+        <w:tc>
+          <w:tcPr>
+            <w:tcW w:type="dxa" w:w="1020"/>
+          </w:tcPr>
+          <w:p>
+            <w:r>
+              <w:rPr>
+                <w:b/>
+                <w:sz w:val="17"/>
+              </w:rPr>
+              <w:t>Active</w:t>
+            </w:r>
+          </w:p>
+        </w:tc>
+        <w:tc>
+          <w:tcPr>
+            <w:tcW w:type="dxa" w:w="1587"/>
+          </w:tcPr>
+          <w:p>
+            <w:r>
+              <w:rPr>
+                <w:b w:val="0"/>
+                <w:sz w:val="17"/>
+              </w:rPr>
+              <w:t>2025-01</w:t>
+            </w:r>
+            <w:hyperlink r:id="rId120">
+              <w:r>
+                <w:rPr>
+                  <w:color w:val="B31822"/>
+                  <w:vertAlign w:val="superscript"/>
+                </w:rPr>
+                <w:t xml:space="preserve">109</w:t>
+              </w:r>
+            </w:hyperlink>
+          </w:p>
+        </w:tc>
+      </w:tr>
+      <w:tr>
+        <w:tc>
+          <w:tcPr>
+            <w:tcW w:type="dxa" w:w="2381"/>
+          </w:tcPr>
+          <w:p>
+            <w:r>
+              <w:rPr>
+                <w:b/>
+                <w:sz w:val="17"/>
+              </w:rPr>
+              <w:t>Johns Hopkins (University)</w:t>
+            </w:r>
+          </w:p>
+        </w:tc>
+        <w:tc>
+          <w:tcPr>
+            <w:tcW w:type="dxa" w:w="2721"/>
+          </w:tcPr>
+          <w:p>
+            <w:r>
+              <w:rPr>
+                <w:b w:val="0"/>
+                <w:sz w:val="17"/>
+              </w:rPr>
+              <w:t>Ajit Isaac Foundation, Bengaluru</w:t>
+            </w:r>
+          </w:p>
+        </w:tc>
+        <w:tc>
+          <w:tcPr>
+            <w:tcW w:type="dxa" w:w="1928"/>
+          </w:tcPr>
+          <w:p>
+            <w:r>
+              <w:rPr>
+                <w:b w:val="0"/>
+                <w:sz w:val="17"/>
+              </w:rPr>
+              <w:t>Training and education</w:t>
+            </w:r>
+          </w:p>
+        </w:tc>
+        <w:tc>
+          <w:tcPr>
+            <w:tcW w:type="dxa" w:w="1020"/>
+          </w:tcPr>
+          <w:p>
+            <w:r>
+              <w:rPr>
+                <w:b/>
+                <w:sz w:val="17"/>
+              </w:rPr>
+              <w:t>Active</w:t>
+            </w:r>
+          </w:p>
+        </w:tc>
+        <w:tc>
+          <w:tcPr>
+            <w:tcW w:type="dxa" w:w="1587"/>
+          </w:tcPr>
+          <w:p>
+            <w:r>
+              <w:rPr>
+                <w:b w:val="0"/>
+                <w:sz w:val="17"/>
+              </w:rPr>
+              <w:t>2026-04</w:t>
+            </w:r>
+            <w:hyperlink r:id="rId121">
+              <w:r>
+                <w:rPr>
+                  <w:color w:val="B31822"/>
+                  <w:vertAlign w:val="superscript"/>
+                </w:rPr>
+                <w:t xml:space="preserve">110</w:t>
+              </w:r>
+            </w:hyperlink>
+          </w:p>
+        </w:tc>
+      </w:tr>
+      <w:tr>
+        <w:tc>
+          <w:tcPr>
+            <w:tcW w:type="dxa" w:w="2381"/>
+          </w:tcPr>
+          <w:p>
+            <w:r>
+              <w:rPr>
+                <w:b/>
+                <w:sz w:val="17"/>
+              </w:rPr>
+              <w:t>Johns Hopkins (University)</w:t>
+            </w:r>
+          </w:p>
+        </w:tc>
+        <w:tc>
+          <w:tcPr>
+            <w:tcW w:type="dxa" w:w="2721"/>
+          </w:tcPr>
+          <w:p>
+            <w:r>
+              <w:rPr>
+                <w:b w:val="0"/>
+                <w:sz w:val="17"/>
+              </w:rPr>
+              <w:t>Dr. D.Y. Patil Medical College and Vidyapeeth, Pune</w:t>
+            </w:r>
+          </w:p>
+        </w:tc>
+        <w:tc>
+          <w:tcPr>
+            <w:tcW w:type="dxa" w:w="1928"/>
+          </w:tcPr>
+          <w:p>
+            <w:r>
+              <w:rPr>
+                <w:b w:val="0"/>
+                <w:sz w:val="17"/>
+              </w:rPr>
+              <w:t>Research collaboration</w:t>
+            </w:r>
+          </w:p>
+        </w:tc>
+        <w:tc>
+          <w:tcPr>
+            <w:tcW w:type="dxa" w:w="1020"/>
+          </w:tcPr>
+          <w:p>
+            <w:r>
+              <w:rPr>
+                <w:b/>
+                <w:sz w:val="17"/>
+              </w:rPr>
+              <w:t>Active</w:t>
+            </w:r>
+          </w:p>
+        </w:tc>
+        <w:tc>
+          <w:tcPr>
+            <w:tcW w:type="dxa" w:w="1587"/>
+          </w:tcPr>
+          <w:p>
+            <w:r>
+              <w:rPr>
+                <w:b w:val="0"/>
+                <w:sz w:val="17"/>
+              </w:rPr>
+              <w:t>2026-03</w:t>
+            </w:r>
+            <w:hyperlink r:id="rId122">
+              <w:r>
+                <w:rPr>
+                  <w:color w:val="B31822"/>
+                  <w:vertAlign w:val="superscript"/>
+                </w:rPr>
+                <w:t xml:space="preserve">111</w:t>
+              </w:r>
+            </w:hyperlink>
+          </w:p>
+        </w:tc>
+      </w:tr>
+      <w:tr>
+        <w:tc>
+          <w:tcPr>
+            <w:tcW w:type="dxa" w:w="2381"/>
+          </w:tcPr>
+          <w:p>
+            <w:r>
+              <w:rPr>
+                <w:b/>
+                <w:sz w:val="17"/>
+              </w:rPr>
+              <w:t>Johns Hopkins (University)</w:t>
+            </w:r>
+          </w:p>
+        </w:tc>
+        <w:tc>
+          <w:tcPr>
+            <w:tcW w:type="dxa" w:w="2721"/>
+          </w:tcPr>
+          <w:p>
+            <w:r>
+              <w:rPr>
+                <w:b w:val="0"/>
+                <w:sz w:val="17"/>
+              </w:rPr>
+              <w:t>IIT Bombay, Koita Centre for Digital Health</w:t>
+            </w:r>
+          </w:p>
+        </w:tc>
+        <w:tc>
+          <w:tcPr>
+            <w:tcW w:type="dxa" w:w="1928"/>
+          </w:tcPr>
+          <w:p>
+            <w:r>
+              <w:rPr>
+                <w:b w:val="0"/>
+                <w:sz w:val="17"/>
+              </w:rPr>
+              <w:t>Research collaboration</w:t>
+            </w:r>
+          </w:p>
+        </w:tc>
+        <w:tc>
+          <w:tcPr>
+            <w:tcW w:type="dxa" w:w="1020"/>
+          </w:tcPr>
+          <w:p>
+            <w:r>
+              <w:rPr>
+                <w:b/>
+                <w:sz w:val="17"/>
+              </w:rPr>
+              <w:t>Active</w:t>
+            </w:r>
+          </w:p>
+        </w:tc>
+        <w:tc>
+          <w:tcPr>
+            <w:tcW w:type="dxa" w:w="1587"/>
+          </w:tcPr>
+          <w:p>
+            <w:r>
+              <w:rPr>
+                <w:b w:val="0"/>
+                <w:sz w:val="17"/>
+              </w:rPr>
+              <w:t>2025-12</w:t>
+            </w:r>
+            <w:hyperlink r:id="rId123">
+              <w:r>
+                <w:rPr>
+                  <w:color w:val="B31822"/>
+                  <w:vertAlign w:val="superscript"/>
+                </w:rPr>
+                <w:t xml:space="preserve">112</w:t>
+              </w:r>
+            </w:hyperlink>
+          </w:p>
+        </w:tc>
+      </w:tr>
+      <w:tr>
+        <w:tc>
+          <w:tcPr>
+            <w:tcW w:type="dxa" w:w="2381"/>
+          </w:tcPr>
+          <w:p>
+            <w:r>
+              <w:rPr>
+                <w:b/>
+                <w:sz w:val="17"/>
+              </w:rPr>
+              <w:t>Johns Hopkins University (School of Medicine)</w:t>
+            </w:r>
+          </w:p>
+        </w:tc>
+        <w:tc>
+          <w:tcPr>
+            <w:tcW w:type="dxa" w:w="2721"/>
+          </w:tcPr>
+          <w:p>
+            <w:r>
+              <w:rPr>
+                <w:b w:val="0"/>
+                <w:sz w:val="17"/>
+              </w:rPr>
+              <w:t>Byramjee Jeejeebhoy Government Medical College and Sassoon General Hospitals, Pune (BJGMC-JHU Clinical Research Site)</w:t>
+            </w:r>
+          </w:p>
+        </w:tc>
+        <w:tc>
+          <w:tcPr>
+            <w:tcW w:type="dxa" w:w="1928"/>
+          </w:tcPr>
+          <w:p>
+            <w:r>
+              <w:rPr>
+                <w:b w:val="0"/>
+                <w:sz w:val="17"/>
+              </w:rPr>
+              <w:t>Research collaboration</w:t>
+            </w:r>
+          </w:p>
+        </w:tc>
+        <w:tc>
+          <w:tcPr>
+            <w:tcW w:type="dxa" w:w="1020"/>
+          </w:tcPr>
+          <w:p>
+            <w:r>
+              <w:rPr>
+                <w:b/>
+                <w:sz w:val="17"/>
+              </w:rPr>
+              <w:t>Active</w:t>
+            </w:r>
+          </w:p>
+        </w:tc>
+        <w:tc>
+          <w:tcPr>
+            <w:tcW w:type="dxa" w:w="1587"/>
+          </w:tcPr>
+          <w:p>
+            <w:r>
+              <w:rPr>
+                <w:b w:val="0"/>
+                <w:sz w:val="17"/>
+              </w:rPr>
+              <w:t>2026-09</w:t>
+            </w:r>
+            <w:hyperlink r:id="rId124">
+              <w:r>
+                <w:rPr>
+                  <w:color w:val="B31822"/>
+                  <w:vertAlign w:val="superscript"/>
+                </w:rPr>
+                <w:t xml:space="preserve">113</w:t>
+              </w:r>
+            </w:hyperlink>
+          </w:p>
+        </w:tc>
+      </w:tr>
+      <w:tr>
+        <w:tc>
+          <w:tcPr>
+            <w:tcW w:type="dxa" w:w="2381"/>
+          </w:tcPr>
+          <w:p>
+            <w:r>
+              <w:rPr>
+                <w:b/>
+                <w:sz w:val="17"/>
+              </w:rPr>
+              <w:t>MD Anderson Cancer Center</w:t>
+            </w:r>
+          </w:p>
+        </w:tc>
+        <w:tc>
+          <w:tcPr>
+            <w:tcW w:type="dxa" w:w="2721"/>
+          </w:tcPr>
+          <w:p>
+            <w:r>
+              <w:rPr>
+                <w:b w:val="0"/>
+                <w:sz w:val="17"/>
+              </w:rPr>
+              <w:t>Tata Memorial Centre, Mumbai</w:t>
+            </w:r>
+          </w:p>
+        </w:tc>
+        <w:tc>
+          <w:tcPr>
+            <w:tcW w:type="dxa" w:w="1928"/>
+          </w:tcPr>
+          <w:p>
+            <w:r>
+              <w:rPr>
+                <w:b w:val="0"/>
+                <w:sz w:val="17"/>
+              </w:rPr>
+              <w:t>Research collaboration</w:t>
+            </w:r>
+          </w:p>
+        </w:tc>
+        <w:tc>
+          <w:tcPr>
+            <w:tcW w:type="dxa" w:w="1020"/>
+          </w:tcPr>
+          <w:p>
+            <w:r>
+              <w:rPr>
+                <w:b/>
+                <w:sz w:val="17"/>
+              </w:rPr>
+              <w:t>Active</w:t>
+            </w:r>
+          </w:p>
+        </w:tc>
+        <w:tc>
+          <w:tcPr>
+            <w:tcW w:type="dxa" w:w="1587"/>
+          </w:tcPr>
+          <w:p>
+            <w:r>
+              <w:rPr>
+                <w:b w:val="0"/>
+                <w:sz w:val="17"/>
+              </w:rPr>
+              <w:t>2024-12</w:t>
+            </w:r>
+            <w:hyperlink r:id="rId125">
+              <w:r>
+                <w:rPr>
+                  <w:color w:val="B31822"/>
+                  <w:vertAlign w:val="superscript"/>
+                </w:rPr>
+                <w:t xml:space="preserve">114</w:t>
+              </w:r>
+            </w:hyperlink>
+          </w:p>
+        </w:tc>
+      </w:tr>
+      <w:tr>
+        <w:tc>
+          <w:tcPr>
+            <w:tcW w:type="dxa" w:w="2381"/>
+          </w:tcPr>
+          <w:p>
+            <w:r>
+              <w:rPr>
+                <w:b/>
+                <w:sz w:val="17"/>
               </w:rPr>
               <w:t>Mayo Clinic</w:t>
             </w:r>
@@ -4467,18 +5235,71 @@
         </w:tc>
         <w:tc>
           <w:tcPr>
-            <w:tcW w:type="dxa" w:w="2835"/>
+            <w:tcW w:type="dxa" w:w="2721"/>
           </w:tcPr>
           <w:p>
             <w:r>
               <w:rPr>
                 <w:b w:val="0"/>
-                <w:sz w:val="19"/>
+                <w:sz w:val="17"/>
               </w:rPr>
-              <w:t>AIG Hospitals (Hyderabad); Lilavati Hospital (Mumbai); Adani Health City (Ahmedabad and Mumbai)</w:t>
+              <w:t>AIIMS New Delhi (Departments of Pathology and Nephrology)</w:t>
             </w:r>
           </w:p>
         </w:tc>
+        <w:tc>
+          <w:tcPr>
+            <w:tcW w:type="dxa" w:w="1928"/>
+          </w:tcPr>
+          <w:p>
+            <w:r>
+              <w:rPr>
+                <w:b w:val="0"/>
+                <w:sz w:val="17"/>
+              </w:rPr>
+              <w:t>Training and education</w:t>
+            </w:r>
+          </w:p>
+        </w:tc>
+        <w:tc>
+          <w:tcPr>
+            <w:tcW w:type="dxa" w:w="1020"/>
+          </w:tcPr>
+          <w:p>
+            <w:r>
+              <w:rPr>
+                <w:b/>
+                <w:sz w:val="17"/>
+              </w:rPr>
+              <w:t>Active</w:t>
+            </w:r>
+          </w:p>
+        </w:tc>
+        <w:tc>
+          <w:tcPr>
+            <w:tcW w:type="dxa" w:w="1587"/>
+          </w:tcPr>
+          <w:p>
+            <w:r>
+              <w:rPr>
+                <w:b w:val="0"/>
+                <w:sz w:val="17"/>
+              </w:rPr>
+              <w:t>2024-12</w:t>
+            </w:r>
+            <w:hyperlink r:id="rId126">
+              <w:r>
+                <w:rPr>
+                  <w:color w:val="B31822"/>
+                  <w:vertAlign w:val="superscript"/>
+                </w:rPr>
+                <w:t xml:space="preserve">115</w:t>
+              </w:r>
+            </w:hyperlink>
+          </w:p>
+        </w:tc>
+      </w:tr>
+      <w:tr>
         <w:tc>
           <w:tcPr>
             <w:tcW w:type="dxa" w:w="2381"/>
@@ -4486,24 +5307,1957 @@
           <w:p>
             <w:r>
               <w:rPr>
-                <w:b w:val="0"/>
-                <w:sz w:val="19"/>
+                <w:b/>
+                <w:sz w:val="17"/>
               </w:rPr>
-              <w:t>Care Network member; nursing program and planned projects; strategic advisory; Mumbai patient office</w:t>
+              <w:t>Mayo Clinic</w:t>
             </w:r>
           </w:p>
         </w:tc>
         <w:tc>
           <w:tcPr>
-            <w:tcW w:type="dxa" w:w="2268"/>
+            <w:tcW w:type="dxa" w:w="2721"/>
           </w:tcPr>
           <w:p>
             <w:r>
               <w:rPr>
                 <w:b w:val="0"/>
-                <w:sz w:val="19"/>
+                <w:sz w:val="17"/>
               </w:rPr>
-              <w:t>AIG joined 2019, current membership not confirmed; Lilavati and Adani announced 2025, current status of the planned projects not confirmed</w:t>
+              <w:t>Adani Group (Adani Health City, Ahmedabad and Mumbai; planned Kolkata campus)</w:t>
+            </w:r>
+          </w:p>
+        </w:tc>
+        <w:tc>
+          <w:tcPr>
+            <w:tcW w:type="dxa" w:w="1928"/>
+          </w:tcPr>
+          <w:p>
+            <w:r>
+              <w:rPr>
+                <w:b w:val="0"/>
+                <w:sz w:val="17"/>
+              </w:rPr>
+              <w:t>Consulting or management</w:t>
+            </w:r>
+          </w:p>
+        </w:tc>
+        <w:tc>
+          <w:tcPr>
+            <w:tcW w:type="dxa" w:w="1020"/>
+          </w:tcPr>
+          <w:p>
+            <w:r>
+              <w:rPr>
+                <w:b/>
+                <w:sz w:val="17"/>
+              </w:rPr>
+              <w:t>Active</w:t>
+            </w:r>
+          </w:p>
+        </w:tc>
+        <w:tc>
+          <w:tcPr>
+            <w:tcW w:type="dxa" w:w="1587"/>
+          </w:tcPr>
+          <w:p>
+            <w:r>
+              <w:rPr>
+                <w:b w:val="0"/>
+                <w:sz w:val="17"/>
+              </w:rPr>
+              <w:t>2026-07</w:t>
+            </w:r>
+            <w:hyperlink r:id="rId127">
+              <w:r>
+                <w:rPr>
+                  <w:color w:val="B31822"/>
+                  <w:vertAlign w:val="superscript"/>
+                </w:rPr>
+                <w:t xml:space="preserve">116</w:t>
+              </w:r>
+            </w:hyperlink>
+          </w:p>
+        </w:tc>
+      </w:tr>
+      <w:tr>
+        <w:tc>
+          <w:tcPr>
+            <w:tcW w:type="dxa" w:w="2381"/>
+          </w:tcPr>
+          <w:p>
+            <w:r>
+              <w:rPr>
+                <w:b/>
+                <w:sz w:val="17"/>
+              </w:rPr>
+              <w:t>Mayo Clinic</w:t>
+            </w:r>
+          </w:p>
+        </w:tc>
+        <w:tc>
+          <w:tcPr>
+            <w:tcW w:type="dxa" w:w="2721"/>
+          </w:tcPr>
+          <w:p>
+            <w:r>
+              <w:rPr>
+                <w:b w:val="0"/>
+                <w:sz w:val="17"/>
+              </w:rPr>
+              <w:t>Lilavati Hospital, GIFT City, Gujarat</w:t>
+            </w:r>
+          </w:p>
+        </w:tc>
+        <w:tc>
+          <w:tcPr>
+            <w:tcW w:type="dxa" w:w="1928"/>
+          </w:tcPr>
+          <w:p>
+            <w:r>
+              <w:rPr>
+                <w:b w:val="0"/>
+                <w:sz w:val="17"/>
+              </w:rPr>
+              <w:t>Consulting or management</w:t>
+            </w:r>
+          </w:p>
+        </w:tc>
+        <w:tc>
+          <w:tcPr>
+            <w:tcW w:type="dxa" w:w="1020"/>
+          </w:tcPr>
+          <w:p>
+            <w:r>
+              <w:rPr>
+                <w:b/>
+                <w:sz w:val="17"/>
+              </w:rPr>
+              <w:t>Active</w:t>
+            </w:r>
+          </w:p>
+        </w:tc>
+        <w:tc>
+          <w:tcPr>
+            <w:tcW w:type="dxa" w:w="1587"/>
+          </w:tcPr>
+          <w:p>
+            <w:r>
+              <w:rPr>
+                <w:b w:val="0"/>
+                <w:sz w:val="17"/>
+              </w:rPr>
+              <w:t>2026-04</w:t>
+            </w:r>
+            <w:hyperlink r:id="rId128">
+              <w:r>
+                <w:rPr>
+                  <w:color w:val="B31822"/>
+                  <w:vertAlign w:val="superscript"/>
+                </w:rPr>
+                <w:t xml:space="preserve">117</w:t>
+              </w:r>
+            </w:hyperlink>
+          </w:p>
+        </w:tc>
+      </w:tr>
+      <w:tr>
+        <w:tc>
+          <w:tcPr>
+            <w:tcW w:type="dxa" w:w="2381"/>
+          </w:tcPr>
+          <w:p>
+            <w:r>
+              <w:rPr>
+                <w:b/>
+                <w:sz w:val="17"/>
+              </w:rPr>
+              <w:t>Mayo Clinic</w:t>
+            </w:r>
+          </w:p>
+        </w:tc>
+        <w:tc>
+          <w:tcPr>
+            <w:tcW w:type="dxa" w:w="2721"/>
+          </w:tcPr>
+          <w:p>
+            <w:r>
+              <w:rPr>
+                <w:b w:val="0"/>
+                <w:sz w:val="17"/>
+              </w:rPr>
+              <w:t>Lilavati Hospital, Mumbai</w:t>
+            </w:r>
+          </w:p>
+        </w:tc>
+        <w:tc>
+          <w:tcPr>
+            <w:tcW w:type="dxa" w:w="1928"/>
+          </w:tcPr>
+          <w:p>
+            <w:r>
+              <w:rPr>
+                <w:b w:val="0"/>
+                <w:sz w:val="17"/>
+              </w:rPr>
+              <w:t>Training and education</w:t>
+            </w:r>
+          </w:p>
+        </w:tc>
+        <w:tc>
+          <w:tcPr>
+            <w:tcW w:type="dxa" w:w="1020"/>
+          </w:tcPr>
+          <w:p>
+            <w:r>
+              <w:rPr>
+                <w:b/>
+                <w:sz w:val="17"/>
+              </w:rPr>
+              <w:t>Active</w:t>
+            </w:r>
+          </w:p>
+        </w:tc>
+        <w:tc>
+          <w:tcPr>
+            <w:tcW w:type="dxa" w:w="1587"/>
+          </w:tcPr>
+          <w:p>
+            <w:r>
+              <w:rPr>
+                <w:b w:val="0"/>
+                <w:sz w:val="17"/>
+              </w:rPr>
+              <w:t>2025-09</w:t>
+            </w:r>
+            <w:hyperlink r:id="rId129">
+              <w:r>
+                <w:rPr>
+                  <w:color w:val="B31822"/>
+                  <w:vertAlign w:val="superscript"/>
+                </w:rPr>
+                <w:t xml:space="preserve">118</w:t>
+              </w:r>
+            </w:hyperlink>
+          </w:p>
+        </w:tc>
+      </w:tr>
+      <w:tr>
+        <w:tc>
+          <w:tcPr>
+            <w:tcW w:type="dxa" w:w="2381"/>
+          </w:tcPr>
+          <w:p>
+            <w:r>
+              <w:rPr>
+                <w:b/>
+                <w:sz w:val="17"/>
+              </w:rPr>
+              <w:t>Mount Sinai Health System</w:t>
+            </w:r>
+          </w:p>
+        </w:tc>
+        <w:tc>
+          <w:tcPr>
+            <w:tcW w:type="dxa" w:w="2721"/>
+          </w:tcPr>
+          <w:p>
+            <w:r>
+              <w:rPr>
+                <w:b w:val="0"/>
+                <w:sz w:val="17"/>
+              </w:rPr>
+              <w:t>Ramaiah Memorial Hospital, Bengaluru</w:t>
+            </w:r>
+          </w:p>
+        </w:tc>
+        <w:tc>
+          <w:tcPr>
+            <w:tcW w:type="dxa" w:w="1928"/>
+          </w:tcPr>
+          <w:p>
+            <w:r>
+              <w:rPr>
+                <w:b w:val="0"/>
+                <w:sz w:val="17"/>
+              </w:rPr>
+              <w:t>Clinical affiliation or network membership</w:t>
+            </w:r>
+          </w:p>
+        </w:tc>
+        <w:tc>
+          <w:tcPr>
+            <w:tcW w:type="dxa" w:w="1020"/>
+          </w:tcPr>
+          <w:p>
+            <w:r>
+              <w:rPr>
+                <w:b/>
+                <w:sz w:val="17"/>
+              </w:rPr>
+              <w:t>Active</w:t>
+            </w:r>
+          </w:p>
+        </w:tc>
+        <w:tc>
+          <w:tcPr>
+            <w:tcW w:type="dxa" w:w="1587"/>
+          </w:tcPr>
+          <w:p>
+            <w:r>
+              <w:rPr>
+                <w:b w:val="0"/>
+                <w:sz w:val="17"/>
+              </w:rPr>
+              <w:t>2026-09</w:t>
+            </w:r>
+            <w:hyperlink r:id="rId130">
+              <w:r>
+                <w:rPr>
+                  <w:color w:val="B31822"/>
+                  <w:vertAlign w:val="superscript"/>
+                </w:rPr>
+                <w:t xml:space="preserve">119</w:t>
+              </w:r>
+            </w:hyperlink>
+          </w:p>
+        </w:tc>
+      </w:tr>
+      <w:tr>
+        <w:tc>
+          <w:tcPr>
+            <w:tcW w:type="dxa" w:w="2381"/>
+          </w:tcPr>
+          <w:p>
+            <w:r>
+              <w:rPr>
+                <w:b/>
+                <w:sz w:val="17"/>
+              </w:rPr>
+              <w:t>Rutgers Robert Wood Johnson Medical School (Rutgers Health)</w:t>
+            </w:r>
+          </w:p>
+        </w:tc>
+        <w:tc>
+          <w:tcPr>
+            <w:tcW w:type="dxa" w:w="2721"/>
+          </w:tcPr>
+          <w:p>
+            <w:r>
+              <w:rPr>
+                <w:b w:val="0"/>
+                <w:sz w:val="17"/>
+              </w:rPr>
+              <w:t>Govind Ballabh Pant Institute of Postgraduate Medical Education and Research (GIPMER), New Delhi</w:t>
+            </w:r>
+          </w:p>
+        </w:tc>
+        <w:tc>
+          <w:tcPr>
+            <w:tcW w:type="dxa" w:w="1928"/>
+          </w:tcPr>
+          <w:p>
+            <w:r>
+              <w:rPr>
+                <w:b w:val="0"/>
+                <w:sz w:val="17"/>
+              </w:rPr>
+              <w:t>Research collaboration</w:t>
+            </w:r>
+          </w:p>
+        </w:tc>
+        <w:tc>
+          <w:tcPr>
+            <w:tcW w:type="dxa" w:w="1020"/>
+          </w:tcPr>
+          <w:p>
+            <w:r>
+              <w:rPr>
+                <w:b/>
+                <w:sz w:val="17"/>
+              </w:rPr>
+              <w:t>Active</w:t>
+            </w:r>
+          </w:p>
+        </w:tc>
+        <w:tc>
+          <w:tcPr>
+            <w:tcW w:type="dxa" w:w="1587"/>
+          </w:tcPr>
+          <w:p>
+            <w:r>
+              <w:rPr>
+                <w:b w:val="0"/>
+                <w:sz w:val="17"/>
+              </w:rPr>
+              <w:t>2025-09</w:t>
+            </w:r>
+            <w:hyperlink r:id="rId131">
+              <w:r>
+                <w:rPr>
+                  <w:color w:val="B31822"/>
+                  <w:vertAlign w:val="superscript"/>
+                </w:rPr>
+                <w:t xml:space="preserve">120</w:t>
+              </w:r>
+            </w:hyperlink>
+          </w:p>
+        </w:tc>
+      </w:tr>
+      <w:tr>
+        <w:tc>
+          <w:tcPr>
+            <w:tcW w:type="dxa" w:w="2381"/>
+          </w:tcPr>
+          <w:p>
+            <w:r>
+              <w:rPr>
+                <w:b/>
+                <w:sz w:val="17"/>
+              </w:rPr>
+              <w:t>Stanford Health Care</w:t>
+            </w:r>
+          </w:p>
+        </w:tc>
+        <w:tc>
+          <w:tcPr>
+            <w:tcW w:type="dxa" w:w="2721"/>
+          </w:tcPr>
+          <w:p>
+            <w:r>
+              <w:rPr>
+                <w:b w:val="0"/>
+                <w:sz w:val="17"/>
+              </w:rPr>
+              <w:t>National Cancer Grid (NCG) India, including Tata Memorial network centres</w:t>
+            </w:r>
+          </w:p>
+        </w:tc>
+        <w:tc>
+          <w:tcPr>
+            <w:tcW w:type="dxa" w:w="1928"/>
+          </w:tcPr>
+          <w:p>
+            <w:r>
+              <w:rPr>
+                <w:b w:val="0"/>
+                <w:sz w:val="17"/>
+              </w:rPr>
+              <w:t>Training and education</w:t>
+            </w:r>
+          </w:p>
+        </w:tc>
+        <w:tc>
+          <w:tcPr>
+            <w:tcW w:type="dxa" w:w="1020"/>
+          </w:tcPr>
+          <w:p>
+            <w:r>
+              <w:rPr>
+                <w:b/>
+                <w:sz w:val="17"/>
+              </w:rPr>
+              <w:t>Active</w:t>
+            </w:r>
+          </w:p>
+        </w:tc>
+        <w:tc>
+          <w:tcPr>
+            <w:tcW w:type="dxa" w:w="1587"/>
+          </w:tcPr>
+          <w:p>
+            <w:r>
+              <w:rPr>
+                <w:b w:val="0"/>
+                <w:sz w:val="17"/>
+              </w:rPr>
+              <w:t>2025-04</w:t>
+            </w:r>
+            <w:hyperlink r:id="rId132">
+              <w:r>
+                <w:rPr>
+                  <w:color w:val="B31822"/>
+                  <w:vertAlign w:val="superscript"/>
+                </w:rPr>
+                <w:t xml:space="preserve">121</w:t>
+              </w:r>
+            </w:hyperlink>
+          </w:p>
+        </w:tc>
+      </w:tr>
+      <w:tr>
+        <w:tc>
+          <w:tcPr>
+            <w:tcW w:type="dxa" w:w="2381"/>
+          </w:tcPr>
+          <w:p>
+            <w:r>
+              <w:rPr>
+                <w:b/>
+                <w:sz w:val="17"/>
+              </w:rPr>
+              <w:t>Stanford Medicine (Emergency Medicine International, Center for Innovation in Global Health)</w:t>
+            </w:r>
+          </w:p>
+        </w:tc>
+        <w:tc>
+          <w:tcPr>
+            <w:tcW w:type="dxa" w:w="2721"/>
+          </w:tcPr>
+          <w:p>
+            <w:r>
+              <w:rPr>
+                <w:b w:val="0"/>
+                <w:sz w:val="17"/>
+              </w:rPr>
+              <w:t>Emergency Management and Research Institute (EMRI), India</w:t>
+            </w:r>
+          </w:p>
+        </w:tc>
+        <w:tc>
+          <w:tcPr>
+            <w:tcW w:type="dxa" w:w="1928"/>
+          </w:tcPr>
+          <w:p>
+            <w:r>
+              <w:rPr>
+                <w:b w:val="0"/>
+                <w:sz w:val="17"/>
+              </w:rPr>
+              <w:t>Research collaboration</w:t>
+            </w:r>
+          </w:p>
+        </w:tc>
+        <w:tc>
+          <w:tcPr>
+            <w:tcW w:type="dxa" w:w="1020"/>
+          </w:tcPr>
+          <w:p>
+            <w:r>
+              <w:rPr>
+                <w:b/>
+                <w:sz w:val="17"/>
+              </w:rPr>
+              <w:t>Active</w:t>
+            </w:r>
+          </w:p>
+        </w:tc>
+        <w:tc>
+          <w:tcPr>
+            <w:tcW w:type="dxa" w:w="1587"/>
+          </w:tcPr>
+          <w:p>
+            <w:r>
+              <w:rPr>
+                <w:b w:val="0"/>
+                <w:sz w:val="17"/>
+              </w:rPr>
+              <w:t>2025-06</w:t>
+            </w:r>
+            <w:hyperlink r:id="rId133">
+              <w:r>
+                <w:rPr>
+                  <w:color w:val="B31822"/>
+                  <w:vertAlign w:val="superscript"/>
+                </w:rPr>
+                <w:t xml:space="preserve">122</w:t>
+              </w:r>
+            </w:hyperlink>
+          </w:p>
+        </w:tc>
+      </w:tr>
+      <w:tr>
+        <w:tc>
+          <w:tcPr>
+            <w:tcW w:type="dxa" w:w="2381"/>
+          </w:tcPr>
+          <w:p>
+            <w:r>
+              <w:rPr>
+                <w:b/>
+                <w:sz w:val="17"/>
+              </w:rPr>
+              <w:t>Thomas Jefferson University / Jefferson Health (Jefferson India Center)</w:t>
+            </w:r>
+          </w:p>
+        </w:tc>
+        <w:tc>
+          <w:tcPr>
+            <w:tcW w:type="dxa" w:w="2721"/>
+          </w:tcPr>
+          <w:p>
+            <w:r>
+              <w:rPr>
+                <w:b w:val="0"/>
+                <w:sz w:val="17"/>
+              </w:rPr>
+              <w:t>KLE Academy of Higher Education and Research (J N Medical College, Belagavi); LV Prasad Eye Institute, Hyderabad (listed by Jefferson, no recent dated activity)</w:t>
+            </w:r>
+          </w:p>
+        </w:tc>
+        <w:tc>
+          <w:tcPr>
+            <w:tcW w:type="dxa" w:w="1928"/>
+          </w:tcPr>
+          <w:p>
+            <w:r>
+              <w:rPr>
+                <w:b w:val="0"/>
+                <w:sz w:val="17"/>
+              </w:rPr>
+              <w:t>Research collaboration</w:t>
+            </w:r>
+          </w:p>
+        </w:tc>
+        <w:tc>
+          <w:tcPr>
+            <w:tcW w:type="dxa" w:w="1020"/>
+          </w:tcPr>
+          <w:p>
+            <w:r>
+              <w:rPr>
+                <w:b/>
+                <w:sz w:val="17"/>
+              </w:rPr>
+              <w:t>Active</w:t>
+            </w:r>
+          </w:p>
+        </w:tc>
+        <w:tc>
+          <w:tcPr>
+            <w:tcW w:type="dxa" w:w="1587"/>
+          </w:tcPr>
+          <w:p>
+            <w:r>
+              <w:rPr>
+                <w:b w:val="0"/>
+                <w:sz w:val="17"/>
+              </w:rPr>
+              <w:t>2026-04</w:t>
+            </w:r>
+            <w:hyperlink r:id="rId134">
+              <w:r>
+                <w:rPr>
+                  <w:color w:val="B31822"/>
+                  <w:vertAlign w:val="superscript"/>
+                </w:rPr>
+                <w:t xml:space="preserve">123</w:t>
+              </w:r>
+            </w:hyperlink>
+          </w:p>
+        </w:tc>
+      </w:tr>
+      <w:tr>
+        <w:tc>
+          <w:tcPr>
+            <w:tcW w:type="dxa" w:w="2381"/>
+          </w:tcPr>
+          <w:p>
+            <w:r>
+              <w:rPr>
+                <w:b/>
+                <w:sz w:val="17"/>
+              </w:rPr>
+              <w:t>UCLA Health</w:t>
+            </w:r>
+          </w:p>
+        </w:tc>
+        <w:tc>
+          <w:tcPr>
+            <w:tcW w:type="dxa" w:w="2721"/>
+          </w:tcPr>
+          <w:p>
+            <w:r>
+              <w:rPr>
+                <w:b w:val="0"/>
+                <w:sz w:val="17"/>
+              </w:rPr>
+              <w:t>All India Institute of Medical Sciences, New Delhi</w:t>
+            </w:r>
+          </w:p>
+        </w:tc>
+        <w:tc>
+          <w:tcPr>
+            <w:tcW w:type="dxa" w:w="1928"/>
+          </w:tcPr>
+          <w:p>
+            <w:r>
+              <w:rPr>
+                <w:b w:val="0"/>
+                <w:sz w:val="17"/>
+              </w:rPr>
+              <w:t>Research collaboration</w:t>
+            </w:r>
+          </w:p>
+        </w:tc>
+        <w:tc>
+          <w:tcPr>
+            <w:tcW w:type="dxa" w:w="1020"/>
+          </w:tcPr>
+          <w:p>
+            <w:r>
+              <w:rPr>
+                <w:b/>
+                <w:sz w:val="17"/>
+              </w:rPr>
+              <w:t>Active</w:t>
+            </w:r>
+          </w:p>
+        </w:tc>
+        <w:tc>
+          <w:tcPr>
+            <w:tcW w:type="dxa" w:w="1587"/>
+          </w:tcPr>
+          <w:p>
+            <w:r>
+              <w:rPr>
+                <w:b w:val="0"/>
+                <w:sz w:val="17"/>
+              </w:rPr>
+              <w:t>2025-06</w:t>
+            </w:r>
+            <w:hyperlink r:id="rId135">
+              <w:r>
+                <w:rPr>
+                  <w:color w:val="B31822"/>
+                  <w:vertAlign w:val="superscript"/>
+                </w:rPr>
+                <w:t xml:space="preserve">124</w:t>
+              </w:r>
+            </w:hyperlink>
+          </w:p>
+        </w:tc>
+      </w:tr>
+      <w:tr>
+        <w:tc>
+          <w:tcPr>
+            <w:tcW w:type="dxa" w:w="2381"/>
+          </w:tcPr>
+          <w:p>
+            <w:r>
+              <w:rPr>
+                <w:b/>
+                <w:sz w:val="17"/>
+              </w:rPr>
+              <w:t>UCLA Health</w:t>
+            </w:r>
+          </w:p>
+        </w:tc>
+        <w:tc>
+          <w:tcPr>
+            <w:tcW w:type="dxa" w:w="2721"/>
+          </w:tcPr>
+          <w:p>
+            <w:r>
+              <w:rPr>
+                <w:b w:val="0"/>
+                <w:sz w:val="17"/>
+              </w:rPr>
+              <w:t>Federation of Obstetric and Gynaecological Societies of India (FOGSI) and SAFOG</w:t>
+            </w:r>
+          </w:p>
+        </w:tc>
+        <w:tc>
+          <w:tcPr>
+            <w:tcW w:type="dxa" w:w="1928"/>
+          </w:tcPr>
+          <w:p>
+            <w:r>
+              <w:rPr>
+                <w:b w:val="0"/>
+                <w:sz w:val="17"/>
+              </w:rPr>
+              <w:t>Training and education</w:t>
+            </w:r>
+          </w:p>
+        </w:tc>
+        <w:tc>
+          <w:tcPr>
+            <w:tcW w:type="dxa" w:w="1020"/>
+          </w:tcPr>
+          <w:p>
+            <w:r>
+              <w:rPr>
+                <w:b/>
+                <w:sz w:val="17"/>
+              </w:rPr>
+              <w:t>Active</w:t>
+            </w:r>
+          </w:p>
+        </w:tc>
+        <w:tc>
+          <w:tcPr>
+            <w:tcW w:type="dxa" w:w="1587"/>
+          </w:tcPr>
+          <w:p>
+            <w:r>
+              <w:rPr>
+                <w:b w:val="0"/>
+                <w:sz w:val="17"/>
+              </w:rPr>
+              <w:t>2025-12</w:t>
+            </w:r>
+            <w:hyperlink r:id="rId136">
+              <w:r>
+                <w:rPr>
+                  <w:color w:val="B31822"/>
+                  <w:vertAlign w:val="superscript"/>
+                </w:rPr>
+                <w:t xml:space="preserve">125</w:t>
+              </w:r>
+            </w:hyperlink>
+          </w:p>
+        </w:tc>
+      </w:tr>
+      <w:tr>
+        <w:tc>
+          <w:tcPr>
+            <w:tcW w:type="dxa" w:w="2381"/>
+          </w:tcPr>
+          <w:p>
+            <w:r>
+              <w:rPr>
+                <w:b/>
+                <w:sz w:val="17"/>
+              </w:rPr>
+              <w:t>UCLA Health</w:t>
+            </w:r>
+          </w:p>
+        </w:tc>
+        <w:tc>
+          <w:tcPr>
+            <w:tcW w:type="dxa" w:w="2721"/>
+          </w:tcPr>
+          <w:p>
+            <w:r>
+              <w:rPr>
+                <w:b w:val="0"/>
+                <w:sz w:val="17"/>
+              </w:rPr>
+              <w:t>Narendra Modi Medical College, Ahmedabad</w:t>
+            </w:r>
+          </w:p>
+        </w:tc>
+        <w:tc>
+          <w:tcPr>
+            <w:tcW w:type="dxa" w:w="1928"/>
+          </w:tcPr>
+          <w:p>
+            <w:r>
+              <w:rPr>
+                <w:b w:val="0"/>
+                <w:sz w:val="17"/>
+              </w:rPr>
+              <w:t>Training and education</w:t>
+            </w:r>
+          </w:p>
+        </w:tc>
+        <w:tc>
+          <w:tcPr>
+            <w:tcW w:type="dxa" w:w="1020"/>
+          </w:tcPr>
+          <w:p>
+            <w:r>
+              <w:rPr>
+                <w:b/>
+                <w:sz w:val="17"/>
+              </w:rPr>
+              <w:t>Active</w:t>
+            </w:r>
+          </w:p>
+        </w:tc>
+        <w:tc>
+          <w:tcPr>
+            <w:tcW w:type="dxa" w:w="1587"/>
+          </w:tcPr>
+          <w:p>
+            <w:r>
+              <w:rPr>
+                <w:b w:val="0"/>
+                <w:sz w:val="17"/>
+              </w:rPr>
+              <w:t>2025-06</w:t>
+            </w:r>
+            <w:hyperlink r:id="rId135">
+              <w:r>
+                <w:rPr>
+                  <w:color w:val="B31822"/>
+                  <w:vertAlign w:val="superscript"/>
+                </w:rPr>
+                <w:t xml:space="preserve">124</w:t>
+              </w:r>
+            </w:hyperlink>
+          </w:p>
+        </w:tc>
+      </w:tr>
+      <w:tr>
+        <w:tc>
+          <w:tcPr>
+            <w:tcW w:type="dxa" w:w="2381"/>
+          </w:tcPr>
+          <w:p>
+            <w:r>
+              <w:rPr>
+                <w:b/>
+                <w:sz w:val="17"/>
+              </w:rPr>
+              <w:t>University of Alabama at Birmingham (Heersink School of Medicine)</w:t>
+            </w:r>
+          </w:p>
+        </w:tc>
+        <w:tc>
+          <w:tcPr>
+            <w:tcW w:type="dxa" w:w="2721"/>
+          </w:tcPr>
+          <w:p>
+            <w:r>
+              <w:rPr>
+                <w:b w:val="0"/>
+                <w:sz w:val="17"/>
+              </w:rPr>
+              <w:t>Pravara Institute of Medical Sciences (Loni) and Bharati Vidyapeeth Medical College (Pune)</w:t>
+            </w:r>
+          </w:p>
+        </w:tc>
+        <w:tc>
+          <w:tcPr>
+            <w:tcW w:type="dxa" w:w="1928"/>
+          </w:tcPr>
+          <w:p>
+            <w:r>
+              <w:rPr>
+                <w:b w:val="0"/>
+                <w:sz w:val="17"/>
+              </w:rPr>
+              <w:t>Training and education</w:t>
+            </w:r>
+          </w:p>
+        </w:tc>
+        <w:tc>
+          <w:tcPr>
+            <w:tcW w:type="dxa" w:w="1020"/>
+          </w:tcPr>
+          <w:p>
+            <w:r>
+              <w:rPr>
+                <w:b/>
+                <w:sz w:val="17"/>
+              </w:rPr>
+              <w:t>Active</w:t>
+            </w:r>
+          </w:p>
+        </w:tc>
+        <w:tc>
+          <w:tcPr>
+            <w:tcW w:type="dxa" w:w="1587"/>
+          </w:tcPr>
+          <w:p>
+            <w:r>
+              <w:rPr>
+                <w:b w:val="0"/>
+                <w:sz w:val="17"/>
+              </w:rPr>
+              <w:t>2025-07</w:t>
+            </w:r>
+            <w:hyperlink r:id="rId137">
+              <w:r>
+                <w:rPr>
+                  <w:color w:val="B31822"/>
+                  <w:vertAlign w:val="superscript"/>
+                </w:rPr>
+                <w:t xml:space="preserve">126</w:t>
+              </w:r>
+            </w:hyperlink>
+          </w:p>
+        </w:tc>
+      </w:tr>
+      <w:tr>
+        <w:tc>
+          <w:tcPr>
+            <w:tcW w:type="dxa" w:w="2381"/>
+          </w:tcPr>
+          <w:p>
+            <w:r>
+              <w:rPr>
+                <w:b/>
+                <w:sz w:val="17"/>
+              </w:rPr>
+              <w:t>University of California San Francisco (Francis I. Proctor Foundation)</w:t>
+            </w:r>
+          </w:p>
+        </w:tc>
+        <w:tc>
+          <w:tcPr>
+            <w:tcW w:type="dxa" w:w="2721"/>
+          </w:tcPr>
+          <w:p>
+            <w:r>
+              <w:rPr>
+                <w:b w:val="0"/>
+                <w:sz w:val="17"/>
+              </w:rPr>
+              <w:t>Aravind Eye Care System, Madurai</w:t>
+            </w:r>
+          </w:p>
+        </w:tc>
+        <w:tc>
+          <w:tcPr>
+            <w:tcW w:type="dxa" w:w="1928"/>
+          </w:tcPr>
+          <w:p>
+            <w:r>
+              <w:rPr>
+                <w:b w:val="0"/>
+                <w:sz w:val="17"/>
+              </w:rPr>
+              <w:t>Research collaboration</w:t>
+            </w:r>
+          </w:p>
+        </w:tc>
+        <w:tc>
+          <w:tcPr>
+            <w:tcW w:type="dxa" w:w="1020"/>
+          </w:tcPr>
+          <w:p>
+            <w:r>
+              <w:rPr>
+                <w:b/>
+                <w:sz w:val="17"/>
+              </w:rPr>
+              <w:t>Active</w:t>
+            </w:r>
+          </w:p>
+        </w:tc>
+        <w:tc>
+          <w:tcPr>
+            <w:tcW w:type="dxa" w:w="1587"/>
+          </w:tcPr>
+          <w:p>
+            <w:r>
+              <w:rPr>
+                <w:b w:val="0"/>
+                <w:sz w:val="17"/>
+              </w:rPr>
+              <w:t>2026-08</w:t>
+            </w:r>
+            <w:hyperlink r:id="rId138">
+              <w:r>
+                <w:rPr>
+                  <w:color w:val="B31822"/>
+                  <w:vertAlign w:val="superscript"/>
+                </w:rPr>
+                <w:t xml:space="preserve">127</w:t>
+              </w:r>
+            </w:hyperlink>
+          </w:p>
+        </w:tc>
+      </w:tr>
+      <w:tr>
+        <w:tc>
+          <w:tcPr>
+            <w:tcW w:type="dxa" w:w="2381"/>
+          </w:tcPr>
+          <w:p>
+            <w:r>
+              <w:rPr>
+                <w:b/>
+                <w:sz w:val="17"/>
+              </w:rPr>
+              <w:t>University of Iowa (Carver College of Medicine, Ophthalmology)</w:t>
+            </w:r>
+          </w:p>
+        </w:tc>
+        <w:tc>
+          <w:tcPr>
+            <w:tcW w:type="dxa" w:w="2721"/>
+          </w:tcPr>
+          <w:p>
+            <w:r>
+              <w:rPr>
+                <w:b w:val="0"/>
+                <w:sz w:val="17"/>
+              </w:rPr>
+              <w:t>Dr. Shroff's Charity Eye Hospital, New Delhi</w:t>
+            </w:r>
+          </w:p>
+        </w:tc>
+        <w:tc>
+          <w:tcPr>
+            <w:tcW w:type="dxa" w:w="1928"/>
+          </w:tcPr>
+          <w:p>
+            <w:r>
+              <w:rPr>
+                <w:b w:val="0"/>
+                <w:sz w:val="17"/>
+              </w:rPr>
+              <w:t>Training and education</w:t>
+            </w:r>
+          </w:p>
+        </w:tc>
+        <w:tc>
+          <w:tcPr>
+            <w:tcW w:type="dxa" w:w="1020"/>
+          </w:tcPr>
+          <w:p>
+            <w:r>
+              <w:rPr>
+                <w:b/>
+                <w:sz w:val="17"/>
+              </w:rPr>
+              <w:t>Active</w:t>
+            </w:r>
+          </w:p>
+        </w:tc>
+        <w:tc>
+          <w:tcPr>
+            <w:tcW w:type="dxa" w:w="1587"/>
+          </w:tcPr>
+          <w:p>
+            <w:r>
+              <w:rPr>
+                <w:b w:val="0"/>
+                <w:sz w:val="17"/>
+              </w:rPr>
+              <w:t>2025-02</w:t>
+            </w:r>
+            <w:hyperlink r:id="rId139">
+              <w:r>
+                <w:rPr>
+                  <w:color w:val="B31822"/>
+                  <w:vertAlign w:val="superscript"/>
+                </w:rPr>
+                <w:t xml:space="preserve">128</w:t>
+              </w:r>
+            </w:hyperlink>
+          </w:p>
+        </w:tc>
+      </w:tr>
+      <w:tr>
+        <w:tc>
+          <w:tcPr>
+            <w:tcW w:type="dxa" w:w="2381"/>
+          </w:tcPr>
+          <w:p>
+            <w:r>
+              <w:rPr>
+                <w:b/>
+                <w:sz w:val="17"/>
+              </w:rPr>
+              <w:t>University of Michigan Medical School / Michigan Medicine</w:t>
+            </w:r>
+          </w:p>
+        </w:tc>
+        <w:tc>
+          <w:tcPr>
+            <w:tcW w:type="dxa" w:w="2721"/>
+          </w:tcPr>
+          <w:p>
+            <w:r>
+              <w:rPr>
+                <w:b w:val="0"/>
+                <w:sz w:val="17"/>
+              </w:rPr>
+              <w:t>AIIMS Jammu</w:t>
+            </w:r>
+          </w:p>
+        </w:tc>
+        <w:tc>
+          <w:tcPr>
+            <w:tcW w:type="dxa" w:w="1928"/>
+          </w:tcPr>
+          <w:p>
+            <w:r>
+              <w:rPr>
+                <w:b w:val="0"/>
+                <w:sz w:val="17"/>
+              </w:rPr>
+              <w:t>Training and education</w:t>
+            </w:r>
+          </w:p>
+        </w:tc>
+        <w:tc>
+          <w:tcPr>
+            <w:tcW w:type="dxa" w:w="1020"/>
+          </w:tcPr>
+          <w:p>
+            <w:r>
+              <w:rPr>
+                <w:b/>
+                <w:sz w:val="17"/>
+              </w:rPr>
+              <w:t>Active</w:t>
+            </w:r>
+          </w:p>
+        </w:tc>
+        <w:tc>
+          <w:tcPr>
+            <w:tcW w:type="dxa" w:w="1587"/>
+          </w:tcPr>
+          <w:p>
+            <w:r>
+              <w:rPr>
+                <w:b w:val="0"/>
+                <w:sz w:val="17"/>
+              </w:rPr>
+              <w:t>2025-11</w:t>
+            </w:r>
+            <w:hyperlink r:id="rId140">
+              <w:r>
+                <w:rPr>
+                  <w:color w:val="B31822"/>
+                  <w:vertAlign w:val="superscript"/>
+                </w:rPr>
+                <w:t xml:space="preserve">129</w:t>
+              </w:r>
+            </w:hyperlink>
+          </w:p>
+        </w:tc>
+      </w:tr>
+      <w:tr>
+        <w:tc>
+          <w:tcPr>
+            <w:tcW w:type="dxa" w:w="2381"/>
+          </w:tcPr>
+          <w:p>
+            <w:r>
+              <w:rPr>
+                <w:b/>
+                <w:sz w:val="17"/>
+              </w:rPr>
+              <w:t>University of Wisconsin-Madison Department of Ophthalmology and Visual Sciences (UW Health)</w:t>
+            </w:r>
+          </w:p>
+        </w:tc>
+        <w:tc>
+          <w:tcPr>
+            <w:tcW w:type="dxa" w:w="2721"/>
+          </w:tcPr>
+          <w:p>
+            <w:r>
+              <w:rPr>
+                <w:b w:val="0"/>
+                <w:sz w:val="17"/>
+              </w:rPr>
+              <w:t>Dr. Shroff's Charity Eye Hospital, New Delhi</w:t>
+            </w:r>
+          </w:p>
+        </w:tc>
+        <w:tc>
+          <w:tcPr>
+            <w:tcW w:type="dxa" w:w="1928"/>
+          </w:tcPr>
+          <w:p>
+            <w:r>
+              <w:rPr>
+                <w:b w:val="0"/>
+                <w:sz w:val="17"/>
+              </w:rPr>
+              <w:t>Training and education</w:t>
+            </w:r>
+          </w:p>
+        </w:tc>
+        <w:tc>
+          <w:tcPr>
+            <w:tcW w:type="dxa" w:w="1020"/>
+          </w:tcPr>
+          <w:p>
+            <w:r>
+              <w:rPr>
+                <w:b/>
+                <w:sz w:val="17"/>
+              </w:rPr>
+              <w:t>Active</w:t>
+            </w:r>
+          </w:p>
+        </w:tc>
+        <w:tc>
+          <w:tcPr>
+            <w:tcW w:type="dxa" w:w="1587"/>
+          </w:tcPr>
+          <w:p>
+            <w:r>
+              <w:rPr>
+                <w:b w:val="0"/>
+                <w:sz w:val="17"/>
+              </w:rPr>
+              <w:t>2025-02</w:t>
+            </w:r>
+            <w:hyperlink r:id="rId141">
+              <w:r>
+                <w:rPr>
+                  <w:color w:val="B31822"/>
+                  <w:vertAlign w:val="superscript"/>
+                </w:rPr>
+                <w:t xml:space="preserve">130</w:t>
+              </w:r>
+            </w:hyperlink>
+          </w:p>
+        </w:tc>
+      </w:tr>
+      <w:tr>
+        <w:tc>
+          <w:tcPr>
+            <w:tcW w:type="dxa" w:w="2381"/>
+          </w:tcPr>
+          <w:p>
+            <w:r>
+              <w:rPr>
+                <w:b/>
+                <w:sz w:val="17"/>
+              </w:rPr>
+              <w:t>Weill Cornell Medicine (Center for Global Health)</w:t>
+            </w:r>
+          </w:p>
+        </w:tc>
+        <w:tc>
+          <w:tcPr>
+            <w:tcW w:type="dxa" w:w="2721"/>
+          </w:tcPr>
+          <w:p>
+            <w:r>
+              <w:rPr>
+                <w:b w:val="0"/>
+                <w:sz w:val="17"/>
+              </w:rPr>
+              <w:t>Byramjee Jeejeebhoy Government Medical College and Sassoon Hospital, Pune; Deep Griha Society</w:t>
+            </w:r>
+          </w:p>
+        </w:tc>
+        <w:tc>
+          <w:tcPr>
+            <w:tcW w:type="dxa" w:w="1928"/>
+          </w:tcPr>
+          <w:p>
+            <w:r>
+              <w:rPr>
+                <w:b w:val="0"/>
+                <w:sz w:val="17"/>
+              </w:rPr>
+              <w:t>Research collaboration</w:t>
+            </w:r>
+          </w:p>
+        </w:tc>
+        <w:tc>
+          <w:tcPr>
+            <w:tcW w:type="dxa" w:w="1020"/>
+          </w:tcPr>
+          <w:p>
+            <w:r>
+              <w:rPr>
+                <w:b/>
+                <w:sz w:val="17"/>
+              </w:rPr>
+              <w:t>Active</w:t>
+            </w:r>
+          </w:p>
+        </w:tc>
+        <w:tc>
+          <w:tcPr>
+            <w:tcW w:type="dxa" w:w="1587"/>
+          </w:tcPr>
+          <w:p>
+            <w:r>
+              <w:rPr>
+                <w:b w:val="0"/>
+                <w:sz w:val="17"/>
+              </w:rPr>
+              <w:t>2026-09</w:t>
+            </w:r>
+            <w:hyperlink r:id="rId124">
+              <w:r>
+                <w:rPr>
+                  <w:color w:val="B31822"/>
+                  <w:vertAlign w:val="superscript"/>
+                </w:rPr>
+                <w:t xml:space="preserve">113</w:t>
+              </w:r>
+            </w:hyperlink>
+          </w:p>
+        </w:tc>
+      </w:tr>
+      <w:tr>
+        <w:tc>
+          <w:tcPr>
+            <w:tcW w:type="dxa" w:w="2381"/>
+          </w:tcPr>
+          <w:p>
+            <w:r>
+              <w:rPr>
+                <w:b/>
+                <w:sz w:val="17"/>
+              </w:rPr>
+              <w:t>Cleveland Clinic</w:t>
+            </w:r>
+          </w:p>
+        </w:tc>
+        <w:tc>
+          <w:tcPr>
+            <w:tcW w:type="dxa" w:w="2721"/>
+          </w:tcPr>
+          <w:p>
+            <w:r>
+              <w:rPr>
+                <w:b w:val="0"/>
+                <w:sz w:val="17"/>
+              </w:rPr>
+              <w:t>Apollo Hospitals Group</w:t>
+            </w:r>
+          </w:p>
+        </w:tc>
+        <w:tc>
+          <w:tcPr>
+            <w:tcW w:type="dxa" w:w="1928"/>
+          </w:tcPr>
+          <w:p>
+            <w:r>
+              <w:rPr>
+                <w:b w:val="0"/>
+                <w:sz w:val="17"/>
+              </w:rPr>
+              <w:t>Telemedicine or second opinion</w:t>
+            </w:r>
+          </w:p>
+        </w:tc>
+        <w:tc>
+          <w:tcPr>
+            <w:tcW w:type="dxa" w:w="1020"/>
+          </w:tcPr>
+          <w:p>
+            <w:r>
+              <w:rPr>
+                <w:b/>
+                <w:sz w:val="17"/>
+              </w:rPr>
+              <w:t>Unclear</w:t>
+            </w:r>
+          </w:p>
+        </w:tc>
+        <w:tc>
+          <w:tcPr>
+            <w:tcW w:type="dxa" w:w="1587"/>
+          </w:tcPr>
+          <w:p>
+            <w:r>
+              <w:rPr>
+                <w:b w:val="0"/>
+                <w:sz w:val="17"/>
+              </w:rPr>
+              <w:t>2022-01</w:t>
+            </w:r>
+            <w:hyperlink r:id="rId142">
+              <w:r>
+                <w:rPr>
+                  <w:color w:val="B31822"/>
+                  <w:vertAlign w:val="superscript"/>
+                </w:rPr>
+                <w:t xml:space="preserve">131</w:t>
+              </w:r>
+            </w:hyperlink>
+          </w:p>
+        </w:tc>
+      </w:tr>
+      <w:tr>
+        <w:tc>
+          <w:tcPr>
+            <w:tcW w:type="dxa" w:w="2381"/>
+          </w:tcPr>
+          <w:p>
+            <w:r>
+              <w:rPr>
+                <w:b/>
+                <w:sz w:val="17"/>
+              </w:rPr>
+              <w:t>Johns Hopkins (University)</w:t>
+            </w:r>
+          </w:p>
+        </w:tc>
+        <w:tc>
+          <w:tcPr>
+            <w:tcW w:type="dxa" w:w="2721"/>
+          </w:tcPr>
+          <w:p>
+            <w:r>
+              <w:rPr>
+                <w:b w:val="0"/>
+                <w:sz w:val="17"/>
+              </w:rPr>
+              <w:t>College of Nursing, Christian Medical College Vellore</w:t>
+            </w:r>
+          </w:p>
+        </w:tc>
+        <w:tc>
+          <w:tcPr>
+            <w:tcW w:type="dxa" w:w="1928"/>
+          </w:tcPr>
+          <w:p>
+            <w:r>
+              <w:rPr>
+                <w:b w:val="0"/>
+                <w:sz w:val="17"/>
+              </w:rPr>
+              <w:t>Training and education</w:t>
+            </w:r>
+          </w:p>
+        </w:tc>
+        <w:tc>
+          <w:tcPr>
+            <w:tcW w:type="dxa" w:w="1020"/>
+          </w:tcPr>
+          <w:p>
+            <w:r>
+              <w:rPr>
+                <w:b/>
+                <w:sz w:val="17"/>
+              </w:rPr>
+              <w:t>Unclear</w:t>
+            </w:r>
+          </w:p>
+        </w:tc>
+        <w:tc>
+          <w:tcPr>
+            <w:tcW w:type="dxa" w:w="1587"/>
+          </w:tcPr>
+          <w:p>
+            <w:r>
+              <w:rPr>
+                <w:b w:val="0"/>
+                <w:sz w:val="17"/>
+              </w:rPr>
+              <w:t>2024-10</w:t>
+            </w:r>
+            <w:hyperlink r:id="rId143">
+              <w:r>
+                <w:rPr>
+                  <w:color w:val="B31822"/>
+                  <w:vertAlign w:val="superscript"/>
+                </w:rPr>
+                <w:t xml:space="preserve">132</w:t>
+              </w:r>
+            </w:hyperlink>
+          </w:p>
+        </w:tc>
+      </w:tr>
+      <w:tr>
+        <w:tc>
+          <w:tcPr>
+            <w:tcW w:type="dxa" w:w="2381"/>
+          </w:tcPr>
+          <w:p>
+            <w:r>
+              <w:rPr>
+                <w:b/>
+                <w:sz w:val="17"/>
+              </w:rPr>
+              <w:t>Mayo Clinic</w:t>
+            </w:r>
+          </w:p>
+        </w:tc>
+        <w:tc>
+          <w:tcPr>
+            <w:tcW w:type="dxa" w:w="2721"/>
+          </w:tcPr>
+          <w:p>
+            <w:r>
+              <w:rPr>
+                <w:b w:val="0"/>
+                <w:sz w:val="17"/>
+              </w:rPr>
+              <w:t>AIG Hospitals, Hyderabad</w:t>
+            </w:r>
+          </w:p>
+        </w:tc>
+        <w:tc>
+          <w:tcPr>
+            <w:tcW w:type="dxa" w:w="1928"/>
+          </w:tcPr>
+          <w:p>
+            <w:r>
+              <w:rPr>
+                <w:b w:val="0"/>
+                <w:sz w:val="17"/>
+              </w:rPr>
+              <w:t>Clinical affiliation or network membership</w:t>
+            </w:r>
+          </w:p>
+        </w:tc>
+        <w:tc>
+          <w:tcPr>
+            <w:tcW w:type="dxa" w:w="1020"/>
+          </w:tcPr>
+          <w:p>
+            <w:r>
+              <w:rPr>
+                <w:b/>
+                <w:sz w:val="17"/>
+              </w:rPr>
+              <w:t>Unclear</w:t>
+            </w:r>
+          </w:p>
+        </w:tc>
+        <w:tc>
+          <w:tcPr>
+            <w:tcW w:type="dxa" w:w="1587"/>
+          </w:tcPr>
+          <w:p>
+            <w:r>
+              <w:rPr>
+                <w:b w:val="0"/>
+                <w:sz w:val="17"/>
+              </w:rPr>
+              <w:t>2025-02</w:t>
+            </w:r>
+            <w:hyperlink r:id="rId144">
+              <w:r>
+                <w:rPr>
+                  <w:color w:val="B31822"/>
+                  <w:vertAlign w:val="superscript"/>
+                </w:rPr>
+                <w:t xml:space="preserve">133</w:t>
+              </w:r>
+            </w:hyperlink>
+          </w:p>
+        </w:tc>
+      </w:tr>
+      <w:tr>
+        <w:tc>
+          <w:tcPr>
+            <w:tcW w:type="dxa" w:w="2381"/>
+          </w:tcPr>
+          <w:p>
+            <w:r>
+              <w:rPr>
+                <w:b/>
+                <w:sz w:val="17"/>
+              </w:rPr>
+              <w:t>Memorial Sloan Kettering</w:t>
+            </w:r>
+          </w:p>
+        </w:tc>
+        <w:tc>
+          <w:tcPr>
+            <w:tcW w:type="dxa" w:w="2721"/>
+          </w:tcPr>
+          <w:p>
+            <w:r>
+              <w:rPr>
+                <w:b w:val="0"/>
+                <w:sz w:val="17"/>
+              </w:rPr>
+              <w:t>iCliniq, Chennai (MSKCC India)</w:t>
+            </w:r>
+          </w:p>
+        </w:tc>
+        <w:tc>
+          <w:tcPr>
+            <w:tcW w:type="dxa" w:w="1928"/>
+          </w:tcPr>
+          <w:p>
+            <w:r>
+              <w:rPr>
+                <w:b w:val="0"/>
+                <w:sz w:val="17"/>
+              </w:rPr>
+              <w:t>Telemedicine or second opinion</w:t>
+            </w:r>
+          </w:p>
+        </w:tc>
+        <w:tc>
+          <w:tcPr>
+            <w:tcW w:type="dxa" w:w="1020"/>
+          </w:tcPr>
+          <w:p>
+            <w:r>
+              <w:rPr>
+                <w:b/>
+                <w:sz w:val="17"/>
+              </w:rPr>
+              <w:t>Unclear</w:t>
+            </w:r>
+          </w:p>
+        </w:tc>
+        <w:tc>
+          <w:tcPr>
+            <w:tcW w:type="dxa" w:w="1587"/>
+          </w:tcPr>
+          <w:p>
+            <w:r>
+              <w:rPr>
+                <w:b w:val="0"/>
+                <w:sz w:val="17"/>
+              </w:rPr>
+              <w:t>2021-08</w:t>
+            </w:r>
+            <w:hyperlink r:id="rId145">
+              <w:r>
+                <w:rPr>
+                  <w:color w:val="B31822"/>
+                  <w:vertAlign w:val="superscript"/>
+                </w:rPr>
+                <w:t xml:space="preserve">134</w:t>
+              </w:r>
+            </w:hyperlink>
+          </w:p>
+        </w:tc>
+      </w:tr>
+      <w:tr>
+        <w:tc>
+          <w:tcPr>
+            <w:tcW w:type="dxa" w:w="2381"/>
+          </w:tcPr>
+          <w:p>
+            <w:r>
+              <w:rPr>
+                <w:b/>
+                <w:sz w:val="17"/>
+              </w:rPr>
+              <w:t>Northwell Health (Center for Global Health)</w:t>
+            </w:r>
+          </w:p>
+        </w:tc>
+        <w:tc>
+          <w:tcPr>
+            <w:tcW w:type="dxa" w:w="2721"/>
+          </w:tcPr>
+          <w:p>
+            <w:r>
+              <w:rPr>
+                <w:b w:val="0"/>
+                <w:sz w:val="17"/>
+              </w:rPr>
+              <w:t>Christian Medical College (CMC) Vellore</w:t>
+            </w:r>
+          </w:p>
+        </w:tc>
+        <w:tc>
+          <w:tcPr>
+            <w:tcW w:type="dxa" w:w="1928"/>
+          </w:tcPr>
+          <w:p>
+            <w:r>
+              <w:rPr>
+                <w:b w:val="0"/>
+                <w:sz w:val="17"/>
+              </w:rPr>
+              <w:t>Clinical affiliation or network membership</w:t>
+            </w:r>
+          </w:p>
+        </w:tc>
+        <w:tc>
+          <w:tcPr>
+            <w:tcW w:type="dxa" w:w="1020"/>
+          </w:tcPr>
+          <w:p>
+            <w:r>
+              <w:rPr>
+                <w:b/>
+                <w:sz w:val="17"/>
+              </w:rPr>
+              <w:t>Unclear</w:t>
+            </w:r>
+          </w:p>
+        </w:tc>
+        <w:tc>
+          <w:tcPr>
+            <w:tcW w:type="dxa" w:w="1587"/>
+          </w:tcPr>
+          <w:p>
+            <w:r>
+              <w:rPr>
+                <w:b w:val="0"/>
+                <w:sz w:val="17"/>
+              </w:rPr>
+              <w:t>2023-03</w:t>
+            </w:r>
+            <w:hyperlink r:id="rId146">
+              <w:r>
+                <w:rPr>
+                  <w:color w:val="B31822"/>
+                  <w:vertAlign w:val="superscript"/>
+                </w:rPr>
+                <w:t xml:space="preserve">135</w:t>
+              </w:r>
+            </w:hyperlink>
+          </w:p>
+        </w:tc>
+      </w:tr>
+      <w:tr>
+        <w:tc>
+          <w:tcPr>
+            <w:tcW w:type="dxa" w:w="2381"/>
+          </w:tcPr>
+          <w:p>
+            <w:r>
+              <w:rPr>
+                <w:b/>
+                <w:sz w:val="17"/>
+              </w:rPr>
+              <w:t>Johns Hopkins (Medicine International)</w:t>
+            </w:r>
+          </w:p>
+        </w:tc>
+        <w:tc>
+          <w:tcPr>
+            <w:tcW w:type="dxa" w:w="2721"/>
+          </w:tcPr>
+          <w:p>
+            <w:r>
+              <w:rPr>
+                <w:b w:val="0"/>
+                <w:sz w:val="17"/>
+              </w:rPr>
+              <w:t>HCL Healthcare</w:t>
+            </w:r>
+          </w:p>
+        </w:tc>
+        <w:tc>
+          <w:tcPr>
+            <w:tcW w:type="dxa" w:w="1928"/>
+          </w:tcPr>
+          <w:p>
+            <w:r>
+              <w:rPr>
+                <w:b w:val="0"/>
+                <w:sz w:val="17"/>
+              </w:rPr>
+              <w:t>Consulting or management</w:t>
+            </w:r>
+          </w:p>
+        </w:tc>
+        <w:tc>
+          <w:tcPr>
+            <w:tcW w:type="dxa" w:w="1020"/>
+          </w:tcPr>
+          <w:p>
+            <w:r>
+              <w:rPr>
+                <w:b/>
+                <w:sz w:val="17"/>
+              </w:rPr>
+              <w:t>Ended 2024</w:t>
+            </w:r>
+          </w:p>
+        </w:tc>
+        <w:tc>
+          <w:tcPr>
+            <w:tcW w:type="dxa" w:w="1587"/>
+          </w:tcPr>
+          <w:p>
+            <w:r>
+              <w:rPr>
+                <w:b w:val="0"/>
+                <w:sz w:val="17"/>
+              </w:rPr>
+              <w:t>2014-02</w:t>
+            </w:r>
+            <w:hyperlink r:id="rId147">
+              <w:r>
+                <w:rPr>
+                  <w:color w:val="B31822"/>
+                  <w:vertAlign w:val="superscript"/>
+                </w:rPr>
+                <w:t xml:space="preserve">136</w:t>
+              </w:r>
+            </w:hyperlink>
+          </w:p>
+        </w:tc>
+      </w:tr>
+      <w:tr>
+        <w:tc>
+          <w:tcPr>
+            <w:tcW w:type="dxa" w:w="2381"/>
+          </w:tcPr>
+          <w:p>
+            <w:r>
+              <w:rPr>
+                <w:b/>
+                <w:sz w:val="17"/>
+              </w:rPr>
+              <w:t>MD Anderson Cancer Center</w:t>
+            </w:r>
+          </w:p>
+        </w:tc>
+        <w:tc>
+          <w:tcPr>
+            <w:tcW w:type="dxa" w:w="2721"/>
+          </w:tcPr>
+          <w:p>
+            <w:r>
+              <w:rPr>
+                <w:b w:val="0"/>
+                <w:sz w:val="17"/>
+              </w:rPr>
+              <w:t>Tata Memorial Hospital, Mumbai (Project ECHO Palliative Care Africa II)</w:t>
+            </w:r>
+          </w:p>
+        </w:tc>
+        <w:tc>
+          <w:tcPr>
+            <w:tcW w:type="dxa" w:w="1928"/>
+          </w:tcPr>
+          <w:p>
+            <w:r>
+              <w:rPr>
+                <w:b w:val="0"/>
+                <w:sz w:val="17"/>
+              </w:rPr>
+              <w:t>Training and education</w:t>
+            </w:r>
+          </w:p>
+        </w:tc>
+        <w:tc>
+          <w:tcPr>
+            <w:tcW w:type="dxa" w:w="1020"/>
+          </w:tcPr>
+          <w:p>
+            <w:r>
+              <w:rPr>
+                <w:b/>
+                <w:sz w:val="17"/>
+              </w:rPr>
+              <w:t>Ended 2025</w:t>
+            </w:r>
+          </w:p>
+        </w:tc>
+        <w:tc>
+          <w:tcPr>
+            <w:tcW w:type="dxa" w:w="1587"/>
+          </w:tcPr>
+          <w:p>
+            <w:r>
+              <w:rPr>
+                <w:b w:val="0"/>
+                <w:sz w:val="17"/>
+              </w:rPr>
+              <w:t>2025-01</w:t>
+            </w:r>
+            <w:hyperlink r:id="rId148">
+              <w:r>
+                <w:rPr>
+                  <w:color w:val="B31822"/>
+                  <w:vertAlign w:val="superscript"/>
+                </w:rPr>
+                <w:t xml:space="preserve">137</w:t>
+              </w:r>
+            </w:hyperlink>
+          </w:p>
+        </w:tc>
+      </w:tr>
+      <w:tr>
+        <w:tc>
+          <w:tcPr>
+            <w:tcW w:type="dxa" w:w="1587"/>
+            <w:gridSpan w:val="5"/>
+            <w:shd w:val="clear" w:color="auto" w:fill="F6E3E4"/>
+          </w:tcPr>
+          <w:p>
+            <w:r>
+              <w:rPr>
+                <w:b/>
+                <w:color w:val="B31822"/>
+                <w:sz w:val="18"/>
+              </w:rPr>
+              <w:t>Other foreign health systems</w:t>
             </w:r>
           </w:p>
         </w:tc>
@@ -4511,32 +7265,85 @@
       <w:tr>
         <w:tc>
           <w:tcPr>
+            <w:tcW w:type="dxa" w:w="2381"/>
+          </w:tcPr>
+          <w:p>
+            <w:r>
+              <w:rPr>
+                <w:b/>
+                <w:sz w:val="17"/>
+              </w:rPr>
+              <w:t>Cambridge University Hospitals NHS Foundation Trust (with Cambridge Global Health Partnerships)</w:t>
+            </w:r>
+          </w:p>
+        </w:tc>
+        <w:tc>
+          <w:tcPr>
+            <w:tcW w:type="dxa" w:w="2721"/>
+          </w:tcPr>
+          <w:p>
+            <w:r>
+              <w:rPr>
+                <w:b w:val="0"/>
+                <w:sz w:val="17"/>
+              </w:rPr>
+              <w:t>Himalayan Hospital (Dehradun) and Ganga Prem Hospice, Rishikesh, via Rama Foundation</w:t>
+            </w:r>
+          </w:p>
+        </w:tc>
+        <w:tc>
+          <w:tcPr>
             <w:tcW w:type="dxa" w:w="1928"/>
           </w:tcPr>
           <w:p>
             <w:r>
               <w:rPr>
-                <w:b/>
-                <w:sz w:val="19"/>
+                <w:b w:val="0"/>
+                <w:sz w:val="17"/>
               </w:rPr>
-              <w:t>Cleveland Clinic</w:t>
+              <w:t>Training and education</w:t>
             </w:r>
           </w:p>
         </w:tc>
         <w:tc>
           <w:tcPr>
-            <w:tcW w:type="dxa" w:w="2835"/>
+            <w:tcW w:type="dxa" w:w="1020"/>
+          </w:tcPr>
+          <w:p>
+            <w:r>
+              <w:rPr>
+                <w:b/>
+                <w:sz w:val="17"/>
+              </w:rPr>
+              <w:t>Active</w:t>
+            </w:r>
+          </w:p>
+        </w:tc>
+        <w:tc>
+          <w:tcPr>
+            <w:tcW w:type="dxa" w:w="1587"/>
           </w:tcPr>
           <w:p>
             <w:r>
               <w:rPr>
                 <w:b w:val="0"/>
-                <w:sz w:val="19"/>
+                <w:sz w:val="17"/>
               </w:rPr>
-              <w:t>Government of Maharashtra; Brookfield Asset Management; Arodhan Health City (Navi Mumbai International MediCity)</w:t>
+              <w:t>2025-08</w:t>
             </w:r>
+            <w:hyperlink r:id="rId149">
+              <w:r>
+                <w:rPr>
+                  <w:color w:val="B31822"/>
+                  <w:vertAlign w:val="superscript"/>
+                </w:rPr>
+                <w:t xml:space="preserve">138</w:t>
+              </w:r>
+            </w:hyperlink>
           </w:p>
         </w:tc>
+      </w:tr>
+      <w:tr>
         <w:tc>
           <w:tcPr>
             <w:tcW w:type="dxa" w:w="2381"/>
@@ -4544,29 +7351,27 @@
           <w:p>
             <w:r>
               <w:rPr>
-                <w:b w:val="0"/>
-                <w:sz w:val="19"/>
+                <w:b/>
+                <w:sz w:val="17"/>
               </w:rPr>
-              <w:t>Anchor institution under MoU; in-country patient representative</w:t>
+              <w:t>Juntendo University (Tokyo)</w:t>
             </w:r>
           </w:p>
         </w:tc>
         <w:tc>
           <w:tcPr>
-            <w:tcW w:type="dxa" w:w="2268"/>
+            <w:tcW w:type="dxa" w:w="2721"/>
           </w:tcPr>
           <w:p>
             <w:r>
               <w:rPr>
                 <w:b w:val="0"/>
-                <w:sz w:val="19"/>
+                <w:sz w:val="17"/>
               </w:rPr>
-              <w:t>MoU signed June 2026; project at MoU stage</w:t>
+              <w:t>Saint Hardyal Educational and Orphans' Welfare Society (SHEOWS), Delhi</w:t>
             </w:r>
           </w:p>
         </w:tc>
-      </w:tr>
-      <w:tr>
         <w:tc>
           <w:tcPr>
             <w:tcW w:type="dxa" w:w="1928"/>
@@ -4574,27 +7379,52 @@
           <w:p>
             <w:r>
               <w:rPr>
-                <w:b/>
-                <w:sz w:val="19"/>
+                <w:b w:val="0"/>
+                <w:sz w:val="17"/>
               </w:rPr>
-              <w:t>Johns Hopkins</w:t>
+              <w:t>Research collaboration</w:t>
             </w:r>
           </w:p>
         </w:tc>
         <w:tc>
           <w:tcPr>
-            <w:tcW w:type="dxa" w:w="2835"/>
+            <w:tcW w:type="dxa" w:w="1020"/>
+          </w:tcPr>
+          <w:p>
+            <w:r>
+              <w:rPr>
+                <w:b/>
+                <w:sz w:val="17"/>
+              </w:rPr>
+              <w:t>Active</w:t>
+            </w:r>
+          </w:p>
+        </w:tc>
+        <w:tc>
+          <w:tcPr>
+            <w:tcW w:type="dxa" w:w="1587"/>
           </w:tcPr>
           <w:p>
             <w:r>
               <w:rPr>
                 <w:b w:val="0"/>
-                <w:sz w:val="19"/>
+                <w:sz w:val="17"/>
               </w:rPr>
-              <w:t>HCL Healthcare; IIT Bombay (Koita Centre for Digital Health)</w:t>
+              <w:t>2026-08</w:t>
             </w:r>
+            <w:hyperlink r:id="rId150">
+              <w:r>
+                <w:rPr>
+                  <w:color w:val="B31822"/>
+                  <w:vertAlign w:val="superscript"/>
+                </w:rPr>
+                <w:t xml:space="preserve">139</w:t>
+              </w:r>
+            </w:hyperlink>
           </w:p>
         </w:tc>
+      </w:tr>
+      <w:tr>
         <w:tc>
           <w:tcPr>
             <w:tcW w:type="dxa" w:w="2381"/>
@@ -4602,29 +7432,27 @@
           <w:p>
             <w:r>
               <w:rPr>
-                <w:b w:val="0"/>
-                <w:sz w:val="19"/>
+                <w:b/>
+                <w:sz w:val="17"/>
               </w:rPr>
-              <w:t>Consulting affiliation through Johns Hopkins Medicine International; university research collaboration</w:t>
+              <w:t>King's College London and Guy's and St Thomas' NHS Foundation Trust</w:t>
             </w:r>
           </w:p>
         </w:tc>
         <w:tc>
           <w:tcPr>
-            <w:tcW w:type="dxa" w:w="2268"/>
+            <w:tcW w:type="dxa" w:w="2721"/>
           </w:tcPr>
           <w:p>
             <w:r>
               <w:rPr>
                 <w:b w:val="0"/>
-                <w:sz w:val="19"/>
+                <w:sz w:val="17"/>
               </w:rPr>
-              <w:t>HCL affiliation began 2014 for 10 years, current status not confirmed; IIT Bombay collaboration announced 2023, current status not confirmed</w:t>
+              <w:t>P. D. Hinduja Hospital and Medical Research Centre, Mumbai (National Health &amp; Education Society)</w:t>
             </w:r>
           </w:p>
         </w:tc>
-      </w:tr>
-      <w:tr>
         <w:tc>
           <w:tcPr>
             <w:tcW w:type="dxa" w:w="1928"/>
@@ -4632,27 +7460,52 @@
           <w:p>
             <w:r>
               <w:rPr>
-                <w:b/>
-                <w:sz w:val="19"/>
+                <w:b w:val="0"/>
+                <w:sz w:val="17"/>
               </w:rPr>
-              <w:t>Memorial Sloan Kettering</w:t>
+              <w:t>Training and education</w:t>
             </w:r>
           </w:p>
         </w:tc>
         <w:tc>
           <w:tcPr>
-            <w:tcW w:type="dxa" w:w="2835"/>
+            <w:tcW w:type="dxa" w:w="1020"/>
+          </w:tcPr>
+          <w:p>
+            <w:r>
+              <w:rPr>
+                <w:b/>
+                <w:sz w:val="17"/>
+              </w:rPr>
+              <w:t>Active</w:t>
+            </w:r>
+          </w:p>
+        </w:tc>
+        <w:tc>
+          <w:tcPr>
+            <w:tcW w:type="dxa" w:w="1587"/>
           </w:tcPr>
           <w:p>
             <w:r>
               <w:rPr>
                 <w:b w:val="0"/>
-                <w:sz w:val="19"/>
+                <w:sz w:val="17"/>
               </w:rPr>
-              <w:t>iCliniq (Chennai)</w:t>
+              <w:t>2026-05</w:t>
             </w:r>
+            <w:hyperlink r:id="rId151">
+              <w:r>
+                <w:rPr>
+                  <w:color w:val="B31822"/>
+                  <w:vertAlign w:val="superscript"/>
+                </w:rPr>
+                <w:t xml:space="preserve">140</w:t>
+              </w:r>
+            </w:hyperlink>
           </w:p>
         </w:tc>
+      </w:tr>
+      <w:tr>
         <w:tc>
           <w:tcPr>
             <w:tcW w:type="dxa" w:w="2381"/>
@@ -4660,29 +7513,27 @@
           <w:p>
             <w:r>
               <w:rPr>
-                <w:b w:val="0"/>
-                <w:sz w:val="19"/>
+                <w:b/>
+                <w:sz w:val="17"/>
               </w:rPr>
-              <w:t>Remote second-opinion service (MSKCC India)</w:t>
+              <w:t>Monash University (Faculty of Information Technology)</w:t>
             </w:r>
           </w:p>
         </w:tc>
         <w:tc>
           <w:tcPr>
-            <w:tcW w:type="dxa" w:w="2268"/>
+            <w:tcW w:type="dxa" w:w="2721"/>
           </w:tcPr>
           <w:p>
             <w:r>
               <w:rPr>
                 <w:b w:val="0"/>
-                <w:sz w:val="19"/>
+                <w:sz w:val="17"/>
               </w:rPr>
-              <w:t>Launched 2021; current status not confirmed</w:t>
+              <w:t>Apollo Hospitals and The Apollo University</w:t>
             </w:r>
           </w:p>
         </w:tc>
-      </w:tr>
-      <w:tr>
         <w:tc>
           <w:tcPr>
             <w:tcW w:type="dxa" w:w="1928"/>
@@ -4690,27 +7541,52 @@
           <w:p>
             <w:r>
               <w:rPr>
-                <w:b/>
-                <w:sz w:val="19"/>
+                <w:b w:val="0"/>
+                <w:sz w:val="17"/>
               </w:rPr>
-              <w:t>MD Anderson Cancer Center</w:t>
+              <w:t>Research collaboration</w:t>
             </w:r>
           </w:p>
         </w:tc>
         <w:tc>
           <w:tcPr>
-            <w:tcW w:type="dxa" w:w="2835"/>
+            <w:tcW w:type="dxa" w:w="1020"/>
+          </w:tcPr>
+          <w:p>
+            <w:r>
+              <w:rPr>
+                <w:b/>
+                <w:sz w:val="17"/>
+              </w:rPr>
+              <w:t>Active</w:t>
+            </w:r>
+          </w:p>
+        </w:tc>
+        <w:tc>
+          <w:tcPr>
+            <w:tcW w:type="dxa" w:w="1587"/>
           </w:tcPr>
           <w:p>
             <w:r>
               <w:rPr>
                 <w:b w:val="0"/>
-                <w:sz w:val="19"/>
+                <w:sz w:val="17"/>
               </w:rPr>
-              <w:t>Tata Memorial Hospital (Mumbai)</w:t>
+              <w:t>2024-11</w:t>
             </w:r>
+            <w:hyperlink r:id="rId152">
+              <w:r>
+                <w:rPr>
+                  <w:color w:val="B31822"/>
+                  <w:vertAlign w:val="superscript"/>
+                </w:rPr>
+                <w:t xml:space="preserve">141</w:t>
+              </w:r>
+            </w:hyperlink>
           </w:p>
         </w:tc>
+      </w:tr>
+      <w:tr>
         <w:tc>
           <w:tcPr>
             <w:tcW w:type="dxa" w:w="2381"/>
@@ -4718,29 +7594,27 @@
           <w:p>
             <w:r>
               <w:rPr>
-                <w:b w:val="0"/>
-                <w:sz w:val="19"/>
+                <w:b/>
+                <w:sz w:val="17"/>
               </w:rPr>
-              <w:t>Sister institution; Project ECHO palliative-care partner</w:t>
+              <w:t>SingHealth</w:t>
             </w:r>
           </w:p>
         </w:tc>
         <w:tc>
           <w:tcPr>
-            <w:tcW w:type="dxa" w:w="2268"/>
+            <w:tcW w:type="dxa" w:w="2721"/>
           </w:tcPr>
           <w:p>
             <w:r>
               <w:rPr>
                 <w:b w:val="0"/>
-                <w:sz w:val="19"/>
+                <w:sz w:val="17"/>
               </w:rPr>
-              <w:t>Agreement signed 2003; Tata Memorial listed as ECHO partner on MD Anderson's site (2026)</w:t>
+              <w:t>Athulya Senior Care, Chennai</w:t>
             </w:r>
           </w:p>
         </w:tc>
-      </w:tr>
-      <w:tr>
         <w:tc>
           <w:tcPr>
             <w:tcW w:type="dxa" w:w="1928"/>
@@ -4748,27 +7622,52 @@
           <w:p>
             <w:r>
               <w:rPr>
-                <w:b/>
-                <w:sz w:val="19"/>
+                <w:b w:val="0"/>
+                <w:sz w:val="17"/>
               </w:rPr>
-              <w:t>Mount Sinai Health System</w:t>
+              <w:t>Training and education</w:t>
             </w:r>
           </w:p>
         </w:tc>
         <w:tc>
           <w:tcPr>
-            <w:tcW w:type="dxa" w:w="2835"/>
+            <w:tcW w:type="dxa" w:w="1020"/>
+          </w:tcPr>
+          <w:p>
+            <w:r>
+              <w:rPr>
+                <w:b/>
+                <w:sz w:val="17"/>
+              </w:rPr>
+              <w:t>Active</w:t>
+            </w:r>
+          </w:p>
+        </w:tc>
+        <w:tc>
+          <w:tcPr>
+            <w:tcW w:type="dxa" w:w="1587"/>
           </w:tcPr>
           <w:p>
             <w:r>
               <w:rPr>
                 <w:b w:val="0"/>
-                <w:sz w:val="19"/>
+                <w:sz w:val="17"/>
               </w:rPr>
-              <w:t>Ramaiah Memorial Hospital (Bengaluru)</w:t>
+              <w:t>2026-04</w:t>
             </w:r>
+            <w:hyperlink r:id="rId153">
+              <w:r>
+                <w:rPr>
+                  <w:color w:val="B31822"/>
+                  <w:vertAlign w:val="superscript"/>
+                </w:rPr>
+                <w:t xml:space="preserve">142</w:t>
+              </w:r>
+            </w:hyperlink>
           </w:p>
         </w:tc>
+      </w:tr>
+      <w:tr>
         <w:tc>
           <w:tcPr>
             <w:tcW w:type="dxa" w:w="2381"/>
@@ -4776,29 +7675,27 @@
           <w:p>
             <w:r>
               <w:rPr>
-                <w:b w:val="0"/>
-                <w:sz w:val="19"/>
+                <w:b/>
+                <w:sz w:val="17"/>
               </w:rPr>
-              <w:t>Exclusive long-term collaboration: centers of excellence, quality, technology and complex-case review</w:t>
+              <w:t>University College London</w:t>
             </w:r>
           </w:p>
         </w:tc>
         <w:tc>
           <w:tcPr>
-            <w:tcW w:type="dxa" w:w="2268"/>
+            <w:tcW w:type="dxa" w:w="2721"/>
           </w:tcPr>
           <w:p>
             <w:r>
               <w:rPr>
                 <w:b w:val="0"/>
-                <w:sz w:val="19"/>
+                <w:sz w:val="17"/>
               </w:rPr>
-              <w:t>Signed July 2024; 10-year term reported; still presented on Ramaiah's website (2026)</w:t>
+              <w:t>AIIMS New Delhi and IIT Delhi</w:t>
             </w:r>
           </w:p>
         </w:tc>
-      </w:tr>
-      <w:tr>
         <w:tc>
           <w:tcPr>
             <w:tcW w:type="dxa" w:w="1928"/>
@@ -4806,27 +7703,52 @@
           <w:p>
             <w:r>
               <w:rPr>
-                <w:b/>
-                <w:sz w:val="19"/>
+                <w:b w:val="0"/>
+                <w:sz w:val="17"/>
               </w:rPr>
-              <w:t>UCLA Health</w:t>
+              <w:t>Research collaboration</w:t>
             </w:r>
           </w:p>
         </w:tc>
         <w:tc>
           <w:tcPr>
-            <w:tcW w:type="dxa" w:w="2835"/>
+            <w:tcW w:type="dxa" w:w="1020"/>
+          </w:tcPr>
+          <w:p>
+            <w:r>
+              <w:rPr>
+                <w:b/>
+                <w:sz w:val="17"/>
+              </w:rPr>
+              <w:t>Active</w:t>
+            </w:r>
+          </w:p>
+        </w:tc>
+        <w:tc>
+          <w:tcPr>
+            <w:tcW w:type="dxa" w:w="1587"/>
           </w:tcPr>
           <w:p>
             <w:r>
               <w:rPr>
                 <w:b w:val="0"/>
-                <w:sz w:val="19"/>
+                <w:sz w:val="17"/>
               </w:rPr>
-              <w:t>Narendra Modi Medical College (Ahmedabad); AIIMS New Delhi</w:t>
+              <w:t>2025-11</w:t>
             </w:r>
+            <w:hyperlink r:id="rId154">
+              <w:r>
+                <w:rPr>
+                  <w:color w:val="B31822"/>
+                  <w:vertAlign w:val="superscript"/>
+                </w:rPr>
+                <w:t xml:space="preserve">143</w:t>
+              </w:r>
+            </w:hyperlink>
           </w:p>
         </w:tc>
+      </w:tr>
+      <w:tr>
         <w:tc>
           <w:tcPr>
             <w:tcW w:type="dxa" w:w="2381"/>
@@ -4834,29 +7756,27 @@
           <w:p>
             <w:r>
               <w:rPr>
-                <w:b w:val="0"/>
-                <w:sz w:val="19"/>
+                <w:b/>
+                <w:sz w:val="17"/>
               </w:rPr>
-              <w:t>OB/GYN department resident exchange and quality project</w:t>
+              <w:t>University of Leicester and University Hospitals of Leicester NHS Trust</w:t>
             </w:r>
           </w:p>
         </w:tc>
         <w:tc>
           <w:tcPr>
-            <w:tcW w:type="dxa" w:w="2268"/>
+            <w:tcW w:type="dxa" w:w="2721"/>
           </w:tcPr>
           <w:p>
             <w:r>
               <w:rPr>
                 <w:b w:val="0"/>
-                <w:sz w:val="19"/>
+                <w:sz w:val="17"/>
               </w:rPr>
-              <w:t>Began 2024; department level</w:t>
+              <w:t>Apollo Hospitals and The Apollo University</w:t>
             </w:r>
           </w:p>
         </w:tc>
-      </w:tr>
-      <w:tr>
         <w:tc>
           <w:tcPr>
             <w:tcW w:type="dxa" w:w="1928"/>
@@ -4864,27 +7784,52 @@
           <w:p>
             <w:r>
               <w:rPr>
-                <w:b/>
-                <w:sz w:val="19"/>
+                <w:b w:val="0"/>
+                <w:sz w:val="17"/>
               </w:rPr>
-              <w:t>NewYork-Presbyterian</w:t>
+              <w:t>Research collaboration</w:t>
             </w:r>
           </w:p>
         </w:tc>
         <w:tc>
           <w:tcPr>
-            <w:tcW w:type="dxa" w:w="2835"/>
+            <w:tcW w:type="dxa" w:w="1020"/>
+          </w:tcPr>
+          <w:p>
+            <w:r>
+              <w:rPr>
+                <w:b/>
+                <w:sz w:val="17"/>
+              </w:rPr>
+              <w:t>Active</w:t>
+            </w:r>
+          </w:p>
+        </w:tc>
+        <w:tc>
+          <w:tcPr>
+            <w:tcW w:type="dxa" w:w="1587"/>
           </w:tcPr>
           <w:p>
             <w:r>
               <w:rPr>
                 <w:b w:val="0"/>
-                <w:sz w:val="19"/>
+                <w:sz w:val="17"/>
               </w:rPr>
-              <w:t>Emergency services in Ahmedabad and Mumbai</w:t>
+              <w:t>2026-07</w:t>
             </w:r>
+            <w:hyperlink r:id="rId155">
+              <w:r>
+                <w:rPr>
+                  <w:color w:val="B31822"/>
+                  <w:vertAlign w:val="superscript"/>
+                </w:rPr>
+                <w:t xml:space="preserve">144</w:t>
+              </w:r>
+            </w:hyperlink>
           </w:p>
         </w:tc>
+      </w:tr>
+      <w:tr>
         <w:tc>
           <w:tcPr>
             <w:tcW w:type="dxa" w:w="2381"/>
@@ -4892,29 +7837,27 @@
           <w:p>
             <w:r>
               <w:rPr>
-                <w:b w:val="0"/>
-                <w:sz w:val="19"/>
+                <w:b/>
+                <w:sz w:val="17"/>
               </w:rPr>
-              <w:t>Volunteer disaster-preparedness training</w:t>
+              <w:t>University of Leicester, University Hospitals of Leicester NHS Trust and BAPIO Training Academy</w:t>
             </w:r>
           </w:p>
         </w:tc>
         <w:tc>
           <w:tcPr>
-            <w:tcW w:type="dxa" w:w="2268"/>
+            <w:tcW w:type="dxa" w:w="2721"/>
           </w:tcPr>
           <w:p>
             <w:r>
               <w:rPr>
                 <w:b w:val="0"/>
-                <w:sz w:val="19"/>
+                <w:sz w:val="17"/>
               </w:rPr>
-              <w:t>Held 2007 and 2008; no current program publicly listed</w:t>
+              <w:t>Apollo Health Resources (Apollo Hospitals)</w:t>
             </w:r>
           </w:p>
         </w:tc>
-      </w:tr>
-      <w:tr>
         <w:tc>
           <w:tcPr>
             <w:tcW w:type="dxa" w:w="1928"/>
@@ -4922,27 +7865,52 @@
           <w:p>
             <w:r>
               <w:rPr>
-                <w:b/>
-                <w:sz w:val="19"/>
+                <w:b w:val="0"/>
+                <w:sz w:val="17"/>
               </w:rPr>
-              <w:t>UPMC</w:t>
+              <w:t>Training and education</w:t>
             </w:r>
           </w:p>
         </w:tc>
         <w:tc>
           <w:tcPr>
-            <w:tcW w:type="dxa" w:w="2835"/>
+            <w:tcW w:type="dxa" w:w="1020"/>
+          </w:tcPr>
+          <w:p>
+            <w:r>
+              <w:rPr>
+                <w:b/>
+                <w:sz w:val="17"/>
+              </w:rPr>
+              <w:t>Active</w:t>
+            </w:r>
+          </w:p>
+        </w:tc>
+        <w:tc>
+          <w:tcPr>
+            <w:tcW w:type="dxa" w:w="1587"/>
           </w:tcPr>
           <w:p>
             <w:r>
               <w:rPr>
                 <w:b w:val="0"/>
-                <w:sz w:val="19"/>
+                <w:sz w:val="17"/>
               </w:rPr>
-              <w:t>TeleChikitsa Ventures (Bangalore); Citizens Hospital (Hyderabad)</w:t>
+              <w:t>2026-07</w:t>
             </w:r>
+            <w:hyperlink r:id="rId155">
+              <w:r>
+                <w:rPr>
+                  <w:color w:val="B31822"/>
+                  <w:vertAlign w:val="superscript"/>
+                </w:rPr>
+                <w:t xml:space="preserve">144</w:t>
+              </w:r>
+            </w:hyperlink>
           </w:p>
         </w:tc>
+      </w:tr>
+      <w:tr>
         <w:tc>
           <w:tcPr>
             <w:tcW w:type="dxa" w:w="2381"/>
@@ -4950,29 +7918,27 @@
           <w:p>
             <w:r>
               <w:rPr>
-                <w:b w:val="0"/>
-                <w:sz w:val="19"/>
+                <w:b/>
+                <w:sz w:val="17"/>
               </w:rPr>
-              <w:t>Telemedicine second opinions; clinical pathology laboratory development</w:t>
+              <w:t>University of Liverpool</w:t>
             </w:r>
           </w:p>
         </w:tc>
         <w:tc>
           <w:tcPr>
-            <w:tcW w:type="dxa" w:w="2268"/>
+            <w:tcW w:type="dxa" w:w="2721"/>
           </w:tcPr>
           <w:p>
             <w:r>
               <w:rPr>
                 <w:b w:val="0"/>
-                <w:sz w:val="19"/>
+                <w:sz w:val="17"/>
               </w:rPr>
-              <w:t>Announced 2014; current status not confirmed; India not listed on UPMC International's locations page (2026)</w:t>
+              <w:t>Saveetha Institute of Medical and Technical Sciences (SIMATS), Chennai</w:t>
             </w:r>
           </w:p>
         </w:tc>
-      </w:tr>
-      <w:tr>
         <w:tc>
           <w:tcPr>
             <w:tcW w:type="dxa" w:w="1928"/>
@@ -4980,27 +7946,52 @@
           <w:p>
             <w:r>
               <w:rPr>
-                <w:b/>
-                <w:sz w:val="19"/>
+                <w:b w:val="0"/>
+                <w:sz w:val="17"/>
               </w:rPr>
-              <w:t>Mass General Brigham</w:t>
+              <w:t>Research collaboration</w:t>
             </w:r>
           </w:p>
         </w:tc>
         <w:tc>
           <w:tcPr>
-            <w:tcW w:type="dxa" w:w="2835"/>
+            <w:tcW w:type="dxa" w:w="1020"/>
+          </w:tcPr>
+          <w:p>
+            <w:r>
+              <w:rPr>
+                <w:b/>
+                <w:sz w:val="17"/>
+              </w:rPr>
+              <w:t>Active</w:t>
+            </w:r>
+          </w:p>
+        </w:tc>
+        <w:tc>
+          <w:tcPr>
+            <w:tcW w:type="dxa" w:w="1587"/>
           </w:tcPr>
           <w:p>
             <w:r>
               <w:rPr>
                 <w:b w:val="0"/>
-                <w:sz w:val="19"/>
+                <w:sz w:val="17"/>
               </w:rPr>
-              <w:t>Wockhardt Hospitals</w:t>
+              <w:t>2025-07</w:t>
             </w:r>
+            <w:hyperlink r:id="rId156">
+              <w:r>
+                <w:rPr>
+                  <w:color w:val="B31822"/>
+                  <w:vertAlign w:val="superscript"/>
+                </w:rPr>
+                <w:t xml:space="preserve">145</w:t>
+              </w:r>
+            </w:hyperlink>
           </w:p>
         </w:tc>
+      </w:tr>
+      <w:tr>
         <w:tc>
           <w:tcPr>
             <w:tcW w:type="dxa" w:w="2381"/>
@@ -5008,29 +7999,27 @@
           <w:p>
             <w:r>
               <w:rPr>
-                <w:b w:val="0"/>
-                <w:sz w:val="19"/>
+                <w:b/>
+                <w:sz w:val="17"/>
               </w:rPr>
-              <w:t>Hospital development, clinical programs and quality improvement, through Harvard Medical International and later Partners Harvard Medical International</w:t>
+              <w:t>LMU Klinikum (University Hospital Munich)</w:t>
             </w:r>
           </w:p>
         </w:tc>
         <w:tc>
           <w:tcPr>
-            <w:tcW w:type="dxa" w:w="2268"/>
+            <w:tcW w:type="dxa" w:w="2721"/>
           </w:tcPr>
           <w:p>
             <w:r>
               <w:rPr>
                 <w:b w:val="0"/>
-                <w:sz w:val="19"/>
+                <w:sz w:val="17"/>
               </w:rPr>
-              <w:t>Began about 2001; current status not confirmed; no India partnership on MGB's global partnerships page (2026)</w:t>
+              <w:t>AIIMS New Delhi</w:t>
             </w:r>
           </w:p>
         </w:tc>
-      </w:tr>
-      <w:tr>
         <w:tc>
           <w:tcPr>
             <w:tcW w:type="dxa" w:w="1928"/>
@@ -5038,27 +8027,52 @@
           <w:p>
             <w:r>
               <w:rPr>
-                <w:b/>
-                <w:sz w:val="19"/>
+                <w:b w:val="0"/>
+                <w:sz w:val="17"/>
               </w:rPr>
-              <w:t>Houston Methodist; Northwestern Medicine</w:t>
+              <w:t>Research collaboration</w:t>
             </w:r>
           </w:p>
         </w:tc>
         <w:tc>
           <w:tcPr>
-            <w:tcW w:type="dxa" w:w="2835"/>
+            <w:tcW w:type="dxa" w:w="1020"/>
+          </w:tcPr>
+          <w:p>
+            <w:r>
+              <w:rPr>
+                <w:b/>
+                <w:sz w:val="17"/>
+              </w:rPr>
+              <w:t>Unclear</w:t>
+            </w:r>
+          </w:p>
+        </w:tc>
+        <w:tc>
+          <w:tcPr>
+            <w:tcW w:type="dxa" w:w="1587"/>
           </w:tcPr>
           <w:p>
             <w:r>
               <w:rPr>
                 <w:b w:val="0"/>
-                <w:sz w:val="19"/>
+                <w:sz w:val="17"/>
               </w:rPr>
-              <w:t>None identified</w:t>
+              <w:t>2023-09</w:t>
             </w:r>
+            <w:hyperlink r:id="rId157">
+              <w:r>
+                <w:rPr>
+                  <w:color w:val="B31822"/>
+                  <w:vertAlign w:val="superscript"/>
+                </w:rPr>
+                <w:t xml:space="preserve">146</w:t>
+              </w:r>
+            </w:hyperlink>
           </w:p>
         </w:tc>
+      </w:tr>
+      <w:tr>
         <w:tc>
           <w:tcPr>
             <w:tcW w:type="dxa" w:w="2381"/>
@@ -5066,48 +8080,27 @@
           <w:p>
             <w:r>
               <w:rPr>
-                <w:b w:val="0"/>
-                <w:sz w:val="19"/>
+                <w:b/>
+                <w:sz w:val="17"/>
               </w:rPr>
-              <w:t>None identified</w:t>
+              <w:t>University of Bolton Institute of Medicine (now University of Greater Manchester Medical School)</w:t>
             </w:r>
           </w:p>
         </w:tc>
         <w:tc>
           <w:tcPr>
-            <w:tcW w:type="dxa" w:w="2268"/>
+            <w:tcW w:type="dxa" w:w="2721"/>
           </w:tcPr>
           <w:p>
             <w:r>
               <w:rPr>
                 <w:b w:val="0"/>
-                <w:sz w:val="19"/>
+                <w:sz w:val="17"/>
               </w:rPr>
-              <w:t>No India partnership listed (2026)</w:t>
+              <w:t>AIIMS New Delhi</w:t>
             </w:r>
           </w:p>
         </w:tc>
-      </w:tr>
-      <w:tr>
-        <w:tc>
-          <w:tcPr>
-            <w:tcW w:type="dxa" w:w="2268"/>
-            <w:gridSpan w:val="4"/>
-            <w:shd w:val="clear" w:color="auto" w:fill="F6E3E4"/>
-          </w:tcPr>
-          <w:p>
-            <w:r>
-              <w:rPr>
-                <w:b/>
-                <w:color w:val="B31822"/>
-                <w:sz w:val="19"/>
-              </w:rPr>
-              <w:t>Other foreign health systems and investors</w:t>
-            </w:r>
-          </w:p>
-        </w:tc>
-      </w:tr>
-      <w:tr>
         <w:tc>
           <w:tcPr>
             <w:tcW w:type="dxa" w:w="1928"/>
@@ -5115,227 +8108,48 @@
           <w:p>
             <w:r>
               <w:rPr>
-                <w:b/>
-                <w:sz w:val="19"/>
+                <w:b w:val="0"/>
+                <w:sz w:val="17"/>
               </w:rPr>
-              <w:t>IHH Healthcare (Malaysia)</w:t>
+              <w:t>Research collaboration</w:t>
             </w:r>
           </w:p>
         </w:tc>
         <w:tc>
           <w:tcPr>
-            <w:tcW w:type="dxa" w:w="2835"/>
+            <w:tcW w:type="dxa" w:w="1020"/>
+          </w:tcPr>
+          <w:p>
+            <w:r>
+              <w:rPr>
+                <w:b/>
+                <w:sz w:val="17"/>
+              </w:rPr>
+              <w:t>Unclear</w:t>
+            </w:r>
+          </w:p>
+        </w:tc>
+        <w:tc>
+          <w:tcPr>
+            <w:tcW w:type="dxa" w:w="1587"/>
           </w:tcPr>
           <w:p>
             <w:r>
               <w:rPr>
                 <w:b w:val="0"/>
-                <w:sz w:val="19"/>
+                <w:sz w:val="17"/>
               </w:rPr>
-              <w:t>Fortis Healthcare</w:t>
+              <w:t>2024-05</w:t>
             </w:r>
-          </w:p>
-        </w:tc>
-        <w:tc>
-          <w:tcPr>
-            <w:tcW w:type="dxa" w:w="2381"/>
-          </w:tcPr>
-          <w:p>
-            <w:r>
-              <w:rPr>
-                <w:b w:val="0"/>
-                <w:sz w:val="19"/>
-              </w:rPr>
-              <w:t>Controlling shareholder</w:t>
-            </w:r>
-          </w:p>
-        </w:tc>
-        <w:tc>
-          <w:tcPr>
-            <w:tcW w:type="dxa" w:w="2268"/>
-          </w:tcPr>
-          <w:p>
-            <w:r>
-              <w:rPr>
-                <w:b w:val="0"/>
-                <w:sz w:val="19"/>
-              </w:rPr>
-              <w:t>Controlling shareholder; open offer closed November 2025</w:t>
-            </w:r>
-          </w:p>
-        </w:tc>
-      </w:tr>
-      <w:tr>
-        <w:tc>
-          <w:tcPr>
-            <w:tcW w:type="dxa" w:w="1928"/>
-          </w:tcPr>
-          <w:p>
-            <w:r>
-              <w:rPr>
-                <w:b/>
-                <w:sz w:val="19"/>
-              </w:rPr>
-              <w:t>Blackstone</w:t>
-            </w:r>
-          </w:p>
-        </w:tc>
-        <w:tc>
-          <w:tcPr>
-            <w:tcW w:type="dxa" w:w="2835"/>
-          </w:tcPr>
-          <w:p>
-            <w:r>
-              <w:rPr>
-                <w:b w:val="0"/>
-                <w:sz w:val="19"/>
-              </w:rPr>
-              <w:t>Aster DM Quality Care (Aster DM Healthcare merged with Quality Care India)</w:t>
-            </w:r>
-          </w:p>
-        </w:tc>
-        <w:tc>
-          <w:tcPr>
-            <w:tcW w:type="dxa" w:w="2381"/>
-          </w:tcPr>
-          <w:p>
-            <w:r>
-              <w:rPr>
-                <w:b w:val="0"/>
-                <w:sz w:val="19"/>
-              </w:rPr>
-              <w:t>Private equity shareholder</w:t>
-            </w:r>
-          </w:p>
-        </w:tc>
-        <w:tc>
-          <w:tcPr>
-            <w:tcW w:type="dxa" w:w="2268"/>
-          </w:tcPr>
-          <w:p>
-            <w:r>
-              <w:rPr>
-                <w:b w:val="0"/>
-                <w:sz w:val="19"/>
-              </w:rPr>
-              <w:t>Merger announced January 2025; effective July 2026</w:t>
-            </w:r>
-          </w:p>
-        </w:tc>
-      </w:tr>
-      <w:tr>
-        <w:tc>
-          <w:tcPr>
-            <w:tcW w:type="dxa" w:w="1928"/>
-          </w:tcPr>
-          <w:p>
-            <w:r>
-              <w:rPr>
-                <w:b/>
-                <w:sz w:val="19"/>
-              </w:rPr>
-              <w:t>KKR</w:t>
-            </w:r>
-          </w:p>
-        </w:tc>
-        <w:tc>
-          <w:tcPr>
-            <w:tcW w:type="dxa" w:w="2835"/>
-          </w:tcPr>
-          <w:p>
-            <w:r>
-              <w:rPr>
-                <w:b w:val="0"/>
-                <w:sz w:val="19"/>
-              </w:rPr>
-              <w:t>Medicover India (sold by Sweden's Medicover)</w:t>
-            </w:r>
-          </w:p>
-        </w:tc>
-        <w:tc>
-          <w:tcPr>
-            <w:tcW w:type="dxa" w:w="2381"/>
-          </w:tcPr>
-          <w:p>
-            <w:r>
-              <w:rPr>
-                <w:b w:val="0"/>
-                <w:sz w:val="19"/>
-              </w:rPr>
-              <w:t>Acquisition</w:t>
-            </w:r>
-          </w:p>
-        </w:tc>
-        <w:tc>
-          <w:tcPr>
-            <w:tcW w:type="dxa" w:w="2268"/>
-          </w:tcPr>
-          <w:p>
-            <w:r>
-              <w:rPr>
-                <w:b w:val="0"/>
-                <w:sz w:val="19"/>
-              </w:rPr>
-              <w:t>Agreed August 2026; closing expected in the fourth quarter of 2026</w:t>
-            </w:r>
-          </w:p>
-        </w:tc>
-      </w:tr>
-      <w:tr>
-        <w:tc>
-          <w:tcPr>
-            <w:tcW w:type="dxa" w:w="1928"/>
-          </w:tcPr>
-          <w:p>
-            <w:r>
-              <w:rPr>
-                <w:b/>
-                <w:sz w:val="19"/>
-              </w:rPr>
-              <w:t>King's College London; Guy's and St Thomas' NHS Foundation Trust</w:t>
-            </w:r>
-          </w:p>
-        </w:tc>
-        <w:tc>
-          <w:tcPr>
-            <w:tcW w:type="dxa" w:w="2835"/>
-          </w:tcPr>
-          <w:p>
-            <w:r>
-              <w:rPr>
-                <w:b w:val="0"/>
-                <w:sz w:val="19"/>
-              </w:rPr>
-              <w:t>P. D. Hinduja Hospital (Mumbai)</w:t>
-            </w:r>
-          </w:p>
-        </w:tc>
-        <w:tc>
-          <w:tcPr>
-            <w:tcW w:type="dxa" w:w="2381"/>
-          </w:tcPr>
-          <w:p>
-            <w:r>
-              <w:rPr>
-                <w:b w:val="0"/>
-                <w:sz w:val="19"/>
-              </w:rPr>
-              <w:t>Health Partners Academy</w:t>
-            </w:r>
-          </w:p>
-        </w:tc>
-        <w:tc>
-          <w:tcPr>
-            <w:tcW w:type="dxa" w:w="2268"/>
-          </w:tcPr>
-          <w:p>
-            <w:r>
-              <w:rPr>
-                <w:b w:val="0"/>
-                <w:sz w:val="19"/>
-              </w:rPr>
-              <w:t>Formed April 2024; current status not confirmed</w:t>
-            </w:r>
+            <w:hyperlink r:id="rId158">
+              <w:r>
+                <w:rPr>
+                  <w:color w:val="B31822"/>
+                  <w:vertAlign w:val="superscript"/>
+                </w:rPr>
+                <w:t xml:space="preserve">147</w:t>
+              </w:r>
+            </w:hyperlink>
           </w:p>
         </w:tc>
       </w:tr>
@@ -5344,813 +8158,6 @@
       <w:pPr>
         <w:spacing w:after="40"/>
       </w:pPr>
-    </w:p>
-    <w:p>
-      <w:pPr>
-        <w:spacing w:before="120" w:after="80"/>
-      </w:pPr>
-      <w:r>
-        <w:rPr>
-          <w:b/>
-          <w:u w:val="single"/>
-        </w:rPr>
-        <w:t>US academic medical centers:</w:t>
-      </w:r>
-    </w:p>
-    <w:p>
-      <w:pPr>
-        <w:spacing w:after="120"/>
-      </w:pPr>
-      <w:r>
-        <w:rPr>
-          <w:b/>
-          <w:color w:val="B31822"/>
-        </w:rPr>
-        <w:t xml:space="preserve">Mayo Clinic: </w:t>
-      </w:r>
-      <w:r>
-        <w:t>AIG Hospitals joined the Mayo Clinic Care Network in October 2019, and Mayo's 2023 tax filings still listed India among member locations.</w:t>
-      </w:r>
-      <w:hyperlink r:id="rId117">
-        <w:r>
-          <w:rPr>
-            <w:color w:val="B31822"/>
-            <w:vertAlign w:val="superscript"/>
-          </w:rPr>
-          <w:t xml:space="preserve">107,</w:t>
-        </w:r>
-      </w:hyperlink>
-      <w:hyperlink r:id="rId118">
-        <w:r>
-          <w:rPr>
-            <w:color w:val="B31822"/>
-            <w:vertAlign w:val="superscript"/>
-          </w:rPr>
-          <w:t xml:space="preserve">108,</w:t>
-        </w:r>
-      </w:hyperlink>
-      <w:hyperlink r:id="rId119">
-        <w:r>
-          <w:rPr>
-            <w:color w:val="B31822"/>
-            <w:vertAlign w:val="superscript"/>
-          </w:rPr>
-          <w:t xml:space="preserve">109</w:t>
-        </w:r>
-      </w:hyperlink>
-      <w:r>
-        <w:t xml:space="preserve"> Lilavati announced a nursing program, a 300-bed cancer institute and a GIFT City project with Mayo in January 2025, and trained 120 nurses in March 2025.</w:t>
-      </w:r>
-      <w:hyperlink r:id="rId120">
-        <w:r>
-          <w:rPr>
-            <w:color w:val="B31822"/>
-            <w:vertAlign w:val="superscript"/>
-          </w:rPr>
-          <w:t xml:space="preserve">110,</w:t>
-        </w:r>
-      </w:hyperlink>
-      <w:hyperlink r:id="rId121">
-        <w:r>
-          <w:rPr>
-            <w:color w:val="B31822"/>
-            <w:vertAlign w:val="superscript"/>
-          </w:rPr>
-          <w:t xml:space="preserve">111</w:t>
-        </w:r>
-      </w:hyperlink>
-      <w:r>
-        <w:t xml:space="preserve"> Adani engaged Mayo in February 2025 to advise on two Health City campuses.</w:t>
-      </w:r>
-      <w:hyperlink r:id="rId110">
-        <w:r>
-          <w:rPr>
-            <w:color w:val="B31822"/>
-            <w:vertAlign w:val="superscript"/>
-          </w:rPr>
-          <w:t xml:space="preserve">100</w:t>
-        </w:r>
-      </w:hyperlink>
-      <w:r>
-        <w:t xml:space="preserve"> Mayo opened a patient information office in Mumbai in February 2023.</w:t>
-      </w:r>
-      <w:hyperlink r:id="rId122">
-        <w:r>
-          <w:rPr>
-            <w:color w:val="B31822"/>
-            <w:vertAlign w:val="superscript"/>
-          </w:rPr>
-          <w:t xml:space="preserve">112</w:t>
-        </w:r>
-      </w:hyperlink>
-      <w:r>
-        <w:rPr>
-          <w:i/>
-          <w:color w:val="6E6E6E"/>
-        </w:rPr>
-        <w:t xml:space="preserve"> (AIG joined 2019, current membership not confirmed; Lilavati and Adani announced 2025, current status of the planned projects not confirmed)</w:t>
-      </w:r>
-    </w:p>
-    <w:p>
-      <w:pPr>
-        <w:spacing w:after="120"/>
-      </w:pPr>
-      <w:r>
-        <w:rPr>
-          <w:b/>
-          <w:color w:val="B31822"/>
-        </w:rPr>
-        <w:t xml:space="preserve">Cleveland Clinic: </w:t>
-      </w:r>
-      <w:r>
-        <w:t>Cleveland Clinic signed an MoU on 10 June 2026 with Maharashtra, Brookfield and Arodhan Health City to anchor the planned US$1.2 billion, 250-acre Navi Mumbai International MediCity, and CEO Tom Mihaljevic is quoted in the state's announcement.</w:t>
-      </w:r>
-      <w:hyperlink r:id="rId34">
-        <w:r>
-          <w:rPr>
-            <w:color w:val="B31822"/>
-            <w:vertAlign w:val="superscript"/>
-          </w:rPr>
-          <w:t xml:space="preserve">24,</w:t>
-        </w:r>
-      </w:hyperlink>
-      <w:hyperlink r:id="rId123">
-        <w:r>
-          <w:rPr>
-            <w:color w:val="B31822"/>
-            <w:vertAlign w:val="superscript"/>
-          </w:rPr>
-          <w:t xml:space="preserve">113</w:t>
-        </w:r>
-      </w:hyperlink>
-      <w:r>
-        <w:t xml:space="preserve"> The project is at MoU stage.</w:t>
-      </w:r>
-      <w:hyperlink r:id="rId34">
-        <w:r>
-          <w:rPr>
-            <w:color w:val="B31822"/>
-            <w:vertAlign w:val="superscript"/>
-          </w:rPr>
-          <w:t xml:space="preserve">24</w:t>
-        </w:r>
-      </w:hyperlink>
-      <w:r>
-        <w:t xml:space="preserve"> Cleveland Clinic also keeps a patient representative for India.</w:t>
-      </w:r>
-      <w:hyperlink r:id="rId124">
-        <w:r>
-          <w:rPr>
-            <w:color w:val="B31822"/>
-            <w:vertAlign w:val="superscript"/>
-          </w:rPr>
-          <w:t xml:space="preserve">114</w:t>
-        </w:r>
-      </w:hyperlink>
-      <w:r>
-        <w:rPr>
-          <w:i/>
-          <w:color w:val="6E6E6E"/>
-        </w:rPr>
-        <w:t xml:space="preserve"> (MoU signed June 2026; project at MoU stage)</w:t>
-      </w:r>
-    </w:p>
-    <w:p>
-      <w:pPr>
-        <w:spacing w:after="120"/>
-      </w:pPr>
-      <w:r>
-        <w:rPr>
-          <w:b/>
-          <w:color w:val="B31822"/>
-        </w:rPr>
-        <w:t xml:space="preserve">Johns Hopkins: </w:t>
-      </w:r>
-      <w:r>
-        <w:t>Johns Hopkins Medicine International describes a 10-year affiliation with HCL Healthcare from February 2014 covering outpatient and specialty care, training and clinical services.</w:t>
-      </w:r>
-      <w:hyperlink r:id="rId125">
-        <w:r>
-          <w:rPr>
-            <w:color w:val="B31822"/>
-            <w:vertAlign w:val="superscript"/>
-          </w:rPr>
-          <w:t xml:space="preserve">115,</w:t>
-        </w:r>
-      </w:hyperlink>
-      <w:hyperlink r:id="rId126">
-        <w:r>
-          <w:rPr>
-            <w:color w:val="B31822"/>
-            <w:vertAlign w:val="superscript"/>
-          </w:rPr>
-          <w:t xml:space="preserve">116</w:t>
-        </w:r>
-      </w:hyperlink>
-      <w:r>
-        <w:t xml:space="preserve"> Whether it continued beyond 2024 is not publicly known. Johns Hopkins University and IIT Bombay's Koita Centre for Digital Health announced a digital-health research collaboration on 9 February 2023.</w:t>
-      </w:r>
-      <w:hyperlink r:id="rId127">
-        <w:r>
-          <w:rPr>
-            <w:color w:val="B31822"/>
-            <w:vertAlign w:val="superscript"/>
-          </w:rPr>
-          <w:t xml:space="preserve">117</w:t>
-        </w:r>
-      </w:hyperlink>
-      <w:r>
-        <w:rPr>
-          <w:i/>
-          <w:color w:val="6E6E6E"/>
-        </w:rPr>
-        <w:t xml:space="preserve"> (HCL affiliation began 2014 for 10 years, current status not confirmed; IIT Bombay collaboration announced 2023, current status not confirmed)</w:t>
-      </w:r>
-    </w:p>
-    <w:p>
-      <w:pPr>
-        <w:spacing w:after="120"/>
-      </w:pPr>
-      <w:r>
-        <w:rPr>
-          <w:b/>
-          <w:color w:val="B31822"/>
-        </w:rPr>
-        <w:t xml:space="preserve">Memorial Sloan Kettering: </w:t>
-      </w:r>
-      <w:r>
-        <w:t>Memorial Sloan Kettering launched MSKCC India with the telemedicine company iCliniq on 2 August 2021, offering remote opinions coordinated from Chennai.</w:t>
-      </w:r>
-      <w:hyperlink r:id="rId128">
-        <w:r>
-          <w:rPr>
-            <w:color w:val="B31822"/>
-            <w:vertAlign w:val="superscript"/>
-          </w:rPr>
-          <w:t xml:space="preserve">118</w:t>
-        </w:r>
-      </w:hyperlink>
-      <w:r>
-        <w:t xml:space="preserve"> iCliniq's MSK India pages had been permanently removed by September 2026, so the service may have ended.</w:t>
-      </w:r>
-      <w:hyperlink r:id="rId129">
-        <w:r>
-          <w:rPr>
-            <w:color w:val="B31822"/>
-            <w:vertAlign w:val="superscript"/>
-          </w:rPr>
-          <w:t xml:space="preserve">119</w:t>
-        </w:r>
-      </w:hyperlink>
-      <w:r>
-        <w:rPr>
-          <w:i/>
-          <w:color w:val="6E6E6E"/>
-        </w:rPr>
-        <w:t xml:space="preserve"> (Launched 2021; current status not confirmed)</w:t>
-      </w:r>
-    </w:p>
-    <w:p>
-      <w:pPr>
-        <w:spacing w:after="120"/>
-      </w:pPr>
-      <w:r>
-        <w:rPr>
-          <w:b/>
-          <w:color w:val="B31822"/>
-        </w:rPr>
-        <w:t xml:space="preserve">MD Anderson Cancer Center: </w:t>
-      </w:r>
-      <w:r>
-        <w:t>MD Anderson signed a sister-institution agreement with Tata Memorial Hospital on 6 October 2003.</w:t>
-      </w:r>
-      <w:hyperlink r:id="rId130">
-        <w:r>
-          <w:rPr>
-            <w:color w:val="B31822"/>
-            <w:vertAlign w:val="superscript"/>
-          </w:rPr>
-          <w:t xml:space="preserve">120</w:t>
-        </w:r>
-      </w:hyperlink>
-      <w:r>
-        <w:t xml:space="preserve"> MD Anderson's site lists Tata Memorial as a partner in its Project ECHO palliative-care program for Africa and India, funded through its Sister Institution Network Fund.</w:t>
-      </w:r>
-      <w:hyperlink r:id="rId131">
-        <w:r>
-          <w:rPr>
-            <w:color w:val="B31822"/>
-            <w:vertAlign w:val="superscript"/>
-          </w:rPr>
-          <w:t xml:space="preserve">121</w:t>
-        </w:r>
-      </w:hyperlink>
-      <w:r>
-        <w:rPr>
-          <w:i/>
-          <w:color w:val="6E6E6E"/>
-        </w:rPr>
-        <w:t xml:space="preserve"> (Agreement signed 2003; Tata Memorial listed as ECHO partner on MD Anderson's site (2026))</w:t>
-      </w:r>
-    </w:p>
-    <w:p>
-      <w:pPr>
-        <w:spacing w:after="120"/>
-      </w:pPr>
-      <w:r>
-        <w:rPr>
-          <w:b/>
-          <w:color w:val="B31822"/>
-        </w:rPr>
-        <w:t xml:space="preserve">Mount Sinai Health System: </w:t>
-      </w:r>
-      <w:r>
-        <w:t>Mount Sinai announced an exclusive long-term collaboration with Ramaiah Memorial Hospital on 12 July 2024, and Deccan Herald reported a 10-year term from 1 July 2024.</w:t>
-      </w:r>
-      <w:hyperlink r:id="rId132">
-        <w:r>
-          <w:rPr>
-            <w:color w:val="B31822"/>
-            <w:vertAlign w:val="superscript"/>
-          </w:rPr>
-          <w:t xml:space="preserve">122,</w:t>
-        </w:r>
-      </w:hyperlink>
-      <w:hyperlink r:id="rId133">
-        <w:r>
-          <w:rPr>
-            <w:color w:val="B31822"/>
-            <w:vertAlign w:val="superscript"/>
-          </w:rPr>
-          <w:t xml:space="preserve">123,</w:t>
-        </w:r>
-      </w:hyperlink>
-      <w:hyperlink r:id="rId134">
-        <w:r>
-          <w:rPr>
-            <w:color w:val="B31822"/>
-            <w:vertAlign w:val="superscript"/>
-          </w:rPr>
-          <w:t xml:space="preserve">124</w:t>
-        </w:r>
-      </w:hyperlink>
-      <w:r>
-        <w:t xml:space="preserve"> It covers oncology, cardiology, neurosciences and urology-nephrology centers, quality and technology, and joint review of complex cases, and Ramaiah's website still presents it.</w:t>
-      </w:r>
-      <w:hyperlink r:id="rId132">
-        <w:r>
-          <w:rPr>
-            <w:color w:val="B31822"/>
-            <w:vertAlign w:val="superscript"/>
-          </w:rPr>
-          <w:t xml:space="preserve">122,</w:t>
-        </w:r>
-      </w:hyperlink>
-      <w:hyperlink r:id="rId134">
-        <w:r>
-          <w:rPr>
-            <w:color w:val="B31822"/>
-            <w:vertAlign w:val="superscript"/>
-          </w:rPr>
-          <w:t xml:space="preserve">124,</w:t>
-        </w:r>
-      </w:hyperlink>
-      <w:hyperlink r:id="rId135">
-        <w:r>
-          <w:rPr>
-            <w:color w:val="B31822"/>
-            <w:vertAlign w:val="superscript"/>
-          </w:rPr>
-          <w:t xml:space="preserve">125</w:t>
-        </w:r>
-      </w:hyperlink>
-      <w:r>
-        <w:t xml:space="preserve"> It is the closest peer model for a CSI affiliation.</w:t>
-      </w:r>
-      <w:r>
-        <w:rPr>
-          <w:i/>
-          <w:color w:val="6E6E6E"/>
-        </w:rPr>
-        <w:t xml:space="preserve"> (Signed July 2024; 10-year term reported; still presented on Ramaiah's website (2026))</w:t>
-      </w:r>
-    </w:p>
-    <w:p>
-      <w:pPr>
-        <w:spacing w:after="120"/>
-      </w:pPr>
-      <w:r>
-        <w:rPr>
-          <w:b/>
-          <w:color w:val="B31822"/>
-        </w:rPr>
-        <w:t xml:space="preserve">UCLA Health: </w:t>
-      </w:r>
-      <w:r>
-        <w:t>UCLA's OB/GYN department launched a resident exchange with Narendra Modi Medical College in 2024, began joint academic seminars in summer 2025 and completed the first phase of a postpartum-hemorrhage quality project with AIIMS New Delhi.</w:t>
-      </w:r>
-      <w:hyperlink r:id="rId136">
-        <w:r>
-          <w:rPr>
-            <w:color w:val="B31822"/>
-            <w:vertAlign w:val="superscript"/>
-          </w:rPr>
-          <w:t xml:space="preserve">126</w:t>
-        </w:r>
-      </w:hyperlink>
-      <w:r>
-        <w:t xml:space="preserve"> These are grant-funded departmental projects, not UCLA Health system affiliations.</w:t>
-      </w:r>
-      <w:hyperlink r:id="rId136">
-        <w:r>
-          <w:rPr>
-            <w:color w:val="B31822"/>
-            <w:vertAlign w:val="superscript"/>
-          </w:rPr>
-          <w:t xml:space="preserve">126</w:t>
-        </w:r>
-      </w:hyperlink>
-      <w:r>
-        <w:rPr>
-          <w:i/>
-          <w:color w:val="6E6E6E"/>
-        </w:rPr>
-        <w:t xml:space="preserve"> (Began 2024; department level)</w:t>
-      </w:r>
-    </w:p>
-    <w:p>
-      <w:pPr>
-        <w:spacing w:after="120"/>
-      </w:pPr>
-      <w:r>
-        <w:rPr>
-          <w:b/>
-          <w:color w:val="B31822"/>
-        </w:rPr>
-        <w:t xml:space="preserve">NewYork-Presbyterian: </w:t>
-      </w:r>
-      <w:r>
-        <w:t>NewYork-Presbyterian emergency-medicine volunteers ran disaster-preparedness training and drills in Ahmedabad in November 2007 and in Mumbai in October and November 2008.</w:t>
-      </w:r>
-      <w:hyperlink r:id="rId137">
-        <w:r>
-          <w:rPr>
-            <w:color w:val="B31822"/>
-            <w:vertAlign w:val="superscript"/>
-          </w:rPr>
-          <w:t xml:space="preserve">127</w:t>
-        </w:r>
-      </w:hyperlink>
-      <w:r>
-        <w:rPr>
-          <w:i/>
-          <w:color w:val="6E6E6E"/>
-        </w:rPr>
-        <w:t xml:space="preserve"> (Held 2007 and 2008; no current program publicly listed)</w:t>
-      </w:r>
-    </w:p>
-    <w:p>
-      <w:pPr>
-        <w:spacing w:after="120"/>
-      </w:pPr>
-      <w:r>
-        <w:rPr>
-          <w:b/>
-          <w:color w:val="B31822"/>
-        </w:rPr>
-        <w:t xml:space="preserve">UPMC: </w:t>
-      </w:r>
-      <w:r>
-        <w:t>UPMC signed a telemedicine second-opinion agreement with TeleChikitsa Ventures in February 2014, its second India agreement after helping Citizens Hospital build a clinical pathology laboratory.</w:t>
-      </w:r>
-      <w:hyperlink r:id="rId138">
-        <w:r>
-          <w:rPr>
-            <w:color w:val="B31822"/>
-            <w:vertAlign w:val="superscript"/>
-          </w:rPr>
-          <w:t xml:space="preserve">128</w:t>
-        </w:r>
-      </w:hyperlink>
-      <w:r>
-        <w:t xml:space="preserve"> UPMC International's locations page lists Croatia, Ireland and Italy but not India.</w:t>
-      </w:r>
-      <w:hyperlink r:id="rId139">
-        <w:r>
-          <w:rPr>
-            <w:color w:val="B31822"/>
-            <w:vertAlign w:val="superscript"/>
-          </w:rPr>
-          <w:t xml:space="preserve">129</w:t>
-        </w:r>
-      </w:hyperlink>
-      <w:r>
-        <w:rPr>
-          <w:i/>
-          <w:color w:val="6E6E6E"/>
-        </w:rPr>
-        <w:t xml:space="preserve"> (Announced 2014; current status not confirmed; India not listed on UPMC International's locations page (2026))</w:t>
-      </w:r>
-    </w:p>
-    <w:p>
-      <w:pPr>
-        <w:spacing w:after="120"/>
-      </w:pPr>
-      <w:r>
-        <w:rPr>
-          <w:b/>
-          <w:color w:val="B31822"/>
-        </w:rPr>
-        <w:t xml:space="preserve">Mass General Brigham: </w:t>
-      </w:r>
-      <w:r>
-        <w:t>Harvard Medical International helped Wockhardt Hospitals develop facilities, clinical programs and a performance-improvement plan that led to international accreditation.</w:t>
-      </w:r>
-      <w:hyperlink r:id="rId140">
-        <w:r>
-          <w:rPr>
-            <w:color w:val="B31822"/>
-            <w:vertAlign w:val="superscript"/>
-          </w:rPr>
-          <w:t xml:space="preserve">130</w:t>
-        </w:r>
-      </w:hyperlink>
-      <w:r>
-        <w:t xml:space="preserve"> Partners HealthCare took over HMI in 2008 as Partners Harvard Medical International and announced in November 2019 that it would rename itself Mass General Brigham.</w:t>
-      </w:r>
-      <w:hyperlink r:id="rId141">
-        <w:r>
-          <w:rPr>
-            <w:color w:val="B31822"/>
-            <w:vertAlign w:val="superscript"/>
-          </w:rPr>
-          <w:t xml:space="preserve">131,</w:t>
-        </w:r>
-      </w:hyperlink>
-      <w:hyperlink r:id="rId142">
-        <w:r>
-          <w:rPr>
-            <w:color w:val="B31822"/>
-            <w:vertAlign w:val="superscript"/>
-          </w:rPr>
-          <w:t xml:space="preserve">132</w:t>
-        </w:r>
-      </w:hyperlink>
-      <w:r>
-        <w:t xml:space="preserve"> Wockhardt described a ten-year PHMI relationship in 2010-11, and MGB's global partnerships page does not list India.</w:t>
-      </w:r>
-      <w:hyperlink r:id="rId143">
-        <w:r>
-          <w:rPr>
-            <w:color w:val="B31822"/>
-            <w:vertAlign w:val="superscript"/>
-          </w:rPr>
-          <w:t xml:space="preserve">133,</w:t>
-        </w:r>
-      </w:hyperlink>
-      <w:hyperlink r:id="rId144">
-        <w:r>
-          <w:rPr>
-            <w:color w:val="B31822"/>
-            <w:vertAlign w:val="superscript"/>
-          </w:rPr>
-          <w:t xml:space="preserve">134</w:t>
-        </w:r>
-      </w:hyperlink>
-      <w:r>
-        <w:rPr>
-          <w:i/>
-          <w:color w:val="6E6E6E"/>
-        </w:rPr>
-        <w:t xml:space="preserve"> (Began about 2001; current status not confirmed; no India partnership on MGB's global partnerships page (2026))</w:t>
-      </w:r>
-    </w:p>
-    <w:p>
-      <w:pPr>
-        <w:spacing w:after="120"/>
-      </w:pPr>
-      <w:r>
-        <w:rPr>
-          <w:b/>
-          <w:color w:val="B31822"/>
-        </w:rPr>
-        <w:t xml:space="preserve">Houston Methodist; Northwestern Medicine: </w:t>
-      </w:r>
-      <w:r>
-        <w:t>No India partnership was found on the international pages of Houston Methodist or Northwestern Medicine.</w:t>
-      </w:r>
-      <w:hyperlink r:id="rId145">
-        <w:r>
-          <w:rPr>
-            <w:color w:val="B31822"/>
-            <w:vertAlign w:val="superscript"/>
-          </w:rPr>
-          <w:t xml:space="preserve">135,</w:t>
-        </w:r>
-      </w:hyperlink>
-      <w:hyperlink r:id="rId146">
-        <w:r>
-          <w:rPr>
-            <w:color w:val="B31822"/>
-            <w:vertAlign w:val="superscript"/>
-          </w:rPr>
-          <w:t xml:space="preserve">136</w:t>
-        </w:r>
-      </w:hyperlink>
-      <w:r>
-        <w:rPr>
-          <w:i/>
-          <w:color w:val="6E6E6E"/>
-        </w:rPr>
-        <w:t xml:space="preserve"> (No India partnership listed (2026))</w:t>
-      </w:r>
-    </w:p>
-    <w:p>
-      <w:pPr>
-        <w:spacing w:before="120" w:after="80"/>
-      </w:pPr>
-      <w:r>
-        <w:rPr>
-          <w:b/>
-          <w:u w:val="single"/>
-        </w:rPr>
-        <w:t>Other foreign health systems and investors:</w:t>
-      </w:r>
-    </w:p>
-    <w:p>
-      <w:pPr>
-        <w:spacing w:after="120"/>
-      </w:pPr>
-      <w:r>
-        <w:rPr>
-          <w:b/>
-          <w:color w:val="B31822"/>
-        </w:rPr>
-        <w:t xml:space="preserve">IHH Healthcare (Malaysia): </w:t>
-      </w:r>
-      <w:r>
-        <w:t>Malaysia's IHH Healthcare controls Fortis.</w:t>
-      </w:r>
-      <w:hyperlink r:id="rId81">
-        <w:r>
-          <w:rPr>
-            <w:color w:val="B31822"/>
-            <w:vertAlign w:val="superscript"/>
-          </w:rPr>
-          <w:t xml:space="preserve">71</w:t>
-        </w:r>
-      </w:hyperlink>
-      <w:r>
-        <w:t xml:space="preserve"> Its mandatory open offer closed in November 2025 with only 1,778 shares tendered, leaving its stake at about 31.17 percent.</w:t>
-      </w:r>
-      <w:hyperlink r:id="rId81">
-        <w:r>
-          <w:rPr>
-            <w:color w:val="B31822"/>
-            <w:vertAlign w:val="superscript"/>
-          </w:rPr>
-          <w:t xml:space="preserve">71</w:t>
-        </w:r>
-      </w:hyperlink>
-      <w:r>
-        <w:rPr>
-          <w:i/>
-          <w:color w:val="6E6E6E"/>
-        </w:rPr>
-        <w:t xml:space="preserve"> (Controlling shareholder; open offer closed November 2025)</w:t>
-      </w:r>
-    </w:p>
-    <w:p>
-      <w:pPr>
-        <w:spacing w:after="120"/>
-      </w:pPr>
-      <w:r>
-        <w:rPr>
-          <w:b/>
-          <w:color w:val="B31822"/>
-        </w:rPr>
-        <w:t xml:space="preserve">Blackstone: </w:t>
-      </w:r>
-      <w:r>
-        <w:t>Aster DM Healthcare and Blackstone-backed Quality Care India announced their merger in January 2025, and the combined Aster DM Quality Care began operating in July 2026 with more than 10,600 beds.</w:t>
-      </w:r>
-      <w:hyperlink r:id="rId76">
-        <w:r>
-          <w:rPr>
-            <w:color w:val="B31822"/>
-            <w:vertAlign w:val="superscript"/>
-          </w:rPr>
-          <w:t xml:space="preserve">66,</w:t>
-        </w:r>
-      </w:hyperlink>
-      <w:hyperlink r:id="rId77">
-        <w:r>
-          <w:rPr>
-            <w:color w:val="B31822"/>
-            <w:vertAlign w:val="superscript"/>
-          </w:rPr>
-          <w:t xml:space="preserve">67</w:t>
-        </w:r>
-      </w:hyperlink>
-      <w:r>
-        <w:rPr>
-          <w:i/>
-          <w:color w:val="6E6E6E"/>
-        </w:rPr>
-        <w:t xml:space="preserve"> (Merger announced January 2025; effective July 2026)</w:t>
-      </w:r>
-    </w:p>
-    <w:p>
-      <w:pPr>
-        <w:spacing w:after="120"/>
-      </w:pPr>
-      <w:r>
-        <w:rPr>
-          <w:b/>
-          <w:color w:val="B31822"/>
-        </w:rPr>
-        <w:t xml:space="preserve">KKR: </w:t>
-      </w:r>
-      <w:r>
-        <w:t>KKR agreed on 6 August 2026 to buy Medicover India, 24 hospitals with about 4,800 beds, from Sweden's Medicover, which is leaving the Indian hospital market.</w:t>
-      </w:r>
-      <w:hyperlink r:id="rId84">
-        <w:r>
-          <w:rPr>
-            <w:color w:val="B31822"/>
-            <w:vertAlign w:val="superscript"/>
-          </w:rPr>
-          <w:t xml:space="preserve">74,</w:t>
-        </w:r>
-      </w:hyperlink>
-      <w:hyperlink r:id="rId147">
-        <w:r>
-          <w:rPr>
-            <w:color w:val="B31822"/>
-            <w:vertAlign w:val="superscript"/>
-          </w:rPr>
-          <w:t xml:space="preserve">137</w:t>
-        </w:r>
-      </w:hyperlink>
-      <w:r>
-        <w:t xml:space="preserve"> Closing is expected in the fourth quarter of 2026, subject to approvals.</w:t>
-      </w:r>
-      <w:hyperlink r:id="rId147">
-        <w:r>
-          <w:rPr>
-            <w:color w:val="B31822"/>
-            <w:vertAlign w:val="superscript"/>
-          </w:rPr>
-          <w:t xml:space="preserve">137</w:t>
-        </w:r>
-      </w:hyperlink>
-      <w:r>
-        <w:rPr>
-          <w:i/>
-          <w:color w:val="6E6E6E"/>
-        </w:rPr>
-        <w:t xml:space="preserve"> (Agreed August 2026; closing expected in the fourth quarter of 2026)</w:t>
-      </w:r>
-    </w:p>
-    <w:p>
-      <w:pPr>
-        <w:spacing w:after="120"/>
-      </w:pPr>
-      <w:r>
-        <w:rPr>
-          <w:b/>
-          <w:color w:val="B31822"/>
-        </w:rPr>
-        <w:t xml:space="preserve">King's College London; Guy's and St Thomas' NHS Foundation Trust: </w:t>
-      </w:r>
-      <w:r>
-        <w:t>King's College London and Guy's and St Thomas' NHS Foundation Trust formed a Health Partners Academy with P. D. Hinduja Hospital in April 2024.</w:t>
-      </w:r>
-      <w:hyperlink r:id="rId148">
-        <w:r>
-          <w:rPr>
-            <w:color w:val="B31822"/>
-            <w:vertAlign w:val="superscript"/>
-          </w:rPr>
-          <w:t xml:space="preserve">138,</w:t>
-        </w:r>
-      </w:hyperlink>
-      <w:hyperlink r:id="rId149">
-        <w:r>
-          <w:rPr>
-            <w:color w:val="B31822"/>
-            <w:vertAlign w:val="superscript"/>
-          </w:rPr>
-          <w:t xml:space="preserve">139</w:t>
-        </w:r>
-      </w:hyperlink>
-      <w:r>
-        <w:rPr>
-          <w:i/>
-          <w:color w:val="6E6E6E"/>
-        </w:rPr>
-        <w:t xml:space="preserve"> (Formed April 2024; current status not confirmed)</w:t>
-      </w:r>
     </w:p>
     <w:p>
       <w:r>
@@ -6378,13 +8385,13 @@
           <w:t xml:space="preserve">22,</w:t>
         </w:r>
       </w:hyperlink>
-      <w:hyperlink r:id="rId150">
+      <w:hyperlink r:id="rId159">
         <w:r>
           <w:rPr>
             <w:color w:val="B31822"/>
             <w:vertAlign w:val="superscript"/>
           </w:rPr>
-          <w:t xml:space="preserve">140</w:t>
+          <w:t xml:space="preserve">148</w:t>
         </w:r>
       </w:hyperlink>
       <w:r>
@@ -6443,22 +8450,22 @@
           <w:t xml:space="preserve">103,</w:t>
         </w:r>
       </w:hyperlink>
-      <w:hyperlink r:id="rId123">
+      <w:hyperlink r:id="rId160">
         <w:r>
           <w:rPr>
             <w:color w:val="B31822"/>
             <w:vertAlign w:val="superscript"/>
           </w:rPr>
-          <w:t xml:space="preserve">113,</w:t>
+          <w:t xml:space="preserve">149,</w:t>
         </w:r>
       </w:hyperlink>
-      <w:hyperlink r:id="rId151">
+      <w:hyperlink r:id="rId161">
         <w:r>
           <w:rPr>
             <w:color w:val="B31822"/>
             <w:vertAlign w:val="superscript"/>
           </w:rPr>
-          <w:t xml:space="preserve">141</w:t>
+          <w:t xml:space="preserve">150</w:t>
         </w:r>
       </w:hyperlink>
       <w:r>
@@ -6526,13 +8533,13 @@
           <w:t xml:space="preserve">63,</w:t>
         </w:r>
       </w:hyperlink>
-      <w:hyperlink r:id="rId152">
+      <w:hyperlink r:id="rId162">
         <w:r>
           <w:rPr>
             <w:color w:val="B31822"/>
             <w:vertAlign w:val="superscript"/>
           </w:rPr>
-          <w:t xml:space="preserve">142</w:t>
+          <w:t xml:space="preserve">151</w:t>
         </w:r>
       </w:hyperlink>
       <w:r>
@@ -6585,22 +8592,22 @@
       <w:r>
         <w:t xml:space="preserve"> Medicover valued the business at EUR 1.2 billion and expects the deal to close in the fourth quarter of 2026, subject to approvals, as it leaves Indian hospitals to focus on Poland, Germany and Romania.</w:t>
       </w:r>
-      <w:hyperlink r:id="rId147">
+      <w:hyperlink r:id="rId163">
         <w:r>
           <w:rPr>
             <w:color w:val="B31822"/>
             <w:vertAlign w:val="superscript"/>
           </w:rPr>
-          <w:t xml:space="preserve">137,</w:t>
+          <w:t xml:space="preserve">152,</w:t>
         </w:r>
       </w:hyperlink>
-      <w:hyperlink r:id="rId153">
+      <w:hyperlink r:id="rId164">
         <w:r>
           <w:rPr>
             <w:color w:val="B31822"/>
             <w:vertAlign w:val="superscript"/>
           </w:rPr>
-          <w:t xml:space="preserve">143</w:t>
+          <w:t xml:space="preserve">153</w:t>
         </w:r>
       </w:hyperlink>
     </w:p>
@@ -6668,13 +8675,13 @@
           <w:t xml:space="preserve">57,</w:t>
         </w:r>
       </w:hyperlink>
-      <w:hyperlink r:id="rId154">
+      <w:hyperlink r:id="rId165">
         <w:r>
           <w:rPr>
             <w:color w:val="B31822"/>
             <w:vertAlign w:val="superscript"/>
           </w:rPr>
-          <w:t xml:space="preserve">144</w:t>
+          <w:t xml:space="preserve">154</w:t>
         </w:r>
       </w:hyperlink>
     </w:p>

--- a/output/India_Profile_DRAFT.docx
+++ b/output/India_Profile_DRAFT.docx
@@ -24,7 +24,7 @@
       <w:r>
         <w:drawing>
           <wp:inline xmlns:a="http://schemas.openxmlformats.org/drawingml/2006/main" xmlns:pic="http://schemas.openxmlformats.org/drawingml/2006/picture">
-            <wp:extent cx="6188710" cy="2784920"/>
+            <wp:extent cx="6188710" cy="3482119"/>
             <wp:docPr id="1" name="Picture 1"/>
             <wp:cNvGraphicFramePr>
               <a:graphicFrameLocks noChangeAspect="1"/>
@@ -33,7 +33,7 @@
               <a:graphicData uri="http://schemas.openxmlformats.org/drawingml/2006/picture">
                 <pic:pic>
                   <pic:nvPicPr>
-                    <pic:cNvPr id="0" name="India_cover_map.png"/>
+                    <pic:cNvPr id="0" name="India.jpg"/>
                     <pic:cNvPicPr/>
                   </pic:nvPicPr>
                   <pic:blipFill>
@@ -45,7 +45,7 @@
                   <pic:spPr>
                     <a:xfrm>
                       <a:off x="0" y="0"/>
-                      <a:ext cx="6188710" cy="2784920"/>
+                      <a:ext cx="6188710" cy="3482119"/>
                     </a:xfrm>
                     <a:prstGeom prst="rect"/>
                   </pic:spPr>
